--- a/themes/theme-11/theme 11 draft.docx
+++ b/themes/theme-11/theme 11 draft.docx
@@ -544,7 +544,7 @@
         <w:pStyle w:val="FirstParagraph"/>
       </w:pPr>
       <w:r>
-        <w:t xml:space="preserve">Черновик Checkpoint 1, 15.10.2026. Основа — themes/theme-11/checkpoint-0.md. Пометки:</w:t>
+        <w:t xml:space="preserve">Черновик после Checkpoint 3, 15.10.2026 (сверка — editorial/reports/cp2-tema-11-2026-10-15.md, реестр — evidence-ledger.md). Основа — themes/theme-11/checkpoint-0.md. Пометки:</w:t>
       </w:r>
       <w:r>
         <w:t xml:space="preserve"> </w:t>
@@ -693,7 +693,7 @@
         <w:pStyle w:val="FirstParagraph"/>
       </w:pPr>
       <w:r>
-        <w:t xml:space="preserve">К вечеру туфли стали тесными, днём болела голова, ребёнок с утра двигался как-то тише. Всё это женщина замечает сама, раньше любого врача. Врач видит её раз в несколько недель, а она себя — каждый день.</w:t>
+        <w:t xml:space="preserve">К вечеру туфли стали тесными, днём болела голова, ребёнок с утра двигался как-то тише. Всё это женщина замечает сама и раньше врача, которого видит раз в несколько недель.</w:t>
       </w:r>
     </w:p>
     <w:p>
@@ -820,16 +820,16 @@
         <w:t xml:space="preserve"> </w:t>
       </w:r>
       <w:r>
-        <w:t xml:space="preserve">Считать шевеления всем подряд рекомендации не предлагают: данных, что подсчёт улучшает исходы, нет </w:t>
-      </w:r>
-      <w:r>
-        <w:rPr>
-          <w:highlight w:val="yellow"/>
-        </w:rPr>
-        <w:t>[ист.: КР НБ, 2.2, с. 19]</w:t>
-      </w:r>
-      <w:r>
-        <w:t>. Подсчёт назначают отдельным женщинам (раздел 11.2).</w:t>
+        <w:t xml:space="preserve">Всем беременным после 26 недель советуют каждый день замечать характер шевелений, а считать — только в определённых случаях </w:t>
+      </w:r>
+      <w:r>
+        <w:rPr>
+          <w:highlight w:val="yellow"/>
+        </w:rPr>
+        <w:t>[ист.: КР 774, 2.1; КР НБ, 2.2, с. 19]</w:t>
+      </w:r>
+      <w:r>
+        <w:t xml:space="preserve"> (раздел 11.2).</w:t>
       </w:r>
     </w:p>
     <w:p>
@@ -899,16 +899,16 @@
         <w:t xml:space="preserve"> </w:t>
       </w:r>
       <w:r>
-        <w:t xml:space="preserve">Отличить воды от обильных выделений или от подтекания мочи по виду и ощущениям нельзя; это определяют на осмотре и с помощью специальных тестов </w:t>
-      </w:r>
-      <w:r>
-        <w:rPr>
-          <w:highlight w:val="yellow"/>
-        </w:rPr>
-        <w:t>[ИСТОЧНИК: КР «Преждевременный разрыв плодных оболочек» или КР «Преждевременные роды» — можно ли отличить подтекание вод дома; legacy «Тема 9», п. 2]</w:t>
-      </w:r>
-      <w:r>
-        <w:t>. Поэтому обильные жидкие выделения — повод ехать, а не наблюдать (раздел 11.7).</w:t>
+        <w:t xml:space="preserve">Рекомендации описывают излитие вод как обильные жидкие выделения из половых путей или постоянное подтекание жидкости из влагалища и считают его поводом для госпитализации </w:t>
+      </w:r>
+      <w:r>
+        <w:rPr>
+          <w:highlight w:val="yellow"/>
+        </w:rPr>
+        <w:t>[ист.: КР НБ и КР «Преждевременные роды» 2024, ID 331 — по реестру Темы 9, раздел 9.12]</w:t>
+      </w:r>
+      <w:r>
+        <w:t>. Воды это, обильные выделения или моча, выясняют в роддоме, поэтому такие выделения — повод ехать, а не наблюдать (раздел 11.7).</w:t>
       </w:r>
     </w:p>
     <w:p>
@@ -991,7 +991,7 @@
         <w:pStyle w:val="FirstParagraph"/>
       </w:pPr>
       <w:r>
-        <w:t xml:space="preserve">Из этого следует простое правило: самонаблюдение заканчивается на вопросе «что изменилось и насколько быстро». Ответ на вопрос «что это» дают осмотр и обследование.</w:t>
+        <w:t xml:space="preserve">Дома отвечают на вопрос «что изменилось и насколько быстро», а на вопрос «что это» — осмотр и обследование.</w:t>
       </w:r>
     </w:p>
     <w:bookmarkEnd w:id="23"/>
@@ -1019,7 +1019,16 @@
         <w:pStyle w:val="FirstParagraph"/>
       </w:pPr>
       <w:r>
-        <w:t xml:space="preserve">Первые шевеления легко принять за работу кишечника: что-то лёгкое перекатывается внутри, и непонятно, ребёнок это или нет. По данным Национальной службы здравоохранения Великобритании (NHS), шевеления обычно начинают ощущаться между 16-й и 24-й неделями; в первую беременность — нередко только после 20 недель </w:t>
+        <w:t xml:space="preserve">Первые шевеления легко принять за работу кишечника: что-то лёгкое перекатывается внутри, и непонятно, ребёнок это или нет. Чаще всего женщины начинают чувствовать шевеления с 18–20 недель; рожавшие раньше иногда замечают их уже в 16 недель, а в первую беременность это может случиться заметно позже 20 недель </w:t>
+      </w:r>
+      <w:r>
+        <w:rPr>
+          <w:highlight w:val="yellow"/>
+        </w:rPr>
+        <w:t>[ист.: RCOG GTG 57, 2026, раздел 4, с. e72]</w:t>
+      </w:r>
+      <w:r>
+        <w:t xml:space="preserve">. NHS называет промежуток от 16 до 24 недель </w:t>
       </w:r>
       <w:r>
         <w:rPr>
@@ -1028,7 +1037,7 @@
         <w:t>[ист.: NHS, Your baby’s movements, 2024]</w:t>
       </w:r>
       <w:r>
-        <w:t xml:space="preserve">. Российские рекомендации предписывают врачу спрашивать о характере шевелений на каждом визите после 16–20 недель, то есть с того времени, когда женщина начинает их ощущать </w:t>
+        <w:t xml:space="preserve">. Российские рекомендации предписывают врачу спрашивать о характере шевелений на каждом визите после 16–20 недель </w:t>
       </w:r>
       <w:r>
         <w:rPr>
@@ -1045,7 +1054,16 @@
         <w:pStyle w:val="BodyText"/>
       </w:pPr>
       <w:r>
-        <w:t xml:space="preserve">Если к 24 неделям вы ещё ни разу не почувствовали шевелений, скажите об этом врачу: он проверит сердцебиение ребёнка и при необходимости назначит обследование </w:t>
+        <w:t xml:space="preserve">Если плацента расположена на передней стенке матки, до 28 недель она может приглушать ощущение шевелений </w:t>
+      </w:r>
+      <w:r>
+        <w:rPr>
+          <w:highlight w:val="yellow"/>
+        </w:rPr>
+        <w:t>[ист.: RCOG GTG 57, 2026, раздел 5, с. e73]</w:t>
+      </w:r>
+      <w:r>
+        <w:t xml:space="preserve">. Если к 24 неделям вы ещё ни разу не почувствовали шевелений, скажите об этом врачу: он проверит сердцебиение ребёнка и при необходимости назначит обследование </w:t>
       </w:r>
       <w:r>
         <w:rPr>
@@ -1081,6 +1099,15 @@
         <w:t>[ист.: NHS, 2024]</w:t>
       </w:r>
       <w:r>
+        <w:t xml:space="preserve">. Число движений обычно растёт примерно до 32 недель, а к 28–32 неделям у них складывается привычный рисунок </w:t>
+      </w:r>
+      <w:r>
+        <w:rPr>
+          <w:highlight w:val="yellow"/>
+        </w:rPr>
+        <w:t>[ист.: RCOG GTG 57, 2026, разделы 2 и 4, с. e71–e72]</w:t>
+      </w:r>
+      <w:r>
         <w:t>.</w:t>
       </w:r>
     </w:p>
@@ -1089,22 +1116,31 @@
         <w:pStyle w:val="BodyText"/>
       </w:pPr>
       <w:r>
-        <w:t xml:space="preserve">Распространённое убеждение — перед родами ребёнок затихает, потому что ему тесно. Ощущения действительно могут меняться: вместо резких толчков — потягивания, перекатывания. Но шевеления ощущаются вплоть до родов и во время родов </w:t>
-      </w:r>
-      <w:r>
-        <w:rPr>
-          <w:highlight w:val="yellow"/>
-        </w:rPr>
-        <w:t>[ист.: NHS, 2024]</w:t>
-      </w:r>
-      <w:r>
-        <w:t xml:space="preserve">, и их ослабление в конце беременности не считается нормой, которую можно переждать </w:t>
-      </w:r>
-      <w:r>
-        <w:rPr>
-          <w:highlight w:val="yellow"/>
-        </w:rPr>
-        <w:t>[ИСТОЧНИК: RCOG Green-top Guideline No. 57, 2-е изд., BJOG 2026;133(8):e70–e92 — уменьшаются ли шевеления перед родами (запись 72)]</w:t>
+        <w:t xml:space="preserve">Распространённое убеждение — перед родами ребёнок затихает, потому что ему тесно. Меняется характер движений: в третьем триместре толчки сменяются перекатываниями, потягиваниями, упорами. Частота шевелений к концу беременности не уменьшается; у большинства женщин (90 %) после 32 недель шевеления до самых родов становятся сильнее или остаются прежними </w:t>
+      </w:r>
+      <w:r>
+        <w:rPr>
+          <w:highlight w:val="yellow"/>
+        </w:rPr>
+        <w:t>[ист.: RCOG GTG 57, 2026, раздел 4, с. e72–e73]</w:t>
+      </w:r>
+      <w:r>
+        <w:t xml:space="preserve">. Британское руководство отдельно подчёркивает, что женщине нужно ясно сказать: к концу беременности шевеления не уменьшаются </w:t>
+      </w:r>
+      <w:r>
+        <w:rPr>
+          <w:highlight w:val="yellow"/>
+        </w:rPr>
+        <w:t>[ист.: RCOG GTG 57, 2026, раздел 10, с. e82]</w:t>
+      </w:r>
+      <w:r>
+        <w:t xml:space="preserve">. Среди женщин, у которых ребёнок погиб внутриутробно, были те, кто принял ослабление шевелений за норму, потому что слышал, что перед родами ребёнок двигается меньше </w:t>
+      </w:r>
+      <w:r>
+        <w:rPr>
+          <w:highlight w:val="yellow"/>
+        </w:rPr>
+        <w:t>[ист.: RCOG GTG 57, 2026, раздел 5, с. e74]</w:t>
       </w:r>
       <w:r>
         <w:t>.</w:t>
@@ -1134,7 +1170,25 @@
         <w:t>[ист.: NHS, 2024]</w:t>
       </w:r>
       <w:r>
-        <w:t>. Один активен вечером, когда мама ложится, другой — после еды, третий толкается по утрам. Важно знать, как обычно двигается именно ваш ребёнок день ото дня.</w:t>
+        <w:t xml:space="preserve">, и общепринятого определения нормальных или уменьшенных шевелений не существует </w:t>
+      </w:r>
+      <w:r>
+        <w:rPr>
+          <w:highlight w:val="yellow"/>
+        </w:rPr>
+        <w:t>[ист.: RCOG GTG 57, 2026, раздел 4, с. e73]</w:t>
+      </w:r>
+      <w:r>
+        <w:t xml:space="preserve">. Ребёнок не двигается постоянно: у него есть периоды сна, когда шевелений обычно нет. Такие периоды повторяются днём и ночью, длятся обычно 20–40 минут и у здорового ребёнка редко дольше 90 минут </w:t>
+      </w:r>
+      <w:r>
+        <w:rPr>
+          <w:highlight w:val="yellow"/>
+        </w:rPr>
+        <w:t>[ист.: RCOG GTG 57, 2026, раздел 4, с. e73]</w:t>
+      </w:r>
+      <w:r>
+        <w:t>.</w:t>
       </w:r>
     </w:p>
     <w:p>
@@ -1142,7 +1196,25 @@
         <w:pStyle w:val="BodyText"/>
       </w:pPr>
       <w:r>
-        <w:t xml:space="preserve">Привычный рисунок складывается сам, без специального подсчёта. Чтобы его заметить, достаточно обратить внимание на несколько вещей: в какое время суток ребёнок обычно активен, как ощущаются его движения, бывают ли долгие затишья и в какие часы. Этот рисунок — ваша точка отсчёта. С ним сравнивают, а не с числами из интернета или с ребёнком подруги.</w:t>
+        <w:t xml:space="preserve">Привычный рисунок складывается сам, без специального подсчёта. Чтобы его заметить, обратите внимание на несколько вещей: в какое время суток ребёнок обычно активен, как ощущаются его движения, бывают ли долгие затишья и в какие часы. Больше всего шевелений обычно бывает днём ближе к вечеру и вечером. Лучше всего их чувствуют лёжа на боку, хуже — сидя и меньше всего — стоя; на работе и в движении женщина замечает не все шевеления </w:t>
+      </w:r>
+      <w:r>
+        <w:rPr>
+          <w:highlight w:val="yellow"/>
+        </w:rPr>
+        <w:t>[ист.: RCOG GTG 57, 2026, разделы 4–5, с. e73]</w:t>
+      </w:r>
+      <w:r>
+        <w:t xml:space="preserve">. Если вы сомневаетесь, лягте на бок в тихой комнате и сосредоточьтесь на ощущениях: при внимательном наблюдении замечаются движения, которые раньше проходили мимо </w:t>
+      </w:r>
+      <w:r>
+        <w:rPr>
+          <w:highlight w:val="yellow"/>
+        </w:rPr>
+        <w:t>[ист.: RCOG GTG 57, 2026, раздел 5, с. e73]</w:t>
+      </w:r>
+      <w:r>
+        <w:t>. Но если и так ребёнок двигается меньше обычного, не продолжайте наблюдение — обращайтесь (ниже).</w:t>
       </w:r>
     </w:p>
     <w:bookmarkEnd w:id="27"/>
@@ -1169,7 +1241,7 @@
         <w:t>[ист.: КР НБ, 2.2, с. 19]</w:t>
       </w:r>
       <w:r>
-        <w:t>. Слово «субъективное» означает, что для обращения не нужно ничего считать и доказывать. Достаточно ощущения, что ребёнок двигается не так, как обычно.</w:t>
+        <w:t>. Слово «субъективное» означает, что поводом служит ваше ощущение: доказывать его подсчётом не обязательно. Когда короткий тест всё-таки помогает, сказано ниже.</w:t>
       </w:r>
     </w:p>
     <w:p>
@@ -1249,13 +1321,25 @@
         <w:t>[ист.: NHS, 2024]</w:t>
       </w:r>
       <w:r>
-        <w:t xml:space="preserve">. </w:t>
-      </w:r>
-      <w:r>
-        <w:rPr>
-          <w:highlight w:val="yellow"/>
-        </w:rPr>
-        <w:t>[ИСТОЧНИК: КР «Признаки внутриутробной гипоксии плода…» (запись 74) — механизм: почему при недостатке кислорода плод снижает двигательную активность]</w:t>
+        <w:t xml:space="preserve">. Уменьшение шевелений связано с задержкой роста ребёнка и с недостаточной работой плаценты </w:t>
+      </w:r>
+      <w:r>
+        <w:rPr>
+          <w:highlight w:val="yellow"/>
+        </w:rPr>
+        <w:t>[ист.: RCOG GTG 57, 2026, ключевые рекомендации, с. e70; раздел 2, с. e71]</w:t>
+      </w:r>
+      <w:r>
+        <w:t xml:space="preserve">. Российские рекомендации называют изменение двигательной активности одним из признаков дистресса плода — состояния, когда ребёнку не хватает кислорода </w:t>
+      </w:r>
+      <w:r>
+        <w:rPr>
+          <w:highlight w:val="yellow"/>
+        </w:rPr>
+        <w:t>[ист.: КР «Признаки внутриутробной гипоксии плода…», 2023, ID 774, 1.1]</w:t>
+      </w:r>
+      <w:r>
+        <w:t>.</w:t>
       </w:r>
     </w:p>
     <w:p>
@@ -1263,13 +1347,13 @@
         <w:pStyle w:val="BodyText"/>
       </w:pPr>
       <w:r>
-        <w:t xml:space="preserve">Большинство обращений по поводу шевелений заканчивается тем, что с ребёнком всё в порядке </w:t>
-      </w:r>
-      <w:r>
-        <w:rPr>
-          <w:highlight w:val="yellow"/>
-        </w:rPr>
-        <w:t>[ИСТОЧНИК: RCOG GTG 57, 2026 (запись 72) — доля обращений без выявленной патологии]</w:t>
+        <w:t xml:space="preserve">У большинства женщин, обратившихся из-за уменьшения шевелений (около 70 %), беременность заканчивается рождением здорового ребёнка </w:t>
+      </w:r>
+      <w:r>
+        <w:rPr>
+          <w:highlight w:val="yellow"/>
+        </w:rPr>
+        <w:t>[ист.: RCOG GTG 57, 2026, раздел 10, с. e82]</w:t>
       </w:r>
       <w:r>
         <w:t>. Это нормальный исход, а не ложный вызов: проверка нужна, чтобы не пропустить случаи, когда помощь требуется.</w:t>
@@ -1290,39 +1374,7 @@
         <w:pStyle w:val="FirstParagraph"/>
       </w:pPr>
       <w:r>
-        <w:t xml:space="preserve">Если шевеления стали слабее, реже или изменились, обратитесь за помощью сразу. Российские рекомендации требуют, чтобы при субъективном снижении шевелений женщина незамедлительно обращалась в стационар или в женскую консультацию для дополнительного обследования </w:t>
-      </w:r>
-      <w:r>
-        <w:rPr>
-          <w:highlight w:val="yellow"/>
-        </w:rPr>
-        <w:t>[ист.: КР НБ, 2.2, с. 19]</w:t>
-      </w:r>
-      <w:r>
-        <w:t xml:space="preserve">. NHS говорит то же: звонить сразу, не дожидаясь следующего дня, даже ночью </w:t>
-      </w:r>
-      <w:r>
-        <w:rPr>
-          <w:highlight w:val="yellow"/>
-        </w:rPr>
-        <w:t>[ист.: NHS, 2024]</w:t>
-      </w:r>
-      <w:r>
-        <w:t xml:space="preserve">. </w:t>
-      </w:r>
-      <w:r>
-        <w:rPr>
-          <w:highlight w:val="yellow"/>
-        </w:rPr>
-        <w:t>[ПРОВЕРИТЬ: в памятке для пациентки тех же КР НБ (Прил. В, с. 89) поводом обратиться названо «отсутствие или изменение шевелений плода на протяжении более 12 часов (после 20 недель)»; основной текст КР НБ (2.2, с. 19, УУР А), КР ПЭ (2.2) и NHS — «незамедлительно». В черновике — «сразу»; решение на Checkpoint 2, при сохранении расхождения — вопрос врачу]</w:t>
-      </w:r>
-    </w:p>
-    <w:p>
-      <w:pPr>
-        <w:pStyle w:val="BodyText"/>
-      </w:pPr>
-      <w:r>
-        <w:t xml:space="preserve">Куда обращаться:</w:t>
+        <w:t xml:space="preserve">Российские документы предлагают два порядка действий, и британское руководство совпадает с первым.</w:t>
       </w:r>
     </w:p>
     <w:p>
@@ -1338,13 +1390,40 @@
           <w:bCs/>
           <w:b/>
         </w:rPr>
-        <w:t xml:space="preserve">в рабочее время</w:t>
+        <w:t xml:space="preserve">Обратиться сразу.</w:t>
       </w:r>
       <w:r>
         <w:t xml:space="preserve"> </w:t>
       </w:r>
       <w:r>
-        <w:t xml:space="preserve">— позвоните в женскую консультацию и скажите, что ребёнок двигается меньше обычного. Если консультация не может принять сразу, поезжайте в приёмное отделение роддома;</w:t>
+        <w:t xml:space="preserve">Рекомендации «Нормальная беременность» требуют, чтобы при субъективном снижении шевелений женщина незамедлительно обращалась в стационар или в женскую консультацию для дополнительного обследования </w:t>
+      </w:r>
+      <w:r>
+        <w:rPr>
+          <w:highlight w:val="yellow"/>
+        </w:rPr>
+        <w:t>[ист.: КР НБ, 2.2, с. 19]</w:t>
+      </w:r>
+      <w:r>
+        <w:t xml:space="preserve">. NHS говорит то же: звонить сразу, не дожидаясь следующего дня, даже ночью </w:t>
+      </w:r>
+      <w:r>
+        <w:rPr>
+          <w:highlight w:val="yellow"/>
+        </w:rPr>
+        <w:t>[ист.: NHS, 2024]</w:t>
+      </w:r>
+      <w:r>
+        <w:t xml:space="preserve">; британское руководство советует сообщать о любом уменьшении или прекращении шевелений и не откладывать обращение </w:t>
+      </w:r>
+      <w:r>
+        <w:rPr>
+          <w:highlight w:val="yellow"/>
+        </w:rPr>
+        <w:t>[ист.: RCOG GTG 57, 2026, ключевые рекомендации, с. e70; раздел 10, с. e82]</w:t>
+      </w:r>
+      <w:r>
+        <w:t>.</w:t>
       </w:r>
     </w:p>
     <w:p>
@@ -1360,20 +1439,51 @@
           <w:bCs/>
           <w:b/>
         </w:rPr>
-        <w:t xml:space="preserve">вечером, ночью, в выходные</w:t>
+        <w:t xml:space="preserve">Сначала короткий тест.</w:t>
       </w:r>
       <w:r>
         <w:t xml:space="preserve"> </w:t>
       </w:r>
       <w:r>
-        <w:t xml:space="preserve">— поезжайте в приёмное отделение роддома, лучше того, где вы планируете рожать;</w:t>
-      </w:r>
-    </w:p>
-    <w:p>
-      <w:pPr>
-        <w:numPr>
-          <w:ilvl w:val="0"/>
-          <w:numId w:val="1012"/>
+        <w:t xml:space="preserve">Рекомендации по гипоксии плода советуют всем беременным после 26 недель каждый день обращать внимание на характер шевелений, а если показалось, что ребёнок двигается иначе — отсутствие, ослабление или уменьшение шевелений, — провести тест: лечь на левый бок и в течение 2 часов считать отчётливые отдельные шевеления. Если за 2 часа их меньше 6, нужно немедленно обратиться в роддом </w:t>
+      </w:r>
+      <w:r>
+        <w:rPr>
+          <w:highlight w:val="yellow"/>
+        </w:rPr>
+        <w:t>[ист.: КР «Признаки внутриутробной гипоксии плода…», 2023, ID 774, 2.1]</w:t>
+      </w:r>
+      <w:r>
+        <w:t>.</w:t>
+      </w:r>
+    </w:p>
+    <w:p>
+      <w:pPr>
+        <w:pStyle w:val="FirstParagraph"/>
+      </w:pPr>
+      <w:r>
+        <w:t xml:space="preserve">Как поступать. Если шевелений нет совсем или они явно слабее, чем обычно, поезжайте сразу, без теста. Если вы не уверены, что что-то изменилось, лягте на левый бок и проведите тест; меньше 6 отчётливых шевелений за 2 часа — поезжайте немедленно. Если шевелений 6 и больше, но ощущение, что ребёнок двигается не как обычно, не проходит, позвоните врачу или в роддом в тот же день. </w:t>
+      </w:r>
+      <w:r>
+        <w:rPr>
+          <w:highlight w:val="yellow"/>
+        </w:rPr>
+        <w:t>[ПРОВЕРИТЬ: порядок «сразу без теста при отсутствии или явном ослаблении; тест при сомнении; звонок в тот же день при 6 и больше, но сохраняющемся беспокойстве» — вывод автора из расходящихся документов: КР НБ 2.2 (незамедлительно), КР 774, 2.1 (тест 2 часа, меньше 6 — немедленно), памятка КР НБ Прил. В (более 12 часов), RCOG GTG 57 и NHS (сразу, без подсчёта) — DISPUTED-CLAIMS, строка 50]</w:t>
+      </w:r>
+    </w:p>
+    <w:p>
+      <w:pPr>
+        <w:pStyle w:val="BodyText"/>
+      </w:pPr>
+      <w:r>
+        <w:t xml:space="preserve">Куда обращаться:</w:t>
+      </w:r>
+    </w:p>
+    <w:p>
+      <w:pPr>
+        <w:numPr>
+          <w:ilvl w:val="0"/>
+          <w:numId w:val="1013"/>
         </w:numPr>
         <w:pStyle w:val="Compact"/>
       </w:pPr>
@@ -1382,6 +1492,50 @@
           <w:bCs/>
           <w:b/>
         </w:rPr>
+        <w:t xml:space="preserve">в рабочее время</w:t>
+      </w:r>
+      <w:r>
+        <w:t xml:space="preserve"> </w:t>
+      </w:r>
+      <w:r>
+        <w:t xml:space="preserve">— позвоните в женскую консультацию и скажите, что ребёнок двигается меньше обычного. Если консультация не может принять сразу, поезжайте в приёмное отделение роддома;</w:t>
+      </w:r>
+    </w:p>
+    <w:p>
+      <w:pPr>
+        <w:numPr>
+          <w:ilvl w:val="0"/>
+          <w:numId w:val="1013"/>
+        </w:numPr>
+        <w:pStyle w:val="Compact"/>
+      </w:pPr>
+      <w:r>
+        <w:rPr>
+          <w:bCs/>
+          <w:b/>
+        </w:rPr>
+        <w:t xml:space="preserve">вечером, ночью, в выходные</w:t>
+      </w:r>
+      <w:r>
+        <w:t xml:space="preserve"> </w:t>
+      </w:r>
+      <w:r>
+        <w:t xml:space="preserve">— поезжайте в приёмное отделение роддома, лучше того, где вы планируете рожать;</w:t>
+      </w:r>
+    </w:p>
+    <w:p>
+      <w:pPr>
+        <w:numPr>
+          <w:ilvl w:val="0"/>
+          <w:numId w:val="1013"/>
+        </w:numPr>
+        <w:pStyle w:val="Compact"/>
+      </w:pPr>
+      <w:r>
+        <w:rPr>
+          <w:bCs/>
+          <w:b/>
+        </w:rPr>
         <w:t xml:space="preserve">если шевелений нет совсем, а добраться самой не на чем</w:t>
       </w:r>
       <w:r>
@@ -1396,13 +1550,31 @@
         <w:pStyle w:val="FirstParagraph"/>
       </w:pPr>
       <w:r>
-        <w:t xml:space="preserve">Что сделают при обращении. Врач уточнит, когда вы заметили перемену и как ребёнок двигается обычно, послушает его сердцебиение и, как правило, запишет кардиотокографию (КТГ) — запись сердцебиения ребёнка в течение некоторого времени; по показаниям проведут УЗИ </w:t>
-      </w:r>
-      <w:r>
-        <w:rPr>
-          <w:highlight w:val="yellow"/>
-        </w:rPr>
-        <w:t>[ИСТОЧНИК: КР «Признаки внутриутробной гипоксии плода…» (запись 74) или RCOG GTG 57 (запись 72) — что входит в обследование при уменьшении шевелений]</w:t>
+        <w:t xml:space="preserve">Что сделают при обращении. Сначала проверят сердцебиение ребёнка, расспросят и осмотрят. В третьем триместре российские рекомендации предписывают записать кардиотокографию (КТГ) — запись сердцебиения ребёнка в течение некоторого времени; по показаниям делают УЗИ и допплерографию — исследование кровотока в сосудах матки, плаценты и пуповины </w:t>
+      </w:r>
+      <w:r>
+        <w:rPr>
+          <w:highlight w:val="yellow"/>
+        </w:rPr>
+        <w:t>[ист.: КР «Признаки внутриутробной гипоксии плода…», 2023, ID 774, 2.1]</w:t>
+      </w:r>
+      <w:r>
+        <w:t xml:space="preserve">. Британское руководство также советует измерить высоту дна матки, давление и проверить мочу </w:t>
+      </w:r>
+      <w:r>
+        <w:rPr>
+          <w:highlight w:val="yellow"/>
+        </w:rPr>
+        <w:t>[ист.: RCOG GTG 57, 2026, ключевые рекомендации, с. e70]</w:t>
+      </w:r>
+      <w:r>
+        <w:t xml:space="preserve">. Если состояние женщины удовлетворительное и КТГ в норме, её могут отпустить домой с ежедневным подсчётом шевелений и плановой КТГ </w:t>
+      </w:r>
+      <w:r>
+        <w:rPr>
+          <w:highlight w:val="yellow"/>
+        </w:rPr>
+        <w:t>[ист.: КР «Признаки внутриутробной гипоксии плода…», 2023, ID 774, 2.1]</w:t>
       </w:r>
       <w:r>
         <w:t>.</w:t>
@@ -1413,13 +1585,22 @@
         <w:pStyle w:val="BodyText"/>
       </w:pPr>
       <w:r>
-        <w:t xml:space="preserve">Если через несколько дней шевеления снова уменьшились, обращайтесь снова, даже если в прошлый раз всё было в порядке. Прошлый хороший результат не отвечает на вопрос о сегодняшнем дне </w:t>
-      </w:r>
-      <w:r>
-        <w:rPr>
-          <w:highlight w:val="yellow"/>
-        </w:rPr>
-        <w:t>[ИСТОЧНИК: RCOG GTG 57 (запись 72) — повторные эпизоды уменьшения шевелений]</w:t>
+        <w:t xml:space="preserve">Если шевеления снова уменьшились, обращайтесь снова, даже если в прошлый раз всё было в порядке </w:t>
+      </w:r>
+      <w:r>
+        <w:rPr>
+          <w:highlight w:val="yellow"/>
+        </w:rPr>
+        <w:t>[ист.: RCOG GTG 57, 2026, ключевые рекомендации, с. e70]</w:t>
+      </w:r>
+      <w:r>
+        <w:t xml:space="preserve">. Повторное уменьшение шевелений требует внимания: у женщин, которые обращались по этому поводу два и больше раз после 28 недель, неблагоприятные исходы встречаются чаще, чем у обратившихся однажды </w:t>
+      </w:r>
+      <w:r>
+        <w:rPr>
+          <w:highlight w:val="yellow"/>
+        </w:rPr>
+        <w:t>[ист.: RCOG GTG 57, 2026, обоснование рекомендации о повторных эпизодах, с. e83]</w:t>
       </w:r>
       <w:r>
         <w:t>.</w:t>
@@ -1439,7 +1620,7 @@
       <w:pPr>
         <w:numPr>
           <w:ilvl w:val="0"/>
-          <w:numId w:val="1013"/>
+          <w:numId w:val="1014"/>
         </w:numPr>
         <w:pStyle w:val="Compact"/>
       </w:pPr>
@@ -1470,7 +1651,7 @@
       <w:pPr>
         <w:numPr>
           <w:ilvl w:val="0"/>
-          <w:numId w:val="1013"/>
+          <w:numId w:val="1014"/>
         </w:numPr>
         <w:pStyle w:val="Compact"/>
       </w:pPr>
@@ -1485,23 +1666,29 @@
         <w:t xml:space="preserve"> </w:t>
       </w:r>
       <w:r>
-        <w:t xml:space="preserve">сладким, холодной водой, движением и не решайте по результату, ехать или нет </w:t>
-      </w:r>
-      <w:r>
-        <w:rPr>
-          <w:highlight w:val="yellow"/>
-        </w:rPr>
-        <w:t>[ИСТОЧНИК: RCOG GTG 57 (запись 72) — о попытках стимулировать шевеления перед обращением; legacy «Тема 9», п. 7]</w:t>
-      </w:r>
-      <w:r>
-        <w:t>.</w:t>
-      </w:r>
-    </w:p>
-    <w:p>
-      <w:pPr>
-        <w:numPr>
-          <w:ilvl w:val="0"/>
-          <w:numId w:val="1013"/>
+        <w:t xml:space="preserve">сладким, холодной водой или движением и не решайте по результату, ехать ли. Исследования о том, усиливает ли повышение сахара в крови шевеления, противоречат друг другу </w:t>
+      </w:r>
+      <w:r>
+        <w:rPr>
+          <w:highlight w:val="yellow"/>
+        </w:rPr>
+        <w:t>[ист.: RCOG GTG 57, 2026, раздел 5, с. e73]</w:t>
+      </w:r>
+      <w:r>
+        <w:t xml:space="preserve">, а повод для обращения — то, что вы уже заметили. </w:t>
+      </w:r>
+      <w:r>
+        <w:rPr>
+          <w:highlight w:val="yellow"/>
+        </w:rPr>
+        <w:t>[ПРОВЕРИТЬ: прямого запрета «расшевеливать» в GTG 57 нет; совет — вывод автора из противоречивых данных о глюкозе и из рекомендации не откладывать обращение]</w:t>
+      </w:r>
+    </w:p>
+    <w:p>
+      <w:pPr>
+        <w:numPr>
+          <w:ilvl w:val="0"/>
+          <w:numId w:val="1014"/>
         </w:numPr>
         <w:pStyle w:val="Compact"/>
       </w:pPr>
@@ -1523,7 +1710,7 @@
       <w:pPr>
         <w:numPr>
           <w:ilvl w:val="0"/>
-          <w:numId w:val="1013"/>
+          <w:numId w:val="1014"/>
         </w:numPr>
         <w:pStyle w:val="Compact"/>
       </w:pPr>
@@ -1532,16 +1719,19 @@
           <w:bCs/>
           <w:b/>
         </w:rPr>
-        <w:t xml:space="preserve">Не начинайте считать шевеления</w:t>
-      </w:r>
-      <w:r>
-        <w:t xml:space="preserve">, чтобы «набрать доказательства»: для обращения достаточно ощущения, что ребёнок двигается не как обычно </w:t>
-      </w:r>
-      <w:r>
-        <w:rPr>
-          <w:highlight w:val="yellow"/>
-        </w:rPr>
-        <w:t>[ист.: КР НБ, 2.2, с. 19 — «субъективное снижение»]</w:t>
+        <w:t xml:space="preserve">Не растягивайте наблюдение.</w:t>
+      </w:r>
+      <w:r>
+        <w:t xml:space="preserve"> </w:t>
+      </w:r>
+      <w:r>
+        <w:t xml:space="preserve">Тест длится 2 часа; если результат тревожный, его не повторяют, а едут в роддом </w:t>
+      </w:r>
+      <w:r>
+        <w:rPr>
+          <w:highlight w:val="yellow"/>
+        </w:rPr>
+        <w:t>[ист.: КР «Признаки внутриутробной гипоксии плода…», 2023, ID 774, 2.1]</w:t>
       </w:r>
       <w:r>
         <w:t>.</w:t>
@@ -1562,22 +1752,13 @@
         <w:pStyle w:val="FirstParagraph"/>
       </w:pPr>
       <w:r>
-        <w:t xml:space="preserve">Подсчёт шевелений по таблицам когда-то рекомендовали всем беременным. Российские рекомендации сейчас указывают, что доказательных данных о том, что подсчёт движений плода предотвращает неблагоприятные исходы, нет </w:t>
-      </w:r>
-      <w:r>
-        <w:rPr>
-          <w:highlight w:val="yellow"/>
-        </w:rPr>
-        <w:t>[ист.: КР НБ, 2.2, с. 19]</w:t>
-      </w:r>
-      <w:r>
-        <w:t xml:space="preserve">. NHS прямо говорит, что считать толчки не нужно — важно знать привычный рисунок </w:t>
-      </w:r>
-      <w:r>
-        <w:rPr>
-          <w:highlight w:val="yellow"/>
-        </w:rPr>
-        <w:t>[ист.: NHS, 2024]</w:t>
+        <w:t xml:space="preserve">Подсчёт шевелений по таблицам когда-то рекомендовали всем беременным. Сейчас ни российские, ни британские рекомендации не считают, что формальный подсчёт по заданным числам лучше, чем внимание женщины к привычному характеру шевелений: российские рекомендации прямо пишут, что доказательств преимущества какого-либо теста подсчёта перед восприятием женщины нет </w:t>
+      </w:r>
+      <w:r>
+        <w:rPr>
+          <w:highlight w:val="yellow"/>
+        </w:rPr>
+        <w:t>[ист.: КР «Признаки внутриутробной гипоксии плода…», 2023, ID 774, 2.1, комментарий; КР НБ, 2.2, с. 19; RCOG GTG 57, 2026, ключевые рекомендации, с. e70]</w:t>
       </w:r>
       <w:r>
         <w:t>.</w:t>
@@ -1588,25 +1769,66 @@
         <w:pStyle w:val="BodyText"/>
       </w:pPr>
       <w:r>
-        <w:t xml:space="preserve">Подсчёт назначают отдельно. Например, женщинам, которые получают лечение от повышенного давления, рекомендации по преэклампсии советуют ежедневно самостоятельно считать шевеления, а при изменении их характера немедленно обращаться в лечебное учреждение </w:t>
-      </w:r>
-      <w:r>
-        <w:rPr>
-          <w:highlight w:val="yellow"/>
-        </w:rPr>
-        <w:t>[ист.: КР ПЭ, 2.2]</w:t>
-      </w:r>
-      <w:r>
-        <w:t xml:space="preserve">. Если врач назначил подсчёт, спросите, по какому способу считать и с какого числа звонить: способ и порог задаёт он </w:t>
-      </w:r>
-      <w:r>
-        <w:rPr>
-          <w:highlight w:val="yellow"/>
-        </w:rPr>
-        <w:t>[ИСТОЧНИК: КР ПЭ, 2.2 — способ подсчёта (запись 71)]</w:t>
-      </w:r>
-      <w:r>
-        <w:t>.</w:t>
+        <w:t xml:space="preserve">Поэтому всем беременным после 26 недель советуют ежедневно замечать характер шевелений, а считать — в трёх случаях </w:t>
+      </w:r>
+      <w:r>
+        <w:rPr>
+          <w:highlight w:val="yellow"/>
+        </w:rPr>
+        <w:t>[ист.: КР «Признаки внутриутробной гипоксии плода…», 2023, ID 774, 2.1; КР ПЭ, 2.2]</w:t>
+      </w:r>
+      <w:r>
+        <w:t>:</w:t>
+      </w:r>
+    </w:p>
+    <w:p>
+      <w:pPr>
+        <w:numPr>
+          <w:ilvl w:val="0"/>
+          <w:numId w:val="1015"/>
+        </w:numPr>
+        <w:pStyle w:val="Compact"/>
+      </w:pPr>
+      <w:r>
+        <w:t xml:space="preserve">когда показалось, что ребёнок двигается иначе (тест на 2 часа, описан выше);</w:t>
+      </w:r>
+    </w:p>
+    <w:p>
+      <w:pPr>
+        <w:numPr>
+          <w:ilvl w:val="0"/>
+          <w:numId w:val="1015"/>
+        </w:numPr>
+        <w:pStyle w:val="Compact"/>
+      </w:pPr>
+      <w:r>
+        <w:t xml:space="preserve">каждый день в третьем триместре, если у беременности есть факторы риска неблагоприятного исхода — какие именно, скажет врач;</w:t>
+      </w:r>
+    </w:p>
+    <w:p>
+      <w:pPr>
+        <w:numPr>
+          <w:ilvl w:val="0"/>
+          <w:numId w:val="1015"/>
+        </w:numPr>
+        <w:pStyle w:val="Compact"/>
+      </w:pPr>
+      <w:r>
+        <w:t xml:space="preserve">каждый день при лечении повышенного давления, а при изменении характера шевелений — немедленно обращаться в лечебное учреждение.</w:t>
+      </w:r>
+    </w:p>
+    <w:p>
+      <w:pPr>
+        <w:pStyle w:val="FirstParagraph"/>
+      </w:pPr>
+      <w:r>
+        <w:t xml:space="preserve">Если врач назначил подсчёт, спросите, по какому способу считать и с какого числа звонить. </w:t>
+      </w:r>
+      <w:r>
+        <w:rPr>
+          <w:highlight w:val="yellow"/>
+        </w:rPr>
+        <w:t>[ПРОВЕРИТЬ: способ ежедневного подсчёта при факторах риска и при антигипертензивной терапии — в прочитанной части КР 774 и КР ПЭ не описан отдельно от теста на 2 часа]</w:t>
       </w:r>
     </w:p>
     <w:bookmarkEnd w:id="32"/>
@@ -1633,13 +1855,16 @@
         <w:t>[ист.: NHS, 2024]</w:t>
       </w:r>
       <w:r>
-        <w:t xml:space="preserve">. </w:t>
-      </w:r>
-      <w:r>
-        <w:rPr>
-          <w:highlight w:val="yellow"/>
-        </w:rPr>
-        <w:t>[ИСТОЧНИК: FDA, TGA — предупреждения о домашних фетальных допплерах (запись 75)]</w:t>
+        <w:t xml:space="preserve">. Управление по контролю за продуктами и лекарствами США (FDA) предупреждает, что такие приборы должны использовать только обученные медицинские работники и только по медицинским показаниям: у неподготовленного человека прибор может слишком долго воздействовать на ребёнка ультразвуком, а полученные данные легко истолковать неверно </w:t>
+      </w:r>
+      <w:r>
+        <w:rPr>
+          <w:highlight w:val="yellow"/>
+        </w:rPr>
+        <w:t>[ист.: FDA, Ultrasound Imaging, 19.09.2024]</w:t>
+      </w:r>
+      <w:r>
+        <w:t>.</w:t>
       </w:r>
     </w:p>
     <w:p>
@@ -1647,7 +1872,16 @@
         <w:pStyle w:val="BodyText"/>
       </w:pPr>
       <w:r>
-        <w:t xml:space="preserve">Сердцебиение и шевеления отвечают на разные вопросы. Сердцебиение показывает, что ребёнок жив; уменьшение шевелений может говорить о том, что ему нужна помощь уже сейчас. Обследование в стационаре оценивает сердцебиение в течение времени и в связи с другими данными, а не одним коротким прослушиванием.</w:t>
+        <w:t xml:space="preserve">Ручной допплер в руках врача нужен, чтобы убедиться, что сердце ребёнка бьётся, и отличить его ритм от пульса матери </w:t>
+      </w:r>
+      <w:r>
+        <w:rPr>
+          <w:highlight w:val="yellow"/>
+        </w:rPr>
+        <w:t>[ист.: RCOG GTG 57, 2026, раздел 8, с. e78]</w:t>
+      </w:r>
+      <w:r>
+        <w:t>. Нужна ли ребёнку помощь, когда шевеления уменьшились, показывают КТГ и УЗИ, а не короткое прослушивание.</w:t>
       </w:r>
     </w:p>
     <w:bookmarkEnd w:id="33"/>
@@ -1719,13 +1953,22 @@
         <w:t>[ист.: КР ПЭ, 2.2, комментарий]</w:t>
       </w:r>
       <w:r>
+        <w:t xml:space="preserve">. Отдельную группу женщин рекомендация не называет </w:t>
+      </w:r>
+      <w:r>
+        <w:rPr>
+          <w:highlight w:val="yellow"/>
+        </w:rPr>
+        <w:t>[ист.: КР ПЭ, 2.2, с. 17, УУР C, УДД 5]</w:t>
+      </w:r>
+      <w:r>
         <w:t xml:space="preserve">. </w:t>
       </w:r>
       <w:r>
         <w:rPr>
           <w:highlight w:val="yellow"/>
         </w:rPr>
-        <w:t>[ИСТОЧНИК: КР ПЭ, 2.2 — кому назначают ежедневный самоконтроль: всем беременным или группе риска (запись 71; онлайн-текст не позволяет установить)]</w:t>
+        <w:t>[ПРОВЕРИТЬ: КР ПЭ рекомендует ежедневный самоконтроль АД без указания подгруппы; КР НБ о домашнем контроле не говорит; относится ли рекомендация ко всем беременным — DISPUTED-CLAIMS, строка 48]</w:t>
       </w:r>
     </w:p>
     <w:p>
@@ -1733,7 +1976,7 @@
         <w:pStyle w:val="BodyText"/>
       </w:pPr>
       <w:r>
-        <w:t xml:space="preserve">Если врач назначил вам домашний контроль, измеряйте по его схеме. Если не назначил, но у вас есть тонометр, измерить давление стоит, когда появились головная боль, мелькание перед глазами, отёк лица или кистей: цифру вместе с симптомами вы сообщите врачу (раздел 11.6).</w:t>
+        <w:t xml:space="preserve">Спросите на приёме, нужен ли вам ежедневный домашний контроль. Если врач его назначил, измеряйте по его схеме. Если не назначил, но у вас есть тонометр, измерить давление стоит, когда появились головная боль, мелькание перед глазами, отёк лица или кистей: цифру вместе с симптомами вы сообщите врачу (раздел 11.6).</w:t>
       </w:r>
     </w:p>
     <w:bookmarkEnd w:id="35"/>
@@ -1751,25 +1994,16 @@
         <w:pStyle w:val="FirstParagraph"/>
       </w:pPr>
       <w:r>
-        <w:t xml:space="preserve">Тонометр для дома выбирают автоматический, на плечо, с манжетой по размеру руки </w:t>
-      </w:r>
-      <w:r>
-        <w:rPr>
-          <w:highlight w:val="yellow"/>
-        </w:rPr>
-        <w:t>[ИСТОЧНИК: перечень тонометров, проверенных для беременных (запись 76)]</w:t>
-      </w:r>
-      <w:r>
-        <w:t xml:space="preserve">. Слишком узкая манжета на полной руке завышает давление </w:t>
-      </w:r>
-      <w:r>
-        <w:rPr>
-          <w:highlight w:val="yellow"/>
-        </w:rPr>
-        <w:t>[ИСТОЧНИК: механизм завышения при неподходящей манжете — КР ПЭ или руководство по измерению АД]</w:t>
-      </w:r>
-      <w:r>
-        <w:t>.</w:t>
+        <w:t xml:space="preserve">Тонометр для дома выбирают автоматический, с манжетой на плечо, по размеру руки. Проверить, испытан ли прибор при беременности, можно в международном перечне STRIDE BP: на сайте stridebp.org есть отдельный список приборов, проверенных для измерения давления при беременности и преэклампсии. На 15.10.2026 в нём 46 моделей для домашнего измерения, и все — с манжетой на плечо </w:t>
+      </w:r>
+      <w:r>
+        <w:rPr>
+          <w:highlight w:val="yellow"/>
+        </w:rPr>
+        <w:t>[ист.: STRIDE BP, Validated devices for BP measurement in pregnancy/preeclampsia, 15.10.2026]</w:t>
+      </w:r>
+      <w:r>
+        <w:t>. Если вашей модели в перечне нет, покажите тонометр врачу и спросите, можно ли ему доверять.</w:t>
       </w:r>
     </w:p>
     <w:p>
@@ -1793,7 +2027,7 @@
       <w:pPr>
         <w:numPr>
           <w:ilvl w:val="0"/>
-          <w:numId w:val="1014"/>
+          <w:numId w:val="1016"/>
         </w:numPr>
         <w:pStyle w:val="Compact"/>
       </w:pPr>
@@ -1805,7 +2039,7 @@
       <w:pPr>
         <w:numPr>
           <w:ilvl w:val="0"/>
-          <w:numId w:val="1014"/>
+          <w:numId w:val="1016"/>
         </w:numPr>
         <w:pStyle w:val="Compact"/>
       </w:pPr>
@@ -1817,7 +2051,7 @@
       <w:pPr>
         <w:numPr>
           <w:ilvl w:val="0"/>
-          <w:numId w:val="1014"/>
+          <w:numId w:val="1016"/>
         </w:numPr>
         <w:pStyle w:val="Compact"/>
       </w:pPr>
@@ -1829,7 +2063,7 @@
       <w:pPr>
         <w:numPr>
           <w:ilvl w:val="0"/>
-          <w:numId w:val="1014"/>
+          <w:numId w:val="1016"/>
         </w:numPr>
         <w:pStyle w:val="Compact"/>
       </w:pPr>
@@ -1841,7 +2075,7 @@
       <w:pPr>
         <w:numPr>
           <w:ilvl w:val="0"/>
-          <w:numId w:val="1014"/>
+          <w:numId w:val="1016"/>
         </w:numPr>
         <w:pStyle w:val="Compact"/>
       </w:pPr>
@@ -1853,7 +2087,7 @@
       <w:pPr>
         <w:numPr>
           <w:ilvl w:val="0"/>
-          <w:numId w:val="1014"/>
+          <w:numId w:val="1016"/>
         </w:numPr>
         <w:pStyle w:val="Compact"/>
       </w:pPr>
@@ -1884,16 +2118,141 @@
         <w:pStyle w:val="FirstParagraph"/>
       </w:pPr>
       <w:r>
-        <w:t xml:space="preserve">Давление записывают двумя числами: верхнее (систолическое) — давление в момент сокращения сердца, нижнее (диастолическое) — между сокращениями. Российские рекомендации по преэклампсии выделяют </w:t>
-      </w:r>
-      <w:r>
-        <w:rPr>
-          <w:highlight w:val="yellow"/>
-        </w:rPr>
-        <w:t>[ист.: КР ПЭ, «Термины и определения», 1.5]</w:t>
-      </w:r>
-      <w:r>
-        <w:t>:</w:t>
+        <w:t xml:space="preserve">Давление записывают двумя числами: верхнее (систолическое) — давление в момент сокращения сердца, нижнее (диастолическое) — между сокращениями. Артериальную гипертензию, то есть стойко повышенное давление, диагностируют с 140/90 </w:t>
+      </w:r>
+      <w:r>
+        <w:rPr>
+          <w:highlight w:val="yellow"/>
+        </w:rPr>
+        <w:t>[ист.: КР ПЭ, «Термины и определения»]</w:t>
+      </w:r>
+      <w:r>
+        <w:t xml:space="preserve">. Врачи делят её по степени на умеренную и тяжёлую </w:t>
+      </w:r>
+      <w:r>
+        <w:rPr>
+          <w:highlight w:val="yellow"/>
+        </w:rPr>
+        <w:t>[ист.: КР ПЭ, 1.5]</w:t>
+      </w:r>
+      <w:r>
+        <w:t>, но дома нужны другие границы: с какой цифры показать её врачу и с какой ехать сразу. Они сведены в таблицу в конце раздела.</w:t>
+      </w:r>
+    </w:p>
+    <w:p>
+      <w:pPr>
+        <w:pStyle w:val="BodyText"/>
+      </w:pPr>
+      <w:r>
+        <w:t xml:space="preserve">В памятке для пациентки рекомендаций «Нормальная беременность» поводом обратиться к врачу названо давление выше 120/80 </w:t>
+      </w:r>
+      <w:r>
+        <w:rPr>
+          <w:highlight w:val="yellow"/>
+        </w:rPr>
+        <w:t>[ист.: КР НБ, Прил. В, с. 88]</w:t>
+      </w:r>
+      <w:r>
+        <w:t xml:space="preserve">. Это не порог диагноза, а повод показать цифры врачу, не дожидаясь, пока они дорастут до 140/90. </w:t>
+      </w:r>
+      <w:r>
+        <w:rPr>
+          <w:highlight w:val="yellow"/>
+        </w:rPr>
+        <w:t>[ПРОВЕРИТЬ: толкование порогов 120/80 (КР НБ, Прил. В) и 140/90 (КР ПЭ) как «показать врачу» и «диагноз» — вывод автора; в книге Тема 7 (7.7) приводит 120/80, Тема 1 — 140/90; после решения — сверка тем]</w:t>
+      </w:r>
+    </w:p>
+    <w:p>
+      <w:pPr>
+        <w:pStyle w:val="BodyText"/>
+      </w:pPr>
+      <w:r>
+        <w:t xml:space="preserve">Преэклампсию повышенное давление само по себе не определяет. Это осложнение второй половины беременности: после 20 недель давление 140/90 и выше сочетается с белком в моче или с признаками того, что страдают другие органы </w:t>
+      </w:r>
+      <w:r>
+        <w:rPr>
+          <w:highlight w:val="yellow"/>
+        </w:rPr>
+        <w:t>[ист.: КР ПЭ, «Термины и определения»]</w:t>
+      </w:r>
+      <w:r>
+        <w:t>. Белок в моче и работу органов определяют анализами — дома этого не узнать.</w:t>
+      </w:r>
+    </w:p>
+    <w:bookmarkEnd w:id="37"/>
+    <w:bookmarkStart w:id="38" w:name="почему-одна-цифра-не-диагноз"/>
+    <w:p>
+      <w:pPr>
+        <w:pStyle w:val="Heading3"/>
+      </w:pPr>
+      <w:r>
+        <w:t xml:space="preserve">Почему одна цифра не диагноз</w:t>
+      </w:r>
+    </w:p>
+    <w:p>
+      <w:pPr>
+        <w:pStyle w:val="FirstParagraph"/>
+      </w:pPr>
+      <w:r>
+        <w:t xml:space="preserve">Диагноз артериальной гипертензии ставят по среднему из как минимум двух измерений на одной руке с интервалом 15 минут </w:t>
+      </w:r>
+      <w:r>
+        <w:rPr>
+          <w:highlight w:val="yellow"/>
+        </w:rPr>
+        <w:t>[ист.: КР ПЭ, «Термины и определения»]</w:t>
+      </w:r>
+      <w:r>
+        <w:t>. Одно высокое значение может оказаться случайным: давление поднимается после подъёма по лестнице, от волнения, если сидеть без опоры для руки или если манжета не подходит.</w:t>
+      </w:r>
+    </w:p>
+    <w:p>
+      <w:pPr>
+        <w:pStyle w:val="BodyText"/>
+      </w:pPr>
+      <w:r>
+        <w:t xml:space="preserve">Поэтому при высокой цифре не делайте выводов сразу. Посидите спокойно 15 минут и измерьте снова по правилам. Если повторное измерение снова высокое, действуйте по таблице ниже.</w:t>
+      </w:r>
+    </w:p>
+    <w:p>
+      <w:pPr>
+        <w:pStyle w:val="BodyText"/>
+      </w:pPr>
+      <w:r>
+        <w:t xml:space="preserve">При этом нормальная цифра не отменяет тревожных симптомов. Головная боль, нарушения зрения, боль под ложечкой или в правом подреберье названы в рекомендациях признаками угрозы эклампсии — судорожного приступа при преэклампсии; при этом у четверти женщин никаких предшествующих симптомов не бывает </w:t>
+      </w:r>
+      <w:r>
+        <w:rPr>
+          <w:highlight w:val="yellow"/>
+        </w:rPr>
+        <w:t>[ист.: КР ПЭ, 1.6, «Симптомы — предвестники эклампсии»]</w:t>
+      </w:r>
+      <w:r>
+        <w:t xml:space="preserve">. Если такие симптомы появились, решение не зависит от того, что показал тонометр. </w:t>
+      </w:r>
+      <w:r>
+        <w:rPr>
+          <w:highlight w:val="yellow"/>
+        </w:rPr>
+        <w:t>[ПРОВЕРИТЬ: вывод «при симптомах решение не зависит от цифры» — автора; опора — КР ПЭ 1.6 и КР НБ Прил. В (головная боль и зрение как самостоятельные поводы обратиться)]</w:t>
+      </w:r>
+    </w:p>
+    <w:bookmarkEnd w:id="38"/>
+    <w:bookmarkStart w:id="39" w:name="когда-давление-меняет-следующий-шаг"/>
+    <w:p>
+      <w:pPr>
+        <w:pStyle w:val="Heading3"/>
+      </w:pPr>
+      <w:r>
+        <w:t xml:space="preserve">Когда давление меняет следующий шаг</w:t>
+      </w:r>
+    </w:p>
+    <w:p>
+      <w:pPr>
+        <w:pStyle w:val="FirstParagraph"/>
+      </w:pPr>
+      <w:r>
+        <w:t xml:space="preserve">Те же границы стоят в таблице срочности (раздел 11.6) и в списке признаков, при которых наблюдение прекращают (раздел 11.7).</w:t>
       </w:r>
     </w:p>
     <w:tbl>
@@ -1904,8 +2263,9 @@
         <w:jc w:val="start"/>
       </w:tblPr>
       <w:tblGrid>
-        <w:gridCol w:w="3960"/>
-        <w:gridCol w:w="3960"/>
+        <w:gridCol w:w="2640"/>
+        <w:gridCol w:w="2640"/>
+        <w:gridCol w:w="2640"/>
       </w:tblGrid>
       <w:tr>
         <w:trPr>
@@ -1919,7 +2279,7 @@
               <w:jc w:val="left"/>
             </w:pPr>
             <w:r>
-              <w:t xml:space="preserve">Давление</w:t>
+              <w:t xml:space="preserve">Давление (по правилам, с повтором)</w:t>
             </w:r>
           </w:p>
         </w:tc>
@@ -1932,6 +2292,18 @@
             </w:pPr>
             <w:r>
               <w:t xml:space="preserve">Что это значит</w:t>
+            </w:r>
+          </w:p>
+        </w:tc>
+        <w:tc>
+          <w:tcPr/>
+          <w:p>
+            <w:pPr>
+              <w:pStyle w:val="Compact"/>
+              <w:jc w:val="left"/>
+            </w:pPr>
+            <w:r>
+              <w:t xml:space="preserve">Что делать</w:t>
             </w:r>
           </w:p>
         </w:tc>
@@ -1945,19 +2317,31 @@
               <w:jc w:val="left"/>
             </w:pPr>
             <w:r>
-              <w:t xml:space="preserve">ниже 140/90</w:t>
-            </w:r>
-          </w:p>
-        </w:tc>
-        <w:tc>
-          <w:tcPr/>
-          <w:p>
-            <w:pPr>
-              <w:pStyle w:val="Compact"/>
-              <w:jc w:val="left"/>
-            </w:pPr>
-            <w:r>
-              <w:t xml:space="preserve">артериальной гипертензии по определению нет</w:t>
+              <w:t xml:space="preserve">Не выше 120/80</w:t>
+            </w:r>
+          </w:p>
+        </w:tc>
+        <w:tc>
+          <w:tcPr/>
+          <w:p>
+            <w:pPr>
+              <w:pStyle w:val="Compact"/>
+              <w:jc w:val="left"/>
+            </w:pPr>
+            <w:r>
+              <w:t xml:space="preserve">Повода обращаться из-за цифр нет</w:t>
+            </w:r>
+          </w:p>
+        </w:tc>
+        <w:tc>
+          <w:tcPr/>
+          <w:p>
+            <w:pPr>
+              <w:pStyle w:val="Compact"/>
+              <w:jc w:val="left"/>
+            </w:pPr>
+            <w:r>
+              <w:t xml:space="preserve">Измеряйте по схеме, если врач её назначил</w:t>
             </w:r>
           </w:p>
         </w:tc>
@@ -1971,299 +2355,81 @@
               <w:jc w:val="left"/>
             </w:pPr>
             <w:r>
-              <w:t xml:space="preserve">140–159 верхнее и/или 90–109 нижнее</w:t>
-            </w:r>
-          </w:p>
-        </w:tc>
-        <w:tc>
-          <w:tcPr/>
-          <w:p>
-            <w:pPr>
-              <w:pStyle w:val="Compact"/>
-              <w:jc w:val="left"/>
-            </w:pPr>
-            <w:r>
-              <w:t xml:space="preserve">умеренная артериальная гипертензия</w:t>
-            </w:r>
-          </w:p>
-        </w:tc>
-      </w:tr>
-      <w:tr>
-        <w:tc>
-          <w:tcPr/>
-          <w:p>
-            <w:pPr>
-              <w:pStyle w:val="Compact"/>
-              <w:jc w:val="left"/>
-            </w:pPr>
-            <w:r>
-              <w:t xml:space="preserve">160 и выше верхнее и/или 110 и выше нижнее</w:t>
-            </w:r>
-          </w:p>
-        </w:tc>
-        <w:tc>
-          <w:tcPr/>
-          <w:p>
-            <w:pPr>
-              <w:pStyle w:val="Compact"/>
-              <w:jc w:val="left"/>
-            </w:pPr>
-            <w:r>
-              <w:t xml:space="preserve">тяжёлая артериальная гипертензия</w:t>
-            </w:r>
-          </w:p>
-        </w:tc>
-      </w:tr>
-    </w:tbl>
-    <w:p>
-      <w:pPr>
-        <w:pStyle w:val="BodyText"/>
-      </w:pPr>
-      <w:r>
-        <w:t xml:space="preserve">В памятке для пациентки рекомендаций «Нормальная беременность» поводом обратиться к врачу названо давление выше 120/80 </w:t>
-      </w:r>
-      <w:r>
-        <w:rPr>
-          <w:highlight w:val="yellow"/>
-        </w:rPr>
-        <w:t>[ист.: КР НБ, Прил. В, с. 88]</w:t>
-      </w:r>
-      <w:r>
-        <w:t xml:space="preserve">. Эти два числа отвечают на разные вопросы: 140/90 — порог диагноза, а 120/80 в памятке — порог, с которого цифры стоит показать врачу, не дожидаясь, пока они дорастут до диагноза. </w:t>
-      </w:r>
-      <w:r>
-        <w:rPr>
-          <w:highlight w:val="yellow"/>
-        </w:rPr>
-        <w:t>[ПРОВЕРИТЬ: толкование порогов 120/80 (КР НБ, Прил. В) и 140/90 (КР ПЭ) как «показать врачу» и «диагноз» — вывод автора; в книге Тема 7 (7.7) приводит 120/80, Тема 1 — 140/90; после решения — сверка тем]</w:t>
-      </w:r>
-    </w:p>
-    <w:p>
-      <w:pPr>
-        <w:pStyle w:val="BodyText"/>
-      </w:pPr>
-      <w:r>
-        <w:t xml:space="preserve">Преэклампсию повышенное давление само по себе не определяет. Это осложнение второй половины беременности: после 20 недель давление 140/90 и выше сочетается с белком в моче или с признаками того, что страдают другие органы </w:t>
-      </w:r>
-      <w:r>
-        <w:rPr>
-          <w:highlight w:val="yellow"/>
-        </w:rPr>
-        <w:t>[ист.: КР ПЭ, «Термины и определения»]</w:t>
-      </w:r>
-      <w:r>
-        <w:t>. Белок в моче и работу органов определяют анализами — дома этого не узнать.</w:t>
-      </w:r>
-    </w:p>
-    <w:bookmarkEnd w:id="37"/>
-    <w:bookmarkStart w:id="38" w:name="почему-одна-цифра-не-диагноз"/>
-    <w:p>
-      <w:pPr>
-        <w:pStyle w:val="Heading3"/>
-      </w:pPr>
-      <w:r>
-        <w:t xml:space="preserve">Почему одна цифра не диагноз</w:t>
-      </w:r>
-    </w:p>
-    <w:p>
-      <w:pPr>
-        <w:pStyle w:val="FirstParagraph"/>
-      </w:pPr>
-      <w:r>
-        <w:t xml:space="preserve">Диагноз артериальной гипертензии ставят по среднему из как минимум двух измерений на одной руке с интервалом 15 минут </w:t>
-      </w:r>
-      <w:r>
-        <w:rPr>
-          <w:highlight w:val="yellow"/>
-        </w:rPr>
-        <w:t>[ист.: КР ПЭ, «Термины и определения»]</w:t>
-      </w:r>
-      <w:r>
-        <w:t>. Одно высокое значение может оказаться случайным: давление поднимается после подъёма по лестнице, от волнения, если сидеть без опоры для руки или если манжета не подходит.</w:t>
-      </w:r>
-    </w:p>
-    <w:p>
-      <w:pPr>
-        <w:pStyle w:val="BodyText"/>
-      </w:pPr>
-      <w:r>
-        <w:t xml:space="preserve">Поэтому при высокой цифре не делайте выводов сразу. Посидите спокойно 15 минут и измерьте снова по правилам. Если повторное измерение снова высокое, действуйте по таблице ниже.</w:t>
-      </w:r>
-    </w:p>
-    <w:p>
-      <w:pPr>
-        <w:pStyle w:val="BodyText"/>
-      </w:pPr>
-      <w:r>
-        <w:t xml:space="preserve">При этом нормальная цифра не отменяет тревожных симптомов. Головная боль, нарушения зрения, боль под ложечкой или в правом подреберье названы в рекомендациях признаками угрозы эклампсии — судорожного приступа при преэклампсии; при этом у четверти женщин никаких предшествующих симптомов не бывает </w:t>
-      </w:r>
-      <w:r>
-        <w:rPr>
-          <w:highlight w:val="yellow"/>
-        </w:rPr>
-        <w:t>[ист.: КР ПЭ, 1.6, «Симптомы — предвестники эклампсии»]</w:t>
-      </w:r>
-      <w:r>
-        <w:t xml:space="preserve">. Если такие симптомы появились, решение не зависит от того, что показал тонометр. </w:t>
-      </w:r>
-      <w:r>
-        <w:rPr>
-          <w:highlight w:val="yellow"/>
-        </w:rPr>
-        <w:t>[ПРОВЕРИТЬ: вывод «при симптомах решение не зависит от цифры» — автора; опора — КР ПЭ 1.6 и КР НБ Прил. В (головная боль и зрение как самостоятельные поводы обратиться)]</w:t>
-      </w:r>
-    </w:p>
-    <w:bookmarkEnd w:id="38"/>
-    <w:bookmarkStart w:id="39" w:name="когда-давление-меняет-следующий-шаг"/>
-    <w:p>
-      <w:pPr>
-        <w:pStyle w:val="Heading3"/>
-      </w:pPr>
-      <w:r>
-        <w:t xml:space="preserve">Когда давление меняет следующий шаг</w:t>
-      </w:r>
-    </w:p>
-    <w:p>
-      <w:pPr>
-        <w:pStyle w:val="FirstParagraph"/>
-      </w:pPr>
-      <w:r/>
-      <w:r>
-        <w:rPr>
-          <w:highlight w:val="yellow"/>
-        </w:rPr>
-        <w:t>[ПРОВЕРИТЬ: сроки обращения в таблице — вывод автора из КР НБ (Прил. В), КР ПЭ (определения, 1.5, критерии качества) и legacy «Тема 9», п. 4; КР ПЭ прямых сроков для пациентки в прочитанной части не даёт; Приложение В КР ПЭ не прочитано (запись 71)]</w:t>
-      </w:r>
-    </w:p>
-    <w:tbl>
-      <w:tblPr>
-        <w:tblStyle w:val="Table"/>
-        <w:tblW w:type="pct" w:w="5000"/>
-        <w:tblLook w:firstRow="1" w:lastRow="0" w:firstColumn="0" w:lastColumn="0" w:noHBand="0" w:noVBand="0" w:val="0020"/>
-        <w:jc w:val="start"/>
-      </w:tblPr>
-      <w:tblGrid>
-        <w:gridCol w:w="3960"/>
-        <w:gridCol w:w="3960"/>
-      </w:tblGrid>
-      <w:tr>
-        <w:trPr>
-          <w:tblHeader w:val="true"/>
-        </w:trPr>
-        <w:tc>
-          <w:tcPr/>
-          <w:p>
-            <w:pPr>
-              <w:pStyle w:val="Compact"/>
-              <w:jc w:val="left"/>
-            </w:pPr>
-            <w:r>
-              <w:t xml:space="preserve">Что показывает тонометр (по правилам, с повтором)</w:t>
-            </w:r>
-          </w:p>
-        </w:tc>
-        <w:tc>
-          <w:tcPr/>
-          <w:p>
-            <w:pPr>
-              <w:pStyle w:val="Compact"/>
-              <w:jc w:val="left"/>
-            </w:pPr>
-            <w:r>
-              <w:t xml:space="preserve">Что делать</w:t>
-            </w:r>
-          </w:p>
-        </w:tc>
-      </w:tr>
-      <w:tr>
-        <w:tc>
-          <w:tcPr/>
-          <w:p>
-            <w:pPr>
-              <w:pStyle w:val="Compact"/>
-              <w:jc w:val="left"/>
-            </w:pPr>
-            <w:r>
-              <w:t xml:space="preserve">Выше 120/80, но ниже 140/90, самочувствие обычное</w:t>
-            </w:r>
-          </w:p>
-        </w:tc>
-        <w:tc>
-          <w:tcPr/>
-          <w:p>
-            <w:pPr>
-              <w:pStyle w:val="Compact"/>
-              <w:jc w:val="left"/>
-            </w:pPr>
-            <w:r>
-              <w:t xml:space="preserve">Сообщите врачу в ближайшие дни; если давление выше 120/80 держится, позвоните в женскую консультацию, не дожидаясь планового приёма</w:t>
-            </w:r>
-          </w:p>
-        </w:tc>
-      </w:tr>
-      <w:tr>
-        <w:tc>
-          <w:tcPr/>
-          <w:p>
-            <w:pPr>
-              <w:pStyle w:val="Compact"/>
-              <w:jc w:val="left"/>
-            </w:pPr>
-            <w:r>
-              <w:t xml:space="preserve">140/90 и выше при повторном измерении, самочувствие обычное</w:t>
-            </w:r>
-          </w:p>
-        </w:tc>
-        <w:tc>
-          <w:tcPr/>
-          <w:p>
-            <w:pPr>
-              <w:pStyle w:val="Compact"/>
-              <w:jc w:val="left"/>
-            </w:pPr>
-            <w:r>
-              <w:t xml:space="preserve">Свяжитесь с врачом в тот же день; если не дозвонились — поезжайте в приёмное отделение роддома</w:t>
-            </w:r>
-          </w:p>
-        </w:tc>
-      </w:tr>
-      <w:tr>
-        <w:tc>
-          <w:tcPr/>
-          <w:p>
-            <w:pPr>
-              <w:pStyle w:val="Compact"/>
-              <w:jc w:val="left"/>
-            </w:pPr>
-            <w:r>
-              <w:t xml:space="preserve">160 и выше верхнее или 110 и выше нижнее</w:t>
-            </w:r>
-          </w:p>
-        </w:tc>
-        <w:tc>
-          <w:tcPr/>
-          <w:p>
-            <w:pPr>
-              <w:pStyle w:val="Compact"/>
-              <w:jc w:val="left"/>
-            </w:pPr>
-            <w:r>
-              <w:t xml:space="preserve">Поезжайте в роддом сразу или вызывайте скорую. Рекомендации предписывают в этом случае госпитализацию </w:t>
+              <w:t xml:space="preserve">Выше 120/80, но ниже 140/90</w:t>
+            </w:r>
+          </w:p>
+        </w:tc>
+        <w:tc>
+          <w:tcPr/>
+          <w:p>
+            <w:pPr>
+              <w:pStyle w:val="Compact"/>
+              <w:jc w:val="left"/>
+            </w:pPr>
+            <w:r>
+              <w:t xml:space="preserve">Памятка для пациенток называет это поводом обратиться к врачу; гипертензии по определению нет </w:t>
             </w:r>
             <w:r>
               <w:rPr>
                 <w:highlight w:val="yellow"/>
               </w:rPr>
-              <w:t>[ист.: КР ПЭ, критерии качества, критерий 7]</w:t>
-            </w:r>
-            <w:r>
-              <w:t xml:space="preserve"> </w:t>
+              <w:t>[ист.: КР НБ, Прил. В, с. 88]</w:t>
+            </w:r>
+          </w:p>
+        </w:tc>
+        <w:tc>
+          <w:tcPr/>
+          <w:p>
+            <w:pPr>
+              <w:pStyle w:val="Compact"/>
+              <w:jc w:val="left"/>
+            </w:pPr>
+            <w:r>
+              <w:t xml:space="preserve">Сообщите врачу; если цифры держатся несколько измерений подряд, позвоните в женскую консультацию, не дожидаясь приёма</w:t>
+            </w:r>
+          </w:p>
+        </w:tc>
+      </w:tr>
+      <w:tr>
+        <w:tc>
+          <w:tcPr/>
+          <w:p>
+            <w:pPr>
+              <w:pStyle w:val="Compact"/>
+              <w:jc w:val="left"/>
+            </w:pPr>
+            <w:r>
+              <w:t xml:space="preserve">140/90 и выше</w:t>
+            </w:r>
+          </w:p>
+        </w:tc>
+        <w:tc>
+          <w:tcPr/>
+          <w:p>
+            <w:pPr>
+              <w:pStyle w:val="Compact"/>
+              <w:jc w:val="left"/>
+            </w:pPr>
+            <w:r>
+              <w:t xml:space="preserve">Так определяют артериальную гипертензию </w:t>
             </w:r>
             <w:r>
               <w:rPr>
                 <w:highlight w:val="yellow"/>
               </w:rPr>
-              <w:t>[ПРОВЕРИТЬ: в разделе 6 КР ПЭ (PDF-копия, с. 46) порог экстренной госпитализации записан как «САД ≥160 или ДАД ≥100», в критериях качества — 160/110]</w:t>
+              <w:t>[ист.: КР ПЭ, «Термины и определения»]</w:t>
+            </w:r>
+          </w:p>
+        </w:tc>
+        <w:tc>
+          <w:tcPr/>
+          <w:p>
+            <w:pPr>
+              <w:pStyle w:val="Compact"/>
+              <w:jc w:val="left"/>
+            </w:pPr>
+            <w:r>
+              <w:t xml:space="preserve">Свяжитесь с врачом в тот же день; если не дозвонились — поезжайте в приёмное отделение роддома</w:t>
             </w:r>
           </w:p>
         </w:tc>
@@ -2277,7 +2443,69 @@
               <w:jc w:val="left"/>
             </w:pPr>
             <w:r>
-              <w:t xml:space="preserve">Любое давление вместе с сильной головной болью, нарушением зрения, болью под ложечкой или в правом подреберье, внезапным отёком лица и кистей</w:t>
+              <w:t xml:space="preserve">160 и выше верхнее или 100 и выше нижнее</w:t>
+            </w:r>
+          </w:p>
+        </w:tc>
+        <w:tc>
+          <w:tcPr/>
+          <w:p>
+            <w:pPr>
+              <w:pStyle w:val="Compact"/>
+              <w:jc w:val="left"/>
+            </w:pPr>
+            <w:r>
+              <w:t xml:space="preserve">Рекомендации предписывают экстренную госпитализацию </w:t>
+            </w:r>
+            <w:r>
+              <w:rPr>
+                <w:highlight w:val="yellow"/>
+              </w:rPr>
+              <w:t>[ист.: КР ПЭ, раздел 6, с. 46 PDF; Приказ Минздрава № 747н, п. 106]</w:t>
+            </w:r>
+          </w:p>
+        </w:tc>
+        <w:tc>
+          <w:tcPr/>
+          <w:p>
+            <w:pPr>
+              <w:pStyle w:val="Compact"/>
+              <w:jc w:val="left"/>
+            </w:pPr>
+            <w:r>
+              <w:t xml:space="preserve">Поезжайте в роддом сразу или вызывайте скорую</w:t>
+            </w:r>
+          </w:p>
+        </w:tc>
+      </w:tr>
+      <w:tr>
+        <w:tc>
+          <w:tcPr/>
+          <w:p>
+            <w:pPr>
+              <w:pStyle w:val="Compact"/>
+              <w:jc w:val="left"/>
+            </w:pPr>
+            <w:r>
+              <w:t xml:space="preserve">Любое — вместе с сильной головной болью, нарушением зрения, болью под ложечкой или в правом подреберье, внезапным отёком лица, кистей или стоп</w:t>
+            </w:r>
+          </w:p>
+        </w:tc>
+        <w:tc>
+          <w:tcPr/>
+          <w:p>
+            <w:pPr>
+              <w:pStyle w:val="Compact"/>
+              <w:jc w:val="left"/>
+            </w:pPr>
+            <w:r>
+              <w:t xml:space="preserve">Признаки угрозы эклампсии </w:t>
+            </w:r>
+            <w:r>
+              <w:rPr>
+                <w:highlight w:val="yellow"/>
+              </w:rPr>
+              <w:t>[ист.: КР ПЭ, 1.6; NICE NG133, 1.1.1]</w:t>
             </w:r>
           </w:p>
         </w:tc>
@@ -2299,17 +2527,29 @@
       <w:pPr>
         <w:pStyle w:val="BodyText"/>
       </w:pPr>
-      <w:r>
-        <w:t xml:space="preserve">Если врач уже назначил вам препарат от давления, не меняйте дозу сами и не принимайте лишнюю таблетку, чтобы «сбить» высокую цифру перед поездкой: решение о лечении принимают после осмотра </w:t>
-      </w:r>
-      <w:r>
-        <w:rPr>
-          <w:highlight w:val="yellow"/>
-        </w:rPr>
-        <w:t>[ИСТОЧНИК: КР ПЭ, 3 — тактика при повышении АД на фоне терапии; legacy «Тема 9», «Чего делать нельзя»]</w:t>
-      </w:r>
-      <w:r>
-        <w:t>.</w:t>
+      <w:r/>
+      <w:r>
+        <w:rPr>
+          <w:highlight w:val="yellow"/>
+        </w:rPr>
+        <w:t>[ПРОВЕРИТЬ: порог экстренной госпитализации. КР ПЭ, раздел 6: «При САД ≥160 мм рт. ст. или ДАД ≥100 мм рт. ст., тяжелой ПЭ/эклампсии рекомендована экстренная госпитализация»; Приказ 747н, п. 106 — к критическим акушерским состояниям отнесена АГ «со стойким повышением давления свыше 160/100 мм рт.ст.»; КР ПЭ 1.5 (тяжёлая АГ) и критерий качества 7 — 160/110; NICE NG133 — тяжёлая гипертензия выше 160/110, госпитализация. В книге принят более осторожный порог 160/100 из двух оперативных российских документов — DISPUTED-CLAIMS, строка 49]</w:t>
+      </w:r>
+      <w:r>
+        <w:t xml:space="preserve"> </w:t>
+      </w:r>
+      <w:r>
+        <w:rPr>
+          <w:highlight w:val="yellow"/>
+        </w:rPr>
+        <w:t>[ПРОВЕРИТЬ: сроки «в ближайшие дни» и «в тот же день» в строках 120/80 и 140/90 — вывод автора; российские документы срока для пациентки не дают — DISPUTED-CLAIMS, строка 49]</w:t>
+      </w:r>
+    </w:p>
+    <w:p>
+      <w:pPr>
+        <w:pStyle w:val="BodyText"/>
+      </w:pPr>
+      <w:r>
+        <w:t xml:space="preserve">Если врач уже назначил вам препарат от давления, продолжайте принимать его по схеме, а при высоких цифрах действуйте по этой таблице. Не меняйте лечение сами — ни отменой, ни лишней таблеткой: свяжитесь с врачом, который его назначил (почему лекарства не отменяют самостоятельно — Тема 7, раздел 7.5).</w:t>
       </w:r>
     </w:p>
     <w:bookmarkEnd w:id="39"/>
@@ -2360,7 +2600,7 @@
         <w:rPr>
           <w:highlight w:val="yellow"/>
         </w:rPr>
-        <w:t>[ИСТОЧНИК: КР «Инфекции амниотической полости и плодных оболочек (хориоамнионит)» — сочетание лихорадки и подтекания вод; инвентарь sources, 6.17]</w:t>
+        <w:t>[ист.: КР НБ — признаки хориоамнионита как показание к госпитализации; КР «Преждевременные роды» 2024, ID 331 — по реестру Темы 9, раздел 9.12]</w:t>
       </w:r>
       <w:r>
         <w:t>.</w:t>
@@ -2407,7 +2647,7 @@
         <w:pStyle w:val="BodyText"/>
       </w:pPr>
       <w:r>
-        <w:t xml:space="preserve">Если вы хотите следить за весом дома, взвешивайтесь раз в неделю, утром, на одних и тех же весах. Ежедневные взвешивания показывают колебания воды и содержимого кишечника, а не прибавку.</w:t>
+        <w:t xml:space="preserve">Если вы хотите следить за весом дома, взвешивайтесь раз в неделю, утром, на одних и тех же весах. По ежедневным взвешиваниям видны колебания, а не прибавка (Тема 1, раздел 1.1).</w:t>
       </w:r>
     </w:p>
     <w:p>
@@ -2422,7 +2662,7 @@
       <w:pPr>
         <w:numPr>
           <w:ilvl w:val="0"/>
-          <w:numId w:val="1015"/>
+          <w:numId w:val="1017"/>
         </w:numPr>
         <w:pStyle w:val="Compact"/>
       </w:pPr>
@@ -2464,14 +2704,14 @@
         <w:t>[ИСТОЧНИК: КР ПЭ, 2.2 — какая прибавка за какой срок считается быстрой (текст на garant обрезан, запись 71)]</w:t>
       </w:r>
       <w:r>
-        <w:t>. Скажите об этом врачу в ближайшие дни, а если одновременно повысилось давление или появилась головная боль — в тот же день;</w:t>
-      </w:r>
-    </w:p>
-    <w:p>
-      <w:pPr>
-        <w:numPr>
-          <w:ilvl w:val="0"/>
-          <w:numId w:val="1015"/>
+        <w:t>. Скажите об этом врачу в тот же день, а если одновременно повысилось давление или появилась головная боль, поезжайте в роддом сразу;</w:t>
+      </w:r>
+    </w:p>
+    <w:p>
+      <w:pPr>
+        <w:numPr>
+          <w:ilvl w:val="0"/>
+          <w:numId w:val="1017"/>
         </w:numPr>
         <w:pStyle w:val="Compact"/>
       </w:pPr>
@@ -2546,7 +2786,7 @@
       <w:pPr>
         <w:numPr>
           <w:ilvl w:val="0"/>
-          <w:numId w:val="1016"/>
+          <w:numId w:val="1018"/>
         </w:numPr>
         <w:pStyle w:val="Compact"/>
       </w:pPr>
@@ -2558,7 +2798,7 @@
       <w:pPr>
         <w:numPr>
           <w:ilvl w:val="0"/>
-          <w:numId w:val="1016"/>
+          <w:numId w:val="1018"/>
         </w:numPr>
         <w:pStyle w:val="Compact"/>
       </w:pPr>
@@ -2690,7 +2930,7 @@
       <w:pPr>
         <w:numPr>
           <w:ilvl w:val="0"/>
-          <w:numId w:val="1017"/>
+          <w:numId w:val="1019"/>
         </w:numPr>
         <w:pStyle w:val="Compact"/>
       </w:pPr>
@@ -2721,7 +2961,7 @@
       <w:pPr>
         <w:numPr>
           <w:ilvl w:val="0"/>
-          <w:numId w:val="1017"/>
+          <w:numId w:val="1019"/>
         </w:numPr>
         <w:pStyle w:val="Compact"/>
       </w:pPr>
@@ -2740,7 +2980,7 @@
       <w:pPr>
         <w:numPr>
           <w:ilvl w:val="0"/>
-          <w:numId w:val="1017"/>
+          <w:numId w:val="1019"/>
         </w:numPr>
         <w:pStyle w:val="Compact"/>
       </w:pPr>
@@ -2981,7 +3221,7 @@
       <w:pPr>
         <w:numPr>
           <w:ilvl w:val="0"/>
-          <w:numId w:val="1018"/>
+          <w:numId w:val="1020"/>
         </w:numPr>
         <w:pStyle w:val="Compact"/>
       </w:pPr>
@@ -2993,7 +3233,7 @@
       <w:pPr>
         <w:numPr>
           <w:ilvl w:val="0"/>
-          <w:numId w:val="1018"/>
+          <w:numId w:val="1020"/>
         </w:numPr>
         <w:pStyle w:val="Compact"/>
       </w:pPr>
@@ -3005,7 +3245,7 @@
       <w:pPr>
         <w:numPr>
           <w:ilvl w:val="0"/>
-          <w:numId w:val="1018"/>
+          <w:numId w:val="1020"/>
         </w:numPr>
         <w:pStyle w:val="Compact"/>
       </w:pPr>
@@ -3053,7 +3293,7 @@
       <w:pPr>
         <w:numPr>
           <w:ilvl w:val="0"/>
-          <w:numId w:val="1019"/>
+          <w:numId w:val="1021"/>
         </w:numPr>
         <w:pStyle w:val="Compact"/>
       </w:pPr>
@@ -3075,7 +3315,7 @@
       <w:pPr>
         <w:numPr>
           <w:ilvl w:val="0"/>
-          <w:numId w:val="1019"/>
+          <w:numId w:val="1021"/>
         </w:numPr>
         <w:pStyle w:val="Compact"/>
       </w:pPr>
@@ -3097,7 +3337,7 @@
       <w:pPr>
         <w:numPr>
           <w:ilvl w:val="0"/>
-          <w:numId w:val="1019"/>
+          <w:numId w:val="1021"/>
         </w:numPr>
         <w:pStyle w:val="Compact"/>
       </w:pPr>
@@ -3119,7 +3359,7 @@
       <w:pPr>
         <w:numPr>
           <w:ilvl w:val="0"/>
-          <w:numId w:val="1019"/>
+          <w:numId w:val="1021"/>
         </w:numPr>
         <w:pStyle w:val="Compact"/>
       </w:pPr>
@@ -3460,6 +3700,130 @@
                 <w:bCs/>
                 <w:b/>
               </w:rPr>
+              <w:t xml:space="preserve">Давление</w:t>
+            </w:r>
+            <w:r>
+              <w:t xml:space="preserve"> </w:t>
+            </w:r>
+            <w:r>
+              <w:t xml:space="preserve">выше 120/80, но ниже 140/90</w:t>
+            </w:r>
+          </w:p>
+        </w:tc>
+        <w:tc>
+          <w:tcPr/>
+          <w:p>
+            <w:pPr>
+              <w:pStyle w:val="Compact"/>
+              <w:jc w:val="left"/>
+            </w:pPr>
+            <w:r>
+              <w:t xml:space="preserve">раньше</w:t>
+            </w:r>
+          </w:p>
+        </w:tc>
+        <w:tc>
+          <w:tcPr/>
+          <w:p>
+            <w:pPr>
+              <w:pStyle w:val="Compact"/>
+              <w:jc w:val="left"/>
+            </w:pPr>
+            <w:r>
+              <w:t xml:space="preserve">11.3</w:t>
+            </w:r>
+          </w:p>
+        </w:tc>
+      </w:tr>
+      <w:tr>
+        <w:tc>
+          <w:tcPr/>
+          <w:p>
+            <w:pPr>
+              <w:pStyle w:val="Compact"/>
+              <w:jc w:val="left"/>
+            </w:pPr>
+            <w:r>
+              <w:t xml:space="preserve">Давление 140/90 и выше при повторном измерении</w:t>
+            </w:r>
+          </w:p>
+        </w:tc>
+        <w:tc>
+          <w:tcPr/>
+          <w:p>
+            <w:pPr>
+              <w:pStyle w:val="Compact"/>
+              <w:jc w:val="left"/>
+            </w:pPr>
+            <w:r>
+              <w:t xml:space="preserve">раньше, в тот же день</w:t>
+            </w:r>
+          </w:p>
+        </w:tc>
+        <w:tc>
+          <w:tcPr/>
+          <w:p>
+            <w:pPr>
+              <w:pStyle w:val="Compact"/>
+              <w:jc w:val="left"/>
+            </w:pPr>
+            <w:r>
+              <w:t xml:space="preserve">11.3</w:t>
+            </w:r>
+          </w:p>
+        </w:tc>
+      </w:tr>
+      <w:tr>
+        <w:tc>
+          <w:tcPr/>
+          <w:p>
+            <w:pPr>
+              <w:pStyle w:val="Compact"/>
+              <w:jc w:val="left"/>
+            </w:pPr>
+            <w:r>
+              <w:t xml:space="preserve">Давление 160 и выше верхнее или 100 и выше нижнее</w:t>
+            </w:r>
+          </w:p>
+        </w:tc>
+        <w:tc>
+          <w:tcPr/>
+          <w:p>
+            <w:pPr>
+              <w:pStyle w:val="Compact"/>
+              <w:jc w:val="left"/>
+            </w:pPr>
+            <w:r>
+              <w:t xml:space="preserve">срочно или скорая</w:t>
+            </w:r>
+          </w:p>
+        </w:tc>
+        <w:tc>
+          <w:tcPr/>
+          <w:p>
+            <w:pPr>
+              <w:pStyle w:val="Compact"/>
+              <w:jc w:val="left"/>
+            </w:pPr>
+            <w:r>
+              <w:t xml:space="preserve">11.3</w:t>
+            </w:r>
+          </w:p>
+        </w:tc>
+      </w:tr>
+      <w:tr>
+        <w:tc>
+          <w:tcPr/>
+          <w:p>
+            <w:pPr>
+              <w:pStyle w:val="Compact"/>
+              <w:jc w:val="left"/>
+            </w:pPr>
+            <w:r>
+              <w:rPr>
+                <w:bCs/>
+                <w:b/>
+              </w:rPr>
               <w:t xml:space="preserve">Мочеиспускание</w:t>
             </w:r>
             <w:r>
@@ -4468,7 +4832,16 @@
         <w:rPr>
           <w:highlight w:val="yellow"/>
         </w:rPr>
-        <w:t>[ИСТОЧНИК: КР ПЭ — рвота во второй половине беременности как симптом ПЭ / HELLP-синдрома; legacy «Тема 9», п. 9]</w:t>
+        <w:t>[ист.: NICE NG133, 1.1.1 — рвота среди симптомов преэклампсии, с которыми обращаются немедленно; NHS, Pre-eclampsia, 2026]</w:t>
+      </w:r>
+      <w:r>
+        <w:t xml:space="preserve"> </w:t>
+      </w:r>
+      <w:r>
+        <w:rPr>
+          <w:highlight w:val="yellow"/>
+        </w:rPr>
+        <w:t>[ПРОВЕРИТЬ: в прочитанной части КР ПЭ рвота среди симптомов не названа; опора — NICE и NHS, применимость к РФ]</w:t>
       </w:r>
       <w:r>
         <w:t>.</w:t>
@@ -4506,7 +4879,7 @@
       <w:pPr>
         <w:numPr>
           <w:ilvl w:val="0"/>
-          <w:numId w:val="1020"/>
+          <w:numId w:val="1022"/>
         </w:numPr>
         <w:pStyle w:val="Compact"/>
       </w:pPr>
@@ -4518,7 +4891,7 @@
       <w:pPr>
         <w:numPr>
           <w:ilvl w:val="0"/>
-          <w:numId w:val="1020"/>
+          <w:numId w:val="1022"/>
         </w:numPr>
         <w:pStyle w:val="Compact"/>
       </w:pPr>
@@ -4530,7 +4903,7 @@
       <w:pPr>
         <w:numPr>
           <w:ilvl w:val="0"/>
-          <w:numId w:val="1020"/>
+          <w:numId w:val="1022"/>
         </w:numPr>
         <w:pStyle w:val="Compact"/>
       </w:pPr>
@@ -4542,19 +4915,19 @@
       <w:pPr>
         <w:numPr>
           <w:ilvl w:val="0"/>
-          <w:numId w:val="1020"/>
-        </w:numPr>
-        <w:pStyle w:val="Compact"/>
-      </w:pPr>
-      <w:r>
-        <w:t xml:space="preserve">давление 160/110 и выше или повышенное давление вместе с сильной головной болью, нарушением зрения, болью под ложечкой;</w:t>
-      </w:r>
-    </w:p>
-    <w:p>
-      <w:pPr>
-        <w:numPr>
-          <w:ilvl w:val="0"/>
-          <w:numId w:val="1020"/>
+          <w:numId w:val="1022"/>
+        </w:numPr>
+        <w:pStyle w:val="Compact"/>
+      </w:pPr>
+      <w:r>
+        <w:t xml:space="preserve">давление 160 и выше верхнее или 100 и выше нижнее; повышенное давление вместе с сильной головной болью, нарушением зрения, болью под ложечкой;</w:t>
+      </w:r>
+    </w:p>
+    <w:p>
+      <w:pPr>
+        <w:numPr>
+          <w:ilvl w:val="0"/>
+          <w:numId w:val="1022"/>
         </w:numPr>
         <w:pStyle w:val="Compact"/>
       </w:pPr>
@@ -4566,7 +4939,7 @@
       <w:pPr>
         <w:numPr>
           <w:ilvl w:val="0"/>
-          <w:numId w:val="1020"/>
+          <w:numId w:val="1022"/>
         </w:numPr>
         <w:pStyle w:val="Compact"/>
       </w:pPr>
@@ -4578,7 +4951,7 @@
       <w:pPr>
         <w:numPr>
           <w:ilvl w:val="0"/>
-          <w:numId w:val="1020"/>
+          <w:numId w:val="1022"/>
         </w:numPr>
         <w:pStyle w:val="Compact"/>
       </w:pPr>
@@ -4590,7 +4963,7 @@
       <w:pPr>
         <w:numPr>
           <w:ilvl w:val="0"/>
-          <w:numId w:val="1020"/>
+          <w:numId w:val="1022"/>
         </w:numPr>
         <w:pStyle w:val="Compact"/>
       </w:pPr>
@@ -4602,7 +4975,7 @@
       <w:pPr>
         <w:numPr>
           <w:ilvl w:val="0"/>
-          <w:numId w:val="1020"/>
+          <w:numId w:val="1022"/>
         </w:numPr>
         <w:pStyle w:val="Compact"/>
       </w:pPr>
@@ -4614,7 +4987,7 @@
       <w:pPr>
         <w:numPr>
           <w:ilvl w:val="0"/>
-          <w:numId w:val="1020"/>
+          <w:numId w:val="1022"/>
         </w:numPr>
         <w:pStyle w:val="Compact"/>
       </w:pPr>
@@ -4865,7 +5238,7 @@
               <w:jc w:val="left"/>
             </w:pPr>
             <w:r>
-              <w:t xml:space="preserve">Изменение из таблицы с уровнем «раньше»; давление выше привычного; температура выше 37,5 °C</w:t>
+              <w:t xml:space="preserve">Изменение из таблицы с уровнем «раньше»; давление выше 120/80; температура выше 37,5 °C</w:t>
             </w:r>
           </w:p>
         </w:tc>
@@ -4965,7 +5338,7 @@
               <w:jc w:val="left"/>
             </w:pPr>
             <w:r>
-              <w:t xml:space="preserve">Обильное кровотечение, судороги, потеря сознания, внезапная одышка и боль в груди, давление 160/110 и выше с симптомами</w:t>
+              <w:t xml:space="preserve">Обильное кровотечение, судороги, потеря сознания, внезапная одышка и боль в груди, давление 160 и выше верхнее или 100 и выше нижнее; повышенное давление вместе с головной болью, нарушением зрения, болью под ложечкой</w:t>
             </w:r>
           </w:p>
         </w:tc>
@@ -5013,7 +5386,7 @@
         <w:rPr>
           <w:highlight w:val="yellow"/>
         </w:rPr>
-        <w:t>[ИСТОЧНИК: номера 103 и 112 — официальный источник (Минздрав, МЧС)]</w:t>
+        <w:t>[ист.: МЧС России, «Порядок вызова экстренных служб», 29.07.2022 — скорая с мобильного 103, единый номер 112]</w:t>
       </w:r>
       <w:r>
         <w:t xml:space="preserve"> </w:t>
@@ -5030,16 +5403,7 @@
         <w:pStyle w:val="BodyText"/>
       </w:pPr>
       <w:r>
-        <w:t xml:space="preserve">Во время поездки в роддом не садитесь за руль сами: при кровотечении, сильной боли или высоком давлении можно потерять сознание. Попросите отвезти вас или вызовите скорую </w:t>
-      </w:r>
-      <w:r>
-        <w:rPr>
-          <w:highlight w:val="yellow"/>
-        </w:rPr>
-        <w:t>[ИСТОЧНИК: legacy «Тема 9», «Чего делать нельзя» — нужен источник рекомендации]</w:t>
-      </w:r>
-      <w:r>
-        <w:t>.</w:t>
+        <w:t xml:space="preserve">Во время поездки в роддом не садитесь за руль сами: попросите отвезти вас или вызовите скорую.</w:t>
       </w:r>
     </w:p>
     <w:bookmarkEnd w:id="55"/>
@@ -5065,7 +5429,7 @@
         <w:pStyle w:val="BodyText"/>
       </w:pPr>
       <w:r>
-        <w:t xml:space="preserve">Обращение, после которого выяснилось, что всё в порядке, — нормальный исход. Врачи приёмного отделения осматривают женщин, у которых тревога не подтвердилась, каждый день, и именно так устроена проверка: смотрят многих, чтобы не пропустить тех, кому нужна помощь.</w:t>
+        <w:t xml:space="preserve">Обращение, после которого выяснилось, что всё в порядке, — нормальный исход. Проверка устроена так: осматривают многих, чтобы не пропустить тех, кому помощь нужна. Например, у большинства женщин, обратившихся из-за уменьшения шевелений, ребёнок рождается здоровым (раздел 11.2).</w:t>
       </w:r>
     </w:p>
     <w:bookmarkEnd w:id="56"/>
@@ -5090,7 +5454,7 @@
       <w:pPr>
         <w:numPr>
           <w:ilvl w:val="0"/>
-          <w:numId w:val="1021"/>
+          <w:numId w:val="1023"/>
         </w:numPr>
         <w:pStyle w:val="Compact"/>
       </w:pPr>
@@ -5102,7 +5466,7 @@
       <w:pPr>
         <w:numPr>
           <w:ilvl w:val="0"/>
-          <w:numId w:val="1021"/>
+          <w:numId w:val="1023"/>
         </w:numPr>
         <w:pStyle w:val="Compact"/>
       </w:pPr>
@@ -5114,7 +5478,7 @@
       <w:pPr>
         <w:numPr>
           <w:ilvl w:val="0"/>
-          <w:numId w:val="1021"/>
+          <w:numId w:val="1023"/>
         </w:numPr>
         <w:pStyle w:val="Compact"/>
       </w:pPr>
@@ -5126,7 +5490,7 @@
       <w:pPr>
         <w:numPr>
           <w:ilvl w:val="0"/>
-          <w:numId w:val="1021"/>
+          <w:numId w:val="1023"/>
         </w:numPr>
         <w:pStyle w:val="Compact"/>
       </w:pPr>
@@ -5139,7 +5503,7 @@
         <w:pStyle w:val="FirstParagraph"/>
       </w:pPr>
       <w:r>
-        <w:t xml:space="preserve">Если в нерабочее время случилось то, что требует шага 3, а дозвониться некуда, а ждать до утра тревожно, — поезжайте в приёмное отделение роддома. Там вас осмотрят и скажут, нужно ли что-то ещё.</w:t>
+        <w:t xml:space="preserve">Если в нерабочее время случилось то, что требует шага 3, дозвониться некуда и ждать до утра тревожно, поезжайте в приёмное отделение роддома. Там вас осмотрят и скажут, нужно ли что-то ещё.</w:t>
       </w:r>
     </w:p>
     <w:bookmarkEnd w:id="57"/>
@@ -5182,7 +5546,7 @@
       <w:pPr>
         <w:numPr>
           <w:ilvl w:val="0"/>
-          <w:numId w:val="1022"/>
+          <w:numId w:val="1024"/>
         </w:numPr>
         <w:pStyle w:val="Compact"/>
       </w:pPr>
@@ -5194,7 +5558,7 @@
       <w:pPr>
         <w:numPr>
           <w:ilvl w:val="0"/>
-          <w:numId w:val="1022"/>
+          <w:numId w:val="1024"/>
         </w:numPr>
         <w:pStyle w:val="Compact"/>
       </w:pPr>
@@ -5206,7 +5570,7 @@
       <w:pPr>
         <w:numPr>
           <w:ilvl w:val="0"/>
-          <w:numId w:val="1022"/>
+          <w:numId w:val="1024"/>
         </w:numPr>
         <w:pStyle w:val="Compact"/>
       </w:pPr>
@@ -5244,7 +5608,7 @@
       <w:pPr>
         <w:numPr>
           <w:ilvl w:val="0"/>
-          <w:numId w:val="1023"/>
+          <w:numId w:val="1025"/>
         </w:numPr>
         <w:pStyle w:val="Compact"/>
       </w:pPr>
@@ -5266,7 +5630,7 @@
       <w:pPr>
         <w:numPr>
           <w:ilvl w:val="0"/>
-          <w:numId w:val="1023"/>
+          <w:numId w:val="1025"/>
         </w:numPr>
         <w:pStyle w:val="Compact"/>
       </w:pPr>
@@ -5288,7 +5652,7 @@
       <w:pPr>
         <w:numPr>
           <w:ilvl w:val="0"/>
-          <w:numId w:val="1023"/>
+          <w:numId w:val="1025"/>
         </w:numPr>
         <w:pStyle w:val="Compact"/>
       </w:pPr>
@@ -5310,7 +5674,7 @@
       <w:pPr>
         <w:numPr>
           <w:ilvl w:val="0"/>
-          <w:numId w:val="1023"/>
+          <w:numId w:val="1025"/>
         </w:numPr>
         <w:pStyle w:val="Compact"/>
       </w:pPr>
@@ -5332,7 +5696,7 @@
       <w:pPr>
         <w:numPr>
           <w:ilvl w:val="0"/>
-          <w:numId w:val="1023"/>
+          <w:numId w:val="1025"/>
         </w:numPr>
         <w:pStyle w:val="Compact"/>
       </w:pPr>
@@ -5400,7 +5764,7 @@
       <w:pPr>
         <w:numPr>
           <w:ilvl w:val="0"/>
-          <w:numId w:val="1024"/>
+          <w:numId w:val="1026"/>
         </w:numPr>
         <w:pStyle w:val="Compact"/>
       </w:pPr>
@@ -5412,7 +5776,7 @@
       <w:pPr>
         <w:numPr>
           <w:ilvl w:val="0"/>
-          <w:numId w:val="1024"/>
+          <w:numId w:val="1026"/>
         </w:numPr>
         <w:pStyle w:val="Compact"/>
       </w:pPr>
@@ -5424,7 +5788,7 @@
       <w:pPr>
         <w:numPr>
           <w:ilvl w:val="0"/>
-          <w:numId w:val="1024"/>
+          <w:numId w:val="1026"/>
         </w:numPr>
         <w:pStyle w:val="Compact"/>
       </w:pPr>
@@ -5436,7 +5800,7 @@
       <w:pPr>
         <w:numPr>
           <w:ilvl w:val="0"/>
-          <w:numId w:val="1024"/>
+          <w:numId w:val="1026"/>
         </w:numPr>
         <w:pStyle w:val="Compact"/>
       </w:pPr>
@@ -5448,7 +5812,7 @@
       <w:pPr>
         <w:numPr>
           <w:ilvl w:val="0"/>
-          <w:numId w:val="1024"/>
+          <w:numId w:val="1026"/>
         </w:numPr>
         <w:pStyle w:val="Compact"/>
       </w:pPr>
@@ -5471,7 +5835,7 @@
       <w:pPr>
         <w:numPr>
           <w:ilvl w:val="0"/>
-          <w:numId w:val="1025"/>
+          <w:numId w:val="1027"/>
         </w:numPr>
         <w:pStyle w:val="Compact"/>
       </w:pPr>
@@ -5483,31 +5847,31 @@
       <w:pPr>
         <w:numPr>
           <w:ilvl w:val="0"/>
-          <w:numId w:val="1025"/>
-        </w:numPr>
-        <w:pStyle w:val="Compact"/>
-      </w:pPr>
-      <w:r>
-        <w:t xml:space="preserve">Считать шевеления по таблице всем не нужно. Важно знать, как обычно двигается ваш ребёнок, и при любом ощущении, что он двигается меньше или иначе, обращаться сразу — не дожидаясь утра и не проверяя допплером.</w:t>
-      </w:r>
-    </w:p>
-    <w:p>
-      <w:pPr>
-        <w:numPr>
-          <w:ilvl w:val="0"/>
-          <w:numId w:val="1025"/>
-        </w:numPr>
-        <w:pStyle w:val="Compact"/>
-      </w:pPr>
-      <w:r>
-        <w:t xml:space="preserve">Давление измеряют по правилам: после 5 минут покоя, сидя, рука на уровне сердца, несколько измерений подряд. Одна высокая цифра — повод повторить измерение через 15 минут; повторно высокая — повод связаться с врачом.</w:t>
-      </w:r>
-    </w:p>
-    <w:p>
-      <w:pPr>
-        <w:numPr>
-          <w:ilvl w:val="0"/>
-          <w:numId w:val="1025"/>
+          <w:numId w:val="1027"/>
+        </w:numPr>
+        <w:pStyle w:val="Compact"/>
+      </w:pPr>
+      <w:r>
+        <w:t xml:space="preserve">После 26 недель каждый день замечайте, как двигается ваш ребёнок; считать по таблице всем не нужно. Если шевелений нет или они явно слабее — поезжайте сразу; если сомневаетесь — 2 часа на левом боку, меньше 6 отчётливых шевелений — немедленно в роддом. Не ждите утра и не проверяйте сердцебиение домашним допплером.</w:t>
+      </w:r>
+    </w:p>
+    <w:p>
+      <w:pPr>
+        <w:numPr>
+          <w:ilvl w:val="0"/>
+          <w:numId w:val="1027"/>
+        </w:numPr>
+        <w:pStyle w:val="Compact"/>
+      </w:pPr>
+      <w:r>
+        <w:t xml:space="preserve">Давление измеряют по правилам: после 5 минут покоя, сидя, рука на уровне сердца, несколько измерений подряд. Одна высокая цифра — повод повторить измерение через 15 минут. Повторно 140/90 и выше — связаться с врачом в тот же день, 160 и выше верхнее или 100 и выше нижнее — ехать в роддом сразу.</w:t>
+      </w:r>
+    </w:p>
+    <w:p>
+      <w:pPr>
+        <w:numPr>
+          <w:ilvl w:val="0"/>
+          <w:numId w:val="1027"/>
         </w:numPr>
         <w:pStyle w:val="Compact"/>
       </w:pPr>
@@ -5519,7 +5883,7 @@
       <w:pPr>
         <w:numPr>
           <w:ilvl w:val="0"/>
-          <w:numId w:val="1025"/>
+          <w:numId w:val="1027"/>
         </w:numPr>
         <w:pStyle w:val="Compact"/>
       </w:pPr>
@@ -5531,7 +5895,7 @@
       <w:pPr>
         <w:numPr>
           <w:ilvl w:val="0"/>
-          <w:numId w:val="1025"/>
+          <w:numId w:val="1027"/>
         </w:numPr>
         <w:pStyle w:val="Compact"/>
       </w:pPr>
@@ -5573,7 +5937,7 @@
       <w:pPr>
         <w:numPr>
           <w:ilvl w:val="0"/>
-          <w:numId w:val="1026"/>
+          <w:numId w:val="1028"/>
         </w:numPr>
         <w:pStyle w:val="Compact"/>
       </w:pPr>
@@ -5585,7 +5949,7 @@
       <w:pPr>
         <w:numPr>
           <w:ilvl w:val="0"/>
-          <w:numId w:val="1026"/>
+          <w:numId w:val="1028"/>
         </w:numPr>
         <w:pStyle w:val="Compact"/>
       </w:pPr>
@@ -5597,19 +5961,25 @@
       <w:pPr>
         <w:numPr>
           <w:ilvl w:val="0"/>
-          <w:numId w:val="1026"/>
+          <w:numId w:val="1028"/>
         </w:numPr>
         <w:pStyle w:val="Compact"/>
       </w:pPr>
       <w:r>
         <w:t xml:space="preserve">Минздрав России. КР «Венозные осложнения во время беременности и послеродовом периоде. Акушерская тромбоэмболия», 2025 — 1.6 (с. 10–11). sources/russian-guidelines/venoznye-oslozhneniya-akusherskaya-tromboemboliya.pdf.</w:t>
       </w:r>
-    </w:p>
-    <w:p>
-      <w:pPr>
-        <w:numPr>
-          <w:ilvl w:val="0"/>
-          <w:numId w:val="1026"/>
+      <w:r>
+        <w:t xml:space="preserve"> </w:t>
+      </w:r>
+      <w:r>
+        <w:t xml:space="preserve">4а. Минздрав России. КР «Признаки внутриутробной гипоксии плода, требующие предоставления медицинской помощи матери», 2023, ID 774 — 1.1, 2.1. https://base.garant.ru/407548979/</w:t>
+      </w:r>
+    </w:p>
+    <w:p>
+      <w:pPr>
+        <w:numPr>
+          <w:ilvl w:val="0"/>
+          <w:numId w:val="1028"/>
         </w:numPr>
         <w:pStyle w:val="Compact"/>
       </w:pPr>
@@ -5633,7 +6003,7 @@
       <w:pPr>
         <w:numPr>
           <w:ilvl w:val="0"/>
-          <w:numId w:val="1027"/>
+          <w:numId w:val="1029"/>
         </w:numPr>
         <w:pStyle w:val="Compact"/>
       </w:pPr>
@@ -5645,12 +6015,72 @@
       <w:pPr>
         <w:numPr>
           <w:ilvl w:val="0"/>
-          <w:numId w:val="1027"/>
-        </w:numPr>
-        <w:pStyle w:val="Compact"/>
-      </w:pPr>
-      <w:r>
-        <w:t xml:space="preserve">Whitworth M., Fisher M., Heazell A. et al. Reduced Fetal Movements: Green-top Guideline No. 57. BJOG, 2026;133(8):e70–e92. DOI 10.1111/1471-0528.70198 — не прочитан (запись 72).</w:t>
+          <w:numId w:val="1029"/>
+        </w:numPr>
+        <w:pStyle w:val="Compact"/>
+      </w:pPr>
+      <w:r>
+        <w:t xml:space="preserve">Whitworth M., Fisher M., Heazell A. et al. Reduced Fetal Movements: Green-top Guideline No. 57. BJOG, 2026;133(8):e70–e92. DOI 10.1111/1471-0528.70198. sources/who-international/rcog-gtg57-reduced-fetal-movements-2026.pdf.</w:t>
+      </w:r>
+    </w:p>
+    <w:p>
+      <w:pPr>
+        <w:numPr>
+          <w:ilvl w:val="0"/>
+          <w:numId w:val="1029"/>
+        </w:numPr>
+        <w:pStyle w:val="Compact"/>
+      </w:pPr>
+      <w:r>
+        <w:t xml:space="preserve">FDA. Ultrasound Imaging, раздел «Information for Patients Including Expectant Mothers». Актуально на 19.09.2024. sources/who-international/fda-ultrasound-imaging.pdf.</w:t>
+      </w:r>
+    </w:p>
+    <w:p>
+      <w:pPr>
+        <w:numPr>
+          <w:ilvl w:val="0"/>
+          <w:numId w:val="1029"/>
+        </w:numPr>
+        <w:pStyle w:val="Compact"/>
+      </w:pPr>
+      <w:r>
+        <w:t xml:space="preserve">STRIDE BP. Validated devices for blood pressure measurement in pregnancy/preeclampsia. Перечень на 15.10.2026. sources/who-international/stridebp-monitors-pregnancy-2026-10-15.pdf.</w:t>
+      </w:r>
+    </w:p>
+    <w:p>
+      <w:pPr>
+        <w:numPr>
+          <w:ilvl w:val="0"/>
+          <w:numId w:val="1029"/>
+        </w:numPr>
+        <w:pStyle w:val="Compact"/>
+      </w:pPr>
+      <w:r>
+        <w:t xml:space="preserve">NICE. NG133 Hypertension in pregnancy: diagnosis and management, 2019 — 1.1.1. https://www.nice.org.uk/guidance/ng133</w:t>
+      </w:r>
+    </w:p>
+    <w:p>
+      <w:pPr>
+        <w:numPr>
+          <w:ilvl w:val="0"/>
+          <w:numId w:val="1029"/>
+        </w:numPr>
+        <w:pStyle w:val="Compact"/>
+      </w:pPr>
+      <w:r>
+        <w:t xml:space="preserve">NHS. Pre-eclampsia. Проверено 23.03.2026. https://www.nhs.uk/conditions/pre-eclampsia/</w:t>
+      </w:r>
+    </w:p>
+    <w:p>
+      <w:pPr>
+        <w:numPr>
+          <w:ilvl w:val="0"/>
+          <w:numId w:val="1029"/>
+        </w:numPr>
+        <w:pStyle w:val="Compact"/>
+      </w:pPr>
+      <w:r>
+        <w:t xml:space="preserve">МЧС России. Порядок вызова экстренных служб, 29.07.2022. https://ngc.organizations.mchs.gov.ru/export/pdf/News/4237396</w:t>
       </w:r>
     </w:p>
     <w:p>
@@ -5668,7 +6098,7 @@
         <w:t xml:space="preserve"> </w:t>
       </w:r>
       <w:r>
-        <w:t xml:space="preserve">КР «Признаки внутриутробной гипоксии плода…» (запись 74); NHS England, Saving Babies’ Lives v3 (запись 73); FDA, TGA о домашних допплерах (запись 75); перечень тонометров (запись 76); КР «Инфекция мочевых путей при беременности», ID 719 (запись 16); КР «Чрезмерная рвота беременных», «Выкидыш», «Преждевременные роды», «Преждевременная отслойка плаценты», «Хориоамнионит».</w:t>
+        <w:t xml:space="preserve">Приложение В КР ПЭ (запись 71); КР «Инфекция мочевых путей при беременности», ID 719 (запись 16); КР «Чрезмерная рвота беременных», «Выкидыш», «Преждевременные роды», «Преждевременная отслойка плаценты», «Хориоамнионит».</w:t>
       </w:r>
     </w:p>
     <w:bookmarkEnd w:id="66"/>
@@ -6068,6 +6498,12 @@
     <w:abstractNumId w:val="991"/>
   </w:num>
   <w:num w:numId="1014">
+    <w:abstractNumId w:val="991"/>
+  </w:num>
+  <w:num w:numId="1015">
+    <w:abstractNumId w:val="991"/>
+  </w:num>
+  <w:num w:numId="1016">
     <w:abstractNumId w:val="99411"/>
     <w:lvlOverride w:ilvl="0">
       <w:startOverride w:val="1"/>
@@ -6097,12 +6533,6 @@
       <w:startOverride w:val="1"/>
     </w:lvlOverride>
   </w:num>
-  <w:num w:numId="1015">
-    <w:abstractNumId w:val="991"/>
-  </w:num>
-  <w:num w:numId="1016">
-    <w:abstractNumId w:val="991"/>
-  </w:num>
   <w:num w:numId="1017">
     <w:abstractNumId w:val="991"/>
   </w:num>
@@ -6131,6 +6561,12 @@
     <w:abstractNumId w:val="991"/>
   </w:num>
   <w:num w:numId="1026">
+    <w:abstractNumId w:val="991"/>
+  </w:num>
+  <w:num w:numId="1027">
+    <w:abstractNumId w:val="991"/>
+  </w:num>
+  <w:num w:numId="1028">
     <w:abstractNumId w:val="99411"/>
     <w:lvlOverride w:ilvl="0">
       <w:startOverride w:val="1"/>
@@ -6160,7 +6596,7 @@
       <w:startOverride w:val="1"/>
     </w:lvlOverride>
   </w:num>
-  <w:num w:numId="1027">
+  <w:num w:numId="1029">
     <w:abstractNumId w:val="99415"/>
     <w:lvlOverride w:ilvl="0">
       <w:startOverride w:val="5"/>

--- a/themes/theme-11/theme 11 draft.docx
+++ b/themes/theme-11/theme 11 draft.docx
@@ -1962,13 +1962,22 @@
         <w:t>[ист.: КР ПЭ, 2.2, с. 17, УУР C, УДД 5]</w:t>
       </w:r>
       <w:r>
+        <w:t xml:space="preserve">, а памятка для пациентки в тех же рекомендациях говорит, что с наступлением беременности давление нужно систематически контролировать один-два раза в сутки и записывать в дневник </w:t>
+      </w:r>
+      <w:r>
+        <w:rPr>
+          <w:highlight w:val="yellow"/>
+        </w:rPr>
+        <w:t>[ист.: КР ПЭ, Прил. В, с. 74]</w:t>
+      </w:r>
+      <w:r>
         <w:t xml:space="preserve">. </w:t>
       </w:r>
       <w:r>
         <w:rPr>
           <w:highlight w:val="yellow"/>
         </w:rPr>
-        <w:t>[ПРОВЕРИТЬ: КР ПЭ рекомендует ежедневный самоконтроль АД без указания подгруппы; КР НБ о домашнем контроле не говорит; относится ли рекомендация ко всем беременным — DISPUTED-CLAIMS, строка 48]</w:t>
+        <w:t>[ПРОВЕРИТЬ: КР ПЭ рекомендует ежедневный самоконтроль АД без указания подгруппы (2.2 — 3 раза в день; Прил. В — 1–2 раза в сутки); КР НБ о домашнем контроле не говорит; относится ли рекомендация ко всем беременным — DISPUTED-CLAIMS, строка 48]</w:t>
       </w:r>
     </w:p>
     <w:p>
@@ -2532,7 +2541,7 @@
         <w:rPr>
           <w:highlight w:val="yellow"/>
         </w:rPr>
-        <w:t>[ПРОВЕРИТЬ: порог экстренной госпитализации. КР ПЭ, раздел 6: «При САД ≥160 мм рт. ст. или ДАД ≥100 мм рт. ст., тяжелой ПЭ/эклампсии рекомендована экстренная госпитализация»; Приказ 747н, п. 106 — к критическим акушерским состояниям отнесена АГ «со стойким повышением давления свыше 160/100 мм рт.ст.»; КР ПЭ 1.5 (тяжёлая АГ) и критерий качества 7 — 160/110; NICE NG133 — тяжёлая гипертензия выше 160/110, госпитализация. В книге принят более осторожный порог 160/100 из двух оперативных российских документов — DISPUTED-CLAIMS, строка 49]</w:t>
+        <w:t>[ПРОВЕРИТЬ: порог экстренной госпитализации. КР ПЭ, раздел 6 (официальный PDF, с. 46 — сверено 15.10.2026): «При САД ≥160 мм рт. ст. или ДАД ≥100 мм рт. ст., тяжелой ПЭ/эклампсии рекомендована экстренная госпитализация»; Приказ 747н, п. 106 — к критическим акушерским состояниям отнесена АГ «со стойким повышением давления свыше 160/100 мм рт.ст.»; КР ПЭ 1.5 (тяжёлая АГ) и критерий качества 7 — 160/110; NICE NG133 — тяжёлая гипертензия выше 160/110, госпитализация. В книге принят более осторожный порог 160/100 из двух оперативных российских документов — DISPUTED-CLAIMS, строка 49]</w:t>
       </w:r>
       <w:r>
         <w:t xml:space="preserve"> </w:t>
@@ -2686,22 +2695,13 @@
         <w:t>[ист.: КР НБ, 2.2, с. 16]</w:t>
       </w:r>
       <w:r>
-        <w:t xml:space="preserve">. Быстрая прибавка вместе с нарастающими отёками рекомендации по преэклампсии относят к неблагоприятным признакам </w:t>
-      </w:r>
-      <w:r>
-        <w:rPr>
-          <w:highlight w:val="yellow"/>
-        </w:rPr>
-        <w:t>[ист.: КР ПЭ, 2.2]</w:t>
-      </w:r>
-      <w:r>
-        <w:t xml:space="preserve"> </w:t>
-      </w:r>
-      <w:r>
-        <w:rPr>
-          <w:highlight w:val="yellow"/>
-        </w:rPr>
-        <w:t>[ИСТОЧНИК: КР ПЭ, 2.2 — какая прибавка за какой срок считается быстрой (текст на garant обрезан, запись 71)]</w:t>
+        <w:t xml:space="preserve">. Массивные, быстро нарастающие отёки — в третьем триместре это прибавка массы тела на 1 кг в неделю и больше — и отёк лица рекомендации по преэклампсии относят к неблагоприятным признакам </w:t>
+      </w:r>
+      <w:r>
+        <w:rPr>
+          <w:highlight w:val="yellow"/>
+        </w:rPr>
+        <w:t>[ист.: КР ПЭ, 2.2, комментарий]</w:t>
       </w:r>
       <w:r>
         <w:t>. Скажите об этом врачу в тот же день, а если одновременно повысилось давление или появилась головная боль, поезжайте в роддом сразу;</w:t>
@@ -4251,10 +4251,7 @@
               <w:t xml:space="preserve">Одышка</w:t>
             </w:r>
             <w:r>
-              <w:t xml:space="preserve"> </w:t>
-            </w:r>
-            <w:r>
-              <w:t xml:space="preserve">при нагрузке, которая постепенно нарастает к концу беременности</w:t>
+              <w:t xml:space="preserve">, которая появилась постепенно по мере роста живота и не мешает обычным делам</w:t>
             </w:r>
           </w:p>
         </w:tc>
@@ -4277,12 +4274,14 @@
               <w:pStyle w:val="Compact"/>
               <w:jc w:val="left"/>
             </w:pPr>
-            <w:r/>
+            <w:r>
+              <w:t xml:space="preserve">NHS </w:t>
+            </w:r>
             <w:r>
               <w:rPr>
                 <w:highlight w:val="yellow"/>
               </w:rPr>
-              <w:t>[ИСТОЧНИК: физиологическая одышка беременных — КР НБ, 1.6 или 3.1]</w:t>
+              <w:t>[ист.: NHS, Pregnancy symptoms you need to get help for, 2026; КР НБ об одышке не говорит]</w:t>
             </w:r>
           </w:p>
         </w:tc>
@@ -4296,7 +4295,7 @@
               <w:jc w:val="left"/>
             </w:pPr>
             <w:r>
-              <w:t xml:space="preserve">Внезапная одышка, боль в груди, кашель с кровью</w:t>
+              <w:t xml:space="preserve">Одышка внезапная, или когда вы лежите, или вместе с болью в груди, головокружением, обмороком</w:t>
             </w:r>
           </w:p>
         </w:tc>
@@ -4320,7 +4319,13 @@
               <w:jc w:val="left"/>
             </w:pPr>
             <w:r>
-              <w:t xml:space="preserve">11.7; Раздел 0</w:t>
+              <w:t xml:space="preserve">11.7; Раздел 0 </w:t>
+            </w:r>
+            <w:r>
+              <w:rPr>
+                <w:highlight w:val="yellow"/>
+              </w:rPr>
+              <w:t>[ист.: NHS, 2026; КР ВТЭО, 1.6, с. 10]</w:t>
             </w:r>
           </w:p>
         </w:tc>
@@ -4368,7 +4373,13 @@
               <w:jc w:val="left"/>
             </w:pPr>
             <w:r>
-              <w:t xml:space="preserve">Тема 1, раздел 1.4</w:t>
+              <w:t xml:space="preserve">Тема 1, раздел 1.4 </w:t>
+            </w:r>
+            <w:r>
+              <w:rPr>
+                <w:highlight w:val="yellow"/>
+              </w:rPr>
+              <w:t>[ПРОВЕРИТЬ: памятка КР «Чрезмерная рвота беременных» 2024, ID 802, называет поводом обратиться рвоту «более 2–3 раз в день», памятка КР НБ — «более 5 раз в сутки» — DISPUTED-CLAIMS, строка 51]</w:t>
             </w:r>
           </w:p>
         </w:tc>
@@ -4382,7 +4393,7 @@
               <w:jc w:val="left"/>
             </w:pPr>
             <w:r>
-              <w:t xml:space="preserve">Не удерживается даже вода, моча тёмная и редкая</w:t>
+              <w:t xml:space="preserve">Не удерживается даже вода; мочи стало заметно меньше обычного, она тёмная</w:t>
             </w:r>
           </w:p>
         </w:tc>
@@ -4406,7 +4417,13 @@
               <w:jc w:val="left"/>
             </w:pPr>
             <w:r>
-              <w:t xml:space="preserve">Тема 1, раздел 1.4</w:t>
+              <w:t xml:space="preserve">Тема 1, раздел 1.4 </w:t>
+            </w:r>
+            <w:r>
+              <w:rPr>
+                <w:highlight w:val="yellow"/>
+              </w:rPr>
+              <w:t>[ПРОВЕРИТЬ: КР ID 802, раздел 6 — невозможность пить при неэффективном лечении дома — показание к госпитализации; NHS относит это к звонку без срочности — DISPUTED-CLAIMS, строка 51]</w:t>
             </w:r>
           </w:p>
         </w:tc>
@@ -4444,7 +4461,13 @@
               <w:jc w:val="left"/>
             </w:pPr>
             <w:r>
-              <w:t xml:space="preserve">ниже</w:t>
+              <w:t xml:space="preserve">ниже </w:t>
+            </w:r>
+            <w:r>
+              <w:rPr>
+                <w:highlight w:val="yellow"/>
+              </w:rPr>
+              <w:t>[ист.: КР ID 802, раздел 6 — рвота, продолжающаяся после 20 недель, показание к госпитализации]</w:t>
             </w:r>
           </w:p>
         </w:tc>
@@ -4727,22 +4750,22 @@
         <w:t>[ист.: КР ВТЭО, 1.6, с. 10–11]</w:t>
       </w:r>
       <w:r>
-        <w:t xml:space="preserve">; рвота, когда не удерживается жидкость, — </w:t>
-      </w:r>
-      <w:r>
-        <w:rPr>
-          <w:highlight w:val="yellow"/>
-        </w:rPr>
-        <w:t>[ИСТОЧНИК: КР «Чрезмерная рвота беременных» — признаки обезвоживания, срочность]</w:t>
-      </w:r>
-      <w:r>
-        <w:t xml:space="preserve">; кровотечение и подтекание вод — </w:t>
-      </w:r>
-      <w:r>
-        <w:rPr>
-          <w:highlight w:val="yellow"/>
-        </w:rPr>
-        <w:t>[ИСТОЧНИК: КР «Выкидыш», «Преждевременные роды», «Преждевременная отслойка плаценты» — срочность для пациентки]</w:t>
+        <w:t xml:space="preserve">; рвота и обезвоживание — </w:t>
+      </w:r>
+      <w:r>
+        <w:rPr>
+          <w:highlight w:val="yellow"/>
+        </w:rPr>
+        <w:t>[ист.: КР «Чрезмерная рвота беременных», 2024, ID 802, 1.6, 6, Прил. В]</w:t>
+      </w:r>
+      <w:r>
+        <w:t xml:space="preserve">; кровотечение, подтекание вод, боль в животе — </w:t>
+      </w:r>
+      <w:r>
+        <w:rPr>
+          <w:highlight w:val="yellow"/>
+        </w:rPr>
+        <w:t>[ист.: КР НБ, раздел 6, с. 46 — показания к госпитализации; КР «Преждевременная отслойка плаценты», ID 800, Прил. В — при любых признаках кровотечения, даже незначительных, обратиться для решения вопроса об экстренной госпитализации]</w:t>
       </w:r>
       <w:r>
         <w:t>.</w:t>
@@ -4944,7 +4967,7 @@
         <w:pStyle w:val="Compact"/>
       </w:pPr>
       <w:r>
-        <w:t xml:space="preserve">внезапная одышка, боль в груди, кашель с кровью;</w:t>
+        <w:t xml:space="preserve">внезапная одышка, одышка лёжа, одышка с болью в груди или обмороком;</w:t>
       </w:r>
     </w:p>
     <w:p>
@@ -5312,7 +5335,7 @@
               <w:jc w:val="left"/>
             </w:pPr>
             <w:r>
-              <w:t xml:space="preserve">Сразу, в любое время суток</w:t>
+              <w:t xml:space="preserve">Сразу, не дожидаясь утра</w:t>
             </w:r>
           </w:p>
         </w:tc>
@@ -5395,7 +5418,7 @@
         <w:rPr>
           <w:highlight w:val="yellow"/>
         </w:rPr>
-        <w:t>[ИСТОЧНИК: Приказ 747н — круглосуточный приём беременных в акушерском стационаре]</w:t>
+        <w:t>[ист.: Приказ 747н, п. 15 — не во всех роддомах круглосуточно есть акушер-гинеколог, поэтому роддом для ночной поездки выбирают заранее]</w:t>
       </w:r>
     </w:p>
     <w:p>
@@ -5429,6 +5452,23 @@
         <w:pStyle w:val="BodyText"/>
       </w:pPr>
       <w:r>
+        <w:t xml:space="preserve">Экстренную помощь медицинская организация оказывает безотлагательно и бесплатно, отказ в ней не допускается </w:t>
+      </w:r>
+      <w:r>
+        <w:rPr>
+          <w:highlight w:val="yellow"/>
+        </w:rPr>
+        <w:t>[ист.: Федеральный закон № 323-ФЗ, ст. 11, ч. 2]</w:t>
+      </w:r>
+      <w:r>
+        <w:t>.</w:t>
+      </w:r>
+    </w:p>
+    <w:p>
+      <w:pPr>
+        <w:pStyle w:val="BodyText"/>
+      </w:pPr>
+      <w:r>
         <w:t xml:space="preserve">Обращение, после которого выяснилось, что всё в порядке, — нормальный исход. Проверка устроена так: осматривают многих, чтобы не пропустить тех, кому помощь нужна. Например, у большинства женщин, обратившихся из-за уменьшения шевелений, ребёнок рождается здоровым (раздел 11.2).</w:t>
       </w:r>
     </w:p>
@@ -5459,7 +5499,7 @@
         <w:pStyle w:val="Compact"/>
       </w:pPr>
       <w:r>
-        <w:t xml:space="preserve">узнайте, в какой роддом вы можете обратиться круглосуточно и как туда добраться, и сохраните его телефон и адрес;</w:t>
+        <w:t xml:space="preserve">узнайте, в какой роддом можно поехать ночью и как туда добраться, и сохраните его телефон и адрес;</w:t>
       </w:r>
     </w:p>
     <w:p>

--- a/themes/theme-11/theme 11 draft.docx
+++ b/themes/theme-11/theme 11 draft.docx
@@ -389,7 +389,7 @@
         <w:pStyle w:val="Compact"/>
       </w:pPr>
       <w:r>
-        <w:t xml:space="preserve">Отёки, головная боль и рвота: где проходит граница</w:t>
+        <w:t xml:space="preserve">Головная боль и рвота: где проходит граница</w:t>
       </w:r>
     </w:p>
     <w:p>
@@ -544,7 +544,7 @@
         <w:pStyle w:val="FirstParagraph"/>
       </w:pPr>
       <w:r>
-        <w:t xml:space="preserve">Черновик после Checkpoint 3, 15.10.2026 (сверка — editorial/reports/cp2-tema-11-2026-10-15.md, реестр — evidence-ledger.md). Основа — themes/theme-11/checkpoint-0.md. Пометки:</w:t>
+        <w:t xml:space="preserve">Текст после Checkpoint 4, 15.10.2026 (сверка — editorial/reports/cp2-tema-11-2026-10-15.md, реестр — evidence-ledger.md). Основа — themes/theme-11/checkpoint-0.md. Пометки:</w:t>
       </w:r>
       <w:r>
         <w:t xml:space="preserve"> </w:t>
@@ -709,7 +709,7 @@
         <w:pStyle w:val="BodyText"/>
       </w:pPr>
       <w:r>
-        <w:t xml:space="preserve">Российские клинические рекомендации «Нормальная беременность» в памятке для пациентки перечисляют жалобы, с которыми нужно обращаться к врачу: рвоту чаще 5 раз в сутки, потерю массы тела больше 3 кг за 1–1,5 недели, повышение давления выше 120/80, нарушения зрения, сильную головную боль, боль внизу живота любого характера, боль в области желудка, отёк лица, рук или ног, кровянистые или обильные жидкие выделения, температуру выше 37,5 °C, отсутствие или изменение шевелений ребёнка </w:t>
+        <w:t xml:space="preserve">Российские клинические рекомендации «Нормальная беременность» в памятке для пациентки перечисляют больше десяти жалоб, с которыми нужно обращаться к врачу: от рвоты и головной боли до кровянистых выделений, температуры и изменения шевелений ребёнка </w:t>
       </w:r>
       <w:r>
         <w:rPr>
@@ -718,7 +718,7 @@
         <w:t>[ист.: КР НБ, Прил. В, с. 89]</w:t>
       </w:r>
       <w:r>
-        <w:t>. Почти всё в этом списке женщина замечает сама, без приборов. Именно это и стоит наблюдать: перемены в самочувствии, в выделениях, в шевелениях ребёнка — и, если врач назначил, давление.</w:t>
+        <w:t>. Почти все их женщина замечает сама, без приборов. Именно это и стоит наблюдать: перемены в самочувствии, в выделениях, в шевелениях ребёнка — и, если врач назначил, давление. Полный перечень с уровнем срочности для каждой жалобы — в таблице раздела 11.6.</w:t>
       </w:r>
     </w:p>
     <w:bookmarkEnd w:id="21"/>
@@ -1125,15 +1125,6 @@
         <w:t>[ист.: RCOG GTG 57, 2026, раздел 4, с. e72–e73]</w:t>
       </w:r>
       <w:r>
-        <w:t xml:space="preserve">. Британское руководство отдельно подчёркивает, что женщине нужно ясно сказать: к концу беременности шевеления не уменьшаются </w:t>
-      </w:r>
-      <w:r>
-        <w:rPr>
-          <w:highlight w:val="yellow"/>
-        </w:rPr>
-        <w:t>[ист.: RCOG GTG 57, 2026, раздел 10, с. e82]</w:t>
-      </w:r>
-      <w:r>
         <w:t xml:space="preserve">. Среди женщин, у которых ребёнок погиб внутриутробно, были те, кто принял ослабление шевелений за норму, потому что слышал, что перед родами ребёнок двигается меньше </w:t>
       </w:r>
       <w:r>
@@ -1312,7 +1303,7 @@
         <w:pStyle w:val="FirstParagraph"/>
       </w:pPr>
       <w:r>
-        <w:t xml:space="preserve">Если ребёнку плохо, он может двигаться меньше. Уменьшение шевелений может быть признаком того, что что-то не так, и чем раньше это выясняется, тем раньше можно помочь </w:t>
+        <w:t xml:space="preserve">Если ребёнку плохо, он может двигаться меньше, и чем раньше это выясняется, тем раньше можно помочь </w:t>
       </w:r>
       <w:r>
         <w:rPr>
@@ -1681,7 +1672,7 @@
         <w:rPr>
           <w:highlight w:val="yellow"/>
         </w:rPr>
-        <w:t>[ПРОВЕРИТЬ: прямого запрета «расшевеливать» в GTG 57 нет; совет — вывод автора из противоречивых данных о глюкозе и из рекомендации не откладывать обращение]</w:t>
+        <w:t>[ПРОВЕРИТЬ: вопрос врачу — прямого запрета «расшевеливать» в GTG 57 и КР 774 нет; совет выведен автором из противоречивых данных о глюкозе и рекомендации не откладывать обращение — DISPUTED-CLAIMS, строка 52]</w:t>
       </w:r>
     </w:p>
     <w:p>
@@ -1828,7 +1819,7 @@
         <w:rPr>
           <w:highlight w:val="yellow"/>
         </w:rPr>
-        <w:t>[ПРОВЕРИТЬ: способ ежедневного подсчёта при факторах риска и при антигипертензивной терапии — в прочитанной части КР 774 и КР ПЭ не описан отдельно от теста на 2 часа]</w:t>
+        <w:t>[ПРОВЕРИТЬ: вопрос врачу — способ ежедневного подсчёта при факторах риска (КР 774) и при антигипертензивной терапии (КР ПЭ) отдельно от теста на 2 часа не описан — DISPUTED-CLAIMS, строка 53]</w:t>
       </w:r>
     </w:p>
     <w:bookmarkEnd w:id="32"/>
@@ -2003,7 +1994,7 @@
         <w:pStyle w:val="FirstParagraph"/>
       </w:pPr>
       <w:r>
-        <w:t xml:space="preserve">Тонометр для дома выбирают автоматический, с манжетой на плечо, по размеру руки. Проверить, испытан ли прибор при беременности, можно в международном перечне STRIDE BP: на сайте stridebp.org есть отдельный список приборов, проверенных для измерения давления при беременности и преэклампсии. На 15.10.2026 в нём 46 моделей для домашнего измерения, и все — с манжетой на плечо </w:t>
+        <w:t xml:space="preserve">Тонометр для дома выбирают автоматический, с манжетой на плечо, по размеру руки. Проверить, испытан ли прибор при беременности, можно в международном перечне STRIDE BP: на сайте stridebp.org есть отдельный список приборов, проверенных для измерения давления при беременности и преэклампсии. Все модели для домашнего измерения в этом перечне — с манжетой на плечо </w:t>
       </w:r>
       <w:r>
         <w:rPr>
@@ -2168,7 +2159,7 @@
         <w:rPr>
           <w:highlight w:val="yellow"/>
         </w:rPr>
-        <w:t>[ПРОВЕРИТЬ: толкование порогов 120/80 (КР НБ, Прил. В) и 140/90 (КР ПЭ) как «показать врачу» и «диагноз» — вывод автора; в книге Тема 7 (7.7) приводит 120/80, Тема 1 — 140/90; после решения — сверка тем]</w:t>
+        <w:t>[ПРОВЕРИТЬ: вопрос врачу — толкование порогов 120/80 (КР НБ, Прил. В) и 140/90 (КР ПЭ) как «показать врачу» и «диагноз» выведено автором; Тема 7 (7.7) приводит 120/80, Тема 1 — 140/90 — DISPUTED-CLAIMS, строка 49]</w:t>
       </w:r>
     </w:p>
     <w:p>
@@ -2243,7 +2234,7 @@
         <w:rPr>
           <w:highlight w:val="yellow"/>
         </w:rPr>
-        <w:t>[ПРОВЕРИТЬ: вывод «при симптомах решение не зависит от цифры» — автора; опора — КР ПЭ 1.6 и КР НБ Прил. В (головная боль и зрение как самостоятельные поводы обратиться)]</w:t>
+        <w:t>[ПРОВЕРИТЬ: вопрос врачу — вывод «при симптомах решение не зависит от цифры» сделан автором; опора — КР ПЭ 1.6 и КР НБ Прил. В (головная боль и зрение — самостоятельные поводы обратиться) — DISPUTED-CLAIMS, строка 49]</w:t>
       </w:r>
     </w:p>
     <w:bookmarkEnd w:id="38"/>
@@ -2861,7 +2852,7 @@
         <w:rPr>
           <w:highlight w:val="yellow"/>
         </w:rPr>
-        <w:t>[ПРОВЕРИТЬ: пример с ростом давления ниже 140/90 как повод позвонить — вывод автора из порога 120/80 КР НБ (Прил. В)]</w:t>
+        <w:t>[ПРОВЕРИТЬ: вопрос врачу — пример с ростом давления ниже 140/90 как повод позвонить выведен автором из порога 120/80 КР НБ (Прил. В) — DISPUTED-CLAIMS, строка 49]</w:t>
       </w:r>
     </w:p>
     <w:p>
@@ -3386,7 +3377,7 @@
         <w:rPr>
           <w:highlight w:val="yellow"/>
         </w:rPr>
-        <w:t>[ПРОВЕРИТЬ: уровни срочности в таблице назначены автором по КР НБ (Прил. В — «обратиться к врачу» без указания срока), КР ПЭ, КР ВТЭО и coverage Раздела 0; сроки требуют подтверждения врачом]</w:t>
+        <w:t>[ПРОВЕРИТЬ: вопрос врачу — уровни срочности в таблице назначены автором по КР НБ (Прил. В — «обратиться к врачу» без срока, раздел 6 — показания к госпитализации), КР ПЭ, КР ВТЭО, КР 802, КР 800 — DISPUTED-CLAIMS, строка 54]</w:t>
       </w:r>
     </w:p>
     <w:tbl>
@@ -4772,13 +4763,13 @@
       </w:r>
     </w:p>
     <w:bookmarkEnd w:id="51"/>
-    <w:bookmarkStart w:id="52" w:name="X33c32f1fb58a93f1a20048b4c72db3f6b17cd72"/>
+    <w:bookmarkStart w:id="52" w:name="X62486ddfa54e85476e3620b13e2c9dd2a857556"/>
     <w:p>
       <w:pPr>
         <w:pStyle w:val="Heading3"/>
       </w:pPr>
       <w:r>
-        <w:t xml:space="preserve">Отёки, головная боль и рвота: где проходит граница</w:t>
+        <w:t xml:space="preserve">Головная боль и рвота: где проходит граница</w:t>
       </w:r>
     </w:p>
     <w:p>
@@ -4786,7 +4777,7 @@
         <w:pStyle w:val="FirstParagraph"/>
       </w:pPr>
       <w:r>
-        <w:t xml:space="preserve">У трёх жалоб из таблицы граница между ожидаемым и тревожным проходит внутри одного симптома.</w:t>
+        <w:t xml:space="preserve">У двух жалоб из таблицы граница между ожидаемым и тревожным проходит внутри одного симптома. Об отёках — раздел 11.4.</w:t>
       </w:r>
     </w:p>
     <w:p>
@@ -4798,13 +4789,22 @@
           <w:bCs/>
           <w:b/>
         </w:rPr>
-        <w:t xml:space="preserve">Отёки.</w:t>
+        <w:t xml:space="preserve">Головная боль.</w:t>
       </w:r>
       <w:r>
         <w:t xml:space="preserve"> </w:t>
       </w:r>
       <w:r>
-        <w:t xml:space="preserve">Ноги, отекающие к вечеру, — частая часть нормальной беременности. Тревожат отёки лица и кистей, быстро нарастающие, и отёк одной ноги (подробнее — раздел 11.4).</w:t>
+        <w:t xml:space="preserve">Головная боль бывает и при беременности, и без неё: от недосыпа, голода, духоты. Если она проходит после отдыха, еды и воды, о ней достаточно сказать на приёме, а при повторах — вести дневник (раздел 11.5). Во второй половине беременности сильная, нарастающая головная боль, особенно с нарушением зрения или повышенным давлением, относится к признакам угрозы эклампсии </w:t>
+      </w:r>
+      <w:r>
+        <w:rPr>
+          <w:highlight w:val="yellow"/>
+        </w:rPr>
+        <w:t>[ист.: КР ПЭ, 1.6]</w:t>
+      </w:r>
+      <w:r>
+        <w:t xml:space="preserve"> и требует срочного осмотра. Не принимайте обезболивающее, чтобы переждать такую боль: что можно принимать при обычной головной боли — Тема 7, раздел 7.7.</w:t>
       </w:r>
     </w:p>
     <w:p>
@@ -4816,55 +4816,28 @@
           <w:bCs/>
           <w:b/>
         </w:rPr>
-        <w:t xml:space="preserve">Головная боль.</w:t>
+        <w:t xml:space="preserve">Рвота.</w:t>
       </w:r>
       <w:r>
         <w:t xml:space="preserve"> </w:t>
       </w:r>
       <w:r>
-        <w:t xml:space="preserve">Головная боль бывает и при беременности, и без неё: от недосыпа, голода, духоты. Если она проходит после отдыха, еды и воды, о ней достаточно сказать на приёме, а при повторах — вести дневник (раздел 11.5). Во второй половине беременности сильная, нарастающая головная боль, особенно с нарушением зрения или повышенным давлением, относится к признакам угрозы эклампсии </w:t>
-      </w:r>
-      <w:r>
-        <w:rPr>
-          <w:highlight w:val="yellow"/>
-        </w:rPr>
-        <w:t>[ист.: КР ПЭ, 1.6]</w:t>
-      </w:r>
-      <w:r>
-        <w:t xml:space="preserve"> и требует срочного осмотра. Не принимайте обезболивающее, чтобы переждать такую боль: что можно принимать при обычной головной боли — Тема 7, раздел 7.7.</w:t>
-      </w:r>
-    </w:p>
-    <w:p>
-      <w:pPr>
-        <w:pStyle w:val="BodyText"/>
-      </w:pPr>
-      <w:r>
-        <w:rPr>
-          <w:bCs/>
-          <w:b/>
-        </w:rPr>
-        <w:t xml:space="preserve">Рвота.</w:t>
+        <w:t xml:space="preserve">В первой половине беременности тошнота и рвота обычно связаны с самой беременностью (Тема 1, раздел 1.4). Рвота, которая впервые появилась или резко усилилась после 20 недель, особенно вместе с головной болью, болью под ложечкой или в правом подреберье, нарушением зрения, требует срочного осмотра: по одному симптому причину не определить, а среди возможных причин есть преэклампсия </w:t>
+      </w:r>
+      <w:r>
+        <w:rPr>
+          <w:highlight w:val="yellow"/>
+        </w:rPr>
+        <w:t>[ист.: NICE NG133, 1.1.1 — рвота среди симптомов преэклампсии, с которыми обращаются немедленно; NHS, Pre-eclampsia, 2026]</w:t>
       </w:r>
       <w:r>
         <w:t xml:space="preserve"> </w:t>
       </w:r>
       <w:r>
-        <w:t xml:space="preserve">В первой половине беременности тошнота и рвота обычно связаны с самой беременностью (Тема 1, раздел 1.4). Рвота, которая впервые появилась или резко усилилась после 20 недель, особенно вместе с головной болью, болью под ложечкой или в правом подреберье, нарушением зрения, требует срочного осмотра: по одному симптому причину не определить, а среди возможных причин есть преэклампсия </w:t>
-      </w:r>
-      <w:r>
-        <w:rPr>
-          <w:highlight w:val="yellow"/>
-        </w:rPr>
-        <w:t>[ист.: NICE NG133, 1.1.1 — рвота среди симптомов преэклампсии, с которыми обращаются немедленно; NHS, Pre-eclampsia, 2026]</w:t>
-      </w:r>
-      <w:r>
-        <w:t xml:space="preserve"> </w:t>
-      </w:r>
-      <w:r>
-        <w:rPr>
-          <w:highlight w:val="yellow"/>
-        </w:rPr>
-        <w:t>[ПРОВЕРИТЬ: в прочитанной части КР ПЭ рвота среди симптомов не названа; опора — NICE и NHS, применимость к РФ]</w:t>
+        <w:rPr>
+          <w:highlight w:val="yellow"/>
+        </w:rPr>
+        <w:t>[ист.: КР ПЭ, 1.6, табл. 1, с. 10 — тошнота и рвота среди признаков тяжёлой преэклампсии; 1.6, с. 13 — тошнота или рвота при HELLP-синдроме]</w:t>
       </w:r>
       <w:r>
         <w:t>.</w:t>
@@ -5036,7 +5009,7 @@
         <w:rPr>
           <w:highlight w:val="yellow"/>
         </w:rPr>
-        <w:t>[ПРОВЕРИТЬ: перечень собран автором; совпадает с coverage Раздела 0 — сверить формулировки, когда Раздел 0 будет написан]</w:t>
+        <w:t>[ПРОВЕРИТЬ: вопрос врачу — перечень признаков собран автором из КР НБ (2.2, раздел 6, Прил. В), КР ПЭ, КР ВТЭО, КР 774; формулировки сверить с Разделом 0, когда он будет написан — DISPUTED-CLAIMS, строка 54]</w:t>
       </w:r>
     </w:p>
     <w:p>
@@ -5400,7 +5373,7 @@
         <w:rPr>
           <w:highlight w:val="yellow"/>
         </w:rPr>
-        <w:t>[ПРОВЕРИТЬ: распределение признаков по шагам — автора; опора — формы помощи по Приказу 747н, п. 5; уровни 1–3 в российских документах не описаны (стандарта нет)]</w:t>
+        <w:t>[ПРОВЕРИТЬ: вопрос врачу — распределение признаков по шагам сделано автором; опора — формы помощи по Приказу 747н, п. 5; шаги 1–3 в российских документах не описаны (стандарта нет) — DISPUTED-CLAIMS, строка 54]</w:t>
       </w:r>
       <w:r>
         <w:t xml:space="preserve"> </w:t>

--- a/themes/theme-11/theme 11 draft.docx
+++ b/themes/theme-11/theme 11 draft.docx
@@ -2,7 +2,7 @@
 <file path=word/document.xml><?xml version="1.0" encoding="utf-8"?>
 <w:document xmlns:w="http://schemas.openxmlformats.org/wordprocessingml/2006/main" xmlns:m="http://schemas.openxmlformats.org/officeDocument/2006/math" xmlns:r="http://schemas.openxmlformats.org/officeDocument/2006/relationships" xmlns:o="urn:schemas-microsoft-com:office:office" xmlns:v="urn:schemas-microsoft-com:vml" xmlns:w10="urn:schemas-microsoft-com:office:word" xmlns:a="http://schemas.openxmlformats.org/drawingml/2006/main" xmlns:pic="http://schemas.openxmlformats.org/drawingml/2006/picture" xmlns:wp="http://schemas.openxmlformats.org/drawingml/2006/wordprocessingDrawing">
   <w:body>
-    <w:bookmarkStart w:id="67" w:name="X8f2a73f742196b4105a15360d476beef01a2cdf"/>
+    <w:bookmarkStart w:id="87" w:name="X8f2a73f742196b4105a15360d476beef01a2cdf"/>
     <w:p>
       <w:pPr>
         <w:pStyle w:val="Heading1"/>
@@ -539,30 +539,15 @@
         </w:pict>
       </w:r>
     </w:p>
-    <w:p>
-      <w:pPr>
-        <w:pStyle w:val="FirstParagraph"/>
-      </w:pPr>
-      <w:r>
-        <w:t xml:space="preserve">Текст после Checkpoint 4, 15.10.2026 (сверка — editorial/reports/cp2-tema-11-2026-10-15.md, реестр — evidence-ledger.md). Основа — themes/theme-11/checkpoint-0.md. Пометки:</w:t>
-      </w:r>
-      <w:r>
-        <w:t xml:space="preserve"> </w:t>
-      </w:r>
-      <w:r/>
-      <w:r>
-        <w:rPr>
-          <w:highlight w:val="yellow"/>
-        </w:rPr>
-        <w:t>[ИСТОЧНИК: …]</w:t>
-      </w:r>
-      <w:r>
-        <w:t xml:space="preserve"> — порог или факт ждёт документа (номер записи в sources/skachat-vruchnuyu.md);</w:t>
-      </w:r>
-      <w:r>
-        <w:t xml:space="preserve"> </w:t>
-      </w:r>
-      <w:r/>
+    <w:bookmarkEnd w:id="20"/>
+    <w:bookmarkStart w:id="21" w:name="Xd23386afbb72c73ad84a6d3e8fe0e41895610fc"/>
+    <w:p>
+      <w:pPr>
+        <w:pStyle w:val="Heading2"/>
+      </w:pPr>
+      <w:r>
+        <w:t xml:space="preserve">Версия для врача-рецензента, 15.10.2026: Checkpoint 5 (заморозка содержания). Утверждения выведены из источников, перечисленных в конце главы, и записаны в реестр доказательств (evidence-ledger.md). Пометки </w:t>
+      </w:r>
       <w:r>
         <w:rPr>
           <w:highlight w:val="yellow"/>
@@ -570,95 +555,7 @@
         <w:t>[ПРОВЕРИТЬ: …]</w:t>
       </w:r>
       <w:r>
-        <w:t xml:space="preserve"> — источники расходятся или формулировка выведена автором; </w:t>
-      </w:r>
-      <w:r>
-        <w:rPr>
-          <w:highlight w:val="yellow"/>
-        </w:rPr>
-        <w:t>[ист.: …]</w:t>
-      </w:r>
-      <w:r>
-        <w:t xml:space="preserve"> — рабочая</w:t>
-      </w:r>
-      <w:r>
-        <w:t xml:space="preserve"> </w:t>
-      </w:r>
-      <w:r>
-        <w:t xml:space="preserve">ссылка у утверждения, снимается на Checkpoint 5.</w:t>
-      </w:r>
-      <w:r>
-        <w:t xml:space="preserve"> </w:t>
-      </w:r>
-      <w:r>
-        <w:rPr>
-          <w:bCs/>
-          <w:b/>
-        </w:rPr>
-        <w:t xml:space="preserve">КР НБ</w:t>
-      </w:r>
-      <w:r>
-        <w:t xml:space="preserve"> </w:t>
-      </w:r>
-      <w:r>
-        <w:t xml:space="preserve">— КР «Нормальная беременность», ред.</w:t>
-      </w:r>
-      <w:r>
-        <w:t xml:space="preserve"> </w:t>
-      </w:r>
-      <w:r>
-        <w:t xml:space="preserve">15.02.2024;</w:t>
-      </w:r>
-      <w:r>
-        <w:t xml:space="preserve"> </w:t>
-      </w:r>
-      <w:r>
-        <w:rPr>
-          <w:bCs/>
-          <w:b/>
-        </w:rPr>
-        <w:t xml:space="preserve">КР ПЭ</w:t>
-      </w:r>
-      <w:r>
-        <w:t xml:space="preserve"> </w:t>
-      </w:r>
-      <w:r>
-        <w:t xml:space="preserve">— КР «Преэклампсия. Эклампсия. Отеки, протеинурия и гипертензивные расстройства</w:t>
-      </w:r>
-      <w:r>
-        <w:t xml:space="preserve"> </w:t>
-      </w:r>
-      <w:r>
-        <w:t xml:space="preserve">во время беременности, в родах и послеродовом периоде», 2024, ID 637 (текст на base.garant.ru);</w:t>
-      </w:r>
-      <w:r>
-        <w:t xml:space="preserve"> </w:t>
-      </w:r>
-      <w:r>
-        <w:rPr>
-          <w:bCs/>
-          <w:b/>
-        </w:rPr>
-        <w:t xml:space="preserve">КР ВТЭО</w:t>
-      </w:r>
-      <w:r>
-        <w:t xml:space="preserve"> </w:t>
-      </w:r>
-      <w:r>
-        <w:t xml:space="preserve">— КР «Венозные осложнения во время беременности и послеродовом периоде. Акушерская</w:t>
-      </w:r>
-      <w:r>
-        <w:t xml:space="preserve"> </w:t>
-      </w:r>
-      <w:r>
-        <w:t xml:space="preserve">тромбоэмболия», 2025.</w:t>
-      </w:r>
-    </w:p>
-    <w:p>
-      <w:r>
-        <w:pict>
-          <v:rect style="width:0;height:1.5pt" o:hralign="center" o:hrstd="t" o:hr="t"/>
-        </w:pict>
+        <w:t xml:space="preserve"> выделены жёлтым: в каждой сказано, что именно проверить. Вопросы врачу с готовым вариантом текста — editorial/DISPUTED-CLAIMS.md, строки 48–54.</w:t>
       </w:r>
     </w:p>
     <w:p>
@@ -669,8 +566,8 @@
         <w:t xml:space="preserve">Между визитами к врачу проходит несколько недель, и всё это время беременность наблюдает сама женщина. От того, что она заметит, когда скажет врачу и куда поедет, если что-то изменилось, зависит, как быстро получит помощь она сама и ребёнок.</w:t>
       </w:r>
     </w:p>
-    <w:bookmarkEnd w:id="20"/>
-    <w:bookmarkStart w:id="24" w:name="X6a36651db6d2a72b86c21ffc6060488b59f58fe"/>
+    <w:bookmarkEnd w:id="21"/>
+    <w:bookmarkStart w:id="25" w:name="X6a36651db6d2a72b86c21ffc6060488b59f58fe"/>
     <w:p>
       <w:pPr>
         <w:pStyle w:val="Heading2"/>
@@ -679,7 +576,7 @@
         <w:t xml:space="preserve">11.1. Самонаблюдение — не самодиагностика: что можно заметить дома, а что нельзя определить</w:t>
       </w:r>
     </w:p>
-    <w:bookmarkStart w:id="21" w:name="что-имеет-смысл-наблюдать"/>
+    <w:bookmarkStart w:id="22" w:name="что-имеет-смысл-наблюдать"/>
     <w:p>
       <w:pPr>
         <w:pStyle w:val="Heading3"/>
@@ -709,20 +606,11 @@
         <w:pStyle w:val="BodyText"/>
       </w:pPr>
       <w:r>
-        <w:t xml:space="preserve">Российские клинические рекомендации «Нормальная беременность» в памятке для пациентки перечисляют больше десяти жалоб, с которыми нужно обращаться к врачу: от рвоты и головной боли до кровянистых выделений, температуры и изменения шевелений ребёнка </w:t>
-      </w:r>
-      <w:r>
-        <w:rPr>
-          <w:highlight w:val="yellow"/>
-        </w:rPr>
-        <w:t>[ист.: КР НБ, Прил. В, с. 89]</w:t>
-      </w:r>
-      <w:r>
-        <w:t>. Почти все их женщина замечает сама, без приборов. Именно это и стоит наблюдать: перемены в самочувствии, в выделениях, в шевелениях ребёнка — и, если врач назначил, давление. Полный перечень с уровнем срочности для каждой жалобы — в таблице раздела 11.6.</w:t>
-      </w:r>
-    </w:p>
-    <w:bookmarkEnd w:id="21"/>
-    <w:bookmarkStart w:id="22" w:name="что-не-нужно-контролировать-постоянно"/>
+        <w:t xml:space="preserve">Российские клинические рекомендации «Нормальная беременность» в памятке для пациентки перечисляют больше десяти жалоб, с которыми нужно обращаться к врачу: от рвоты и головной боли до кровянистых выделений, температуры и изменения шевелений ребёнка. Почти все их женщина замечает сама, без приборов. Именно это и стоит наблюдать: перемены в самочувствии, в выделениях, в шевелениях ребёнка — и, если врач назначил, давление. Полный перечень с уровнем срочности для каждой жалобы — в таблице раздела 11.6.</w:t>
+      </w:r>
+    </w:p>
+    <w:bookmarkEnd w:id="22"/>
+    <w:bookmarkStart w:id="23" w:name="что-не-нужно-контролировать-постоянно"/>
     <w:p>
       <w:pPr>
         <w:pStyle w:val="Heading3"/>
@@ -758,16 +646,7 @@
         <w:t xml:space="preserve"> </w:t>
       </w:r>
       <w:r>
-        <w:t xml:space="preserve">Рекомендации предписывают взвешивать беременную при каждом визите, чтобы следить за прибавкой </w:t>
-      </w:r>
-      <w:r>
-        <w:rPr>
-          <w:highlight w:val="yellow"/>
-        </w:rPr>
-        <w:t>[ист.: КР НБ, 2.2, с. 16]</w:t>
-      </w:r>
-      <w:r>
-        <w:t>. Ежедневное сравнение веса с таблицами практического смысла не имеет: вес колеблется день ото дня, а врач оценивает прибавку вместе со сроком, питанием и отёками (подробнее — Тема 1, раздел 1.1).</w:t>
+        <w:t xml:space="preserve">Рекомендации предписывают взвешивать беременную при каждом визите, чтобы следить за прибавкой. Ежедневное сравнение веса с таблицами практического смысла не имеет: вес колеблется день ото дня, а врач оценивает прибавку вместе со сроком, питанием и отёками (подробнее — Тема 1, раздел 1.1).</w:t>
       </w:r>
     </w:p>
     <w:p>
@@ -789,16 +668,7 @@
         <w:t xml:space="preserve"> </w:t>
       </w:r>
       <w:r>
-        <w:t xml:space="preserve">Регулярно прощупывать молочные железы во время беременности рекомендации не считают целесообразным; врач осматривает их на первом визите </w:t>
-      </w:r>
-      <w:r>
-        <w:rPr>
-          <w:highlight w:val="yellow"/>
-        </w:rPr>
-        <w:t>[ист.: КР НБ, 2.2, с. 16–17]</w:t>
-      </w:r>
-      <w:r>
-        <w:t>. Если вы сами нащупали уплотнение, скажите об этом врачу на ближайшем приёме.</w:t>
+        <w:t xml:space="preserve">Регулярно прощупывать молочные железы во время беременности рекомендации не считают целесообразным; врач осматривает их на первом визите. Если вы сами нащупали уплотнение, скажите об этом врачу на ближайшем приёме.</w:t>
       </w:r>
     </w:p>
     <w:p>
@@ -820,16 +690,7 @@
         <w:t xml:space="preserve"> </w:t>
       </w:r>
       <w:r>
-        <w:t xml:space="preserve">Всем беременным после 26 недель советуют каждый день замечать характер шевелений, а считать — только в определённых случаях </w:t>
-      </w:r>
-      <w:r>
-        <w:rPr>
-          <w:highlight w:val="yellow"/>
-        </w:rPr>
-        <w:t>[ист.: КР 774, 2.1; КР НБ, 2.2, с. 19]</w:t>
-      </w:r>
-      <w:r>
-        <w:t xml:space="preserve"> (раздел 11.2).</w:t>
+        <w:t xml:space="preserve">Всем беременным после 26 недель советуют каждый день замечать характер шевелений, а считать — только в определённых случаях (раздел 11.2).</w:t>
       </w:r>
     </w:p>
     <w:p>
@@ -862,8 +723,8 @@
         <w:t xml:space="preserve">Если вы замечаете, что проверяете себя много раз за день — меряете давление, прислушиваетесь к шевелениям, ищете симптомы в интернете — и после каждой проверки спокойнее не становится, это отдельный повод для разговора с врачом. Почему проверки поддерживают тревогу вместо того, чтобы её снимать, — Тема 10, раздел 10.4.</w:t>
       </w:r>
     </w:p>
-    <w:bookmarkEnd w:id="22"/>
-    <w:bookmarkStart w:id="23" w:name="что-невозможно-надёжно-определить-дома"/>
+    <w:bookmarkEnd w:id="23"/>
+    <w:bookmarkStart w:id="24" w:name="что-невозможно-надёжно-определить-дома"/>
     <w:p>
       <w:pPr>
         <w:pStyle w:val="Heading3"/>
@@ -899,16 +760,7 @@
         <w:t xml:space="preserve"> </w:t>
       </w:r>
       <w:r>
-        <w:t xml:space="preserve">Рекомендации описывают излитие вод как обильные жидкие выделения из половых путей или постоянное подтекание жидкости из влагалища и считают его поводом для госпитализации </w:t>
-      </w:r>
-      <w:r>
-        <w:rPr>
-          <w:highlight w:val="yellow"/>
-        </w:rPr>
-        <w:t>[ист.: КР НБ и КР «Преждевременные роды» 2024, ID 331 — по реестру Темы 9, раздел 9.12]</w:t>
-      </w:r>
-      <w:r>
-        <w:t>. Воды это, обильные выделения или моча, выясняют в роддоме, поэтому такие выделения — повод ехать, а не наблюдать (раздел 11.7).</w:t>
+        <w:t xml:space="preserve">Рекомендации описывают излитие вод как обильные жидкие выделения из половых путей или постоянное подтекание жидкости из влагалища и считают его поводом для госпитализации. Воды это, обильные выделения или моча, выясняют в роддоме, поэтому такие выделения — повод ехать, а не наблюдать (раздел 11.7).</w:t>
       </w:r>
     </w:p>
     <w:p>
@@ -952,16 +804,7 @@
         <w:t xml:space="preserve"> </w:t>
       </w:r>
       <w:r>
-        <w:t xml:space="preserve">Повышенное давление при беременности диагностируют по нескольким измерениям, а преэклампсию — по сочетанию давления с анализами </w:t>
-      </w:r>
-      <w:r>
-        <w:rPr>
-          <w:highlight w:val="yellow"/>
-        </w:rPr>
-        <w:t>[ист.: КР ПЭ, «Термины и определения»]</w:t>
-      </w:r>
-      <w:r>
-        <w:t xml:space="preserve"> (раздел 11.3).</w:t>
+        <w:t xml:space="preserve">Повышенное давление при беременности диагностируют по нескольким измерениям, а преэклампсию — по сочетанию давления с анализами (раздел 11.3).</w:t>
       </w:r>
     </w:p>
     <w:p>
@@ -994,9 +837,9 @@
         <w:t xml:space="preserve">Дома отвечают на вопрос «что изменилось и насколько быстро», а на вопрос «что это» — осмотр и обследование.</w:t>
       </w:r>
     </w:p>
-    <w:bookmarkEnd w:id="23"/>
     <w:bookmarkEnd w:id="24"/>
-    <w:bookmarkStart w:id="34" w:name="X6e5e8600c67c1091de4669772aadaaf4c3a9cf0"/>
+    <w:bookmarkEnd w:id="25"/>
+    <w:bookmarkStart w:id="35" w:name="X6e5e8600c67c1091de4669772aadaaf4c3a9cf0"/>
     <w:p>
       <w:pPr>
         <w:pStyle w:val="Heading2"/>
@@ -1005,7 +848,7 @@
         <w:t xml:space="preserve">11.2. Шевеления ребёнка: как узнать привычный рисунок и что делать, если он изменился</w:t>
       </w:r>
     </w:p>
-    <w:bookmarkStart w:id="25" w:name="когда-шевеления-начинают-ощущаться"/>
+    <w:bookmarkStart w:id="26" w:name="когда-шевеления-начинают-ощущаться"/>
     <w:p>
       <w:pPr>
         <w:pStyle w:val="Heading3"/>
@@ -1019,34 +862,7 @@
         <w:pStyle w:val="FirstParagraph"/>
       </w:pPr>
       <w:r>
-        <w:t xml:space="preserve">Первые шевеления легко принять за работу кишечника: что-то лёгкое перекатывается внутри, и непонятно, ребёнок это или нет. Чаще всего женщины начинают чувствовать шевеления с 18–20 недель; рожавшие раньше иногда замечают их уже в 16 недель, а в первую беременность это может случиться заметно позже 20 недель </w:t>
-      </w:r>
-      <w:r>
-        <w:rPr>
-          <w:highlight w:val="yellow"/>
-        </w:rPr>
-        <w:t>[ист.: RCOG GTG 57, 2026, раздел 4, с. e72]</w:t>
-      </w:r>
-      <w:r>
-        <w:t xml:space="preserve">. NHS называет промежуток от 16 до 24 недель </w:t>
-      </w:r>
-      <w:r>
-        <w:rPr>
-          <w:highlight w:val="yellow"/>
-        </w:rPr>
-        <w:t>[ист.: NHS, Your baby’s movements, 2024]</w:t>
-      </w:r>
-      <w:r>
-        <w:t xml:space="preserve">. Российские рекомендации предписывают врачу спрашивать о характере шевелений на каждом визите после 16–20 недель </w:t>
-      </w:r>
-      <w:r>
-        <w:rPr>
-          <w:highlight w:val="yellow"/>
-        </w:rPr>
-        <w:t>[ист.: КР НБ, 2.2, с. 19]</w:t>
-      </w:r>
-      <w:r>
-        <w:t>.</w:t>
+        <w:t xml:space="preserve">Первые шевеления легко принять за работу кишечника: что-то лёгкое перекатывается внутри, и непонятно, ребёнок это или нет. Чаще всего женщины начинают чувствовать шевеления с 18–20 недель; рожавшие раньше иногда замечают их уже в 16 недель, а в первую беременность это может случиться заметно позже 20 недель. NHS называет промежуток от 16 до 24 недель. Российские рекомендации предписывают врачу спрашивать о характере шевелений на каждом визите после 16–20 недель.</w:t>
       </w:r>
     </w:p>
     <w:p>
@@ -1054,29 +870,11 @@
         <w:pStyle w:val="BodyText"/>
       </w:pPr>
       <w:r>
-        <w:t xml:space="preserve">Если плацента расположена на передней стенке матки, до 28 недель она может приглушать ощущение шевелений </w:t>
-      </w:r>
-      <w:r>
-        <w:rPr>
-          <w:highlight w:val="yellow"/>
-        </w:rPr>
-        <w:t>[ист.: RCOG GTG 57, 2026, раздел 5, с. e73]</w:t>
-      </w:r>
-      <w:r>
-        <w:t xml:space="preserve">. Если к 24 неделям вы ещё ни разу не почувствовали шевелений, скажите об этом врачу: он проверит сердцебиение ребёнка и при необходимости назначит обследование </w:t>
-      </w:r>
-      <w:r>
-        <w:rPr>
-          <w:highlight w:val="yellow"/>
-        </w:rPr>
-        <w:t>[ист.: NHS, 2024]</w:t>
-      </w:r>
-      <w:r>
-        <w:t>. Ждать следующего планового визита, если он нескоро, не нужно — позвоните в женскую консультацию.</w:t>
-      </w:r>
-    </w:p>
-    <w:bookmarkEnd w:id="25"/>
-    <w:bookmarkStart w:id="26" w:name="как-они-меняются-по-мере-беременности"/>
+        <w:t xml:space="preserve">Если плацента расположена на передней стенке матки, до 28 недель она может приглушать ощущение шевелений. Если к 24 неделям вы ещё ни разу не почувствовали шевелений, скажите об этом врачу: он проверит сердцебиение ребёнка и при необходимости назначит обследование. Ждать следующего планового визита, если он нескоро, не нужно — позвоните в женскую консультацию.</w:t>
+      </w:r>
+    </w:p>
+    <w:bookmarkEnd w:id="26"/>
+    <w:bookmarkStart w:id="27" w:name="как-они-меняются-по-мере-беременности"/>
     <w:p>
       <w:pPr>
         <w:pStyle w:val="Heading3"/>
@@ -1090,25 +888,7 @@
         <w:pStyle w:val="FirstParagraph"/>
       </w:pPr>
       <w:r>
-        <w:t xml:space="preserve">Сначала шевеления похожи на мягкое трепетание или перекатывание, позже появляются толчки и резкие движения </w:t>
-      </w:r>
-      <w:r>
-        <w:rPr>
-          <w:highlight w:val="yellow"/>
-        </w:rPr>
-        <w:t>[ист.: NHS, 2024]</w:t>
-      </w:r>
-      <w:r>
-        <w:t xml:space="preserve">. Число движений обычно растёт примерно до 32 недель, а к 28–32 неделям у них складывается привычный рисунок </w:t>
-      </w:r>
-      <w:r>
-        <w:rPr>
-          <w:highlight w:val="yellow"/>
-        </w:rPr>
-        <w:t>[ист.: RCOG GTG 57, 2026, разделы 2 и 4, с. e71–e72]</w:t>
-      </w:r>
-      <w:r>
-        <w:t>.</w:t>
+        <w:t xml:space="preserve">Сначала шевеления похожи на мягкое трепетание или перекатывание, позже появляются толчки и резкие движения. Число движений обычно растёт примерно до 32 недель, а к 28–32 неделям у них складывается привычный рисунок.</w:t>
       </w:r>
     </w:p>
     <w:p>
@@ -1116,29 +896,11 @@
         <w:pStyle w:val="BodyText"/>
       </w:pPr>
       <w:r>
-        <w:t xml:space="preserve">Распространённое убеждение — перед родами ребёнок затихает, потому что ему тесно. Меняется характер движений: в третьем триместре толчки сменяются перекатываниями, потягиваниями, упорами. Частота шевелений к концу беременности не уменьшается; у большинства женщин (90 %) после 32 недель шевеления до самых родов становятся сильнее или остаются прежними </w:t>
-      </w:r>
-      <w:r>
-        <w:rPr>
-          <w:highlight w:val="yellow"/>
-        </w:rPr>
-        <w:t>[ист.: RCOG GTG 57, 2026, раздел 4, с. e72–e73]</w:t>
-      </w:r>
-      <w:r>
-        <w:t xml:space="preserve">. Среди женщин, у которых ребёнок погиб внутриутробно, были те, кто принял ослабление шевелений за норму, потому что слышал, что перед родами ребёнок двигается меньше </w:t>
-      </w:r>
-      <w:r>
-        <w:rPr>
-          <w:highlight w:val="yellow"/>
-        </w:rPr>
-        <w:t>[ист.: RCOG GTG 57, 2026, раздел 5, с. e74]</w:t>
-      </w:r>
-      <w:r>
-        <w:t>.</w:t>
-      </w:r>
-    </w:p>
-    <w:bookmarkEnd w:id="26"/>
-    <w:bookmarkStart w:id="27" w:name="у-каждого-ребёнка-свой-рисунок"/>
+        <w:t xml:space="preserve">Распространённое убеждение — перед родами ребёнок затихает, потому что ему тесно. Меняется характер движений: в третьем триместре толчки сменяются перекатываниями, потягиваниями, упорами. Частота шевелений к концу беременности не уменьшается; у большинства женщин (90 %) после 32 недель шевеления до самых родов становятся сильнее или остаются прежними. Среди женщин, у которых ребёнок погиб внутриутробно, были те, кто принял ослабление шевелений за норму, потому что слышал, что перед родами ребёнок двигается меньше.</w:t>
+      </w:r>
+    </w:p>
+    <w:bookmarkEnd w:id="27"/>
+    <w:bookmarkStart w:id="28" w:name="у-каждого-ребёнка-свой-рисунок"/>
     <w:p>
       <w:pPr>
         <w:pStyle w:val="Heading3"/>
@@ -1152,34 +914,7 @@
         <w:pStyle w:val="FirstParagraph"/>
       </w:pPr>
       <w:r>
-        <w:t xml:space="preserve">Единого числа шевелений, которое считалось бы нормой, нет: у каждого ребёнка свой режим </w:t>
-      </w:r>
-      <w:r>
-        <w:rPr>
-          <w:highlight w:val="yellow"/>
-        </w:rPr>
-        <w:t>[ист.: NHS, 2024]</w:t>
-      </w:r>
-      <w:r>
-        <w:t xml:space="preserve">, и общепринятого определения нормальных или уменьшенных шевелений не существует </w:t>
-      </w:r>
-      <w:r>
-        <w:rPr>
-          <w:highlight w:val="yellow"/>
-        </w:rPr>
-        <w:t>[ист.: RCOG GTG 57, 2026, раздел 4, с. e73]</w:t>
-      </w:r>
-      <w:r>
-        <w:t xml:space="preserve">. Ребёнок не двигается постоянно: у него есть периоды сна, когда шевелений обычно нет. Такие периоды повторяются днём и ночью, длятся обычно 20–40 минут и у здорового ребёнка редко дольше 90 минут </w:t>
-      </w:r>
-      <w:r>
-        <w:rPr>
-          <w:highlight w:val="yellow"/>
-        </w:rPr>
-        <w:t>[ист.: RCOG GTG 57, 2026, раздел 4, с. e73]</w:t>
-      </w:r>
-      <w:r>
-        <w:t>.</w:t>
+        <w:t xml:space="preserve">Единого числа шевелений, которое считалось бы нормой, нет: у каждого ребёнка свой режим, и общепринятого определения нормальных или уменьшенных шевелений не существует. Ребёнок не двигается постоянно: у него есть периоды сна, когда шевелений обычно нет. Такие периоды повторяются днём и ночью, длятся обычно 20–40 минут и у здорового ребёнка редко дольше 90 минут.</w:t>
       </w:r>
     </w:p>
     <w:p>
@@ -1187,29 +922,11 @@
         <w:pStyle w:val="BodyText"/>
       </w:pPr>
       <w:r>
-        <w:t xml:space="preserve">Привычный рисунок складывается сам, без специального подсчёта. Чтобы его заметить, обратите внимание на несколько вещей: в какое время суток ребёнок обычно активен, как ощущаются его движения, бывают ли долгие затишья и в какие часы. Больше всего шевелений обычно бывает днём ближе к вечеру и вечером. Лучше всего их чувствуют лёжа на боку, хуже — сидя и меньше всего — стоя; на работе и в движении женщина замечает не все шевеления </w:t>
-      </w:r>
-      <w:r>
-        <w:rPr>
-          <w:highlight w:val="yellow"/>
-        </w:rPr>
-        <w:t>[ист.: RCOG GTG 57, 2026, разделы 4–5, с. e73]</w:t>
-      </w:r>
-      <w:r>
-        <w:t xml:space="preserve">. Если вы сомневаетесь, лягте на бок в тихой комнате и сосредоточьтесь на ощущениях: при внимательном наблюдении замечаются движения, которые раньше проходили мимо </w:t>
-      </w:r>
-      <w:r>
-        <w:rPr>
-          <w:highlight w:val="yellow"/>
-        </w:rPr>
-        <w:t>[ист.: RCOG GTG 57, 2026, раздел 5, с. e73]</w:t>
-      </w:r>
-      <w:r>
-        <w:t>. Но если и так ребёнок двигается меньше обычного, не продолжайте наблюдение — обращайтесь (ниже).</w:t>
-      </w:r>
-    </w:p>
-    <w:bookmarkEnd w:id="27"/>
-    <w:bookmarkStart w:id="28" w:name="какое-изменение-считать-значимым"/>
+        <w:t xml:space="preserve">Привычный рисунок складывается сам, без специального подсчёта. Чтобы его заметить, обратите внимание на несколько вещей: в какое время суток ребёнок обычно активен, как ощущаются его движения, бывают ли долгие затишья и в какие часы. Больше всего шевелений обычно бывает днём ближе к вечеру и вечером. Лучше всего их чувствуют лёжа на боку, хуже — сидя и меньше всего — стоя; на работе и в движении женщина замечает не все шевеления. Если вы сомневаетесь, лягте на бок в тихой комнате и сосредоточьтесь на ощущениях: при внимательном наблюдении замечаются движения, которые раньше проходили мимо. Но если и так ребёнок двигается меньше обычного, не продолжайте наблюдение — обращайтесь (ниже).</w:t>
+      </w:r>
+    </w:p>
+    <w:bookmarkEnd w:id="28"/>
+    <w:bookmarkStart w:id="29" w:name="какое-изменение-считать-значимым"/>
     <w:p>
       <w:pPr>
         <w:pStyle w:val="Heading3"/>
@@ -1223,16 +940,7 @@
         <w:pStyle w:val="FirstParagraph"/>
       </w:pPr>
       <w:r>
-        <w:t xml:space="preserve">Российские рекомендации говорят о субъективном снижении активности или частоты шевелений </w:t>
-      </w:r>
-      <w:r>
-        <w:rPr>
-          <w:highlight w:val="yellow"/>
-        </w:rPr>
-        <w:t>[ист.: КР НБ, 2.2, с. 19]</w:t>
-      </w:r>
-      <w:r>
-        <w:t>. Слово «субъективное» означает, что поводом служит ваше ощущение: доказывать его подсчётом не обязательно. Когда короткий тест всё-таки помогает, сказано ниже.</w:t>
+        <w:t xml:space="preserve">Российские рекомендации говорят о субъективном снижении активности или частоты шевелений. Слово «субъективное» означает, что поводом служит ваше ощущение: доказывать его подсчётом не обязательно. Когда короткий тест всё-таки помогает, сказано ниже.</w:t>
       </w:r>
     </w:p>
     <w:p>
@@ -1240,16 +948,7 @@
         <w:pStyle w:val="BodyText"/>
       </w:pPr>
       <w:r>
-        <w:t xml:space="preserve">Значимыми считаются три вида изменений </w:t>
-      </w:r>
-      <w:r>
-        <w:rPr>
-          <w:highlight w:val="yellow"/>
-        </w:rPr>
-        <w:t>[ист.: NHS, 2024]</w:t>
-      </w:r>
-      <w:r>
-        <w:t>:</w:t>
+        <w:t xml:space="preserve">Значимыми считаются три вида изменений:</w:t>
       </w:r>
     </w:p>
     <w:p>
@@ -1288,8 +987,8 @@
         <w:t xml:space="preserve">изменился привычный рисунок — например, ребёнок, всегда активный вечером, в этот вечер затих.</w:t>
       </w:r>
     </w:p>
-    <w:bookmarkEnd w:id="28"/>
-    <w:bookmarkStart w:id="29" w:name="X04a4d9c626c50c54cce1fd988d0963d0c3ece1c"/>
+    <w:bookmarkEnd w:id="29"/>
+    <w:bookmarkStart w:id="30" w:name="X04a4d9c626c50c54cce1fd988d0963d0c3ece1c"/>
     <w:p>
       <w:pPr>
         <w:pStyle w:val="Heading3"/>
@@ -1303,34 +1002,7 @@
         <w:pStyle w:val="FirstParagraph"/>
       </w:pPr>
       <w:r>
-        <w:t xml:space="preserve">Если ребёнку плохо, он может двигаться меньше, и чем раньше это выясняется, тем раньше можно помочь </w:t>
-      </w:r>
-      <w:r>
-        <w:rPr>
-          <w:highlight w:val="yellow"/>
-        </w:rPr>
-        <w:t>[ист.: NHS, 2024]</w:t>
-      </w:r>
-      <w:r>
-        <w:t xml:space="preserve">. Уменьшение шевелений связано с задержкой роста ребёнка и с недостаточной работой плаценты </w:t>
-      </w:r>
-      <w:r>
-        <w:rPr>
-          <w:highlight w:val="yellow"/>
-        </w:rPr>
-        <w:t>[ист.: RCOG GTG 57, 2026, ключевые рекомендации, с. e70; раздел 2, с. e71]</w:t>
-      </w:r>
-      <w:r>
-        <w:t xml:space="preserve">. Российские рекомендации называют изменение двигательной активности одним из признаков дистресса плода — состояния, когда ребёнку не хватает кислорода </w:t>
-      </w:r>
-      <w:r>
-        <w:rPr>
-          <w:highlight w:val="yellow"/>
-        </w:rPr>
-        <w:t>[ист.: КР «Признаки внутриутробной гипоксии плода…», 2023, ID 774, 1.1]</w:t>
-      </w:r>
-      <w:r>
-        <w:t>.</w:t>
+        <w:t xml:space="preserve">Если ребёнку плохо, он может двигаться меньше, и чем раньше это выясняется, тем раньше можно помочь. Уменьшение шевелений связано с задержкой роста ребёнка и с недостаточной работой плаценты. Российские рекомендации называют изменение двигательной активности одним из признаков дистресса плода — состояния, когда ребёнку не хватает кислорода.</w:t>
       </w:r>
     </w:p>
     <w:p>
@@ -1338,20 +1010,11 @@
         <w:pStyle w:val="BodyText"/>
       </w:pPr>
       <w:r>
-        <w:t xml:space="preserve">У большинства женщин, обратившихся из-за уменьшения шевелений (около 70 %), беременность заканчивается рождением здорового ребёнка </w:t>
-      </w:r>
-      <w:r>
-        <w:rPr>
-          <w:highlight w:val="yellow"/>
-        </w:rPr>
-        <w:t>[ист.: RCOG GTG 57, 2026, раздел 10, с. e82]</w:t>
-      </w:r>
-      <w:r>
-        <w:t>. Это нормальный исход, а не ложный вызов: проверка нужна, чтобы не пропустить случаи, когда помощь требуется.</w:t>
-      </w:r>
-    </w:p>
-    <w:bookmarkEnd w:id="29"/>
-    <w:bookmarkStart w:id="30" w:name="что-делать"/>
+        <w:t xml:space="preserve">У большинства женщин, обратившихся из-за уменьшения шевелений (около 70 %), беременность заканчивается рождением здорового ребёнка. Это нормальный исход, а не ложный вызов: проверка нужна, чтобы не пропустить случаи, когда помощь требуется.</w:t>
+      </w:r>
+    </w:p>
+    <w:bookmarkEnd w:id="30"/>
+    <w:bookmarkStart w:id="31" w:name="что-делать"/>
     <w:p>
       <w:pPr>
         <w:pStyle w:val="Heading3"/>
@@ -1387,34 +1050,7 @@
         <w:t xml:space="preserve"> </w:t>
       </w:r>
       <w:r>
-        <w:t xml:space="preserve">Рекомендации «Нормальная беременность» требуют, чтобы при субъективном снижении шевелений женщина незамедлительно обращалась в стационар или в женскую консультацию для дополнительного обследования </w:t>
-      </w:r>
-      <w:r>
-        <w:rPr>
-          <w:highlight w:val="yellow"/>
-        </w:rPr>
-        <w:t>[ист.: КР НБ, 2.2, с. 19]</w:t>
-      </w:r>
-      <w:r>
-        <w:t xml:space="preserve">. NHS говорит то же: звонить сразу, не дожидаясь следующего дня, даже ночью </w:t>
-      </w:r>
-      <w:r>
-        <w:rPr>
-          <w:highlight w:val="yellow"/>
-        </w:rPr>
-        <w:t>[ист.: NHS, 2024]</w:t>
-      </w:r>
-      <w:r>
-        <w:t xml:space="preserve">; британское руководство советует сообщать о любом уменьшении или прекращении шевелений и не откладывать обращение </w:t>
-      </w:r>
-      <w:r>
-        <w:rPr>
-          <w:highlight w:val="yellow"/>
-        </w:rPr>
-        <w:t>[ист.: RCOG GTG 57, 2026, ключевые рекомендации, с. e70; раздел 10, с. e82]</w:t>
-      </w:r>
-      <w:r>
-        <w:t>.</w:t>
+        <w:t xml:space="preserve">Рекомендации «Нормальная беременность» требуют, чтобы при субъективном снижении шевелений женщина незамедлительно обращалась в стационар или в женскую консультацию для дополнительного обследования. NHS говорит то же: звонить сразу, не дожидаясь следующего дня, даже ночью; британское руководство советует сообщать о любом уменьшении или прекращении шевелений и не откладывать обращение.</w:t>
       </w:r>
     </w:p>
     <w:p>
@@ -1436,16 +1072,7 @@
         <w:t xml:space="preserve"> </w:t>
       </w:r>
       <w:r>
-        <w:t xml:space="preserve">Рекомендации по гипоксии плода советуют всем беременным после 26 недель каждый день обращать внимание на характер шевелений, а если показалось, что ребёнок двигается иначе — отсутствие, ослабление или уменьшение шевелений, — провести тест: лечь на левый бок и в течение 2 часов считать отчётливые отдельные шевеления. Если за 2 часа их меньше 6, нужно немедленно обратиться в роддом </w:t>
-      </w:r>
-      <w:r>
-        <w:rPr>
-          <w:highlight w:val="yellow"/>
-        </w:rPr>
-        <w:t>[ист.: КР «Признаки внутриутробной гипоксии плода…», 2023, ID 774, 2.1]</w:t>
-      </w:r>
-      <w:r>
-        <w:t>.</w:t>
+        <w:t xml:space="preserve">Рекомендации по гипоксии плода советуют всем беременным после 26 недель каждый день обращать внимание на характер шевелений, а если показалось, что ребёнок двигается иначе — отсутствие, ослабление или уменьшение шевелений, — провести тест: лечь на левый бок и в течение 2 часов считать отчётливые отдельные шевеления. Если за 2 часа их меньше 6, нужно немедленно обратиться в роддом.</w:t>
       </w:r>
     </w:p>
     <w:p>
@@ -1541,34 +1168,7 @@
         <w:pStyle w:val="FirstParagraph"/>
       </w:pPr>
       <w:r>
-        <w:t xml:space="preserve">Что сделают при обращении. Сначала проверят сердцебиение ребёнка, расспросят и осмотрят. В третьем триместре российские рекомендации предписывают записать кардиотокографию (КТГ) — запись сердцебиения ребёнка в течение некоторого времени; по показаниям делают УЗИ и допплерографию — исследование кровотока в сосудах матки, плаценты и пуповины </w:t>
-      </w:r>
-      <w:r>
-        <w:rPr>
-          <w:highlight w:val="yellow"/>
-        </w:rPr>
-        <w:t>[ист.: КР «Признаки внутриутробной гипоксии плода…», 2023, ID 774, 2.1]</w:t>
-      </w:r>
-      <w:r>
-        <w:t xml:space="preserve">. Британское руководство также советует измерить высоту дна матки, давление и проверить мочу </w:t>
-      </w:r>
-      <w:r>
-        <w:rPr>
-          <w:highlight w:val="yellow"/>
-        </w:rPr>
-        <w:t>[ист.: RCOG GTG 57, 2026, ключевые рекомендации, с. e70]</w:t>
-      </w:r>
-      <w:r>
-        <w:t xml:space="preserve">. Если состояние женщины удовлетворительное и КТГ в норме, её могут отпустить домой с ежедневным подсчётом шевелений и плановой КТГ </w:t>
-      </w:r>
-      <w:r>
-        <w:rPr>
-          <w:highlight w:val="yellow"/>
-        </w:rPr>
-        <w:t>[ист.: КР «Признаки внутриутробной гипоксии плода…», 2023, ID 774, 2.1]</w:t>
-      </w:r>
-      <w:r>
-        <w:t>.</w:t>
+        <w:t xml:space="preserve">Что сделают при обращении. Сначала проверят сердцебиение ребёнка, расспросят и осмотрят. В третьем триместре российские рекомендации предписывают записать кардиотокографию (КТГ) — запись сердцебиения ребёнка в течение некоторого времени; по показаниям делают УЗИ и допплерографию — исследование кровотока в сосудах матки, плаценты и пуповины. Британское руководство также советует измерить высоту дна матки, давление и проверить мочу. Если состояние женщины удовлетворительное и КТГ в норме, её могут отпустить домой с ежедневным подсчётом шевелений и плановой КТГ.</w:t>
       </w:r>
     </w:p>
     <w:p>
@@ -1576,29 +1176,11 @@
         <w:pStyle w:val="BodyText"/>
       </w:pPr>
       <w:r>
-        <w:t xml:space="preserve">Если шевеления снова уменьшились, обращайтесь снова, даже если в прошлый раз всё было в порядке </w:t>
-      </w:r>
-      <w:r>
-        <w:rPr>
-          <w:highlight w:val="yellow"/>
-        </w:rPr>
-        <w:t>[ист.: RCOG GTG 57, 2026, ключевые рекомендации, с. e70]</w:t>
-      </w:r>
-      <w:r>
-        <w:t xml:space="preserve">. Повторное уменьшение шевелений требует внимания: у женщин, которые обращались по этому поводу два и больше раз после 28 недель, неблагоприятные исходы встречаются чаще, чем у обратившихся однажды </w:t>
-      </w:r>
-      <w:r>
-        <w:rPr>
-          <w:highlight w:val="yellow"/>
-        </w:rPr>
-        <w:t>[ист.: RCOG GTG 57, 2026, обоснование рекомендации о повторных эпизодах, с. e83]</w:t>
-      </w:r>
-      <w:r>
-        <w:t>.</w:t>
-      </w:r>
-    </w:p>
-    <w:bookmarkEnd w:id="30"/>
-    <w:bookmarkStart w:id="31" w:name="чего-не-делать"/>
+        <w:t xml:space="preserve">Если шевеления снова уменьшились, обращайтесь снова, даже если в прошлый раз всё было в порядке. Повторное уменьшение шевелений требует внимания: у женщин, которые обращались по этому поводу два и больше раз после 28 недель, неблагоприятные исходы встречаются чаще, чем у обратившихся однажды.</w:t>
+      </w:r>
+    </w:p>
+    <w:bookmarkEnd w:id="31"/>
+    <w:bookmarkStart w:id="32" w:name="чего-не-делать"/>
     <w:p>
       <w:pPr>
         <w:pStyle w:val="Heading3"/>
@@ -1626,16 +1208,7 @@
         <w:t xml:space="preserve"> </w:t>
       </w:r>
       <w:r>
-        <w:t xml:space="preserve">и не откладывайте до планового визита </w:t>
-      </w:r>
-      <w:r>
-        <w:rPr>
-          <w:highlight w:val="yellow"/>
-        </w:rPr>
-        <w:t>[ист.: NHS, 2024; КР НБ, 2.2, с. 19]</w:t>
-      </w:r>
-      <w:r>
-        <w:t>.</w:t>
+        <w:t xml:space="preserve">и не откладывайте до планового визита.</w:t>
       </w:r>
     </w:p>
     <w:p>
@@ -1657,16 +1230,7 @@
         <w:t xml:space="preserve"> </w:t>
       </w:r>
       <w:r>
-        <w:t xml:space="preserve">сладким, холодной водой или движением и не решайте по результату, ехать ли. Исследования о том, усиливает ли повышение сахара в крови шевеления, противоречат друг другу </w:t>
-      </w:r>
-      <w:r>
-        <w:rPr>
-          <w:highlight w:val="yellow"/>
-        </w:rPr>
-        <w:t>[ист.: RCOG GTG 57, 2026, раздел 5, с. e73]</w:t>
-      </w:r>
-      <w:r>
-        <w:t xml:space="preserve">, а повод для обращения — то, что вы уже заметили. </w:t>
+        <w:t xml:space="preserve">сладким, холодной водой или движением и не решайте по результату, ехать ли. Исследования о том, усиливает ли повышение сахара в крови шевеления, противоречат друг другу, а повод для обращения — то, что вы уже заметили. </w:t>
       </w:r>
       <w:r>
         <w:rPr>
@@ -1716,20 +1280,11 @@
         <w:t xml:space="preserve"> </w:t>
       </w:r>
       <w:r>
-        <w:t xml:space="preserve">Тест длится 2 часа; если результат тревожный, его не повторяют, а едут в роддом </w:t>
-      </w:r>
-      <w:r>
-        <w:rPr>
-          <w:highlight w:val="yellow"/>
-        </w:rPr>
-        <w:t>[ист.: КР «Признаки внутриутробной гипоксии плода…», 2023, ID 774, 2.1]</w:t>
-      </w:r>
-      <w:r>
-        <w:t>.</w:t>
-      </w:r>
-    </w:p>
-    <w:bookmarkEnd w:id="31"/>
-    <w:bookmarkStart w:id="32" w:name="подсчёт-шевелений-кому-его-назначают"/>
+        <w:t xml:space="preserve">Тест длится 2 часа; если результат тревожный, его не повторяют, а едут в роддом.</w:t>
+      </w:r>
+    </w:p>
+    <w:bookmarkEnd w:id="32"/>
+    <w:bookmarkStart w:id="33" w:name="подсчёт-шевелений-кому-его-назначают"/>
     <w:p>
       <w:pPr>
         <w:pStyle w:val="Heading3"/>
@@ -1743,16 +1298,7 @@
         <w:pStyle w:val="FirstParagraph"/>
       </w:pPr>
       <w:r>
-        <w:t xml:space="preserve">Подсчёт шевелений по таблицам когда-то рекомендовали всем беременным. Сейчас ни российские, ни британские рекомендации не считают, что формальный подсчёт по заданным числам лучше, чем внимание женщины к привычному характеру шевелений: российские рекомендации прямо пишут, что доказательств преимущества какого-либо теста подсчёта перед восприятием женщины нет </w:t>
-      </w:r>
-      <w:r>
-        <w:rPr>
-          <w:highlight w:val="yellow"/>
-        </w:rPr>
-        <w:t>[ист.: КР «Признаки внутриутробной гипоксии плода…», 2023, ID 774, 2.1, комментарий; КР НБ, 2.2, с. 19; RCOG GTG 57, 2026, ключевые рекомендации, с. e70]</w:t>
-      </w:r>
-      <w:r>
-        <w:t>.</w:t>
+        <w:t xml:space="preserve">Подсчёт шевелений по таблицам когда-то рекомендовали всем беременным. Сейчас ни российские, ни британские рекомендации не считают, что формальный подсчёт по заданным числам лучше, чем внимание женщины к привычному характеру шевелений: российские рекомендации прямо пишут, что доказательств преимущества какого-либо теста подсчёта перед восприятием женщины нет.</w:t>
       </w:r>
     </w:p>
     <w:p>
@@ -1760,16 +1306,7 @@
         <w:pStyle w:val="BodyText"/>
       </w:pPr>
       <w:r>
-        <w:t xml:space="preserve">Поэтому всем беременным после 26 недель советуют ежедневно замечать характер шевелений, а считать — в трёх случаях </w:t>
-      </w:r>
-      <w:r>
-        <w:rPr>
-          <w:highlight w:val="yellow"/>
-        </w:rPr>
-        <w:t>[ист.: КР «Признаки внутриутробной гипоксии плода…», 2023, ID 774, 2.1; КР ПЭ, 2.2]</w:t>
-      </w:r>
-      <w:r>
-        <w:t>:</w:t>
+        <w:t xml:space="preserve">Поэтому всем беременным после 26 недель советуют ежедневно замечать характер шевелений, а считать — в трёх случаях:</w:t>
       </w:r>
     </w:p>
     <w:p>
@@ -1822,8 +1359,8 @@
         <w:t>[ПРОВЕРИТЬ: вопрос врачу — способ ежедневного подсчёта при факторах риска (КР 774) и при антигипертензивной терапии (КР ПЭ) отдельно от теста на 2 часа не описан — DISPUTED-CLAIMS, строка 53]</w:t>
       </w:r>
     </w:p>
-    <w:bookmarkEnd w:id="32"/>
-    <w:bookmarkStart w:id="33" w:name="X0af8835e644960e00fe33ca380fa06f90918b9b"/>
+    <w:bookmarkEnd w:id="33"/>
+    <w:bookmarkStart w:id="34" w:name="X0af8835e644960e00fe33ca380fa06f90918b9b"/>
     <w:p>
       <w:pPr>
         <w:pStyle w:val="Heading3"/>
@@ -1837,25 +1374,7 @@
         <w:pStyle w:val="FirstParagraph"/>
       </w:pPr>
       <w:r>
-        <w:t xml:space="preserve">Карманные допплеры для прослушивания сердцебиения продаются свободно, и кажется, что это способ успокоиться без поездки. NHS не советует пользоваться ими: это ненадёжный способ оценить состояние ребёнка, и услышанное сердцебиение не означает, что с ним всё в порядке </w:t>
-      </w:r>
-      <w:r>
-        <w:rPr>
-          <w:highlight w:val="yellow"/>
-        </w:rPr>
-        <w:t>[ист.: NHS, 2024]</w:t>
-      </w:r>
-      <w:r>
-        <w:t xml:space="preserve">. Управление по контролю за продуктами и лекарствами США (FDA) предупреждает, что такие приборы должны использовать только обученные медицинские работники и только по медицинским показаниям: у неподготовленного человека прибор может слишком долго воздействовать на ребёнка ультразвуком, а полученные данные легко истолковать неверно </w:t>
-      </w:r>
-      <w:r>
-        <w:rPr>
-          <w:highlight w:val="yellow"/>
-        </w:rPr>
-        <w:t>[ист.: FDA, Ultrasound Imaging, 19.09.2024]</w:t>
-      </w:r>
-      <w:r>
-        <w:t>.</w:t>
+        <w:t xml:space="preserve">Карманные допплеры для прослушивания сердцебиения продаются свободно, и кажется, что это способ успокоиться без поездки. NHS не советует пользоваться ими: это ненадёжный способ оценить состояние ребёнка, и услышанное сердцебиение не означает, что с ним всё в порядке. Управление по контролю за продуктами и лекарствами США (FDA) предупреждает, что такие приборы должны использовать только обученные медицинские работники и только по медицинским показаниям: у неподготовленного человека прибор может слишком долго воздействовать на ребёнка ультразвуком, а полученные данные легко истолковать неверно.</w:t>
       </w:r>
     </w:p>
     <w:p>
@@ -1863,21 +1382,12 @@
         <w:pStyle w:val="BodyText"/>
       </w:pPr>
       <w:r>
-        <w:t xml:space="preserve">Ручной допплер в руках врача нужен, чтобы убедиться, что сердце ребёнка бьётся, и отличить его ритм от пульса матери </w:t>
-      </w:r>
-      <w:r>
-        <w:rPr>
-          <w:highlight w:val="yellow"/>
-        </w:rPr>
-        <w:t>[ист.: RCOG GTG 57, 2026, раздел 8, с. e78]</w:t>
-      </w:r>
-      <w:r>
-        <w:t>. Нужна ли ребёнку помощь, когда шевеления уменьшились, показывают КТГ и УЗИ, а не короткое прослушивание.</w:t>
-      </w:r>
-    </w:p>
-    <w:bookmarkEnd w:id="33"/>
+        <w:t xml:space="preserve">Ручной допплер в руках врача нужен, чтобы убедиться, что сердце ребёнка бьётся, и отличить его ритм от пульса матери. Нужна ли ребёнку помощь, когда шевеления уменьшились, показывают КТГ и УЗИ, а не короткое прослушивание.</w:t>
+      </w:r>
+    </w:p>
     <w:bookmarkEnd w:id="34"/>
-    <w:bookmarkStart w:id="40" w:name="X28a9f4009c999093f9070b059524e59b61a88e5"/>
+    <w:bookmarkEnd w:id="35"/>
+    <w:bookmarkStart w:id="41" w:name="X28a9f4009c999093f9070b059524e59b61a88e5"/>
     <w:p>
       <w:pPr>
         <w:pStyle w:val="Heading2"/>
@@ -1886,7 +1396,7 @@
         <w:t xml:space="preserve">11.3. Артериальное давление дома: как измерять и что значит цифра</w:t>
       </w:r>
     </w:p>
-    <w:bookmarkStart w:id="35" w:name="кому-измерять-давление-дома"/>
+    <w:bookmarkStart w:id="36" w:name="кому-измерять-давление-дома"/>
     <w:p>
       <w:pPr>
         <w:pStyle w:val="Heading3"/>
@@ -1900,25 +1410,7 @@
         <w:pStyle w:val="FirstParagraph"/>
       </w:pPr>
       <w:r>
-        <w:t xml:space="preserve">Давление и пульс врач измеряет на каждом приёме, чтобы вовремя заметить повышение </w:t>
-      </w:r>
-      <w:r>
-        <w:rPr>
-          <w:highlight w:val="yellow"/>
-        </w:rPr>
-        <w:t>[ист.: КР НБ, 2.2, с. 16; КР ПЭ, 2.2]</w:t>
-      </w:r>
-      <w:r>
-        <w:t xml:space="preserve">. Повышенное давление, которое впервые появляется после 20 недель, называют гестационной гипертензией; повышенное давление, которое было до беременности или появилось в первые 20 недель, — хронической </w:t>
-      </w:r>
-      <w:r>
-        <w:rPr>
-          <w:highlight w:val="yellow"/>
-        </w:rPr>
-        <w:t>[ист.: КР ПЭ, «Термины и определения»]</w:t>
-      </w:r>
-      <w:r>
-        <w:t>.</w:t>
+        <w:t xml:space="preserve">Давление и пульс врач измеряет на каждом приёме, чтобы вовремя заметить повышение. Повышенное давление, которое впервые появляется после 20 недель, называют гестационной гипертензией; повышенное давление, которое было до беременности или появилось в первые 20 недель, — хронической.</w:t>
       </w:r>
     </w:p>
     <w:p>
@@ -1926,43 +1418,7 @@
         <w:pStyle w:val="BodyText"/>
       </w:pPr>
       <w:r>
-        <w:t xml:space="preserve">Рекомендации по преэклампсии советуют назначать ежедневный самостоятельный контроль давления на протяжении всей беременности: измерять можно 3 раза в день и записывать результаты в дневник </w:t>
-      </w:r>
-      <w:r>
-        <w:rPr>
-          <w:highlight w:val="yellow"/>
-        </w:rPr>
-        <w:t>[ист.: КР ПЭ, 2.2]</w:t>
-      </w:r>
-      <w:r>
-        <w:t xml:space="preserve">. Домашние измерения помогают вовремя заметить повышение и понять его характер, в том числе исключить «гипертензию белого халата» — когда давление повышается только на приёме, от волнения </w:t>
-      </w:r>
-      <w:r>
-        <w:rPr>
-          <w:highlight w:val="yellow"/>
-        </w:rPr>
-        <w:t>[ист.: КР ПЭ, 2.2, комментарий]</w:t>
-      </w:r>
-      <w:r>
-        <w:t xml:space="preserve">. Отдельную группу женщин рекомендация не называет </w:t>
-      </w:r>
-      <w:r>
-        <w:rPr>
-          <w:highlight w:val="yellow"/>
-        </w:rPr>
-        <w:t>[ист.: КР ПЭ, 2.2, с. 17, УУР C, УДД 5]</w:t>
-      </w:r>
-      <w:r>
-        <w:t xml:space="preserve">, а памятка для пациентки в тех же рекомендациях говорит, что с наступлением беременности давление нужно систематически контролировать один-два раза в сутки и записывать в дневник </w:t>
-      </w:r>
-      <w:r>
-        <w:rPr>
-          <w:highlight w:val="yellow"/>
-        </w:rPr>
-        <w:t>[ист.: КР ПЭ, Прил. В, с. 74]</w:t>
-      </w:r>
-      <w:r>
-        <w:t xml:space="preserve">. </w:t>
+        <w:t xml:space="preserve">Рекомендации по преэклампсии советуют назначать ежедневный самостоятельный контроль давления на протяжении всей беременности: измерять можно 3 раза в день и записывать результаты в дневник. Домашние измерения помогают вовремя заметить повышение и понять его характер, в том числе исключить «гипертензию белого халата» — когда давление повышается только на приёме, от волнения. Отдельную группу женщин рекомендация не называет, а памятка для пациентки в тех же рекомендациях говорит, что с наступлением беременности давление нужно систематически контролировать один-два раза в сутки и записывать в дневник. </w:t>
       </w:r>
       <w:r>
         <w:rPr>
@@ -1979,8 +1435,8 @@
         <w:t xml:space="preserve">Спросите на приёме, нужен ли вам ежедневный домашний контроль. Если врач его назначил, измеряйте по его схеме. Если не назначил, но у вас есть тонометр, измерить давление стоит, когда появились головная боль, мелькание перед глазами, отёк лица или кистей: цифру вместе с симптомами вы сообщите врачу (раздел 11.6).</w:t>
       </w:r>
     </w:p>
-    <w:bookmarkEnd w:id="35"/>
-    <w:bookmarkStart w:id="36" w:name="как-измерять-правильно"/>
+    <w:bookmarkEnd w:id="36"/>
+    <w:bookmarkStart w:id="37" w:name="как-измерять-правильно"/>
     <w:p>
       <w:pPr>
         <w:pStyle w:val="Heading3"/>
@@ -1994,16 +1450,7 @@
         <w:pStyle w:val="FirstParagraph"/>
       </w:pPr>
       <w:r>
-        <w:t xml:space="preserve">Тонометр для дома выбирают автоматический, с манжетой на плечо, по размеру руки. Проверить, испытан ли прибор при беременности, можно в международном перечне STRIDE BP: на сайте stridebp.org есть отдельный список приборов, проверенных для измерения давления при беременности и преэклампсии. Все модели для домашнего измерения в этом перечне — с манжетой на плечо </w:t>
-      </w:r>
-      <w:r>
-        <w:rPr>
-          <w:highlight w:val="yellow"/>
-        </w:rPr>
-        <w:t>[ист.: STRIDE BP, Validated devices for BP measurement in pregnancy/preeclampsia, 15.10.2026]</w:t>
-      </w:r>
-      <w:r>
-        <w:t>. Если вашей модели в перечне нет, покажите тонометр врачу и спросите, можно ли ему доверять.</w:t>
+        <w:t xml:space="preserve">Тонометр для дома выбирают автоматический, с манжетой на плечо, по размеру руки. Проверить, испытан ли прибор при беременности, можно в международном перечне STRIDE BP: на сайте stridebp.org есть отдельный список приборов, проверенных для измерения давления при беременности и преэклампсии. Все модели для домашнего измерения в этом перечне — с манжетой на плечо. Если вашей модели в перечне нет, покажите тонометр врачу и спросите, можно ли ему доверять.</w:t>
       </w:r>
     </w:p>
     <w:p>
@@ -2011,16 +1458,7 @@
         <w:pStyle w:val="BodyText"/>
       </w:pPr>
       <w:r>
-        <w:t xml:space="preserve">Правила измерения, которые российские рекомендации дают для врача, подходят и для дома </w:t>
-      </w:r>
-      <w:r>
-        <w:rPr>
-          <w:highlight w:val="yellow"/>
-        </w:rPr>
-        <w:t>[ист.: КР ПЭ, 2.2, комментарий]</w:t>
-      </w:r>
-      <w:r>
-        <w:t>:</w:t>
+        <w:t xml:space="preserve">Правила измерения, которые российские рекомендации дают для врача, подходят и для дома:</w:t>
       </w:r>
     </w:p>
     <w:p>
@@ -2103,8 +1541,8 @@
         <w:t xml:space="preserve">Запишите в дневник дату, время, оба числа, пульс, руку и то, как вы себя чувствовали (раздел 11.5).</w:t>
       </w:r>
     </w:p>
-    <w:bookmarkEnd w:id="36"/>
-    <w:bookmarkStart w:id="37" w:name="как-понимать-результат"/>
+    <w:bookmarkEnd w:id="37"/>
+    <w:bookmarkStart w:id="38" w:name="как-понимать-результат"/>
     <w:p>
       <w:pPr>
         <w:pStyle w:val="Heading3"/>
@@ -2118,25 +1556,7 @@
         <w:pStyle w:val="FirstParagraph"/>
       </w:pPr>
       <w:r>
-        <w:t xml:space="preserve">Давление записывают двумя числами: верхнее (систолическое) — давление в момент сокращения сердца, нижнее (диастолическое) — между сокращениями. Артериальную гипертензию, то есть стойко повышенное давление, диагностируют с 140/90 </w:t>
-      </w:r>
-      <w:r>
-        <w:rPr>
-          <w:highlight w:val="yellow"/>
-        </w:rPr>
-        <w:t>[ист.: КР ПЭ, «Термины и определения»]</w:t>
-      </w:r>
-      <w:r>
-        <w:t xml:space="preserve">. Врачи делят её по степени на умеренную и тяжёлую </w:t>
-      </w:r>
-      <w:r>
-        <w:rPr>
-          <w:highlight w:val="yellow"/>
-        </w:rPr>
-        <w:t>[ист.: КР ПЭ, 1.5]</w:t>
-      </w:r>
-      <w:r>
-        <w:t>, но дома нужны другие границы: с какой цифры показать её врачу и с какой ехать сразу. Они сведены в таблицу в конце раздела.</w:t>
+        <w:t xml:space="preserve">Давление записывают двумя числами: верхнее (систолическое) — давление в момент сокращения сердца, нижнее (диастолическое) — между сокращениями. Артериальную гипертензию, то есть стойко повышенное давление, диагностируют с 140/90. Врачи делят её по степени на умеренную и тяжёлую, но дома нужны другие границы: с какой цифры показать её врачу и с какой ехать сразу. Они сведены в таблицу в конце раздела.</w:t>
       </w:r>
     </w:p>
     <w:p>
@@ -2144,16 +1564,7 @@
         <w:pStyle w:val="BodyText"/>
       </w:pPr>
       <w:r>
-        <w:t xml:space="preserve">В памятке для пациентки рекомендаций «Нормальная беременность» поводом обратиться к врачу названо давление выше 120/80 </w:t>
-      </w:r>
-      <w:r>
-        <w:rPr>
-          <w:highlight w:val="yellow"/>
-        </w:rPr>
-        <w:t>[ист.: КР НБ, Прил. В, с. 88]</w:t>
-      </w:r>
-      <w:r>
-        <w:t xml:space="preserve">. Это не порог диагноза, а повод показать цифры врачу, не дожидаясь, пока они дорастут до 140/90. </w:t>
+        <w:t xml:space="preserve">В памятке для пациентки рекомендаций «Нормальная беременность» поводом обратиться к врачу названо давление выше 120/80. Это не порог диагноза, а повод показать цифры врачу, не дожидаясь, пока они дорастут до 140/90. </w:t>
       </w:r>
       <w:r>
         <w:rPr>
@@ -2167,20 +1578,11 @@
         <w:pStyle w:val="BodyText"/>
       </w:pPr>
       <w:r>
-        <w:t xml:space="preserve">Преэклампсию повышенное давление само по себе не определяет. Это осложнение второй половины беременности: после 20 недель давление 140/90 и выше сочетается с белком в моче или с признаками того, что страдают другие органы </w:t>
-      </w:r>
-      <w:r>
-        <w:rPr>
-          <w:highlight w:val="yellow"/>
-        </w:rPr>
-        <w:t>[ист.: КР ПЭ, «Термины и определения»]</w:t>
-      </w:r>
-      <w:r>
-        <w:t>. Белок в моче и работу органов определяют анализами — дома этого не узнать.</w:t>
-      </w:r>
-    </w:p>
-    <w:bookmarkEnd w:id="37"/>
-    <w:bookmarkStart w:id="38" w:name="почему-одна-цифра-не-диагноз"/>
+        <w:t xml:space="preserve">Преэклампсию повышенное давление само по себе не определяет. Это осложнение второй половины беременности: после 20 недель давление 140/90 и выше сочетается с белком в моче или с признаками того, что страдают другие органы. Белок в моче и работу органов определяют анализами — дома этого не узнать.</w:t>
+      </w:r>
+    </w:p>
+    <w:bookmarkEnd w:id="38"/>
+    <w:bookmarkStart w:id="39" w:name="почему-одна-цифра-не-диагноз"/>
     <w:p>
       <w:pPr>
         <w:pStyle w:val="Heading3"/>
@@ -2194,16 +1596,7 @@
         <w:pStyle w:val="FirstParagraph"/>
       </w:pPr>
       <w:r>
-        <w:t xml:space="preserve">Диагноз артериальной гипертензии ставят по среднему из как минимум двух измерений на одной руке с интервалом 15 минут </w:t>
-      </w:r>
-      <w:r>
-        <w:rPr>
-          <w:highlight w:val="yellow"/>
-        </w:rPr>
-        <w:t>[ист.: КР ПЭ, «Термины и определения»]</w:t>
-      </w:r>
-      <w:r>
-        <w:t>. Одно высокое значение может оказаться случайным: давление поднимается после подъёма по лестнице, от волнения, если сидеть без опоры для руки или если манжета не подходит.</w:t>
+        <w:t xml:space="preserve">Диагноз артериальной гипертензии ставят по среднему из как минимум двух измерений на одной руке с интервалом 15 минут. Одно высокое значение может оказаться случайным: давление поднимается после подъёма по лестнице, от волнения, если сидеть без опоры для руки или если манжета не подходит.</w:t>
       </w:r>
     </w:p>
     <w:p>
@@ -2219,16 +1612,7 @@
         <w:pStyle w:val="BodyText"/>
       </w:pPr>
       <w:r>
-        <w:t xml:space="preserve">При этом нормальная цифра не отменяет тревожных симптомов. Головная боль, нарушения зрения, боль под ложечкой или в правом подреберье названы в рекомендациях признаками угрозы эклампсии — судорожного приступа при преэклампсии; при этом у четверти женщин никаких предшествующих симптомов не бывает </w:t>
-      </w:r>
-      <w:r>
-        <w:rPr>
-          <w:highlight w:val="yellow"/>
-        </w:rPr>
-        <w:t>[ист.: КР ПЭ, 1.6, «Симптомы — предвестники эклампсии»]</w:t>
-      </w:r>
-      <w:r>
-        <w:t xml:space="preserve">. Если такие симптомы появились, решение не зависит от того, что показал тонометр. </w:t>
+        <w:t xml:space="preserve">При этом нормальная цифра не отменяет тревожных симптомов. Головная боль, нарушения зрения, боль под ложечкой или в правом подреберье названы в рекомендациях признаками угрозы эклампсии — судорожного приступа при преэклампсии; при этом у четверти женщин никаких предшествующих симптомов не бывает. Если такие симптомы появились, решение не зависит от того, что показал тонометр. </w:t>
       </w:r>
       <w:r>
         <w:rPr>
@@ -2237,8 +1621,8 @@
         <w:t>[ПРОВЕРИТЬ: вопрос врачу — вывод «при симптомах решение не зависит от цифры» сделан автором; опора — КР ПЭ 1.6 и КР НБ Прил. В (головная боль и зрение — самостоятельные поводы обратиться) — DISPUTED-CLAIMS, строка 49]</w:t>
       </w:r>
     </w:p>
-    <w:bookmarkEnd w:id="38"/>
-    <w:bookmarkStart w:id="39" w:name="когда-давление-меняет-следующий-шаг"/>
+    <w:bookmarkEnd w:id="39"/>
+    <w:bookmarkStart w:id="40" w:name="когда-давление-меняет-следующий-шаг"/>
     <w:p>
       <w:pPr>
         <w:pStyle w:val="Heading3"/>
@@ -2367,13 +1751,7 @@
               <w:jc w:val="left"/>
             </w:pPr>
             <w:r>
-              <w:t xml:space="preserve">Памятка для пациенток называет это поводом обратиться к врачу; гипертензии по определению нет </w:t>
-            </w:r>
-            <w:r>
-              <w:rPr>
-                <w:highlight w:val="yellow"/>
-              </w:rPr>
-              <w:t>[ист.: КР НБ, Прил. В, с. 88]</w:t>
+              <w:t xml:space="preserve">Памятка для пациенток называет это поводом обратиться к врачу; гипертензии по определению нет</w:t>
             </w:r>
           </w:p>
         </w:tc>
@@ -2411,13 +1789,7 @@
               <w:jc w:val="left"/>
             </w:pPr>
             <w:r>
-              <w:t xml:space="preserve">Так определяют артериальную гипертензию </w:t>
-            </w:r>
-            <w:r>
-              <w:rPr>
-                <w:highlight w:val="yellow"/>
-              </w:rPr>
-              <w:t>[ист.: КР ПЭ, «Термины и определения»]</w:t>
+              <w:t xml:space="preserve">Так определяют артериальную гипертензию</w:t>
             </w:r>
           </w:p>
         </w:tc>
@@ -2455,13 +1827,7 @@
               <w:jc w:val="left"/>
             </w:pPr>
             <w:r>
-              <w:t xml:space="preserve">Рекомендации предписывают экстренную госпитализацию </w:t>
-            </w:r>
-            <w:r>
-              <w:rPr>
-                <w:highlight w:val="yellow"/>
-              </w:rPr>
-              <w:t>[ист.: КР ПЭ, раздел 6, с. 46 PDF; Приказ Минздрава № 747н, п. 106]</w:t>
+              <w:t xml:space="preserve">Рекомендации предписывают экстренную госпитализацию</w:t>
             </w:r>
           </w:p>
         </w:tc>
@@ -2499,13 +1865,7 @@
               <w:jc w:val="left"/>
             </w:pPr>
             <w:r>
-              <w:t xml:space="preserve">Признаки угрозы эклампсии </w:t>
-            </w:r>
-            <w:r>
-              <w:rPr>
-                <w:highlight w:val="yellow"/>
-              </w:rPr>
-              <w:t>[ист.: КР ПЭ, 1.6; NICE NG133, 1.1.1]</w:t>
+              <w:t xml:space="preserve">Признаки угрозы эклампсии</w:t>
             </w:r>
           </w:p>
         </w:tc>
@@ -2552,9 +1912,9 @@
         <w:t xml:space="preserve">Если врач уже назначил вам препарат от давления, продолжайте принимать его по схеме, а при высоких цифрах действуйте по этой таблице. Не меняйте лечение сами — ни отменой, ни лишней таблеткой: свяжитесь с врачом, который его назначил (почему лекарства не отменяют самостоятельно — Тема 7, раздел 7.5).</w:t>
       </w:r>
     </w:p>
-    <w:bookmarkEnd w:id="39"/>
     <w:bookmarkEnd w:id="40"/>
-    <w:bookmarkStart w:id="46" w:name="Xa6d3ecf82fca8023bae794bb55459311513f714"/>
+    <w:bookmarkEnd w:id="41"/>
+    <w:bookmarkStart w:id="47" w:name="Xa6d3ecf82fca8023bae794bb55459311513f714"/>
     <w:p>
       <w:pPr>
         <w:pStyle w:val="Heading2"/>
@@ -2563,7 +1923,7 @@
         <w:t xml:space="preserve">11.4. Температура, вес и отёки: какие измерения помогают, а какие нет</w:t>
       </w:r>
     </w:p>
-    <w:bookmarkStart w:id="41" w:name="температура"/>
+    <w:bookmarkStart w:id="42" w:name="температура"/>
     <w:p>
       <w:pPr>
         <w:pStyle w:val="Heading3"/>
@@ -2585,29 +1945,11 @@
         <w:pStyle w:val="BodyText"/>
       </w:pPr>
       <w:r>
-        <w:t xml:space="preserve">Российские рекомендации называют поводом обратиться к врачу температуру выше 37,5 °C </w:t>
-      </w:r>
-      <w:r>
-        <w:rPr>
-          <w:highlight w:val="yellow"/>
-        </w:rPr>
-        <w:t>[ист.: КР НБ, Прил. В, с. 89]</w:t>
-      </w:r>
-      <w:r>
-        <w:t xml:space="preserve">. Высокую температуру при беременности не пережидают; чем её снижать и когда звонить врачу — Тема 7, раздел 7.7, а как отличить грипп от простуды — Тема 9, раздел 9.12. Температура вместе с болью в пояснице, ознобом и болезненным мочеиспусканием — повод обратиться сразу: это может быть воспаление почек (Тема 9, раздел 9.15). Температура вместе с подтеканием вод или болью в животе — повод ехать в роддом сразу </w:t>
-      </w:r>
-      <w:r>
-        <w:rPr>
-          <w:highlight w:val="yellow"/>
-        </w:rPr>
-        <w:t>[ист.: КР НБ — признаки хориоамнионита как показание к госпитализации; КР «Преждевременные роды» 2024, ID 331 — по реестру Темы 9, раздел 9.12]</w:t>
-      </w:r>
-      <w:r>
-        <w:t>.</w:t>
-      </w:r>
-    </w:p>
-    <w:bookmarkEnd w:id="41"/>
-    <w:bookmarkStart w:id="42" w:name="вес"/>
+        <w:t xml:space="preserve">Российские рекомендации называют поводом обратиться к врачу температуру выше 37,5 °C. Высокую температуру при беременности не пережидают; чем её снижать и когда звонить врачу — Тема 7, раздел 7.7, а как отличить грипп от простуды — Тема 9, раздел 9.12. Температура вместе с болью в пояснице, ознобом и болезненным мочеиспусканием — повод обратиться сразу: это может быть воспаление почек (Тема 9, раздел 9.15). Температура вместе с подтеканием вод или болью в животе — повод ехать в роддом сразу.</w:t>
+      </w:r>
+    </w:p>
+    <w:bookmarkEnd w:id="42"/>
+    <w:bookmarkStart w:id="43" w:name="вес"/>
     <w:p>
       <w:pPr>
         <w:pStyle w:val="Heading3"/>
@@ -2621,25 +1963,7 @@
         <w:pStyle w:val="FirstParagraph"/>
       </w:pPr>
       <w:r>
-        <w:t xml:space="preserve">Вес врач измеряет на каждом приёме и следит за прибавкой с учётом того, каким был вес до беременности </w:t>
-      </w:r>
-      <w:r>
-        <w:rPr>
-          <w:highlight w:val="yellow"/>
-        </w:rPr>
-        <w:t>[ист.: КР НБ, 2.2, с. 16]</w:t>
-      </w:r>
-      <w:r>
-        <w:t xml:space="preserve">. При нормальном весе до беременности (индекс массы тела 18,5–24,9) рекомендуемая прибавка за всю беременность — 11,5–16 кг, во втором и третьем триместрах — в среднем около 0,45 кг в неделю </w:t>
-      </w:r>
-      <w:r>
-        <w:rPr>
-          <w:highlight w:val="yellow"/>
-        </w:rPr>
-        <w:t>[ист.: КР НБ, 2.2, табл. 1]</w:t>
-      </w:r>
-      <w:r>
-        <w:t>. Ориентиры для других значений индекса массы тела — в Теме 1, раздел 1.1.</w:t>
+        <w:t xml:space="preserve">Вес врач измеряет на каждом приёме и следит за прибавкой с учётом того, каким был вес до беременности. При нормальном весе до беременности (индекс массы тела 18,5–24,9) рекомендуемая прибавка за всю беременность — 11,5–16 кг, во втором и третьем триместрах — в среднем около 0,45 кг в неделю. Ориентиры для других значений индекса массы тела — в Теме 1, раздел 1.1.</w:t>
       </w:r>
     </w:p>
     <w:p>
@@ -2677,25 +2001,7 @@
         <w:t xml:space="preserve"> </w:t>
       </w:r>
       <w:r>
-        <w:t xml:space="preserve">Часть прибавки при беременности — это задержка жидкости, то есть отёки </w:t>
-      </w:r>
-      <w:r>
-        <w:rPr>
-          <w:highlight w:val="yellow"/>
-        </w:rPr>
-        <w:t>[ист.: КР НБ, 2.2, с. 16]</w:t>
-      </w:r>
-      <w:r>
-        <w:t xml:space="preserve">. Массивные, быстро нарастающие отёки — в третьем триместре это прибавка массы тела на 1 кг в неделю и больше — и отёк лица рекомендации по преэклампсии относят к неблагоприятным признакам </w:t>
-      </w:r>
-      <w:r>
-        <w:rPr>
-          <w:highlight w:val="yellow"/>
-        </w:rPr>
-        <w:t>[ист.: КР ПЭ, 2.2, комментарий]</w:t>
-      </w:r>
-      <w:r>
-        <w:t>. Скажите об этом врачу в тот же день, а если одновременно повысилось давление или появилась головная боль, поезжайте в роддом сразу;</w:t>
+        <w:t xml:space="preserve">Часть прибавки при беременности — это задержка жидкости, то есть отёки. Массивные, быстро нарастающие отёки — в третьем триместре это прибавка массы тела на 1 кг в неделю и больше — и отёк лица рекомендации по преэклампсии относят к неблагоприятным признакам. Скажите об этом врачу в тот же день, а если одновременно повысилось давление или появилась головная боль, поезжайте в роддом сразу;</w:t>
       </w:r>
     </w:p>
     <w:p>
@@ -2717,20 +2023,11 @@
         <w:t xml:space="preserve"> </w:t>
       </w:r>
       <w:r>
-        <w:t xml:space="preserve">Потеря больше 3 кг за 1–1,5 недели — повод обратиться к врачу </w:t>
-      </w:r>
-      <w:r>
-        <w:rPr>
-          <w:highlight w:val="yellow"/>
-        </w:rPr>
-        <w:t>[ист.: КР НБ, Прил. В, с. 89]</w:t>
-      </w:r>
-      <w:r>
-        <w:t>, чаще всего это связано с тяжёлой тошнотой и рвотой (Тема 1, раздел 1.4).</w:t>
-      </w:r>
-    </w:p>
-    <w:bookmarkEnd w:id="42"/>
-    <w:bookmarkStart w:id="43" w:name="отёки"/>
+        <w:t xml:space="preserve">Потеря больше 3 кг за 1–1,5 недели — повод обратиться к врачу, чаще всего это связано с тяжёлой тошнотой и рвотой (Тема 1, раздел 1.4).</w:t>
+      </w:r>
+    </w:p>
+    <w:bookmarkEnd w:id="43"/>
+    <w:bookmarkStart w:id="44" w:name="отёки"/>
     <w:p>
       <w:pPr>
         <w:pStyle w:val="Heading3"/>
@@ -2744,16 +2041,7 @@
         <w:pStyle w:val="FirstParagraph"/>
       </w:pPr>
       <w:r>
-        <w:t xml:space="preserve">Отёки ног при нормальной беременности бывают у 50–80 % женщин, и рекомендации не считают их признаком преэклампсии </w:t>
-      </w:r>
-      <w:r>
-        <w:rPr>
-          <w:highlight w:val="yellow"/>
-        </w:rPr>
-        <w:t>[ист.: КР ПЭ, 2.2]</w:t>
-      </w:r>
-      <w:r>
-        <w:t>. Ноги к вечеру отекают, к утру отёк уменьшается — это ожидаемая картина.</w:t>
+        <w:t xml:space="preserve">Отёки ног при нормальной беременности бывают у 50–80 % женщин, и рекомендации не считают их признаком преэклампсии. Ноги к вечеру отекают, к утру отёк уменьшается — это ожидаемая картина.</w:t>
       </w:r>
     </w:p>
     <w:p>
@@ -2761,16 +2049,7 @@
         <w:pStyle w:val="BodyText"/>
       </w:pPr>
       <w:r>
-        <w:t xml:space="preserve">Насторожить должны отёки другого рода </w:t>
-      </w:r>
-      <w:r>
-        <w:rPr>
-          <w:highlight w:val="yellow"/>
-        </w:rPr>
-        <w:t>[ист.: КР ПЭ, 2.2]</w:t>
-      </w:r>
-      <w:r>
-        <w:t>:</w:t>
+        <w:t xml:space="preserve">Насторожить должны отёки другого рода:</w:t>
       </w:r>
     </w:p>
     <w:p>
@@ -2802,16 +2081,7 @@
         <w:pStyle w:val="FirstParagraph"/>
       </w:pPr>
       <w:r>
-        <w:t xml:space="preserve">С такими отёками измерьте давление и сообщите врачу в тот же день. Отсутствие отёков не успокаивает: преэклампсия без отёков считается более опасной для матери и ребёнка, чем с отёками </w:t>
-      </w:r>
-      <w:r>
-        <w:rPr>
-          <w:highlight w:val="yellow"/>
-        </w:rPr>
-        <w:t>[ист.: КР ПЭ, 2.2]</w:t>
-      </w:r>
-      <w:r>
-        <w:t>. Поэтому давление и самочувствие важнее, чем то, отекают ли ноги.</w:t>
+        <w:t xml:space="preserve">С такими отёками измерьте давление и сообщите врачу в тот же день. Отсутствие отёков не успокаивает: преэклампсия без отёков считается более опасной для матери и ребёнка, чем с отёками. Поэтому давление и самочувствие важнее, чем то, отекают ли ноги.</w:t>
       </w:r>
     </w:p>
     <w:p>
@@ -2819,20 +2089,11 @@
         <w:pStyle w:val="BodyText"/>
       </w:pPr>
       <w:r>
-        <w:t xml:space="preserve">Отдельный случай — отёк одной ноги. Если одна нога заметно толще другой, распирающе болит, изменила цвет, это может быть тромбоз глубоких вен </w:t>
-      </w:r>
-      <w:r>
-        <w:rPr>
-          <w:highlight w:val="yellow"/>
-        </w:rPr>
-        <w:t>[ист.: КР ВТЭО, 1.6, с. 11]</w:t>
-      </w:r>
-      <w:r>
-        <w:t>. С таким отёком не наблюдают, а обращаются сразу (раздел 11.7).</w:t>
-      </w:r>
-    </w:p>
-    <w:bookmarkEnd w:id="43"/>
-    <w:bookmarkStart w:id="44" w:name="что-означает-динамика"/>
+        <w:t xml:space="preserve">Отдельный случай — отёк одной ноги. Если одна нога заметно толще другой, распирающе болит, изменила цвет, это может быть тромбоз глубоких вен. С таким отёком не наблюдают, а обращаются сразу (раздел 11.7).</w:t>
+      </w:r>
+    </w:p>
+    <w:bookmarkEnd w:id="44"/>
+    <w:bookmarkStart w:id="45" w:name="что-означает-динамика"/>
     <w:p>
       <w:pPr>
         <w:pStyle w:val="Heading3"/>
@@ -2863,8 +2124,8 @@
         <w:t xml:space="preserve">Если врач назначил вам другие измерения — например, глюкозу крови при гестационном диабете, — порядок и пороги задаёт он; о самих обследованиях — в Ориентационном разделе.</w:t>
       </w:r>
     </w:p>
-    <w:bookmarkEnd w:id="44"/>
-    <w:bookmarkStart w:id="45" w:name="когда-измерения-перестают-помогать"/>
+    <w:bookmarkEnd w:id="45"/>
+    <w:bookmarkStart w:id="46" w:name="когда-измерения-перестают-помогать"/>
     <w:p>
       <w:pPr>
         <w:pStyle w:val="Heading3"/>
@@ -2889,9 +2150,9 @@
         <w:t xml:space="preserve">Измерения перестают помогать и в обратной ситуации — когда признаки уже требуют действия. При кровотечении, подтекании вод, сильной боли, внезапной одышке, уменьшении шевелений не мерят давление по кругу и не ждут, что следующий результат будет лучше: поезжайте или вызывайте помощь (раздел 11.7).</w:t>
       </w:r>
     </w:p>
-    <w:bookmarkEnd w:id="45"/>
     <w:bookmarkEnd w:id="46"/>
-    <w:bookmarkStart w:id="50" w:name="X7daae75d67e8c630abccbba1e6771283fba9e54"/>
+    <w:bookmarkEnd w:id="47"/>
+    <w:bookmarkStart w:id="51" w:name="X7daae75d67e8c630abccbba1e6771283fba9e54"/>
     <w:p>
       <w:pPr>
         <w:pStyle w:val="Heading2"/>
@@ -2900,7 +2161,7 @@
         <w:t xml:space="preserve">11.5. Дневник симптомов: когда он нужен и как показать его врачу</w:t>
       </w:r>
     </w:p>
-    <w:bookmarkStart w:id="47" w:name="когда-дневник-полезен"/>
+    <w:bookmarkStart w:id="48" w:name="когда-дневник-полезен"/>
     <w:p>
       <w:pPr>
         <w:pStyle w:val="Heading3"/>
@@ -2936,16 +2197,7 @@
         <w:t xml:space="preserve"> </w:t>
       </w:r>
       <w:r>
-        <w:t xml:space="preserve">— давление, глюкозу, шевеления. Для давления рекомендации прямо предлагают вести дневник </w:t>
-      </w:r>
-      <w:r>
-        <w:rPr>
-          <w:highlight w:val="yellow"/>
-        </w:rPr>
-        <w:t>[ист.: КР ПЭ, 2.2]</w:t>
-      </w:r>
-      <w:r>
-        <w:t>;</w:t>
+        <w:t xml:space="preserve">— давление, глюкозу, шевеления. Для давления рекомендации прямо предлагают вести дневник;</w:t>
       </w:r>
     </w:p>
     <w:p>
@@ -2989,8 +2241,8 @@
         <w:t xml:space="preserve">и хотите не забыть, что происходило за несколько недель.</w:t>
       </w:r>
     </w:p>
-    <w:bookmarkEnd w:id="47"/>
-    <w:bookmarkStart w:id="48" w:name="что-записывать"/>
+    <w:bookmarkEnd w:id="48"/>
+    <w:bookmarkStart w:id="49" w:name="что-записывать"/>
     <w:p>
       <w:pPr>
         <w:pStyle w:val="Heading3"/>
@@ -3182,8 +2434,8 @@
         <w:t xml:space="preserve">Силу симптома удобно оценивать по шкале от 0 до 10, где 0 — нет совсем, 10 — сильнее, чем можно представить. Через неделю по такой таблице видно то, что не удержать в памяти: в какое время симптом появляется, растёт ли он, связан ли с чем-то.</w:t>
       </w:r>
     </w:p>
-    <w:bookmarkEnd w:id="48"/>
-    <w:bookmarkStart w:id="49" w:name="как-использовать-записи-на-приёме"/>
+    <w:bookmarkEnd w:id="49"/>
+    <w:bookmarkStart w:id="50" w:name="как-использовать-записи-на-приёме"/>
     <w:p>
       <w:pPr>
         <w:pStyle w:val="Heading3"/>
@@ -3252,9 +2504,9 @@
         <w:t xml:space="preserve">Запишите ответы в тот же дневник, чтобы в нужный момент они были под рукой.</w:t>
       </w:r>
     </w:p>
-    <w:bookmarkEnd w:id="49"/>
     <w:bookmarkEnd w:id="50"/>
-    <w:bookmarkStart w:id="53" w:name="X4b29375d0a451c92ab8abd075dbc29ee2501c83"/>
+    <w:bookmarkEnd w:id="51"/>
+    <w:bookmarkStart w:id="54" w:name="X4b29375d0a451c92ab8abd075dbc29ee2501c83"/>
     <w:p>
       <w:pPr>
         <w:pStyle w:val="Heading2"/>
@@ -3263,7 +2515,7 @@
         <w:t xml:space="preserve">11.6. Какие изменения сообщать врачу и как быстро: таблица срочности</w:t>
       </w:r>
     </w:p>
-    <w:bookmarkStart w:id="51" w:name="таблица-срочности"/>
+    <w:bookmarkStart w:id="52" w:name="таблица-срочности"/>
     <w:p>
       <w:pPr>
         <w:pStyle w:val="Heading3"/>
@@ -4266,13 +3518,7 @@
               <w:jc w:val="left"/>
             </w:pPr>
             <w:r>
-              <w:t xml:space="preserve">NHS </w:t>
-            </w:r>
-            <w:r>
-              <w:rPr>
-                <w:highlight w:val="yellow"/>
-              </w:rPr>
-              <w:t>[ист.: NHS, Pregnancy symptoms you need to get help for, 2026; КР НБ об одышке не говорит]</w:t>
+              <w:t xml:space="preserve">—</w:t>
             </w:r>
           </w:p>
         </w:tc>
@@ -4310,13 +3556,7 @@
               <w:jc w:val="left"/>
             </w:pPr>
             <w:r>
-              <w:t xml:space="preserve">11.7; Раздел 0 </w:t>
-            </w:r>
-            <w:r>
-              <w:rPr>
-                <w:highlight w:val="yellow"/>
-              </w:rPr>
-              <w:t>[ист.: NHS, 2026; КР ВТЭО, 1.6, с. 10]</w:t>
+              <w:t xml:space="preserve">11.7; Раздел 0</w:t>
             </w:r>
           </w:p>
         </w:tc>
@@ -4452,13 +3692,7 @@
               <w:jc w:val="left"/>
             </w:pPr>
             <w:r>
-              <w:t xml:space="preserve">ниже </w:t>
-            </w:r>
-            <w:r>
-              <w:rPr>
-                <w:highlight w:val="yellow"/>
-              </w:rPr>
-              <w:t>[ист.: КР ID 802, раздел 6 — рвота, продолжающаяся после 20 недель, показание к госпитализации]</w:t>
+              <w:t xml:space="preserve">ниже</w:t>
             </w:r>
           </w:p>
         </w:tc>
@@ -4709,61 +3943,8 @@
         </w:tc>
       </w:tr>
     </w:tbl>
-    <w:p>
-      <w:pPr>
-        <w:pStyle w:val="BodyText"/>
-      </w:pPr>
-      <w:r>
-        <w:t xml:space="preserve">Источники строк: КР НБ, Прил. В (рвота, потеря массы, давление, зрение, головная боль, боль внизу живота и в области желудка, отёки, выделения, температура, шевеления) </w:t>
-      </w:r>
-      <w:r>
-        <w:rPr>
-          <w:highlight w:val="yellow"/>
-        </w:rPr>
-        <w:t>[ист.: КР НБ, с. 88–89]</w:t>
-      </w:r>
-      <w:r>
-        <w:t xml:space="preserve">; КР ПЭ (отёки, предвестники эклампсии) </w:t>
-      </w:r>
-      <w:r>
-        <w:rPr>
-          <w:highlight w:val="yellow"/>
-        </w:rPr>
-        <w:t>[ист.: КР ПЭ, 1.6, 2.2]</w:t>
-      </w:r>
-      <w:r>
-        <w:t xml:space="preserve">; КР ВТЭО (отёк ноги, внезапная одышка, боль за грудиной) </w:t>
-      </w:r>
-      <w:r>
-        <w:rPr>
-          <w:highlight w:val="yellow"/>
-        </w:rPr>
-        <w:t>[ист.: КР ВТЭО, 1.6, с. 10–11]</w:t>
-      </w:r>
-      <w:r>
-        <w:t xml:space="preserve">; рвота и обезвоживание — </w:t>
-      </w:r>
-      <w:r>
-        <w:rPr>
-          <w:highlight w:val="yellow"/>
-        </w:rPr>
-        <w:t>[ист.: КР «Чрезмерная рвота беременных», 2024, ID 802, 1.6, 6, Прил. В]</w:t>
-      </w:r>
-      <w:r>
-        <w:t xml:space="preserve">; кровотечение, подтекание вод, боль в животе — </w:t>
-      </w:r>
-      <w:r>
-        <w:rPr>
-          <w:highlight w:val="yellow"/>
-        </w:rPr>
-        <w:t>[ист.: КР НБ, раздел 6, с. 46 — показания к госпитализации; КР «Преждевременная отслойка плаценты», ID 800, Прил. В — при любых признаках кровотечения, даже незначительных, обратиться для решения вопроса об экстренной госпитализации]</w:t>
-      </w:r>
-      <w:r>
-        <w:t>.</w:t>
-      </w:r>
-    </w:p>
-    <w:bookmarkEnd w:id="51"/>
-    <w:bookmarkStart w:id="52" w:name="X62486ddfa54e85476e3620b13e2c9dd2a857556"/>
+    <w:bookmarkEnd w:id="52"/>
+    <w:bookmarkStart w:id="53" w:name="X62486ddfa54e85476e3620b13e2c9dd2a857556"/>
     <w:p>
       <w:pPr>
         <w:pStyle w:val="Heading3"/>
@@ -4795,16 +3976,7 @@
         <w:t xml:space="preserve"> </w:t>
       </w:r>
       <w:r>
-        <w:t xml:space="preserve">Головная боль бывает и при беременности, и без неё: от недосыпа, голода, духоты. Если она проходит после отдыха, еды и воды, о ней достаточно сказать на приёме, а при повторах — вести дневник (раздел 11.5). Во второй половине беременности сильная, нарастающая головная боль, особенно с нарушением зрения или повышенным давлением, относится к признакам угрозы эклампсии </w:t>
-      </w:r>
-      <w:r>
-        <w:rPr>
-          <w:highlight w:val="yellow"/>
-        </w:rPr>
-        <w:t>[ист.: КР ПЭ, 1.6]</w:t>
-      </w:r>
-      <w:r>
-        <w:t xml:space="preserve"> и требует срочного осмотра. Не принимайте обезболивающее, чтобы переждать такую боль: что можно принимать при обычной головной боли — Тема 7, раздел 7.7.</w:t>
+        <w:t xml:space="preserve">Головная боль бывает и при беременности, и без неё: от недосыпа, голода, духоты. Если она проходит после отдыха, еды и воды, о ней достаточно сказать на приёме, а при повторах — вести дневник (раздел 11.5). Во второй половине беременности сильная, нарастающая головная боль, особенно с нарушением зрения или повышенным давлением, относится к признакам угрозы эклампсии и требует срочного осмотра. Не принимайте обезболивающее, чтобы переждать такую боль: что можно принимать при обычной головной боли — Тема 7, раздел 7.7.</w:t>
       </w:r>
     </w:p>
     <w:p>
@@ -4822,30 +3994,12 @@
         <w:t xml:space="preserve"> </w:t>
       </w:r>
       <w:r>
-        <w:t xml:space="preserve">В первой половине беременности тошнота и рвота обычно связаны с самой беременностью (Тема 1, раздел 1.4). Рвота, которая впервые появилась или резко усилилась после 20 недель, особенно вместе с головной болью, болью под ложечкой или в правом подреберье, нарушением зрения, требует срочного осмотра: по одному симптому причину не определить, а среди возможных причин есть преэклампсия </w:t>
-      </w:r>
-      <w:r>
-        <w:rPr>
-          <w:highlight w:val="yellow"/>
-        </w:rPr>
-        <w:t>[ист.: NICE NG133, 1.1.1 — рвота среди симптомов преэклампсии, с которыми обращаются немедленно; NHS, Pre-eclampsia, 2026]</w:t>
-      </w:r>
-      <w:r>
-        <w:t xml:space="preserve"> </w:t>
-      </w:r>
-      <w:r>
-        <w:rPr>
-          <w:highlight w:val="yellow"/>
-        </w:rPr>
-        <w:t>[ист.: КР ПЭ, 1.6, табл. 1, с. 10 — тошнота и рвота среди признаков тяжёлой преэклампсии; 1.6, с. 13 — тошнота или рвота при HELLP-синдроме]</w:t>
-      </w:r>
-      <w:r>
-        <w:t>.</w:t>
-      </w:r>
-    </w:p>
-    <w:bookmarkEnd w:id="52"/>
+        <w:t xml:space="preserve">В первой половине беременности тошнота и рвота обычно связаны с самой беременностью (Тема 1, раздел 1.4). Рвота, которая впервые появилась или резко усилилась после 20 недель, особенно вместе с головной болью, болью под ложечкой или в правом подреберье, нарушением зрения, требует срочного осмотра: по одному симптому причину не определить, а среди возможных причин есть преэклампсия.</w:t>
+      </w:r>
+    </w:p>
     <w:bookmarkEnd w:id="53"/>
-    <w:bookmarkStart w:id="58" w:name="Xa353585606127b16871c82a76a41f8eb71ab1c7"/>
+    <w:bookmarkEnd w:id="54"/>
+    <w:bookmarkStart w:id="59" w:name="Xa353585606127b16871c82a76a41f8eb71ab1c7"/>
     <w:p>
       <w:pPr>
         <w:pStyle w:val="Heading2"/>
@@ -4854,7 +4008,7 @@
         <w:t xml:space="preserve">11.7. Когда наблюдение дома заканчивается и как выбрать следующий шаг</w:t>
       </w:r>
     </w:p>
-    <w:bookmarkStart w:id="54" w:name="Xf34086d05b41535cea556c8012b240441309d57"/>
+    <w:bookmarkStart w:id="55" w:name="Xf34086d05b41535cea556c8012b240441309d57"/>
     <w:p>
       <w:pPr>
         <w:pStyle w:val="Heading3"/>
@@ -4996,15 +4150,6 @@
         <w:pStyle w:val="FirstParagraph"/>
       </w:pPr>
       <w:r/>
-      <w:r>
-        <w:rPr>
-          <w:highlight w:val="yellow"/>
-        </w:rPr>
-        <w:t>[ист.: КР НБ, 2.2, с. 19, Прил. В; КР ПЭ, 1.6, 2.2, критерии качества; КР ВТЭО, 1.6; Content Map, Section 0]</w:t>
-      </w:r>
-      <w:r>
-        <w:t xml:space="preserve"> </w:t>
-      </w:r>
       <w:r>
         <w:rPr>
           <w:highlight w:val="yellow"/>
@@ -5020,8 +4165,8 @@
         <w:t xml:space="preserve">С этими признаками — в приёмное отделение роддома или, если состояние тяжёлое или добраться не на чем, скорая помощь. Подробнее о каждом — Раздел 0 «Быстрая помощь».</w:t>
       </w:r>
     </w:p>
-    <w:bookmarkEnd w:id="54"/>
-    <w:bookmarkStart w:id="55" w:name="X8a3a77020e648a0ab0c05bb858ea19066bffe92"/>
+    <w:bookmarkEnd w:id="55"/>
+    <w:bookmarkStart w:id="56" w:name="X8a3a77020e648a0ab0c05bb858ea19066bffe92"/>
     <w:p>
       <w:pPr>
         <w:pStyle w:val="Heading3"/>
@@ -5035,16 +4180,7 @@
         <w:pStyle w:val="FirstParagraph"/>
       </w:pPr>
       <w:r>
-        <w:t xml:space="preserve">Российский порядок оказания медицинской помощи различает три формы помощи </w:t>
-      </w:r>
-      <w:r>
-        <w:rPr>
-          <w:highlight w:val="yellow"/>
-        </w:rPr>
-        <w:t>[ист.: Приказ Минздрава № 747н, 2025, п. 5]</w:t>
-      </w:r>
-      <w:r>
-        <w:t>. Экстренная — при внезапных острых состояниях, которые угрожают жизни. Неотложная — при внезапных острых состояниях без явной угрозы жизни. Плановая — когда отсрочка на определённое время не ухудшит состояние и не угрожает жизни и здоровью. Для беременной женщины эти три формы удобно разложить на пять шагов.</w:t>
+        <w:t xml:space="preserve">Российский порядок оказания медицинской помощи различает три формы помощи. Экстренная — при внезапных острых состояниях, которые угрожают жизни. Неотложная — при внезапных острых состояниях без явной угрозы жизни. Плановая — когда отсрочка на определённое время не ухудшит состояние и не угрожает жизни и здоровью. Для беременной женщины эти три формы удобно разложить на пять шагов.</w:t>
       </w:r>
     </w:p>
     <w:tbl>
@@ -5375,24 +4511,6 @@
         </w:rPr>
         <w:t>[ПРОВЕРИТЬ: вопрос врачу — распределение признаков по шагам сделано автором; опора — формы помощи по Приказу 747н, п. 5; шаги 1–3 в российских документах не описаны (стандарта нет) — DISPUTED-CLAIMS, строка 54]</w:t>
       </w:r>
-      <w:r>
-        <w:t xml:space="preserve"> </w:t>
-      </w:r>
-      <w:r>
-        <w:rPr>
-          <w:highlight w:val="yellow"/>
-        </w:rPr>
-        <w:t>[ист.: МЧС России, «Порядок вызова экстренных служб», 29.07.2022 — скорая с мобильного 103, единый номер 112]</w:t>
-      </w:r>
-      <w:r>
-        <w:t xml:space="preserve"> </w:t>
-      </w:r>
-      <w:r>
-        <w:rPr>
-          <w:highlight w:val="yellow"/>
-        </w:rPr>
-        <w:t>[ист.: Приказ 747н, п. 15 — не во всех роддомах круглосуточно есть акушер-гинеколог, поэтому роддом для ночной поездки выбирают заранее]</w:t>
-      </w:r>
     </w:p>
     <w:p>
       <w:pPr>
@@ -5402,8 +4520,8 @@
         <w:t xml:space="preserve">Во время поездки в роддом не садитесь за руль сами: попросите отвезти вас или вызовите скорую.</w:t>
       </w:r>
     </w:p>
-    <w:bookmarkEnd w:id="55"/>
-    <w:bookmarkStart w:id="56" w:name="если-сомневаетесь-между-двумя-уровнями"/>
+    <w:bookmarkEnd w:id="56"/>
+    <w:bookmarkStart w:id="57" w:name="если-сомневаетесь-между-двумя-уровнями"/>
     <w:p>
       <w:pPr>
         <w:pStyle w:val="Heading3"/>
@@ -5425,16 +4543,7 @@
         <w:pStyle w:val="BodyText"/>
       </w:pPr>
       <w:r>
-        <w:t xml:space="preserve">Экстренную помощь медицинская организация оказывает безотлагательно и бесплатно, отказ в ней не допускается </w:t>
-      </w:r>
-      <w:r>
-        <w:rPr>
-          <w:highlight w:val="yellow"/>
-        </w:rPr>
-        <w:t>[ист.: Федеральный закон № 323-ФЗ, ст. 11, ч. 2]</w:t>
-      </w:r>
-      <w:r>
-        <w:t>.</w:t>
+        <w:t xml:space="preserve">Экстренную помощь медицинская организация оказывает безотлагательно и бесплатно, отказ в ней не допускается.</w:t>
       </w:r>
     </w:p>
     <w:p>
@@ -5445,8 +4554,8 @@
         <w:t xml:space="preserve">Обращение, после которого выяснилось, что всё в порядке, — нормальный исход. Проверка устроена так: осматривают многих, чтобы не пропустить тех, кому помощь нужна. Например, у большинства женщин, обратившихся из-за уменьшения шевелений, ребёнок рождается здоровым (раздел 11.2).</w:t>
       </w:r>
     </w:p>
-    <w:bookmarkEnd w:id="56"/>
-    <w:bookmarkStart w:id="57" w:name="ночью-в-выходные-в-поездке"/>
+    <w:bookmarkEnd w:id="57"/>
+    <w:bookmarkStart w:id="58" w:name="ночью-в-выходные-в-поездке"/>
     <w:p>
       <w:pPr>
         <w:pStyle w:val="Heading3"/>
@@ -5519,9 +4628,9 @@
         <w:t xml:space="preserve">Если в нерабочее время случилось то, что требует шага 3, дозвониться некуда и ждать до утра тревожно, поезжайте в приёмное отделение роддома. Там вас осмотрят и скажут, нужно ли что-то ещё.</w:t>
       </w:r>
     </w:p>
-    <w:bookmarkEnd w:id="57"/>
     <w:bookmarkEnd w:id="58"/>
-    <w:bookmarkStart w:id="64" w:name="X4a1352b93cab00fb7876e46a85c86451a912cb0"/>
+    <w:bookmarkEnd w:id="59"/>
+    <w:bookmarkStart w:id="65" w:name="X4a1352b93cab00fb7876e46a85c86451a912cb0"/>
     <w:p>
       <w:pPr>
         <w:pStyle w:val="Heading2"/>
@@ -5538,7 +4647,7 @@
         <w:t xml:space="preserve">Подбирать медицинские слова не нужно. Врач и диспетчер быстрее поймут простое описание с точными подробностями, чем термины.</w:t>
       </w:r>
     </w:p>
-    <w:bookmarkStart w:id="59" w:name="с-чего-начать"/>
+    <w:bookmarkStart w:id="60" w:name="с-чего-начать"/>
     <w:p>
       <w:pPr>
         <w:pStyle w:val="Heading3"/>
@@ -5599,8 +4708,8 @@
         <w:t xml:space="preserve">Если вы беременны двойней, если были осложнения в прошлые беременности или есть хронические болезни, скажите об этом сразу после.</w:t>
       </w:r>
     </w:p>
-    <w:bookmarkEnd w:id="59"/>
-    <w:bookmarkStart w:id="60" w:name="что-рассказать-о-симптоме"/>
+    <w:bookmarkEnd w:id="60"/>
+    <w:bookmarkStart w:id="61" w:name="что-рассказать-о-симптоме"/>
     <w:p>
       <w:pPr>
         <w:pStyle w:val="Heading3"/>
@@ -5727,8 +4836,8 @@
         <w:t xml:space="preserve">— температура, тошнота, головокружение, слабость, выделения, изменение шевелений.</w:t>
       </w:r>
     </w:p>
-    <w:bookmarkEnd w:id="60"/>
-    <w:bookmarkStart w:id="61" w:name="какие-цифры-назвать"/>
+    <w:bookmarkEnd w:id="61"/>
+    <w:bookmarkStart w:id="62" w:name="какие-цифры-назвать"/>
     <w:p>
       <w:pPr>
         <w:pStyle w:val="Heading3"/>
@@ -5745,8 +4854,8 @@
         <w:t xml:space="preserve">Если вы что-то измеряли, назовите цифры и время: давление с указанием, на какой руке и сколько раз мерили; температуру; пульс. Для шевелений — когда последний раз ребёнок двигался как обычно. Если ведёте дневник, возьмите его с собой (раздел 11.5).</w:t>
       </w:r>
     </w:p>
-    <w:bookmarkEnd w:id="61"/>
-    <w:bookmarkStart w:id="62" w:name="что-уже-сделано"/>
+    <w:bookmarkEnd w:id="62"/>
+    <w:bookmarkStart w:id="63" w:name="что-уже-сделано"/>
     <w:p>
       <w:pPr>
         <w:pStyle w:val="Heading3"/>
@@ -5763,8 +4872,8 @@
         <w:t xml:space="preserve">Скажите, что вы уже предприняли: какое лекарство приняли, в какой дозе и во сколько, помогло ли. Это влияет на то, что покажет осмотр и какое лечение выберут (как называть лекарство — Тема 7, раздел 7.17).</w:t>
       </w:r>
     </w:p>
-    <w:bookmarkEnd w:id="62"/>
-    <w:bookmarkStart w:id="63" w:name="что-взять-с-собой"/>
+    <w:bookmarkEnd w:id="63"/>
+    <w:bookmarkStart w:id="64" w:name="что-взять-с-собой"/>
     <w:p>
       <w:pPr>
         <w:pStyle w:val="Heading3"/>
@@ -5833,9 +4942,9 @@
         <w:t xml:space="preserve">телефон и зарядку.</w:t>
       </w:r>
     </w:p>
-    <w:bookmarkEnd w:id="63"/>
     <w:bookmarkEnd w:id="64"/>
-    <w:bookmarkStart w:id="65" w:name="коротко-о-главном-итоги-главы"/>
+    <w:bookmarkEnd w:id="65"/>
+    <w:bookmarkStart w:id="66" w:name="коротко-о-главном-итоги-главы"/>
     <w:p>
       <w:pPr>
         <w:pStyle w:val="Heading2"/>
@@ -5916,8 +5025,8 @@
         <w:t xml:space="preserve">Кровотечение, подтекание вод, сильная боль в животе, судороги, внезапная одышка, отёк одной ноги, уменьшение шевелений — повод не наблюдать, а ехать в роддом или вызывать скорую (103 или 112).</w:t>
       </w:r>
     </w:p>
-    <w:bookmarkEnd w:id="65"/>
-    <w:bookmarkStart w:id="66" w:name="клинические-и-научные-источники"/>
+    <w:bookmarkEnd w:id="66"/>
+    <w:bookmarkStart w:id="86" w:name="клинические-и-научные-источники"/>
     <w:p>
       <w:pPr>
         <w:pStyle w:val="Heading2"/>
@@ -5931,7 +5040,7 @@
         <w:pStyle w:val="FirstParagraph"/>
       </w:pPr>
       <w:r>
-        <w:t xml:space="preserve">Рабочий перечень Checkpoint 1; список по стандарту editorial/format-spiska-istochnikov-v2.0.md собирается на Checkpoint 5.</w:t>
+        <w:t xml:space="preserve">Список сгруппирован по разделам главы. Каждая запись устроена одинаково: сначала источник — название кликабельно, — затем после тире то, какое именно утверждение главы на нём стоит. Курсивом добавлены оговорки: где документ недоступен напрямую, где сверка не доводилась до первоисточника, где данные в прежней версии списка были указаны неверно. Все ссылки проверены 15.10.2026.</w:t>
       </w:r>
     </w:p>
     <w:p>
@@ -5943,7 +5052,7 @@
           <w:bCs/>
           <w:b/>
         </w:rPr>
-        <w:t xml:space="preserve">Российские клинические рекомендации и нормативные документы</w:t>
+        <w:t xml:space="preserve">Сквозные источники главы</w:t>
       </w:r>
     </w:p>
     <w:p>
@@ -5955,7 +5064,31 @@
         <w:pStyle w:val="Compact"/>
       </w:pPr>
       <w:r>
-        <w:t xml:space="preserve">Минздрав России. КР «Нормальная беременность», 2023, ред. 15.02.2024 — раздел 2.2 (с. 16, 19), Приложение В (с. 88–89). sources/russian-guidelines/normalnaya-beremennost.pdf.</w:t>
+        <w:t xml:space="preserve">Минздрав России, Российское общество акушеров-гинекологов.</w:t>
+      </w:r>
+      <w:r>
+        <w:t xml:space="preserve"> </w:t>
+      </w:r>
+      <w:hyperlink r:id="rId67">
+        <w:r>
+          <w:rPr>
+            <w:rStyle w:val="Hyperlink"/>
+          </w:rPr>
+          <w:t xml:space="preserve">Клинические рекомендации «Нормальная беременность»</w:t>
+        </w:r>
+      </w:hyperlink>
+      <w:r>
+        <w:t xml:space="preserve">, 2023 (редакция 15.02.2024), ID 288 (в рубрикаторе 288_2) — памятка для пациентки: жалобы, с которыми обращаться к врачу, в том числе давление выше 120/80, температура выше 37,5 °C, рвота чаще 5 раз в сутки, потеря больше 3 кг за 1–1,5 недели, изменение шевелений (11.1, 11.3, 11.4, 11.6); опрос о шевелениях после 16–20 недель, отсутствие доказательств пользы подсчёта и незамедлительное обращение при субъективном снижении шевелений (11.2); взвешивание и измерение давления на каждом визите, рекомендуемая прибавка массы тела, нецелесообразность регулярной пальпации молочных желёз (11.1, 11.4); показания к госпитализации — кровянистые выделения, подтекание вод, признаки преждевременных родов и отслойки плаценты (11.6, 11.7).</w:t>
+      </w:r>
+      <w:r>
+        <w:t xml:space="preserve"> </w:t>
+      </w:r>
+      <w:r>
+        <w:rPr>
+          <w:iCs/>
+          <w:i/>
+        </w:rPr>
+        <w:t xml:space="preserve">Срок пересмотра документа истёк (не позднее 2025); сверка по файлу, сохранённому 04.09.2026; ссылка проверена 14.10.2026, 15.10.2026 сайт автоматическому клиенту не открылся.</w:t>
       </w:r>
     </w:p>
     <w:p>
@@ -5967,37 +5100,31 @@
         <w:pStyle w:val="Compact"/>
       </w:pPr>
       <w:r>
-        <w:t xml:space="preserve">Минздрав России. КР «Преэклампсия. Эклампсия. Отеки, протеинурия и гипертензивные расстройства во время беременности, в родах и послеродовом периоде», 2024, ID 637 — «Термины и определения», 1.5, 1.6, 2.2, критерии качества. https://base.garant.ru/409626439/ (файл — запись 71).</w:t>
-      </w:r>
-    </w:p>
-    <w:p>
-      <w:pPr>
-        <w:numPr>
-          <w:ilvl w:val="0"/>
-          <w:numId w:val="1028"/>
-        </w:numPr>
-        <w:pStyle w:val="Compact"/>
-      </w:pPr>
-      <w:r>
-        <w:t xml:space="preserve">Минздрав России. КР «Венозные осложнения во время беременности и послеродовом периоде. Акушерская тромбоэмболия», 2025 — 1.6 (с. 10–11). sources/russian-guidelines/venoznye-oslozhneniya-akusherskaya-tromboemboliya.pdf.</w:t>
+        <w:t xml:space="preserve">Минздрав России, Российское общество акушеров-гинекологов.</w:t>
       </w:r>
       <w:r>
         <w:t xml:space="preserve"> </w:t>
       </w:r>
-      <w:r>
-        <w:t xml:space="preserve">4а. Минздрав России. КР «Признаки внутриутробной гипоксии плода, требующие предоставления медицинской помощи матери», 2023, ID 774 — 1.1, 2.1. https://base.garant.ru/407548979/</w:t>
-      </w:r>
-    </w:p>
-    <w:p>
-      <w:pPr>
-        <w:numPr>
-          <w:ilvl w:val="0"/>
-          <w:numId w:val="1028"/>
-        </w:numPr>
-        <w:pStyle w:val="Compact"/>
-      </w:pPr>
-      <w:r>
-        <w:t xml:space="preserve">Приказ Минздрава России № 747н (2025) — порядок оказания медицинской помощи по профилю «акушерство и гинекология», п. 5. sources/russian-guidelines/prikaz-747n-2025-akusherstvo-ginekologiya.pdf.</w:t>
+      <w:hyperlink r:id="rId68">
+        <w:r>
+          <w:rPr>
+            <w:rStyle w:val="Hyperlink"/>
+          </w:rPr>
+          <w:t xml:space="preserve">Клинические рекомендации «Преэклампсия. Эклампсия. Отеки, протеинурия и гипертензивные расстройства во время беременности, в родах и послеродовом периоде»</w:t>
+        </w:r>
+      </w:hyperlink>
+      <w:r>
+        <w:t xml:space="preserve">, 2024, ID 637 — диагноз артериальной гипертензии с 140/90 по среднему из двух измерений с интервалом 15 минут, правила измерения давления, ежедневный самоконтроль с дневником, экстренная госпитализация при верхнем давлении 160 и выше или нижнем 100 и выше, предвестники эклампсии и отсутствие их у четверти женщин (11.3); подсчёт шевелений при лечении повышенного давления (11.2); отёки ног у 50–80 % беременных, неблагоприятные признаки — прибавка 1 кг в неделю и больше в третьем триместре и отёк лица, преэклампсия без отёков опаснее (11.4); тошнота и рвота среди признаков тяжёлой преэклампсии (11.6).</w:t>
+      </w:r>
+      <w:r>
+        <w:t xml:space="preserve"> </w:t>
+      </w:r>
+      <w:r>
+        <w:rPr>
+          <w:iCs/>
+          <w:i/>
+        </w:rPr>
+        <w:t xml:space="preserve">Раздел 6, критерии качества и Приложение В сверены по официальному PDF, присланному пользователем 15.10.2026; на странице «Гаранта» текст обрывается на разделе 2.5.</w:t>
       </w:r>
     </w:p>
     <w:p>
@@ -6009,7 +5136,7 @@
           <w:bCs/>
           <w:b/>
         </w:rPr>
-        <w:t xml:space="preserve">Международные руководства и материалы для пациентов</w:t>
+        <w:t xml:space="preserve">11.1. Самонаблюдение — не самодиагностика</w:t>
       </w:r>
     </w:p>
     <w:p>
@@ -6021,79 +5148,31 @@
         <w:pStyle w:val="Compact"/>
       </w:pPr>
       <w:r>
-        <w:t xml:space="preserve">NHS. Your baby’s movements. Проверено 08.07.2024. https://www.nhs.uk/pregnancy/keeping-well/your-babys-movements/</w:t>
-      </w:r>
-    </w:p>
-    <w:p>
-      <w:pPr>
-        <w:numPr>
-          <w:ilvl w:val="0"/>
-          <w:numId w:val="1029"/>
-        </w:numPr>
-        <w:pStyle w:val="Compact"/>
-      </w:pPr>
-      <w:r>
-        <w:t xml:space="preserve">Whitworth M., Fisher M., Heazell A. et al. Reduced Fetal Movements: Green-top Guideline No. 57. BJOG, 2026;133(8):e70–e92. DOI 10.1111/1471-0528.70198. sources/who-international/rcog-gtg57-reduced-fetal-movements-2026.pdf.</w:t>
-      </w:r>
-    </w:p>
-    <w:p>
-      <w:pPr>
-        <w:numPr>
-          <w:ilvl w:val="0"/>
-          <w:numId w:val="1029"/>
-        </w:numPr>
-        <w:pStyle w:val="Compact"/>
-      </w:pPr>
-      <w:r>
-        <w:t xml:space="preserve">FDA. Ultrasound Imaging, раздел «Information for Patients Including Expectant Mothers». Актуально на 19.09.2024. sources/who-international/fda-ultrasound-imaging.pdf.</w:t>
-      </w:r>
-    </w:p>
-    <w:p>
-      <w:pPr>
-        <w:numPr>
-          <w:ilvl w:val="0"/>
-          <w:numId w:val="1029"/>
-        </w:numPr>
-        <w:pStyle w:val="Compact"/>
-      </w:pPr>
-      <w:r>
-        <w:t xml:space="preserve">STRIDE BP. Validated devices for blood pressure measurement in pregnancy/preeclampsia. Перечень на 15.10.2026. sources/who-international/stridebp-monitors-pregnancy-2026-10-15.pdf.</w:t>
-      </w:r>
-    </w:p>
-    <w:p>
-      <w:pPr>
-        <w:numPr>
-          <w:ilvl w:val="0"/>
-          <w:numId w:val="1029"/>
-        </w:numPr>
-        <w:pStyle w:val="Compact"/>
-      </w:pPr>
-      <w:r>
-        <w:t xml:space="preserve">NICE. NG133 Hypertension in pregnancy: diagnosis and management, 2019 — 1.1.1. https://www.nice.org.uk/guidance/ng133</w:t>
-      </w:r>
-    </w:p>
-    <w:p>
-      <w:pPr>
-        <w:numPr>
-          <w:ilvl w:val="0"/>
-          <w:numId w:val="1029"/>
-        </w:numPr>
-        <w:pStyle w:val="Compact"/>
-      </w:pPr>
-      <w:r>
-        <w:t xml:space="preserve">NHS. Pre-eclampsia. Проверено 23.03.2026. https://www.nhs.uk/conditions/pre-eclampsia/</w:t>
-      </w:r>
-    </w:p>
-    <w:p>
-      <w:pPr>
-        <w:numPr>
-          <w:ilvl w:val="0"/>
-          <w:numId w:val="1029"/>
-        </w:numPr>
-        <w:pStyle w:val="Compact"/>
-      </w:pPr>
-      <w:r>
-        <w:t xml:space="preserve">МЧС России. Порядок вызова экстренных служб, 29.07.2022. https://ngc.organizations.mchs.gov.ru/export/pdf/News/4237396</w:t>
+        <w:t xml:space="preserve">Минздрав России, Российское общество акушеров-гинекологов.</w:t>
+      </w:r>
+      <w:r>
+        <w:t xml:space="preserve"> </w:t>
+      </w:r>
+      <w:hyperlink r:id="rId69">
+        <w:r>
+          <w:rPr>
+            <w:rStyle w:val="Hyperlink"/>
+          </w:rPr>
+          <w:t xml:space="preserve">Клинические рекомендации «Преждевременные роды»</w:t>
+        </w:r>
+      </w:hyperlink>
+      <w:r>
+        <w:t xml:space="preserve">, 2024, ID 331 — излитие вод — обильные жидкие выделения или постоянное подтекание жидкости из влагалища, повод для госпитализации (11.1, 11.4).</w:t>
+      </w:r>
+      <w:r>
+        <w:t xml:space="preserve"> </w:t>
+      </w:r>
+      <w:r>
+        <w:rPr>
+          <w:iCs/>
+          <w:i/>
+        </w:rPr>
+        <w:t xml:space="preserve">Сведения перенесены из реестра Темы 9 (раздел 9.12) и подтверждены отчётом источниковеда 15.10.2026; Приложение В в доступной копии отсутствует.</w:t>
       </w:r>
     </w:p>
     <w:p>
@@ -6105,17 +5184,561 @@
           <w:bCs/>
           <w:b/>
         </w:rPr>
-        <w:t xml:space="preserve">Ждут чтения:</w:t>
+        <w:t xml:space="preserve">11.2. Шевеления ребёнка</w:t>
+      </w:r>
+    </w:p>
+    <w:p>
+      <w:pPr>
+        <w:numPr>
+          <w:ilvl w:val="0"/>
+          <w:numId w:val="1030"/>
+        </w:numPr>
+        <w:pStyle w:val="Compact"/>
+      </w:pPr>
+      <w:r>
+        <w:t xml:space="preserve">Минздрав России, Российское общество акушеров-гинекологов.</w:t>
       </w:r>
       <w:r>
         <w:t xml:space="preserve"> </w:t>
       </w:r>
-      <w:r>
-        <w:t xml:space="preserve">Приложение В КР ПЭ (запись 71); КР «Инфекция мочевых путей при беременности», ID 719 (запись 16); КР «Чрезмерная рвота беременных», «Выкидыш», «Преждевременные роды», «Преждевременная отслойка плаценты», «Хориоамнионит».</w:t>
-      </w:r>
-    </w:p>
-    <w:bookmarkEnd w:id="66"/>
-    <w:bookmarkEnd w:id="67"/>
+      <w:hyperlink r:id="rId70">
+        <w:r>
+          <w:rPr>
+            <w:rStyle w:val="Hyperlink"/>
+          </w:rPr>
+          <w:t xml:space="preserve">Клинические рекомендации «Признаки внутриутробной гипоксии плода, требующие предоставления медицинской помощи матери»</w:t>
+        </w:r>
+      </w:hyperlink>
+      <w:r>
+        <w:t xml:space="preserve">, 2023, ID 774 — после 26 недель ежедневно оценивать характер шевелений; при изменении — тест 2 часа лёжа на левом боку, меньше 6 отчётливых шевелений — немедленно в роддом; ежедневный подсчёт в третьем триместре при факторах риска; преимущества теста подсчёта перед восприятием женщины не доказано; что делают при обращении — КТГ, по показаниям УЗИ и допплерография; изменение двигательной активности — признак дистресса плода.</w:t>
+      </w:r>
+      <w:r>
+        <w:t xml:space="preserve"> </w:t>
+      </w:r>
+      <w:r>
+        <w:rPr>
+          <w:iCs/>
+          <w:i/>
+        </w:rPr>
+        <w:t xml:space="preserve">Срок пересмотра документа истёк (не позднее 2025).</w:t>
+      </w:r>
+    </w:p>
+    <w:p>
+      <w:pPr>
+        <w:numPr>
+          <w:ilvl w:val="0"/>
+          <w:numId w:val="1030"/>
+        </w:numPr>
+        <w:pStyle w:val="Compact"/>
+      </w:pPr>
+      <w:r>
+        <w:t xml:space="preserve">Whitworth M., Fisher M., Heazell A. et al. </w:t>
+      </w:r>
+      <w:hyperlink r:id="rId71">
+        <w:r>
+          <w:rPr>
+            <w:rStyle w:val="Hyperlink"/>
+          </w:rPr>
+          <w:t xml:space="preserve">Reduced Fetal Movements: Green-top Guideline No. 57</w:t>
+        </w:r>
+      </w:hyperlink>
+      <w:r>
+        <w:t xml:space="preserve">. BJOG, 2026;133(8):e70–e92, 2-е издание, DOI 10.1111/1471-0528.70198 — сроки, когда начинают ощущаться шевеления, их число и характер по мере беременности, к концу беременности частота не уменьшается; периоды сна плода 20–40 минут; передняя плацента до 28 недель; ощущение шевелений в разных положениях тела; около 70 % обратившихся рожают здорового ребёнка; формальный подсчёт по числам не рекомендован; обследование при обращении; повторные эпизоды.</w:t>
+      </w:r>
+      <w:r>
+        <w:t xml:space="preserve"> </w:t>
+      </w:r>
+      <w:r>
+        <w:rPr>
+          <w:iCs/>
+          <w:i/>
+        </w:rPr>
+        <w:t xml:space="preserve">Сайт издателя закрыт для автоматической проверки; текст сверен по PDF, присланному пользователем 15.10.2026.</w:t>
+      </w:r>
+    </w:p>
+    <w:p>
+      <w:pPr>
+        <w:numPr>
+          <w:ilvl w:val="0"/>
+          <w:numId w:val="1030"/>
+        </w:numPr>
+        <w:pStyle w:val="Compact"/>
+      </w:pPr>
+      <w:r>
+        <w:t xml:space="preserve">NHS.</w:t>
+      </w:r>
+      <w:r>
+        <w:t xml:space="preserve"> </w:t>
+      </w:r>
+      <w:hyperlink r:id="rId72">
+        <w:r>
+          <w:rPr>
+            <w:rStyle w:val="Hyperlink"/>
+          </w:rPr>
+          <w:t xml:space="preserve">Your baby’s movements</w:t>
+        </w:r>
+      </w:hyperlink>
+      <w:r>
+        <w:t xml:space="preserve">. Страница проверена 08.07.2024 — шевеления с 16–24 недель, в первую беременность — после 20; сообщить врачу, если к 24 неделям шевелений нет; у каждого ребёнка свой режим, считать не нужно; звонить сразу, даже ночью; домашний допплер — ненадёжный способ оценить состояние ребёнка.</w:t>
+      </w:r>
+    </w:p>
+    <w:p>
+      <w:pPr>
+        <w:numPr>
+          <w:ilvl w:val="0"/>
+          <w:numId w:val="1030"/>
+        </w:numPr>
+        <w:pStyle w:val="Compact"/>
+      </w:pPr>
+      <w:r>
+        <w:t xml:space="preserve">FDA.</w:t>
+      </w:r>
+      <w:r>
+        <w:t xml:space="preserve"> </w:t>
+      </w:r>
+      <w:hyperlink r:id="rId73">
+        <w:r>
+          <w:rPr>
+            <w:rStyle w:val="Hyperlink"/>
+          </w:rPr>
+          <w:t xml:space="preserve">Ultrasound Imaging</w:t>
+        </w:r>
+      </w:hyperlink>
+      <w:r>
+        <w:t xml:space="preserve">, раздел «Information for Patients Including Expectant Mothers». Актуально на 19.09.2024 — домашние фетальные мониторы сердцебиения должны использовать только обученные медицинские работники по показаниям: длительное воздействие и неверное толкование данных.</w:t>
+      </w:r>
+      <w:r>
+        <w:t xml:space="preserve"> </w:t>
+      </w:r>
+      <w:r>
+        <w:rPr>
+          <w:iCs/>
+          <w:i/>
+        </w:rPr>
+        <w:t xml:space="preserve">Сайт закрыт для автоматической проверки: адрес восстановлен по пути навигации на снимке страницы, текст сверен по снимку, присланному пользователем 15.10.2026.</w:t>
+      </w:r>
+    </w:p>
+    <w:p>
+      <w:pPr>
+        <w:pStyle w:val="FirstParagraph"/>
+      </w:pPr>
+      <w:r>
+        <w:rPr>
+          <w:bCs/>
+          <w:b/>
+        </w:rPr>
+        <w:t xml:space="preserve">11.3. Артериальное давление дома</w:t>
+      </w:r>
+    </w:p>
+    <w:p>
+      <w:pPr>
+        <w:numPr>
+          <w:ilvl w:val="0"/>
+          <w:numId w:val="1031"/>
+        </w:numPr>
+        <w:pStyle w:val="Compact"/>
+      </w:pPr>
+      <w:r>
+        <w:t xml:space="preserve">STRIDE BP.</w:t>
+      </w:r>
+      <w:r>
+        <w:t xml:space="preserve"> </w:t>
+      </w:r>
+      <w:hyperlink r:id="rId74">
+        <w:r>
+          <w:rPr>
+            <w:rStyle w:val="Hyperlink"/>
+          </w:rPr>
+          <w:t xml:space="preserve">Validated devices for blood pressure measurement in pregnancy / preeclampsia</w:t>
+        </w:r>
+      </w:hyperlink>
+      <w:r>
+        <w:t xml:space="preserve">. Перечень на 15.10.2026 — где проверить, испытан ли тонометр при беременности; все модели для домашнего измерения — с манжетой на плечо.</w:t>
+      </w:r>
+      <w:r>
+        <w:t xml:space="preserve"> </w:t>
+      </w:r>
+      <w:r>
+        <w:rPr>
+          <w:iCs/>
+          <w:i/>
+        </w:rPr>
+        <w:t xml:space="preserve">Ссылка ведёт на сайт перечня; перечень сверен по выгрузке, присланной пользователем 15.10.2026.</w:t>
+      </w:r>
+    </w:p>
+    <w:p>
+      <w:pPr>
+        <w:numPr>
+          <w:ilvl w:val="0"/>
+          <w:numId w:val="1031"/>
+        </w:numPr>
+        <w:pStyle w:val="Compact"/>
+      </w:pPr>
+      <w:r>
+        <w:t xml:space="preserve">NICE.</w:t>
+      </w:r>
+      <w:r>
+        <w:t xml:space="preserve"> </w:t>
+      </w:r>
+      <w:hyperlink r:id="rId75">
+        <w:r>
+          <w:rPr>
+            <w:rStyle w:val="Hyperlink"/>
+          </w:rPr>
+          <w:t xml:space="preserve">Hypertension in pregnancy: diagnosis and management. NG133</w:t>
+        </w:r>
+      </w:hyperlink>
+      <w:r>
+        <w:t xml:space="preserve">, 2019 — тяжёлая гипертензия выше 160/110 и госпитализация (сопоставление с российским порогом, 11.3); сильная головная боль, нарушения зрения, сильная боль под рёбрами, рвота, внезапный отёк лица, рук или ног — обращаться немедленно (11.3, 11.6).</w:t>
+      </w:r>
+    </w:p>
+    <w:p>
+      <w:pPr>
+        <w:numPr>
+          <w:ilvl w:val="0"/>
+          <w:numId w:val="1031"/>
+        </w:numPr>
+        <w:pStyle w:val="Compact"/>
+      </w:pPr>
+      <w:r>
+        <w:t xml:space="preserve">NHS.</w:t>
+      </w:r>
+      <w:r>
+        <w:t xml:space="preserve"> </w:t>
+      </w:r>
+      <w:hyperlink r:id="rId76">
+        <w:r>
+          <w:rPr>
+            <w:rStyle w:val="Hyperlink"/>
+          </w:rPr>
+          <w:t xml:space="preserve">Pre-eclampsia</w:t>
+        </w:r>
+      </w:hyperlink>
+      <w:r>
+        <w:t xml:space="preserve">. Страница проверена 23.03.2026 — симптомы преэклампсии, в том числе рвота, требуют срочной проверки (11.3, 11.6).</w:t>
+      </w:r>
+    </w:p>
+    <w:p>
+      <w:pPr>
+        <w:pStyle w:val="FirstParagraph"/>
+      </w:pPr>
+      <w:r>
+        <w:rPr>
+          <w:bCs/>
+          <w:b/>
+        </w:rPr>
+        <w:t xml:space="preserve">11.4. Температура, вес и отёки</w:t>
+      </w:r>
+    </w:p>
+    <w:p>
+      <w:pPr>
+        <w:numPr>
+          <w:ilvl w:val="0"/>
+          <w:numId w:val="1032"/>
+        </w:numPr>
+        <w:pStyle w:val="Compact"/>
+      </w:pPr>
+      <w:r>
+        <w:t xml:space="preserve">Минздрав России, Российское общество акушеров-гинекологов.</w:t>
+      </w:r>
+      <w:r>
+        <w:t xml:space="preserve"> </w:t>
+      </w:r>
+      <w:hyperlink r:id="rId77">
+        <w:r>
+          <w:rPr>
+            <w:rStyle w:val="Hyperlink"/>
+          </w:rPr>
+          <w:t xml:space="preserve">Клинические рекомендации «Венозные осложнения во время беременности и послеродовом периоде. Акушерская тромбоэмболия»</w:t>
+        </w:r>
+      </w:hyperlink>
+      <w:r>
+        <w:t xml:space="preserve">, 2025 — отёк ноги или её части с распирающей болью — признак тромбоза глубоких вен (11.4); внезапная одышка и боль за грудиной — признаки тромбоэмболии лёгочной артерии (11.6, 11.7).</w:t>
+      </w:r>
+      <w:r>
+        <w:t xml:space="preserve"> </w:t>
+      </w:r>
+      <w:r>
+        <w:rPr>
+          <w:iCs/>
+          <w:i/>
+        </w:rPr>
+        <w:t xml:space="preserve">Ссылка ведёт на раздел портала РОАГ, где размещён документ; сверка по файлу, сохранённому 04.09.2026.</w:t>
+      </w:r>
+    </w:p>
+    <w:p>
+      <w:pPr>
+        <w:pStyle w:val="FirstParagraph"/>
+      </w:pPr>
+      <w:r>
+        <w:rPr>
+          <w:bCs/>
+          <w:b/>
+        </w:rPr>
+        <w:t xml:space="preserve">11.6. Какие изменения сообщать врачу</w:t>
+      </w:r>
+    </w:p>
+    <w:p>
+      <w:pPr>
+        <w:numPr>
+          <w:ilvl w:val="0"/>
+          <w:numId w:val="1033"/>
+        </w:numPr>
+        <w:pStyle w:val="Compact"/>
+      </w:pPr>
+      <w:r>
+        <w:t xml:space="preserve">Минздрав России, Российское общество акушеров-гинекологов.</w:t>
+      </w:r>
+      <w:r>
+        <w:t xml:space="preserve"> </w:t>
+      </w:r>
+      <w:hyperlink r:id="rId78">
+        <w:r>
+          <w:rPr>
+            <w:rStyle w:val="Hyperlink"/>
+          </w:rPr>
+          <w:t xml:space="preserve">Клинические рекомендации «Чрезмерная рвота беременных»</w:t>
+        </w:r>
+      </w:hyperlink>
+      <w:r>
+        <w:t xml:space="preserve">, 2024, ID 802 (в рубрикаторе 802_1) — снижение мочеотделения как признак обезвоживания; невозможность пить при неэффективном лечении дома и рвота после 20 недель — показания к госпитализации; памятка — обратиться к врачу при рвоте больше 2–3 раз в день.</w:t>
+      </w:r>
+      <w:r>
+        <w:t xml:space="preserve"> </w:t>
+      </w:r>
+      <w:r>
+        <w:rPr>
+          <w:iCs/>
+          <w:i/>
+        </w:rPr>
+        <w:t xml:space="preserve">Приложение В сверено на</w:t>
+      </w:r>
+      <w:r>
+        <w:rPr>
+          <w:iCs/>
+          <w:i/>
+        </w:rPr>
+        <w:t xml:space="preserve"> </w:t>
+      </w:r>
+      <w:hyperlink r:id="rId79">
+        <w:r>
+          <w:rPr>
+            <w:rStyle w:val="Hyperlink"/>
+            <w:iCs/>
+            <w:i/>
+          </w:rPr>
+          <w:t xml:space="preserve">«Гаранте»</w:t>
+        </w:r>
+      </w:hyperlink>
+      <w:r>
+        <w:rPr>
+          <w:iCs/>
+          <w:i/>
+        </w:rPr>
+        <w:t xml:space="preserve"> </w:t>
+      </w:r>
+      <w:r>
+        <w:rPr>
+          <w:iCs/>
+          <w:i/>
+        </w:rPr>
+        <w:t xml:space="preserve">источниковедом 15.10.2026.</w:t>
+      </w:r>
+    </w:p>
+    <w:p>
+      <w:pPr>
+        <w:numPr>
+          <w:ilvl w:val="0"/>
+          <w:numId w:val="1033"/>
+        </w:numPr>
+        <w:pStyle w:val="Compact"/>
+      </w:pPr>
+      <w:r>
+        <w:t xml:space="preserve">Минздрав России, Российское общество акушеров-гинекологов.</w:t>
+      </w:r>
+      <w:r>
+        <w:t xml:space="preserve"> </w:t>
+      </w:r>
+      <w:hyperlink r:id="rId80">
+        <w:r>
+          <w:rPr>
+            <w:rStyle w:val="Hyperlink"/>
+          </w:rPr>
+          <w:t xml:space="preserve">Клинические рекомендации «Преждевременная отслойка нормально расположенной плаценты»</w:t>
+        </w:r>
+      </w:hyperlink>
+      <w:r>
+        <w:t xml:space="preserve">, ID 800 — при любых признаках кровотечения, даже незначительных, обратиться к врачу для решения вопроса об экстренной госпитализации (11.6, 11.7).</w:t>
+      </w:r>
+      <w:r>
+        <w:t xml:space="preserve"> </w:t>
+      </w:r>
+      <w:r>
+        <w:rPr>
+          <w:iCs/>
+          <w:i/>
+        </w:rPr>
+        <w:t xml:space="preserve">Год утверждения не установлен; Приложение В сверено источниковедом 15.10.2026.</w:t>
+      </w:r>
+    </w:p>
+    <w:p>
+      <w:pPr>
+        <w:numPr>
+          <w:ilvl w:val="0"/>
+          <w:numId w:val="1033"/>
+        </w:numPr>
+        <w:pStyle w:val="Compact"/>
+      </w:pPr>
+      <w:r>
+        <w:t xml:space="preserve">NHS.</w:t>
+      </w:r>
+      <w:r>
+        <w:t xml:space="preserve"> </w:t>
+      </w:r>
+      <w:hyperlink r:id="rId81">
+        <w:r>
+          <w:rPr>
+            <w:rStyle w:val="Hyperlink"/>
+          </w:rPr>
+          <w:t xml:space="preserve">Pregnancy symptoms you need to get help for</w:t>
+        </w:r>
+      </w:hyperlink>
+      <w:r>
+        <w:t xml:space="preserve">. Страница проверена 24.06.2026 — одышка при беременности бывает часто; срочно проверить внезапную одышку и одышку лёжа (11.6).</w:t>
+      </w:r>
+      <w:r>
+        <w:t xml:space="preserve"> </w:t>
+      </w:r>
+      <w:r>
+        <w:rPr>
+          <w:iCs/>
+          <w:i/>
+        </w:rPr>
+        <w:t xml:space="preserve">Российские рекомендации об одышке беременных не говорят.</w:t>
+      </w:r>
+    </w:p>
+    <w:p>
+      <w:pPr>
+        <w:numPr>
+          <w:ilvl w:val="0"/>
+          <w:numId w:val="1033"/>
+        </w:numPr>
+        <w:pStyle w:val="Compact"/>
+      </w:pPr>
+      <w:r>
+        <w:t xml:space="preserve">NHS.</w:t>
+      </w:r>
+      <w:r>
+        <w:t xml:space="preserve"> </w:t>
+      </w:r>
+      <w:hyperlink r:id="rId82">
+        <w:r>
+          <w:rPr>
+            <w:rStyle w:val="Hyperlink"/>
+          </w:rPr>
+          <w:t xml:space="preserve">Vomiting and morning sickness</w:t>
+        </w:r>
+      </w:hyperlink>
+      <w:r>
+        <w:t xml:space="preserve">. Страница проверена 17.04.2024 — очень тёмная моча как признак, что нужен звонок врачу (11.6).</w:t>
+      </w:r>
+    </w:p>
+    <w:p>
+      <w:pPr>
+        <w:pStyle w:val="FirstParagraph"/>
+      </w:pPr>
+      <w:r>
+        <w:rPr>
+          <w:bCs/>
+          <w:b/>
+        </w:rPr>
+        <w:t xml:space="preserve">11.7. Когда наблюдение дома заканчивается</w:t>
+      </w:r>
+    </w:p>
+    <w:p>
+      <w:pPr>
+        <w:numPr>
+          <w:ilvl w:val="0"/>
+          <w:numId w:val="1034"/>
+        </w:numPr>
+        <w:pStyle w:val="Compact"/>
+      </w:pPr>
+      <w:r>
+        <w:t xml:space="preserve">Министерство здравоохранения России.</w:t>
+      </w:r>
+      <w:r>
+        <w:t xml:space="preserve"> </w:t>
+      </w:r>
+      <w:hyperlink r:id="rId83">
+        <w:r>
+          <w:rPr>
+            <w:rStyle w:val="Hyperlink"/>
+          </w:rPr>
+          <w:t xml:space="preserve">Приказ от 19.12.2025 № 747н «О Порядке оказания медицинской помощи по профилю „акушерство и гинекология“»</w:t>
+        </w:r>
+      </w:hyperlink>
+      <w:r>
+        <w:t xml:space="preserve">, п. 5, 15, 106 — формы помощи: экстренная, неотложная, плановая; не во всех роддомах круглосуточно есть акушер-гинеколог (11.7); давление свыше 160/100 среди критических акушерских состояний (11.3).</w:t>
+      </w:r>
+      <w:r>
+        <w:t xml:space="preserve"> </w:t>
+      </w:r>
+      <w:r>
+        <w:rPr>
+          <w:iCs/>
+          <w:i/>
+        </w:rPr>
+        <w:t xml:space="preserve">Ссылка ведёт на обзор приказа; текст сверен по скану, распознанному машинно (sources/russian-guidelines/prikaz-747n-2025-akusherstvo-ginekologiya.pdf).</w:t>
+      </w:r>
+    </w:p>
+    <w:p>
+      <w:pPr>
+        <w:numPr>
+          <w:ilvl w:val="0"/>
+          <w:numId w:val="1034"/>
+        </w:numPr>
+        <w:pStyle w:val="Compact"/>
+      </w:pPr>
+      <w:hyperlink r:id="rId84">
+        <w:r>
+          <w:rPr>
+            <w:rStyle w:val="Hyperlink"/>
+          </w:rPr>
+          <w:t xml:space="preserve">Федеральный закон от 21.11.2011 № 323-ФЗ «Об основах охраны здоровья граждан в Российской Федерации»</w:t>
+        </w:r>
+      </w:hyperlink>
+      <w:r>
+        <w:t xml:space="preserve">, ст. 11, ч. 2 — экстренную помощь оказывают безотлагательно и бесплатно, отказ не допускается.</w:t>
+      </w:r>
+    </w:p>
+    <w:p>
+      <w:pPr>
+        <w:numPr>
+          <w:ilvl w:val="0"/>
+          <w:numId w:val="1034"/>
+        </w:numPr>
+        <w:pStyle w:val="Compact"/>
+      </w:pPr>
+      <w:r>
+        <w:t xml:space="preserve">МЧС России.</w:t>
+      </w:r>
+      <w:r>
+        <w:t xml:space="preserve"> </w:t>
+      </w:r>
+      <w:hyperlink r:id="rId85">
+        <w:r>
+          <w:rPr>
+            <w:rStyle w:val="Hyperlink"/>
+          </w:rPr>
+          <w:t xml:space="preserve">Порядок вызова экстренных служб</w:t>
+        </w:r>
+      </w:hyperlink>
+      <w:r>
+        <w:t xml:space="preserve">, 29.07.2022 — скорая помощь с мобильного — 103, единый номер экстренных служб — 112 (11.2, 11.6, 11.7, итоги).</w:t>
+      </w:r>
+    </w:p>
+    <w:bookmarkEnd w:id="86"/>
+    <w:bookmarkEnd w:id="87"/>
     <w:sectPr/>
   </w:body>
 </w:document>
@@ -6383,11 +6006,11 @@
       </w:pPr>
     </w:lvl>
   </w:abstractNum>
-  <w:abstractNum w:abstractNumId="99415">
-    <w:nsid w:val="A99415"/>
+  <w:abstractNum w:abstractNumId="99413">
+    <w:nsid w:val="A99413"/>
     <w:multiLevelType w:val="multilevel"/>
     <w:lvl w:ilvl="0">
-      <w:start w:val="5"/>
+      <w:start w:val="3"/>
       <w:numFmt w:val="decimal"/>
       <w:lvlText w:val="%1."/>
       <w:lvlJc w:val="left"/>
@@ -6396,7 +6019,7 @@
       </w:pPr>
     </w:lvl>
     <w:lvl w:ilvl="1">
-      <w:start w:val="5"/>
+      <w:start w:val="3"/>
       <w:numFmt w:val="decimal"/>
       <w:lvlText w:val="%2."/>
       <w:lvlJc w:val="left"/>
@@ -6405,7 +6028,7 @@
       </w:pPr>
     </w:lvl>
     <w:lvl w:ilvl="2">
-      <w:start w:val="5"/>
+      <w:start w:val="3"/>
       <w:numFmt w:val="decimal"/>
       <w:lvlText w:val="%3."/>
       <w:lvlJc w:val="left"/>
@@ -6414,7 +6037,7 @@
       </w:pPr>
     </w:lvl>
     <w:lvl w:ilvl="3">
-      <w:start w:val="5"/>
+      <w:start w:val="3"/>
       <w:numFmt w:val="decimal"/>
       <w:lvlText w:val="%4."/>
       <w:lvlJc w:val="left"/>
@@ -6423,7 +6046,7 @@
       </w:pPr>
     </w:lvl>
     <w:lvl w:ilvl="4">
-      <w:start w:val="5"/>
+      <w:start w:val="3"/>
       <w:numFmt w:val="decimal"/>
       <w:lvlText w:val="%5."/>
       <w:lvlJc w:val="left"/>
@@ -6432,7 +6055,7 @@
       </w:pPr>
     </w:lvl>
     <w:lvl w:ilvl="5">
-      <w:start w:val="5"/>
+      <w:start w:val="3"/>
       <w:numFmt w:val="decimal"/>
       <w:lvlText w:val="%6."/>
       <w:lvlJc w:val="left"/>
@@ -6441,7 +6064,7 @@
       </w:pPr>
     </w:lvl>
     <w:lvl w:ilvl="6">
-      <w:start w:val="5"/>
+      <w:start w:val="3"/>
       <w:numFmt w:val="decimal"/>
       <w:lvlText w:val="%7."/>
       <w:lvlJc w:val="left"/>
@@ -6450,7 +6073,7 @@
       </w:pPr>
     </w:lvl>
     <w:lvl w:ilvl="7">
-      <w:start w:val="5"/>
+      <w:start w:val="3"/>
       <w:numFmt w:val="decimal"/>
       <w:lvlText w:val="%8."/>
       <w:lvlJc w:val="left"/>
@@ -6459,7 +6082,432 @@
       </w:pPr>
     </w:lvl>
     <w:lvl w:ilvl="8">
-      <w:start w:val="5"/>
+      <w:start w:val="3"/>
+      <w:numFmt w:val="decimal"/>
+      <w:lvlText w:val="%9."/>
+      <w:lvlJc w:val="left"/>
+      <w:pPr>
+        <w:ind w:left="6480" w:hanging="480"/>
+      </w:pPr>
+    </w:lvl>
+  </w:abstractNum>
+  <w:abstractNum w:abstractNumId="99414">
+    <w:nsid w:val="A99414"/>
+    <w:multiLevelType w:val="multilevel"/>
+    <w:lvl w:ilvl="0">
+      <w:start w:val="4"/>
+      <w:numFmt w:val="decimal"/>
+      <w:lvlText w:val="%1."/>
+      <w:lvlJc w:val="left"/>
+      <w:pPr>
+        <w:ind w:left="720" w:hanging="480"/>
+      </w:pPr>
+    </w:lvl>
+    <w:lvl w:ilvl="1">
+      <w:start w:val="4"/>
+      <w:numFmt w:val="decimal"/>
+      <w:lvlText w:val="%2."/>
+      <w:lvlJc w:val="left"/>
+      <w:pPr>
+        <w:ind w:left="1440" w:hanging="480"/>
+      </w:pPr>
+    </w:lvl>
+    <w:lvl w:ilvl="2">
+      <w:start w:val="4"/>
+      <w:numFmt w:val="decimal"/>
+      <w:lvlText w:val="%3."/>
+      <w:lvlJc w:val="left"/>
+      <w:pPr>
+        <w:ind w:left="2160" w:hanging="480"/>
+      </w:pPr>
+    </w:lvl>
+    <w:lvl w:ilvl="3">
+      <w:start w:val="4"/>
+      <w:numFmt w:val="decimal"/>
+      <w:lvlText w:val="%4."/>
+      <w:lvlJc w:val="left"/>
+      <w:pPr>
+        <w:ind w:left="2880" w:hanging="480"/>
+      </w:pPr>
+    </w:lvl>
+    <w:lvl w:ilvl="4">
+      <w:start w:val="4"/>
+      <w:numFmt w:val="decimal"/>
+      <w:lvlText w:val="%5."/>
+      <w:lvlJc w:val="left"/>
+      <w:pPr>
+        <w:ind w:left="3600" w:hanging="480"/>
+      </w:pPr>
+    </w:lvl>
+    <w:lvl w:ilvl="5">
+      <w:start w:val="4"/>
+      <w:numFmt w:val="decimal"/>
+      <w:lvlText w:val="%6."/>
+      <w:lvlJc w:val="left"/>
+      <w:pPr>
+        <w:ind w:left="4320" w:hanging="480"/>
+      </w:pPr>
+    </w:lvl>
+    <w:lvl w:ilvl="6">
+      <w:start w:val="4"/>
+      <w:numFmt w:val="decimal"/>
+      <w:lvlText w:val="%7."/>
+      <w:lvlJc w:val="left"/>
+      <w:pPr>
+        <w:ind w:left="5040" w:hanging="480"/>
+      </w:pPr>
+    </w:lvl>
+    <w:lvl w:ilvl="7">
+      <w:start w:val="4"/>
+      <w:numFmt w:val="decimal"/>
+      <w:lvlText w:val="%8."/>
+      <w:lvlJc w:val="left"/>
+      <w:pPr>
+        <w:ind w:left="5760" w:hanging="480"/>
+      </w:pPr>
+    </w:lvl>
+    <w:lvl w:ilvl="8">
+      <w:start w:val="4"/>
+      <w:numFmt w:val="decimal"/>
+      <w:lvlText w:val="%9."/>
+      <w:lvlJc w:val="left"/>
+      <w:pPr>
+        <w:ind w:left="6480" w:hanging="480"/>
+      </w:pPr>
+    </w:lvl>
+  </w:abstractNum>
+  <w:abstractNum w:abstractNumId="99418">
+    <w:nsid w:val="A99418"/>
+    <w:multiLevelType w:val="multilevel"/>
+    <w:lvl w:ilvl="0">
+      <w:start w:val="8"/>
+      <w:numFmt w:val="decimal"/>
+      <w:lvlText w:val="%1."/>
+      <w:lvlJc w:val="left"/>
+      <w:pPr>
+        <w:ind w:left="720" w:hanging="480"/>
+      </w:pPr>
+    </w:lvl>
+    <w:lvl w:ilvl="1">
+      <w:start w:val="8"/>
+      <w:numFmt w:val="decimal"/>
+      <w:lvlText w:val="%2."/>
+      <w:lvlJc w:val="left"/>
+      <w:pPr>
+        <w:ind w:left="1440" w:hanging="480"/>
+      </w:pPr>
+    </w:lvl>
+    <w:lvl w:ilvl="2">
+      <w:start w:val="8"/>
+      <w:numFmt w:val="decimal"/>
+      <w:lvlText w:val="%3."/>
+      <w:lvlJc w:val="left"/>
+      <w:pPr>
+        <w:ind w:left="2160" w:hanging="480"/>
+      </w:pPr>
+    </w:lvl>
+    <w:lvl w:ilvl="3">
+      <w:start w:val="8"/>
+      <w:numFmt w:val="decimal"/>
+      <w:lvlText w:val="%4."/>
+      <w:lvlJc w:val="left"/>
+      <w:pPr>
+        <w:ind w:left="2880" w:hanging="480"/>
+      </w:pPr>
+    </w:lvl>
+    <w:lvl w:ilvl="4">
+      <w:start w:val="8"/>
+      <w:numFmt w:val="decimal"/>
+      <w:lvlText w:val="%5."/>
+      <w:lvlJc w:val="left"/>
+      <w:pPr>
+        <w:ind w:left="3600" w:hanging="480"/>
+      </w:pPr>
+    </w:lvl>
+    <w:lvl w:ilvl="5">
+      <w:start w:val="8"/>
+      <w:numFmt w:val="decimal"/>
+      <w:lvlText w:val="%6."/>
+      <w:lvlJc w:val="left"/>
+      <w:pPr>
+        <w:ind w:left="4320" w:hanging="480"/>
+      </w:pPr>
+    </w:lvl>
+    <w:lvl w:ilvl="6">
+      <w:start w:val="8"/>
+      <w:numFmt w:val="decimal"/>
+      <w:lvlText w:val="%7."/>
+      <w:lvlJc w:val="left"/>
+      <w:pPr>
+        <w:ind w:left="5040" w:hanging="480"/>
+      </w:pPr>
+    </w:lvl>
+    <w:lvl w:ilvl="7">
+      <w:start w:val="8"/>
+      <w:numFmt w:val="decimal"/>
+      <w:lvlText w:val="%8."/>
+      <w:lvlJc w:val="left"/>
+      <w:pPr>
+        <w:ind w:left="5760" w:hanging="480"/>
+      </w:pPr>
+    </w:lvl>
+    <w:lvl w:ilvl="8">
+      <w:start w:val="8"/>
+      <w:numFmt w:val="decimal"/>
+      <w:lvlText w:val="%9."/>
+      <w:lvlJc w:val="left"/>
+      <w:pPr>
+        <w:ind w:left="6480" w:hanging="480"/>
+      </w:pPr>
+    </w:lvl>
+  </w:abstractNum>
+  <w:abstractNum w:abstractNumId="994111">
+    <w:nsid w:val="A994111"/>
+    <w:multiLevelType w:val="multilevel"/>
+    <w:lvl w:ilvl="0">
+      <w:start w:val="11"/>
+      <w:numFmt w:val="decimal"/>
+      <w:lvlText w:val="%1."/>
+      <w:lvlJc w:val="left"/>
+      <w:pPr>
+        <w:ind w:left="720" w:hanging="480"/>
+      </w:pPr>
+    </w:lvl>
+    <w:lvl w:ilvl="1">
+      <w:start w:val="11"/>
+      <w:numFmt w:val="decimal"/>
+      <w:lvlText w:val="%2."/>
+      <w:lvlJc w:val="left"/>
+      <w:pPr>
+        <w:ind w:left="1440" w:hanging="480"/>
+      </w:pPr>
+    </w:lvl>
+    <w:lvl w:ilvl="2">
+      <w:start w:val="11"/>
+      <w:numFmt w:val="decimal"/>
+      <w:lvlText w:val="%3."/>
+      <w:lvlJc w:val="left"/>
+      <w:pPr>
+        <w:ind w:left="2160" w:hanging="480"/>
+      </w:pPr>
+    </w:lvl>
+    <w:lvl w:ilvl="3">
+      <w:start w:val="11"/>
+      <w:numFmt w:val="decimal"/>
+      <w:lvlText w:val="%4."/>
+      <w:lvlJc w:val="left"/>
+      <w:pPr>
+        <w:ind w:left="2880" w:hanging="480"/>
+      </w:pPr>
+    </w:lvl>
+    <w:lvl w:ilvl="4">
+      <w:start w:val="11"/>
+      <w:numFmt w:val="decimal"/>
+      <w:lvlText w:val="%5."/>
+      <w:lvlJc w:val="left"/>
+      <w:pPr>
+        <w:ind w:left="3600" w:hanging="480"/>
+      </w:pPr>
+    </w:lvl>
+    <w:lvl w:ilvl="5">
+      <w:start w:val="11"/>
+      <w:numFmt w:val="decimal"/>
+      <w:lvlText w:val="%6."/>
+      <w:lvlJc w:val="left"/>
+      <w:pPr>
+        <w:ind w:left="4320" w:hanging="480"/>
+      </w:pPr>
+    </w:lvl>
+    <w:lvl w:ilvl="6">
+      <w:start w:val="11"/>
+      <w:numFmt w:val="decimal"/>
+      <w:lvlText w:val="%7."/>
+      <w:lvlJc w:val="left"/>
+      <w:pPr>
+        <w:ind w:left="5040" w:hanging="480"/>
+      </w:pPr>
+    </w:lvl>
+    <w:lvl w:ilvl="7">
+      <w:start w:val="11"/>
+      <w:numFmt w:val="decimal"/>
+      <w:lvlText w:val="%8."/>
+      <w:lvlJc w:val="left"/>
+      <w:pPr>
+        <w:ind w:left="5760" w:hanging="480"/>
+      </w:pPr>
+    </w:lvl>
+    <w:lvl w:ilvl="8">
+      <w:start w:val="11"/>
+      <w:numFmt w:val="decimal"/>
+      <w:lvlText w:val="%9."/>
+      <w:lvlJc w:val="left"/>
+      <w:pPr>
+        <w:ind w:left="6480" w:hanging="480"/>
+      </w:pPr>
+    </w:lvl>
+  </w:abstractNum>
+  <w:abstractNum w:abstractNumId="994112">
+    <w:nsid w:val="A994112"/>
+    <w:multiLevelType w:val="multilevel"/>
+    <w:lvl w:ilvl="0">
+      <w:start w:val="12"/>
+      <w:numFmt w:val="decimal"/>
+      <w:lvlText w:val="%1."/>
+      <w:lvlJc w:val="left"/>
+      <w:pPr>
+        <w:ind w:left="720" w:hanging="480"/>
+      </w:pPr>
+    </w:lvl>
+    <w:lvl w:ilvl="1">
+      <w:start w:val="12"/>
+      <w:numFmt w:val="decimal"/>
+      <w:lvlText w:val="%2."/>
+      <w:lvlJc w:val="left"/>
+      <w:pPr>
+        <w:ind w:left="1440" w:hanging="480"/>
+      </w:pPr>
+    </w:lvl>
+    <w:lvl w:ilvl="2">
+      <w:start w:val="12"/>
+      <w:numFmt w:val="decimal"/>
+      <w:lvlText w:val="%3."/>
+      <w:lvlJc w:val="left"/>
+      <w:pPr>
+        <w:ind w:left="2160" w:hanging="480"/>
+      </w:pPr>
+    </w:lvl>
+    <w:lvl w:ilvl="3">
+      <w:start w:val="12"/>
+      <w:numFmt w:val="decimal"/>
+      <w:lvlText w:val="%4."/>
+      <w:lvlJc w:val="left"/>
+      <w:pPr>
+        <w:ind w:left="2880" w:hanging="480"/>
+      </w:pPr>
+    </w:lvl>
+    <w:lvl w:ilvl="4">
+      <w:start w:val="12"/>
+      <w:numFmt w:val="decimal"/>
+      <w:lvlText w:val="%5."/>
+      <w:lvlJc w:val="left"/>
+      <w:pPr>
+        <w:ind w:left="3600" w:hanging="480"/>
+      </w:pPr>
+    </w:lvl>
+    <w:lvl w:ilvl="5">
+      <w:start w:val="12"/>
+      <w:numFmt w:val="decimal"/>
+      <w:lvlText w:val="%6."/>
+      <w:lvlJc w:val="left"/>
+      <w:pPr>
+        <w:ind w:left="4320" w:hanging="480"/>
+      </w:pPr>
+    </w:lvl>
+    <w:lvl w:ilvl="6">
+      <w:start w:val="12"/>
+      <w:numFmt w:val="decimal"/>
+      <w:lvlText w:val="%7."/>
+      <w:lvlJc w:val="left"/>
+      <w:pPr>
+        <w:ind w:left="5040" w:hanging="480"/>
+      </w:pPr>
+    </w:lvl>
+    <w:lvl w:ilvl="7">
+      <w:start w:val="12"/>
+      <w:numFmt w:val="decimal"/>
+      <w:lvlText w:val="%8."/>
+      <w:lvlJc w:val="left"/>
+      <w:pPr>
+        <w:ind w:left="5760" w:hanging="480"/>
+      </w:pPr>
+    </w:lvl>
+    <w:lvl w:ilvl="8">
+      <w:start w:val="12"/>
+      <w:numFmt w:val="decimal"/>
+      <w:lvlText w:val="%9."/>
+      <w:lvlJc w:val="left"/>
+      <w:pPr>
+        <w:ind w:left="6480" w:hanging="480"/>
+      </w:pPr>
+    </w:lvl>
+  </w:abstractNum>
+  <w:abstractNum w:abstractNumId="994116">
+    <w:nsid w:val="A994116"/>
+    <w:multiLevelType w:val="multilevel"/>
+    <w:lvl w:ilvl="0">
+      <w:start w:val="16"/>
+      <w:numFmt w:val="decimal"/>
+      <w:lvlText w:val="%1."/>
+      <w:lvlJc w:val="left"/>
+      <w:pPr>
+        <w:ind w:left="720" w:hanging="480"/>
+      </w:pPr>
+    </w:lvl>
+    <w:lvl w:ilvl="1">
+      <w:start w:val="16"/>
+      <w:numFmt w:val="decimal"/>
+      <w:lvlText w:val="%2."/>
+      <w:lvlJc w:val="left"/>
+      <w:pPr>
+        <w:ind w:left="1440" w:hanging="480"/>
+      </w:pPr>
+    </w:lvl>
+    <w:lvl w:ilvl="2">
+      <w:start w:val="16"/>
+      <w:numFmt w:val="decimal"/>
+      <w:lvlText w:val="%3."/>
+      <w:lvlJc w:val="left"/>
+      <w:pPr>
+        <w:ind w:left="2160" w:hanging="480"/>
+      </w:pPr>
+    </w:lvl>
+    <w:lvl w:ilvl="3">
+      <w:start w:val="16"/>
+      <w:numFmt w:val="decimal"/>
+      <w:lvlText w:val="%4."/>
+      <w:lvlJc w:val="left"/>
+      <w:pPr>
+        <w:ind w:left="2880" w:hanging="480"/>
+      </w:pPr>
+    </w:lvl>
+    <w:lvl w:ilvl="4">
+      <w:start w:val="16"/>
+      <w:numFmt w:val="decimal"/>
+      <w:lvlText w:val="%5."/>
+      <w:lvlJc w:val="left"/>
+      <w:pPr>
+        <w:ind w:left="3600" w:hanging="480"/>
+      </w:pPr>
+    </w:lvl>
+    <w:lvl w:ilvl="5">
+      <w:start w:val="16"/>
+      <w:numFmt w:val="decimal"/>
+      <w:lvlText w:val="%6."/>
+      <w:lvlJc w:val="left"/>
+      <w:pPr>
+        <w:ind w:left="4320" w:hanging="480"/>
+      </w:pPr>
+    </w:lvl>
+    <w:lvl w:ilvl="6">
+      <w:start w:val="16"/>
+      <w:numFmt w:val="decimal"/>
+      <w:lvlText w:val="%7."/>
+      <w:lvlJc w:val="left"/>
+      <w:pPr>
+        <w:ind w:left="5040" w:hanging="480"/>
+      </w:pPr>
+    </w:lvl>
+    <w:lvl w:ilvl="7">
+      <w:start w:val="16"/>
+      <w:numFmt w:val="decimal"/>
+      <w:lvlText w:val="%8."/>
+      <w:lvlJc w:val="left"/>
+      <w:pPr>
+        <w:ind w:left="5760" w:hanging="480"/>
+      </w:pPr>
+    </w:lvl>
+    <w:lvl w:ilvl="8">
+      <w:start w:val="16"/>
       <w:numFmt w:val="decimal"/>
       <w:lvlText w:val="%9."/>
       <w:lvlJc w:val="left"/>
@@ -6610,33 +6658,183 @@
     </w:lvlOverride>
   </w:num>
   <w:num w:numId="1029">
-    <w:abstractNumId w:val="99415"/>
+    <w:abstractNumId w:val="99413"/>
     <w:lvlOverride w:ilvl="0">
-      <w:startOverride w:val="5"/>
+      <w:startOverride w:val="3"/>
     </w:lvlOverride>
     <w:lvlOverride w:ilvl="1">
-      <w:startOverride w:val="5"/>
+      <w:startOverride w:val="3"/>
     </w:lvlOverride>
     <w:lvlOverride w:ilvl="2">
-      <w:startOverride w:val="5"/>
+      <w:startOverride w:val="3"/>
     </w:lvlOverride>
     <w:lvlOverride w:ilvl="3">
-      <w:startOverride w:val="5"/>
+      <w:startOverride w:val="3"/>
     </w:lvlOverride>
     <w:lvlOverride w:ilvl="4">
-      <w:startOverride w:val="5"/>
+      <w:startOverride w:val="3"/>
     </w:lvlOverride>
     <w:lvlOverride w:ilvl="5">
-      <w:startOverride w:val="5"/>
+      <w:startOverride w:val="3"/>
     </w:lvlOverride>
     <w:lvlOverride w:ilvl="6">
-      <w:startOverride w:val="5"/>
+      <w:startOverride w:val="3"/>
     </w:lvlOverride>
     <w:lvlOverride w:ilvl="7">
-      <w:startOverride w:val="5"/>
+      <w:startOverride w:val="3"/>
     </w:lvlOverride>
     <w:lvlOverride w:ilvl="8">
-      <w:startOverride w:val="5"/>
+      <w:startOverride w:val="3"/>
+    </w:lvlOverride>
+  </w:num>
+  <w:num w:numId="1030">
+    <w:abstractNumId w:val="99414"/>
+    <w:lvlOverride w:ilvl="0">
+      <w:startOverride w:val="4"/>
+    </w:lvlOverride>
+    <w:lvlOverride w:ilvl="1">
+      <w:startOverride w:val="4"/>
+    </w:lvlOverride>
+    <w:lvlOverride w:ilvl="2">
+      <w:startOverride w:val="4"/>
+    </w:lvlOverride>
+    <w:lvlOverride w:ilvl="3">
+      <w:startOverride w:val="4"/>
+    </w:lvlOverride>
+    <w:lvlOverride w:ilvl="4">
+      <w:startOverride w:val="4"/>
+    </w:lvlOverride>
+    <w:lvlOverride w:ilvl="5">
+      <w:startOverride w:val="4"/>
+    </w:lvlOverride>
+    <w:lvlOverride w:ilvl="6">
+      <w:startOverride w:val="4"/>
+    </w:lvlOverride>
+    <w:lvlOverride w:ilvl="7">
+      <w:startOverride w:val="4"/>
+    </w:lvlOverride>
+    <w:lvlOverride w:ilvl="8">
+      <w:startOverride w:val="4"/>
+    </w:lvlOverride>
+  </w:num>
+  <w:num w:numId="1031">
+    <w:abstractNumId w:val="99418"/>
+    <w:lvlOverride w:ilvl="0">
+      <w:startOverride w:val="8"/>
+    </w:lvlOverride>
+    <w:lvlOverride w:ilvl="1">
+      <w:startOverride w:val="8"/>
+    </w:lvlOverride>
+    <w:lvlOverride w:ilvl="2">
+      <w:startOverride w:val="8"/>
+    </w:lvlOverride>
+    <w:lvlOverride w:ilvl="3">
+      <w:startOverride w:val="8"/>
+    </w:lvlOverride>
+    <w:lvlOverride w:ilvl="4">
+      <w:startOverride w:val="8"/>
+    </w:lvlOverride>
+    <w:lvlOverride w:ilvl="5">
+      <w:startOverride w:val="8"/>
+    </w:lvlOverride>
+    <w:lvlOverride w:ilvl="6">
+      <w:startOverride w:val="8"/>
+    </w:lvlOverride>
+    <w:lvlOverride w:ilvl="7">
+      <w:startOverride w:val="8"/>
+    </w:lvlOverride>
+    <w:lvlOverride w:ilvl="8">
+      <w:startOverride w:val="8"/>
+    </w:lvlOverride>
+  </w:num>
+  <w:num w:numId="1032">
+    <w:abstractNumId w:val="994111"/>
+    <w:lvlOverride w:ilvl="0">
+      <w:startOverride w:val="11"/>
+    </w:lvlOverride>
+    <w:lvlOverride w:ilvl="1">
+      <w:startOverride w:val="11"/>
+    </w:lvlOverride>
+    <w:lvlOverride w:ilvl="2">
+      <w:startOverride w:val="11"/>
+    </w:lvlOverride>
+    <w:lvlOverride w:ilvl="3">
+      <w:startOverride w:val="11"/>
+    </w:lvlOverride>
+    <w:lvlOverride w:ilvl="4">
+      <w:startOverride w:val="11"/>
+    </w:lvlOverride>
+    <w:lvlOverride w:ilvl="5">
+      <w:startOverride w:val="11"/>
+    </w:lvlOverride>
+    <w:lvlOverride w:ilvl="6">
+      <w:startOverride w:val="11"/>
+    </w:lvlOverride>
+    <w:lvlOverride w:ilvl="7">
+      <w:startOverride w:val="11"/>
+    </w:lvlOverride>
+    <w:lvlOverride w:ilvl="8">
+      <w:startOverride w:val="11"/>
+    </w:lvlOverride>
+  </w:num>
+  <w:num w:numId="1033">
+    <w:abstractNumId w:val="994112"/>
+    <w:lvlOverride w:ilvl="0">
+      <w:startOverride w:val="12"/>
+    </w:lvlOverride>
+    <w:lvlOverride w:ilvl="1">
+      <w:startOverride w:val="12"/>
+    </w:lvlOverride>
+    <w:lvlOverride w:ilvl="2">
+      <w:startOverride w:val="12"/>
+    </w:lvlOverride>
+    <w:lvlOverride w:ilvl="3">
+      <w:startOverride w:val="12"/>
+    </w:lvlOverride>
+    <w:lvlOverride w:ilvl="4">
+      <w:startOverride w:val="12"/>
+    </w:lvlOverride>
+    <w:lvlOverride w:ilvl="5">
+      <w:startOverride w:val="12"/>
+    </w:lvlOverride>
+    <w:lvlOverride w:ilvl="6">
+      <w:startOverride w:val="12"/>
+    </w:lvlOverride>
+    <w:lvlOverride w:ilvl="7">
+      <w:startOverride w:val="12"/>
+    </w:lvlOverride>
+    <w:lvlOverride w:ilvl="8">
+      <w:startOverride w:val="12"/>
+    </w:lvlOverride>
+  </w:num>
+  <w:num w:numId="1034">
+    <w:abstractNumId w:val="994116"/>
+    <w:lvlOverride w:ilvl="0">
+      <w:startOverride w:val="16"/>
+    </w:lvlOverride>
+    <w:lvlOverride w:ilvl="1">
+      <w:startOverride w:val="16"/>
+    </w:lvlOverride>
+    <w:lvlOverride w:ilvl="2">
+      <w:startOverride w:val="16"/>
+    </w:lvlOverride>
+    <w:lvlOverride w:ilvl="3">
+      <w:startOverride w:val="16"/>
+    </w:lvlOverride>
+    <w:lvlOverride w:ilvl="4">
+      <w:startOverride w:val="16"/>
+    </w:lvlOverride>
+    <w:lvlOverride w:ilvl="5">
+      <w:startOverride w:val="16"/>
+    </w:lvlOverride>
+    <w:lvlOverride w:ilvl="6">
+      <w:startOverride w:val="16"/>
+    </w:lvlOverride>
+    <w:lvlOverride w:ilvl="7">
+      <w:startOverride w:val="16"/>
+    </w:lvlOverride>
+    <w:lvlOverride w:ilvl="8">
+      <w:startOverride w:val="16"/>
     </w:lvlOverride>
   </w:num>
 </w:numbering>

--- a/themes/theme-11/theme 11 draft.docx
+++ b/themes/theme-11/theme 11 draft.docx
@@ -2,7 +2,7 @@
 <file path=word/document.xml><?xml version="1.0" encoding="utf-8"?>
 <w:document xmlns:w="http://schemas.openxmlformats.org/wordprocessingml/2006/main" xmlns:m="http://schemas.openxmlformats.org/officeDocument/2006/math" xmlns:r="http://schemas.openxmlformats.org/officeDocument/2006/relationships" xmlns:o="urn:schemas-microsoft-com:office:office" xmlns:v="urn:schemas-microsoft-com:vml" xmlns:w10="urn:schemas-microsoft-com:office:word" xmlns:a="http://schemas.openxmlformats.org/drawingml/2006/main" xmlns:pic="http://schemas.openxmlformats.org/drawingml/2006/picture" xmlns:wp="http://schemas.openxmlformats.org/drawingml/2006/wordprocessingDrawing">
   <w:body>
-    <w:bookmarkStart w:id="87" w:name="X8f2a73f742196b4105a15360d476beef01a2cdf"/>
+    <w:bookmarkStart w:id="88" w:name="X8f2a73f742196b4105a15360d476beef01a2cdf"/>
     <w:p>
       <w:pPr>
         <w:pStyle w:val="Heading1"/>
@@ -555,6 +555,7 @@
         <w:t>[ПРОВЕРИТЬ: …]</w:t>
       </w:r>
       <w:r>
+        <w:rPr/>
         <w:t xml:space="preserve"> выделены жёлтым: в каждой сказано, что именно проверить. Вопросы врачу с готовым вариантом текста — editorial/DISPUTED-CLAIMS.md, строки 48–54.</w:t>
       </w:r>
     </w:p>
@@ -1887,7 +1888,6 @@
       <w:pPr>
         <w:pStyle w:val="BodyText"/>
       </w:pPr>
-      <w:r/>
       <w:r>
         <w:rPr>
           <w:highlight w:val="yellow"/>
@@ -1895,6 +1895,7 @@
         <w:t>[ПРОВЕРИТЬ: порог экстренной госпитализации. КР ПЭ, раздел 6 (официальный PDF, с. 46 — сверено 15.10.2026): «При САД ≥160 мм рт. ст. или ДАД ≥100 мм рт. ст., тяжелой ПЭ/эклампсии рекомендована экстренная госпитализация»; Приказ 747н, п. 106 — к критическим акушерским состояниям отнесена АГ «со стойким повышением давления свыше 160/100 мм рт.ст.»; КР ПЭ 1.5 (тяжёлая АГ) и критерий качества 7 — 160/110; NICE NG133 — тяжёлая гипертензия выше 160/110, госпитализация. В книге принят более осторожный порог 160/100 из двух оперативных российских документов — DISPUTED-CLAIMS, строка 49]</w:t>
       </w:r>
       <w:r>
+        <w:rPr/>
         <w:t xml:space="preserve"> </w:t>
       </w:r>
       <w:r>
@@ -2624,7 +2625,6 @@
       <w:pPr>
         <w:pStyle w:val="FirstParagraph"/>
       </w:pPr>
-      <w:r/>
       <w:r>
         <w:rPr>
           <w:highlight w:val="yellow"/>
@@ -4149,7 +4149,6 @@
       <w:pPr>
         <w:pStyle w:val="FirstParagraph"/>
       </w:pPr>
-      <w:r/>
       <w:r>
         <w:rPr>
           <w:highlight w:val="yellow"/>
@@ -4504,7 +4503,6 @@
       <w:pPr>
         <w:pStyle w:val="BodyText"/>
       </w:pPr>
-      <w:r/>
       <w:r>
         <w:rPr>
           <w:highlight w:val="yellow"/>
@@ -5026,7 +5024,7 @@
       </w:r>
     </w:p>
     <w:bookmarkEnd w:id="66"/>
-    <w:bookmarkStart w:id="86" w:name="клинические-и-научные-источники"/>
+    <w:bookmarkStart w:id="87" w:name="клинические-и-научные-источники"/>
     <w:p>
       <w:pPr>
         <w:pStyle w:val="Heading2"/>
@@ -5088,7 +5086,7 @@
           <w:iCs/>
           <w:i/>
         </w:rPr>
-        <w:t xml:space="preserve">Срок пересмотра документа истёк (не позднее 2025); сверка по файлу, сохранённому 04.09.2026; ссылка проверена 14.10.2026, 15.10.2026 сайт автоматическому клиенту не открылся.</w:t>
+        <w:t xml:space="preserve">Срок пересмотра документа истёк (не позднее 2025). Сайт закрыт для автоматической проверки: файл по ссылке скачан пользователем 15.10.2026, ключевые положения совпадают с файлом в sources/.</w:t>
       </w:r>
     </w:p>
     <w:p>
@@ -5162,7 +5160,7 @@
         </w:r>
       </w:hyperlink>
       <w:r>
-        <w:t xml:space="preserve">, 2024, ID 331 — излитие вод — обильные жидкие выделения или постоянное подтекание жидкости из влагалища, повод для госпитализации (11.1, 11.4).</w:t>
+        <w:t xml:space="preserve">, 2024, ID 331 — излитие вод — обильные жидкие выделения или постоянное подтекание жидкости из влагалища, повод для госпитализации (11.1, 11.4); памятка — немедленно позвонить врачу при водянистых, слизистых или кровянистых выделениях, периодических или схваткообразных болях внизу живота и в пояснице (11.6, 11.7).</w:t>
       </w:r>
       <w:r>
         <w:t xml:space="preserve"> </w:t>
@@ -5172,7 +5170,7 @@
           <w:iCs/>
           <w:i/>
         </w:rPr>
-        <w:t xml:space="preserve">Сведения перенесены из реестра Темы 9 (раздел 9.12) и подтверждены отчётом источниковеда 15.10.2026; Приложение В в доступной копии отсутствует.</w:t>
+        <w:t xml:space="preserve">Пересмотр — не позднее 2026. Сведения о водах перенесены из реестра Темы 9 (раздел 9.12) и подтверждены отчётом источниковеда 15.10.2026. В копии по ссылке Приложения В нет; памятка сверена по файлу документа, присланному пользователем 15.10.2026; в текстовой выгрузке нет страниц.</w:t>
       </w:r>
     </w:p>
     <w:p>
@@ -5468,6 +5466,42 @@
     </w:p>
     <w:p>
       <w:pPr>
+        <w:numPr>
+          <w:ilvl w:val="0"/>
+          <w:numId w:val="1032"/>
+        </w:numPr>
+        <w:pStyle w:val="Compact"/>
+      </w:pPr>
+      <w:r>
+        <w:t xml:space="preserve">Минздрав России, Российское общество акушеров-гинекологов.</w:t>
+      </w:r>
+      <w:r>
+        <w:t xml:space="preserve"> </w:t>
+      </w:r>
+      <w:hyperlink r:id="rId78">
+        <w:r>
+          <w:rPr>
+            <w:rStyle w:val="Hyperlink"/>
+          </w:rPr>
+          <w:t xml:space="preserve">Клинические рекомендации «Инфекции амниотической полости и плодных оболочек (хориоамнионит)»</w:t>
+        </w:r>
+      </w:hyperlink>
+      <w:r>
+        <w:t xml:space="preserve">, 2023, ID 776 — немедленно позвонить врачу при температуре выше 38 °C, учащении пульса, изменении характера выделений из влагалища или нарушении шевелений ребёнка — на этом стоит совет не откладывать обращение при температуре вместе с подтеканием вод (11.4).</w:t>
+      </w:r>
+      <w:r>
+        <w:t xml:space="preserve"> </w:t>
+      </w:r>
+      <w:r>
+        <w:rPr>
+          <w:iCs/>
+          <w:i/>
+        </w:rPr>
+        <w:t xml:space="preserve">Срок пересмотра истёк (не позднее 2025). Открытой копии полного текста не найдено, рубрикатор Минздрава закрыт для автоматической проверки (поиск «Инфекции амниотической полости»); сверено по файлу документа, присланному пользователем 15.10.2026. Порог памятки — 38 °C, в главе для одной температуры — 37,5 °C по памятке КР «Нормальная беременность» (запись 1). Памятка говорит «немедленно позвонить», в главе для температуры с подтеканием вод — «ехать в роддом сразу»: уровень срочности — вопрос врачу, DISPUTED-CLAIMS, строка 54.</w:t>
+      </w:r>
+    </w:p>
+    <w:p>
+      <w:pPr>
         <w:pStyle w:val="FirstParagraph"/>
       </w:pPr>
       <w:r>
@@ -5492,7 +5526,7 @@
       <w:r>
         <w:t xml:space="preserve"> </w:t>
       </w:r>
-      <w:hyperlink r:id="rId78">
+      <w:hyperlink r:id="rId79">
         <w:r>
           <w:rPr>
             <w:rStyle w:val="Hyperlink"/>
@@ -5520,7 +5554,7 @@
         </w:rPr>
         <w:t xml:space="preserve"> </w:t>
       </w:r>
-      <w:hyperlink r:id="rId79">
+      <w:hyperlink r:id="rId80">
         <w:r>
           <w:rPr>
             <w:rStyle w:val="Hyperlink"/>
@@ -5542,7 +5576,7 @@
           <w:iCs/>
           <w:i/>
         </w:rPr>
-        <w:t xml:space="preserve">источниковедом 15.10.2026.</w:t>
+        <w:t xml:space="preserve">источниковедом и по файлу документа, присланному пользователем, 15.10.2026: «При продолжающейся рвоте более 2–3 раз в день… следует обратиться к врачу», срочность не названа. На титуле файла ID и срок пересмотра не указаны.</w:t>
       </w:r>
     </w:p>
     <w:p>
@@ -5559,16 +5593,16 @@
       <w:r>
         <w:t xml:space="preserve"> </w:t>
       </w:r>
-      <w:hyperlink r:id="rId80">
+      <w:hyperlink r:id="rId81">
         <w:r>
           <w:rPr>
             <w:rStyle w:val="Hyperlink"/>
           </w:rPr>
-          <w:t xml:space="preserve">Клинические рекомендации «Преждевременная отслойка нормально расположенной плаценты»</w:t>
+          <w:t xml:space="preserve">Клинические рекомендации «Преждевременная отслойка плаценты»</w:t>
         </w:r>
       </w:hyperlink>
       <w:r>
-        <w:t xml:space="preserve">, ID 800 — при любых признаках кровотечения, даже незначительных, обратиться к врачу для решения вопроса об экстренной госпитализации (11.6, 11.7).</w:t>
+        <w:t xml:space="preserve">, 2024, ID 800 — при любых признаках кровотечения, даже незначительных, обратиться к врачу для решения вопроса об экстренной госпитализации; кровянистые выделения во время беременности — показание к госпитализации (11.6, 11.7).</w:t>
       </w:r>
       <w:r>
         <w:t xml:space="preserve"> </w:t>
@@ -5578,7 +5612,7 @@
           <w:iCs/>
           <w:i/>
         </w:rPr>
-        <w:t xml:space="preserve">Год утверждения не установлен; Приложение В сверено источниковедом 15.10.2026.</w:t>
+        <w:t xml:space="preserve">Пересмотр — не позднее 2026. В прежней версии списка название было дано как «…нормально расположенной плаценты», год не установлен; название, год и ID исправлены по титулу файла документа, присланного пользователем 15.10.2026. Приложение В сверено по этому файлу и на «Гаранте»; в текстовой выгрузке нет страниц.</w:t>
       </w:r>
     </w:p>
     <w:p>
@@ -5595,7 +5629,7 @@
       <w:r>
         <w:t xml:space="preserve"> </w:t>
       </w:r>
-      <w:hyperlink r:id="rId81">
+      <w:hyperlink r:id="rId82">
         <w:r>
           <w:rPr>
             <w:rStyle w:val="Hyperlink"/>
@@ -5631,7 +5665,7 @@
       <w:r>
         <w:t xml:space="preserve"> </w:t>
       </w:r>
-      <w:hyperlink r:id="rId82">
+      <w:hyperlink r:id="rId83">
         <w:r>
           <w:rPr>
             <w:rStyle w:val="Hyperlink"/>
@@ -5669,7 +5703,7 @@
       <w:r>
         <w:t xml:space="preserve"> </w:t>
       </w:r>
-      <w:hyperlink r:id="rId83">
+      <w:hyperlink r:id="rId84">
         <w:r>
           <w:rPr>
             <w:rStyle w:val="Hyperlink"/>
@@ -5699,7 +5733,7 @@
         </w:numPr>
         <w:pStyle w:val="Compact"/>
       </w:pPr>
-      <w:hyperlink r:id="rId84">
+      <w:hyperlink r:id="rId85">
         <w:r>
           <w:rPr>
             <w:rStyle w:val="Hyperlink"/>
@@ -5725,7 +5759,7 @@
       <w:r>
         <w:t xml:space="preserve"> </w:t>
       </w:r>
-      <w:hyperlink r:id="rId85">
+      <w:hyperlink r:id="rId86">
         <w:r>
           <w:rPr>
             <w:rStyle w:val="Hyperlink"/>
@@ -5737,8 +5771,8 @@
         <w:t xml:space="preserve">, 29.07.2022 — скорая помощь с мобильного — 103, единый номер экстренных служб — 112 (11.2, 11.6, 11.7, итоги).</w:t>
       </w:r>
     </w:p>
-    <w:bookmarkEnd w:id="86"/>
     <w:bookmarkEnd w:id="87"/>
+    <w:bookmarkEnd w:id="88"/>
     <w:sectPr/>
   </w:body>
 </w:document>
@@ -6346,11 +6380,11 @@
       </w:pPr>
     </w:lvl>
   </w:abstractNum>
-  <w:abstractNum w:abstractNumId="994112">
-    <w:nsid w:val="A994112"/>
+  <w:abstractNum w:abstractNumId="994113">
+    <w:nsid w:val="A994113"/>
     <w:multiLevelType w:val="multilevel"/>
     <w:lvl w:ilvl="0">
-      <w:start w:val="12"/>
+      <w:start w:val="13"/>
       <w:numFmt w:val="decimal"/>
       <w:lvlText w:val="%1."/>
       <w:lvlJc w:val="left"/>
@@ -6359,7 +6393,7 @@
       </w:pPr>
     </w:lvl>
     <w:lvl w:ilvl="1">
-      <w:start w:val="12"/>
+      <w:start w:val="13"/>
       <w:numFmt w:val="decimal"/>
       <w:lvlText w:val="%2."/>
       <w:lvlJc w:val="left"/>
@@ -6368,7 +6402,7 @@
       </w:pPr>
     </w:lvl>
     <w:lvl w:ilvl="2">
-      <w:start w:val="12"/>
+      <w:start w:val="13"/>
       <w:numFmt w:val="decimal"/>
       <w:lvlText w:val="%3."/>
       <w:lvlJc w:val="left"/>
@@ -6377,7 +6411,7 @@
       </w:pPr>
     </w:lvl>
     <w:lvl w:ilvl="3">
-      <w:start w:val="12"/>
+      <w:start w:val="13"/>
       <w:numFmt w:val="decimal"/>
       <w:lvlText w:val="%4."/>
       <w:lvlJc w:val="left"/>
@@ -6386,7 +6420,7 @@
       </w:pPr>
     </w:lvl>
     <w:lvl w:ilvl="4">
-      <w:start w:val="12"/>
+      <w:start w:val="13"/>
       <w:numFmt w:val="decimal"/>
       <w:lvlText w:val="%5."/>
       <w:lvlJc w:val="left"/>
@@ -6395,7 +6429,7 @@
       </w:pPr>
     </w:lvl>
     <w:lvl w:ilvl="5">
-      <w:start w:val="12"/>
+      <w:start w:val="13"/>
       <w:numFmt w:val="decimal"/>
       <w:lvlText w:val="%6."/>
       <w:lvlJc w:val="left"/>
@@ -6404,7 +6438,7 @@
       </w:pPr>
     </w:lvl>
     <w:lvl w:ilvl="6">
-      <w:start w:val="12"/>
+      <w:start w:val="13"/>
       <w:numFmt w:val="decimal"/>
       <w:lvlText w:val="%7."/>
       <w:lvlJc w:val="left"/>
@@ -6413,7 +6447,7 @@
       </w:pPr>
     </w:lvl>
     <w:lvl w:ilvl="7">
-      <w:start w:val="12"/>
+      <w:start w:val="13"/>
       <w:numFmt w:val="decimal"/>
       <w:lvlText w:val="%8."/>
       <w:lvlJc w:val="left"/>
@@ -6422,7 +6456,7 @@
       </w:pPr>
     </w:lvl>
     <w:lvl w:ilvl="8">
-      <w:start w:val="12"/>
+      <w:start w:val="13"/>
       <w:numFmt w:val="decimal"/>
       <w:lvlText w:val="%9."/>
       <w:lvlJc w:val="left"/>
@@ -6431,11 +6465,11 @@
       </w:pPr>
     </w:lvl>
   </w:abstractNum>
-  <w:abstractNum w:abstractNumId="994116">
-    <w:nsid w:val="A994116"/>
+  <w:abstractNum w:abstractNumId="994117">
+    <w:nsid w:val="A994117"/>
     <w:multiLevelType w:val="multilevel"/>
     <w:lvl w:ilvl="0">
-      <w:start w:val="16"/>
+      <w:start w:val="17"/>
       <w:numFmt w:val="decimal"/>
       <w:lvlText w:val="%1."/>
       <w:lvlJc w:val="left"/>
@@ -6444,7 +6478,7 @@
       </w:pPr>
     </w:lvl>
     <w:lvl w:ilvl="1">
-      <w:start w:val="16"/>
+      <w:start w:val="17"/>
       <w:numFmt w:val="decimal"/>
       <w:lvlText w:val="%2."/>
       <w:lvlJc w:val="left"/>
@@ -6453,7 +6487,7 @@
       </w:pPr>
     </w:lvl>
     <w:lvl w:ilvl="2">
-      <w:start w:val="16"/>
+      <w:start w:val="17"/>
       <w:numFmt w:val="decimal"/>
       <w:lvlText w:val="%3."/>
       <w:lvlJc w:val="left"/>
@@ -6462,7 +6496,7 @@
       </w:pPr>
     </w:lvl>
     <w:lvl w:ilvl="3">
-      <w:start w:val="16"/>
+      <w:start w:val="17"/>
       <w:numFmt w:val="decimal"/>
       <w:lvlText w:val="%4."/>
       <w:lvlJc w:val="left"/>
@@ -6471,7 +6505,7 @@
       </w:pPr>
     </w:lvl>
     <w:lvl w:ilvl="4">
-      <w:start w:val="16"/>
+      <w:start w:val="17"/>
       <w:numFmt w:val="decimal"/>
       <w:lvlText w:val="%5."/>
       <w:lvlJc w:val="left"/>
@@ -6480,7 +6514,7 @@
       </w:pPr>
     </w:lvl>
     <w:lvl w:ilvl="5">
-      <w:start w:val="16"/>
+      <w:start w:val="17"/>
       <w:numFmt w:val="decimal"/>
       <w:lvlText w:val="%6."/>
       <w:lvlJc w:val="left"/>
@@ -6489,7 +6523,7 @@
       </w:pPr>
     </w:lvl>
     <w:lvl w:ilvl="6">
-      <w:start w:val="16"/>
+      <w:start w:val="17"/>
       <w:numFmt w:val="decimal"/>
       <w:lvlText w:val="%7."/>
       <w:lvlJc w:val="left"/>
@@ -6498,7 +6532,7 @@
       </w:pPr>
     </w:lvl>
     <w:lvl w:ilvl="7">
-      <w:start w:val="16"/>
+      <w:start w:val="17"/>
       <w:numFmt w:val="decimal"/>
       <w:lvlText w:val="%8."/>
       <w:lvlJc w:val="left"/>
@@ -6507,7 +6541,7 @@
       </w:pPr>
     </w:lvl>
     <w:lvl w:ilvl="8">
-      <w:start w:val="16"/>
+      <w:start w:val="17"/>
       <w:numFmt w:val="decimal"/>
       <w:lvlText w:val="%9."/>
       <w:lvlJc w:val="left"/>
@@ -6778,63 +6812,63 @@
     </w:lvlOverride>
   </w:num>
   <w:num w:numId="1033">
-    <w:abstractNumId w:val="994112"/>
+    <w:abstractNumId w:val="994113"/>
     <w:lvlOverride w:ilvl="0">
-      <w:startOverride w:val="12"/>
+      <w:startOverride w:val="13"/>
     </w:lvlOverride>
     <w:lvlOverride w:ilvl="1">
-      <w:startOverride w:val="12"/>
+      <w:startOverride w:val="13"/>
     </w:lvlOverride>
     <w:lvlOverride w:ilvl="2">
-      <w:startOverride w:val="12"/>
+      <w:startOverride w:val="13"/>
     </w:lvlOverride>
     <w:lvlOverride w:ilvl="3">
-      <w:startOverride w:val="12"/>
+      <w:startOverride w:val="13"/>
     </w:lvlOverride>
     <w:lvlOverride w:ilvl="4">
-      <w:startOverride w:val="12"/>
+      <w:startOverride w:val="13"/>
     </w:lvlOverride>
     <w:lvlOverride w:ilvl="5">
-      <w:startOverride w:val="12"/>
+      <w:startOverride w:val="13"/>
     </w:lvlOverride>
     <w:lvlOverride w:ilvl="6">
-      <w:startOverride w:val="12"/>
+      <w:startOverride w:val="13"/>
     </w:lvlOverride>
     <w:lvlOverride w:ilvl="7">
-      <w:startOverride w:val="12"/>
+      <w:startOverride w:val="13"/>
     </w:lvlOverride>
     <w:lvlOverride w:ilvl="8">
-      <w:startOverride w:val="12"/>
+      <w:startOverride w:val="13"/>
     </w:lvlOverride>
   </w:num>
   <w:num w:numId="1034">
-    <w:abstractNumId w:val="994116"/>
+    <w:abstractNumId w:val="994117"/>
     <w:lvlOverride w:ilvl="0">
-      <w:startOverride w:val="16"/>
+      <w:startOverride w:val="17"/>
     </w:lvlOverride>
     <w:lvlOverride w:ilvl="1">
-      <w:startOverride w:val="16"/>
+      <w:startOverride w:val="17"/>
     </w:lvlOverride>
     <w:lvlOverride w:ilvl="2">
-      <w:startOverride w:val="16"/>
+      <w:startOverride w:val="17"/>
     </w:lvlOverride>
     <w:lvlOverride w:ilvl="3">
-      <w:startOverride w:val="16"/>
+      <w:startOverride w:val="17"/>
     </w:lvlOverride>
     <w:lvlOverride w:ilvl="4">
-      <w:startOverride w:val="16"/>
+      <w:startOverride w:val="17"/>
     </w:lvlOverride>
     <w:lvlOverride w:ilvl="5">
-      <w:startOverride w:val="16"/>
+      <w:startOverride w:val="17"/>
     </w:lvlOverride>
     <w:lvlOverride w:ilvl="6">
-      <w:startOverride w:val="16"/>
+      <w:startOverride w:val="17"/>
     </w:lvlOverride>
     <w:lvlOverride w:ilvl="7">
-      <w:startOverride w:val="16"/>
+      <w:startOverride w:val="17"/>
     </w:lvlOverride>
     <w:lvlOverride w:ilvl="8">
-      <w:startOverride w:val="16"/>
+      <w:startOverride w:val="17"/>
     </w:lvlOverride>
   </w:num>
 </w:numbering>

--- a/themes/theme-11/theme 11 draft.docx
+++ b/themes/theme-11/theme 11 draft.docx
@@ -540,13 +540,23 @@
       </w:r>
     </w:p>
     <w:bookmarkEnd w:id="20"/>
-    <w:bookmarkStart w:id="21" w:name="Xd23386afbb72c73ad84a6d3e8fe0e41895610fc"/>
+    <w:bookmarkStart w:id="21" w:name="Xc061a758288ced369fffaa37489b5f038fdbf25"/>
     <w:p>
       <w:pPr>
         <w:pStyle w:val="Heading2"/>
       </w:pPr>
       <w:r>
-        <w:t xml:space="preserve">Версия для врача-рецензента, 15.10.2026: Checkpoint 5 (заморозка содержания). Утверждения выведены из источников, перечисленных в конце главы, и записаны в реестр доказательств (evidence-ledger.md). Пометки </w:t>
+        <w:t xml:space="preserve">Версия для врача-рецензента, 16.10.2026: Checkpoint 5 (заморозка содержания, повторно — после редакторской правки). Пометки </w:t>
+      </w:r>
+      <w:r>
+        <w:rPr>
+          <w:highlight w:val="cyan"/>
+        </w:rPr>
+        <w:t>[ОТ РЕДАКТОРА: …]</w:t>
+      </w:r>
+      <w:r>
+        <w:rPr/>
+        <w:t xml:space="preserve"> — вопросы автору по редактуре; часть из них касается и врача. Утверждения выведены из источников, перечисленных в конце главы, и записаны в реестр доказательств (evidence-ledger.md). Пометки </w:t>
       </w:r>
       <w:r>
         <w:rPr>
@@ -761,7 +771,13 @@
         <w:t xml:space="preserve"> </w:t>
       </w:r>
       <w:r>
-        <w:t xml:space="preserve">Рекомендации описывают излитие вод как обильные жидкие выделения из половых путей или постоянное подтекание жидкости из влагалища и считают его поводом для госпитализации. Воды это, обильные выделения или моча, выясняют в роддоме, поэтому такие выделения — повод ехать, а не наблюдать (раздел 11.7).</w:t>
+        <w:t xml:space="preserve">Рекомендации описывают излитие вод как обильные жидкие выделения из половых путей или постоянное подтекание жидкости из влагалища и считают его поводом для госпитализации. Воды это, обильные выделения или моча, выясняют в роддоме, поэтому такие выделения — повод ехать, а не наблюдать (раздел 11.7). </w:t>
+      </w:r>
+      <w:r>
+        <w:rPr>
+          <w:highlight w:val="cyan"/>
+        </w:rPr>
+        <w:t>[ОТ РЕДАКТОРА: читательница будет искать, можно ли проверить подтекание вод аптечным тестом (тест-прокладки). В использованных рекомендациях о домашних тестах ничего нет; нужно решение автора и источник — упоминать ли их и с какой оговоркой.]</w:t>
       </w:r>
     </w:p>
     <w:p>
@@ -863,7 +879,7 @@
         <w:pStyle w:val="FirstParagraph"/>
       </w:pPr>
       <w:r>
-        <w:t xml:space="preserve">Первые шевеления легко принять за работу кишечника: что-то лёгкое перекатывается внутри, и непонятно, ребёнок это или нет. Чаще всего женщины начинают чувствовать шевеления с 18–20 недель; рожавшие раньше иногда замечают их уже в 16 недель, а в первую беременность это может случиться заметно позже 20 недель. NHS называет промежуток от 16 до 24 недель. Российские рекомендации предписывают врачу спрашивать о характере шевелений на каждом визите после 16–20 недель.</w:t>
+        <w:t xml:space="preserve">Первые шевеления легко принять за работу кишечника: что-то лёгкое перекатывается внутри, и непонятно, ребёнок это или нет. Чаще всего женщины начинают чувствовать шевеления с 18–20 недель; рожавшие раньше иногда замечают их уже в 16 недель, а в первую беременность это может случиться заметно позже 20 недель. NHS называет промежуток от 16 до 24 недель. Рекомендации «Нормальная беременность» предписывают врачу спрашивать о характере шевелений на каждом визите после 16–20 недель.</w:t>
       </w:r>
     </w:p>
     <w:p>
@@ -897,7 +913,7 @@
         <w:pStyle w:val="BodyText"/>
       </w:pPr>
       <w:r>
-        <w:t xml:space="preserve">Распространённое убеждение — перед родами ребёнок затихает, потому что ему тесно. Меняется характер движений: в третьем триместре толчки сменяются перекатываниями, потягиваниями, упорами. Частота шевелений к концу беременности не уменьшается; у большинства женщин (90 %) после 32 недель шевеления до самых родов становятся сильнее или остаются прежними. Среди женщин, у которых ребёнок погиб внутриутробно, были те, кто принял ослабление шевелений за норму, потому что слышал, что перед родами ребёнок двигается меньше.</w:t>
+        <w:t xml:space="preserve">Распространённое убеждение — перед родами ребёнок затихает, потому что ему тесно. На самом деле меняется не количество, а характер движений: в третьем триместре толчки сменяются перекатываниями, потягиваниями, упорами. Частота шевелений к концу беременности не уменьшается; у большинства женщин (90 %) после 32 недель шевеления до самых родов становятся сильнее или остаются прежними. Среди женщин, у которых ребёнок погиб внутриутробно, были те, кто принял ослабление шевелений за норму, потому что слышал, что перед родами ребёнок двигается меньше.</w:t>
       </w:r>
     </w:p>
     <w:bookmarkEnd w:id="27"/>
@@ -941,7 +957,7 @@
         <w:pStyle w:val="FirstParagraph"/>
       </w:pPr>
       <w:r>
-        <w:t xml:space="preserve">Российские рекомендации говорят о субъективном снижении активности или частоты шевелений. Слово «субъективное» означает, что поводом служит ваше ощущение: доказывать его подсчётом не обязательно. Когда короткий тест всё-таки помогает, сказано ниже.</w:t>
+        <w:t xml:space="preserve">Рекомендации «Нормальная беременность» говорят о субъективном снижении активности или частоты шевелений. Слово «субъективное» означает, что поводом служит ваше ощущение: доказывать его подсчётом не обязательно. Когда короткий тест всё-таки помогает, сказано ниже.</w:t>
       </w:r>
     </w:p>
     <w:p>
@@ -1003,7 +1019,7 @@
         <w:pStyle w:val="FirstParagraph"/>
       </w:pPr>
       <w:r>
-        <w:t xml:space="preserve">Если ребёнку плохо, он может двигаться меньше, и чем раньше это выясняется, тем раньше можно помочь. Уменьшение шевелений связано с задержкой роста ребёнка и с недостаточной работой плаценты. Российские рекомендации называют изменение двигательной активности одним из признаков дистресса плода — состояния, когда ребёнку не хватает кислорода.</w:t>
+        <w:t xml:space="preserve">Если ребёнку плохо, он может двигаться меньше, и чем раньше это выясняется, тем раньше можно помочь. Уменьшение шевелений связано с задержкой роста ребёнка и с недостаточной работой плаценты. Рекомендации по гипоксии плода называют изменение двигательной активности одним из признаков дистресса плода — состояния, когда ребёнку не хватает кислорода.</w:t>
       </w:r>
     </w:p>
     <w:p>
@@ -1073,7 +1089,13 @@
         <w:t xml:space="preserve"> </w:t>
       </w:r>
       <w:r>
-        <w:t xml:space="preserve">Рекомендации по гипоксии плода советуют всем беременным после 26 недель каждый день обращать внимание на характер шевелений, а если показалось, что ребёнок двигается иначе — отсутствие, ослабление или уменьшение шевелений, — провести тест: лечь на левый бок и в течение 2 часов считать отчётливые отдельные шевеления. Если за 2 часа их меньше 6, нужно немедленно обратиться в роддом.</w:t>
+        <w:t xml:space="preserve">Рекомендации по гипоксии плода советуют всем беременным после 26 недель каждый день обращать внимание на характер шевелений, а если показалось, что ребёнок двигается иначе — отсутствие, ослабление или уменьшение шевелений, — провести тест: лечь на левый бок и в течение 2 часов считать отчётливые отдельные шевеления. Если за 2 часа их меньше 6, нужно немедленно обратиться в роддом. </w:t>
+      </w:r>
+      <w:r>
+        <w:rPr>
+          <w:highlight w:val="cyan"/>
+        </w:rPr>
+        <w:t>[ОТ РЕДАКТОРА: требуется точная метрика, в источниках отсутствует: что считать одним шевелением — серия толчков подряд одно или несколько. В КР 774 сказано только «отчётливые отдельные шевеления», в GTG 57 подсчёта нет.]</w:t>
       </w:r>
     </w:p>
     <w:p>
@@ -1081,8 +1103,49 @@
         <w:pStyle w:val="FirstParagraph"/>
       </w:pPr>
       <w:r>
-        <w:t xml:space="preserve">Как поступать. Если шевелений нет совсем или они явно слабее, чем обычно, поезжайте сразу, без теста. Если вы не уверены, что что-то изменилось, лягте на левый бок и проведите тест; меньше 6 отчётливых шевелений за 2 часа — поезжайте немедленно. Если шевелений 6 и больше, но ощущение, что ребёнок двигается не как обычно, не проходит, позвоните врачу или в роддом в тот же день. </w:t>
-      </w:r>
+        <w:t xml:space="preserve">Как поступать:</w:t>
+      </w:r>
+    </w:p>
+    <w:p>
+      <w:pPr>
+        <w:numPr>
+          <w:ilvl w:val="0"/>
+          <w:numId w:val="1013"/>
+        </w:numPr>
+        <w:pStyle w:val="Compact"/>
+      </w:pPr>
+      <w:r>
+        <w:t xml:space="preserve">Шевелений нет совсем или они явно слабее, чем обычно, — поезжайте сразу, без теста.</w:t>
+      </w:r>
+    </w:p>
+    <w:p>
+      <w:pPr>
+        <w:numPr>
+          <w:ilvl w:val="0"/>
+          <w:numId w:val="1013"/>
+        </w:numPr>
+        <w:pStyle w:val="Compact"/>
+      </w:pPr>
+      <w:r>
+        <w:t xml:space="preserve">Вы не уверены, что что-то изменилось, — лягте на левый бок и проведите тест. Меньше 6 отчётливых шевелений за 2 часа — поезжайте немедленно.</w:t>
+      </w:r>
+    </w:p>
+    <w:p>
+      <w:pPr>
+        <w:numPr>
+          <w:ilvl w:val="0"/>
+          <w:numId w:val="1013"/>
+        </w:numPr>
+        <w:pStyle w:val="Compact"/>
+      </w:pPr>
+      <w:r>
+        <w:t xml:space="preserve">Шевелений 6 и больше, но ощущение, что ребёнок двигается не как обычно, не проходит, — позвоните врачу или в роддом в тот же день.</w:t>
+      </w:r>
+    </w:p>
+    <w:p>
+      <w:pPr>
+        <w:pStyle w:val="FirstParagraph"/>
+      </w:pPr>
       <w:r>
         <w:rPr>
           <w:highlight w:val="yellow"/>
@@ -1102,7 +1165,7 @@
       <w:pPr>
         <w:numPr>
           <w:ilvl w:val="0"/>
-          <w:numId w:val="1013"/>
+          <w:numId w:val="1014"/>
         </w:numPr>
         <w:pStyle w:val="Compact"/>
       </w:pPr>
@@ -1124,7 +1187,7 @@
       <w:pPr>
         <w:numPr>
           <w:ilvl w:val="0"/>
-          <w:numId w:val="1013"/>
+          <w:numId w:val="1014"/>
         </w:numPr>
         <w:pStyle w:val="Compact"/>
       </w:pPr>
@@ -1139,14 +1202,24 @@
         <w:t xml:space="preserve"> </w:t>
       </w:r>
       <w:r>
-        <w:t xml:space="preserve">— поезжайте в приёмное отделение роддома, лучше того, где вы планируете рожать;</w:t>
-      </w:r>
-    </w:p>
-    <w:p>
-      <w:pPr>
-        <w:numPr>
-          <w:ilvl w:val="0"/>
-          <w:numId w:val="1013"/>
+        <w:t xml:space="preserve">— поезжайте в приёмное отделение роддома, лучше того, где вы планируете рожать </w:t>
+      </w:r>
+      <w:r>
+        <w:rPr>
+          <w:highlight w:val="cyan"/>
+        </w:rPr>
+        <w:t>[ОТ РЕДАКТОРА: совет «лучше того, где планируете рожать» — авторский, опоры в рекомендациях нет; оставить как совет или снять — решение автора]</w:t>
+      </w:r>
+      <w:r>
+        <w:rPr/>
+        <w:t>;</w:t>
+      </w:r>
+    </w:p>
+    <w:p>
+      <w:pPr>
+        <w:numPr>
+          <w:ilvl w:val="0"/>
+          <w:numId w:val="1014"/>
         </w:numPr>
         <w:pStyle w:val="Compact"/>
       </w:pPr>
@@ -1169,7 +1242,7 @@
         <w:pStyle w:val="FirstParagraph"/>
       </w:pPr>
       <w:r>
-        <w:t xml:space="preserve">Что сделают при обращении. Сначала проверят сердцебиение ребёнка, расспросят и осмотрят. В третьем триместре российские рекомендации предписывают записать кардиотокографию (КТГ) — запись сердцебиения ребёнка в течение некоторого времени; по показаниям делают УЗИ и допплерографию — исследование кровотока в сосудах матки, плаценты и пуповины. Британское руководство также советует измерить высоту дна матки, давление и проверить мочу. Если состояние женщины удовлетворительное и КТГ в норме, её могут отпустить домой с ежедневным подсчётом шевелений и плановой КТГ.</w:t>
+        <w:t xml:space="preserve">Что сделают при обращении. Сначала проверят сердцебиение ребёнка, расспросят и осмотрят. В третьем триместре рекомендации по гипоксии плода предписывают записать кардиотокографию (КТГ) — запись сердцебиения ребёнка в течение некоторого времени; по показаниям делают УЗИ и допплерографию — исследование кровотока в сосудах матки, плаценты и пуповины. Британское руководство также советует измерить высоту дна матки, давление и проверить мочу. Если состояние женщины удовлетворительное и КТГ в норме, её могут отпустить домой с ежедневным подсчётом шевелений и плановой КТГ.</w:t>
       </w:r>
     </w:p>
     <w:p>
@@ -1194,7 +1267,7 @@
       <w:pPr>
         <w:numPr>
           <w:ilvl w:val="0"/>
-          <w:numId w:val="1014"/>
+          <w:numId w:val="1015"/>
         </w:numPr>
         <w:pStyle w:val="Compact"/>
       </w:pPr>
@@ -1216,7 +1289,7 @@
       <w:pPr>
         <w:numPr>
           <w:ilvl w:val="0"/>
-          <w:numId w:val="1014"/>
+          <w:numId w:val="1015"/>
         </w:numPr>
         <w:pStyle w:val="Compact"/>
       </w:pPr>
@@ -1244,7 +1317,7 @@
       <w:pPr>
         <w:numPr>
           <w:ilvl w:val="0"/>
-          <w:numId w:val="1014"/>
+          <w:numId w:val="1015"/>
         </w:numPr>
         <w:pStyle w:val="Compact"/>
       </w:pPr>
@@ -1266,7 +1339,7 @@
       <w:pPr>
         <w:numPr>
           <w:ilvl w:val="0"/>
-          <w:numId w:val="1014"/>
+          <w:numId w:val="1015"/>
         </w:numPr>
         <w:pStyle w:val="Compact"/>
       </w:pPr>
@@ -1314,7 +1387,7 @@
       <w:pPr>
         <w:numPr>
           <w:ilvl w:val="0"/>
-          <w:numId w:val="1015"/>
+          <w:numId w:val="1016"/>
         </w:numPr>
         <w:pStyle w:val="Compact"/>
       </w:pPr>
@@ -1326,19 +1399,19 @@
       <w:pPr>
         <w:numPr>
           <w:ilvl w:val="0"/>
-          <w:numId w:val="1015"/>
-        </w:numPr>
-        <w:pStyle w:val="Compact"/>
-      </w:pPr>
-      <w:r>
-        <w:t xml:space="preserve">каждый день в третьем триместре, если у беременности есть факторы риска неблагоприятного исхода — какие именно, скажет врач;</w:t>
-      </w:r>
-    </w:p>
-    <w:p>
-      <w:pPr>
-        <w:numPr>
-          <w:ilvl w:val="0"/>
-          <w:numId w:val="1015"/>
+          <w:numId w:val="1016"/>
+        </w:numPr>
+        <w:pStyle w:val="Compact"/>
+      </w:pPr>
+      <w:r>
+        <w:t xml:space="preserve">каждый день в третьем триместре, если у беременности есть факторы риска неблагоприятного исхода: тот же двухчасовой тест, один раз в день, желательно в одно и то же время; какие у вас факторы риска, скажет врач;</w:t>
+      </w:r>
+    </w:p>
+    <w:p>
+      <w:pPr>
+        <w:numPr>
+          <w:ilvl w:val="0"/>
+          <w:numId w:val="1016"/>
         </w:numPr>
         <w:pStyle w:val="Compact"/>
       </w:pPr>
@@ -1357,7 +1430,7 @@
         <w:rPr>
           <w:highlight w:val="yellow"/>
         </w:rPr>
-        <w:t>[ПРОВЕРИТЬ: вопрос врачу — способ ежедневного подсчёта при факторах риска (КР 774) и при антигипертензивной терапии (КР ПЭ) отдельно от теста на 2 часа не описан — DISPUTED-CLAIMS, строка 53]</w:t>
+        <w:t>[ПРОВЕРИТЬ: вопрос врачу — при факторах риска КР 774 (раздел 2.1, комментарий) предписывает тот же тест «однократно каждый день, желательно в одно и то же время»; перечень факторов риска дан в Приложении Г3, которого в файле КР нет; способ ежедневного подсчёта при антигипертензивной терапии (КР ПЭ) не описан — DISPUTED-CLAIMS, строка 53]</w:t>
       </w:r>
     </w:p>
     <w:bookmarkEnd w:id="33"/>
@@ -1419,7 +1492,7 @@
         <w:pStyle w:val="BodyText"/>
       </w:pPr>
       <w:r>
-        <w:t xml:space="preserve">Рекомендации по преэклампсии советуют назначать ежедневный самостоятельный контроль давления на протяжении всей беременности: измерять можно 3 раза в день и записывать результаты в дневник. Домашние измерения помогают вовремя заметить повышение и понять его характер, в том числе исключить «гипертензию белого халата» — когда давление повышается только на приёме, от волнения. Отдельную группу женщин рекомендация не называет, а памятка для пациентки в тех же рекомендациях говорит, что с наступлением беременности давление нужно систематически контролировать один-два раза в сутки и записывать в дневник. </w:t>
+        <w:t xml:space="preserve">Рекомендации по преэклампсии советуют назначать ежедневный самостоятельный контроль давления на протяжении всей беременности: измерять можно 3 раза в день и записывать результаты в дневник. Домашние измерения помогают вовремя заметить повышение и понять его характер, в том числе исключить «гипертензию белого халата» — когда давление повышается только на приёме, от волнения. Для кого именно этот контроль, рекомендация не уточняет. В памятке для пациентки в тех же рекомендациях сказано, что с наступлением беременности давление нужно систематически контролировать один-два раза в сутки и записывать в дневник. </w:t>
       </w:r>
       <w:r>
         <w:rPr>
@@ -1459,14 +1532,14 @@
         <w:pStyle w:val="BodyText"/>
       </w:pPr>
       <w:r>
-        <w:t xml:space="preserve">Правила измерения, которые российские рекомендации дают для врача, подходят и для дома:</w:t>
-      </w:r>
-    </w:p>
-    <w:p>
-      <w:pPr>
-        <w:numPr>
-          <w:ilvl w:val="0"/>
-          <w:numId w:val="1016"/>
+        <w:t xml:space="preserve">Правила измерения, которые рекомендации по преэклампсии дают для врача, подходят и для дома:</w:t>
+      </w:r>
+    </w:p>
+    <w:p>
+      <w:pPr>
+        <w:numPr>
+          <w:ilvl w:val="0"/>
+          <w:numId w:val="1017"/>
         </w:numPr>
         <w:pStyle w:val="Compact"/>
       </w:pPr>
@@ -1478,7 +1551,7 @@
       <w:pPr>
         <w:numPr>
           <w:ilvl w:val="0"/>
-          <w:numId w:val="1016"/>
+          <w:numId w:val="1017"/>
         </w:numPr>
         <w:pStyle w:val="Compact"/>
       </w:pPr>
@@ -1490,7 +1563,7 @@
       <w:pPr>
         <w:numPr>
           <w:ilvl w:val="0"/>
-          <w:numId w:val="1016"/>
+          <w:numId w:val="1017"/>
         </w:numPr>
         <w:pStyle w:val="Compact"/>
       </w:pPr>
@@ -1502,7 +1575,7 @@
       <w:pPr>
         <w:numPr>
           <w:ilvl w:val="0"/>
-          <w:numId w:val="1016"/>
+          <w:numId w:val="1017"/>
         </w:numPr>
         <w:pStyle w:val="Compact"/>
       </w:pPr>
@@ -1514,7 +1587,7 @@
       <w:pPr>
         <w:numPr>
           <w:ilvl w:val="0"/>
-          <w:numId w:val="1016"/>
+          <w:numId w:val="1017"/>
         </w:numPr>
         <w:pStyle w:val="Compact"/>
       </w:pPr>
@@ -1526,7 +1599,7 @@
       <w:pPr>
         <w:numPr>
           <w:ilvl w:val="0"/>
-          <w:numId w:val="1016"/>
+          <w:numId w:val="1017"/>
         </w:numPr>
         <w:pStyle w:val="Compact"/>
       </w:pPr>
@@ -1764,7 +1837,7 @@
               <w:jc w:val="left"/>
             </w:pPr>
             <w:r>
-              <w:t xml:space="preserve">Сообщите врачу; если цифры держатся несколько измерений подряд, позвоните в женскую консультацию, не дожидаясь приёма</w:t>
+              <w:t xml:space="preserve">Позвоните в женскую консультацию в тот же или на следующий день, не дожидаясь приёма</w:t>
             </w:r>
           </w:p>
         </w:tc>
@@ -1902,7 +1975,7 @@
         <w:rPr>
           <w:highlight w:val="yellow"/>
         </w:rPr>
-        <w:t>[ПРОВЕРИТЬ: сроки «в ближайшие дни» и «в тот же день» в строках 120/80 и 140/90 — вывод автора; российские документы срока для пациентки не дают — DISPUTED-CLAIMS, строка 49]</w:t>
+        <w:t>[ПРОВЕРИТЬ: сроки в строках 120/80 («в тот же или на следующий день») и 140/90 («в тот же день») — вывод автора; российские документы срока для пациентки не дают — DISPUTED-CLAIMS, строка 49]</w:t>
       </w:r>
     </w:p>
     <w:p>
@@ -1946,7 +2019,17 @@
         <w:pStyle w:val="BodyText"/>
       </w:pPr>
       <w:r>
-        <w:t xml:space="preserve">Российские рекомендации называют поводом обратиться к врачу температуру выше 37,5 °C. Высокую температуру при беременности не пережидают; чем её снижать и когда звонить врачу — Тема 7, раздел 7.7, а как отличить грипп от простуды — Тема 9, раздел 9.12. Температура вместе с болью в пояснице, ознобом и болезненным мочеиспусканием — повод обратиться сразу: это может быть воспаление почек (Тема 9, раздел 9.15). Температура вместе с подтеканием вод или болью в животе — повод ехать в роддом сразу.</w:t>
+        <w:t xml:space="preserve">Памятка для пациентки в рекомендациях «Нормальная беременность» называет поводом обратиться к врачу температуру выше 37,5 °C. </w:t>
+      </w:r>
+      <w:r>
+        <w:rPr>
+          <w:highlight w:val="cyan"/>
+        </w:rPr>
+        <w:t>[ОТ РЕДАКТОРА: читательница спросит, где мерить температуру — под мышкой или во рту; в использованных рекомендациях способ измерения не назван. Требуется источник или решение автора.]</w:t>
+      </w:r>
+      <w:r>
+        <w:rPr/>
+        <w:t xml:space="preserve"> Высокую температуру при беременности не пережидают; чем её снижать и когда звонить врачу — Тема 7, раздел 7.7, а как отличить грипп от простуды — Тема 9, раздел 9.12. Температура вместе с болью в пояснице, ознобом и болезненным мочеиспусканием — повод обратиться сразу: это может быть воспаление почек (Тема 9, раздел 9.15). Температура вместе с подтеканием вод или болью в животе — повод ехать в роддом сразу.</w:t>
       </w:r>
     </w:p>
     <w:bookmarkEnd w:id="42"/>
@@ -1972,7 +2055,13 @@
         <w:pStyle w:val="BodyText"/>
       </w:pPr>
       <w:r>
-        <w:t xml:space="preserve">Если вы хотите следить за весом дома, взвешивайтесь раз в неделю, утром, на одних и тех же весах. По ежедневным взвешиваниям видны колебания, а не прибавка (Тема 1, раздел 1.1).</w:t>
+        <w:t xml:space="preserve">Если вы хотите следить за весом дома, взвешивайтесь раз в неделю, утром, на одних и тех же весах. По ежедневным взвешиваниям видны колебания, а не прибавка (Тема 1, раздел 1.1). </w:t>
+      </w:r>
+      <w:r>
+        <w:rPr>
+          <w:highlight w:val="cyan"/>
+        </w:rPr>
+        <w:t>[ОТ РЕДАКТОРА: возможный дубль — фраза «по ежедневным взвешиваниям видны колебания, а не прибавка» повторяет пункт «Вес» в 11.1 («вес колеблется день ото дня»). Предлагаю в 11.1 оставить только вывод «ежедневно сравнивать вес с таблицами не нужно» и отсылку к 11.4. Требуется решение автора.]</w:t>
       </w:r>
     </w:p>
     <w:p>
@@ -1987,7 +2076,7 @@
       <w:pPr>
         <w:numPr>
           <w:ilvl w:val="0"/>
-          <w:numId w:val="1017"/>
+          <w:numId w:val="1018"/>
         </w:numPr>
         <w:pStyle w:val="Compact"/>
       </w:pPr>
@@ -2009,7 +2098,7 @@
       <w:pPr>
         <w:numPr>
           <w:ilvl w:val="0"/>
-          <w:numId w:val="1017"/>
+          <w:numId w:val="1018"/>
         </w:numPr>
         <w:pStyle w:val="Compact"/>
       </w:pPr>
@@ -2057,7 +2146,7 @@
       <w:pPr>
         <w:numPr>
           <w:ilvl w:val="0"/>
-          <w:numId w:val="1018"/>
+          <w:numId w:val="1019"/>
         </w:numPr>
         <w:pStyle w:val="Compact"/>
       </w:pPr>
@@ -2069,7 +2158,7 @@
       <w:pPr>
         <w:numPr>
           <w:ilvl w:val="0"/>
-          <w:numId w:val="1018"/>
+          <w:numId w:val="1019"/>
         </w:numPr>
         <w:pStyle w:val="Compact"/>
       </w:pPr>
@@ -2140,7 +2229,13 @@
         <w:pStyle w:val="FirstParagraph"/>
       </w:pPr>
       <w:r>
-        <w:t xml:space="preserve">Измерение помогает, когда у него есть цель: назначенный контроль, повод в самочувствии, проверка после изменения. Измерение без цели — давление «на всякий случай» пять раз за вечер, взвешивание после каждой еды — не даёт новой информации и усиливает тревогу (Тема 10, раздел 10.4).</w:t>
+        <w:t xml:space="preserve">Измерение помогает, когда у него есть цель: назначенный контроль, повод в самочувствии, проверка после изменения. Измерение без цели — давление «на всякий случай» пять раз за вечер, взвешивание после каждой еды — не даёт новой информации и усиливает тревогу (Тема 10, раздел 10.4). </w:t>
+      </w:r>
+      <w:r>
+        <w:rPr>
+          <w:highlight w:val="cyan"/>
+        </w:rPr>
+        <w:t>[ОТ РЕДАКТОРА: возможный дубль — этот абзац повторяет конец подраздела «Что не нужно контролировать постоянно» в 11.1 (частые проверки не успокаивают, та же отсылка к 10.4). Предлагаю оставить мысль в одном месте — в 11.1, а здесь начать сразу со второго абзаца («Измерения перестают помогать и в обратной ситуации…»). Требуется решение автора.]</w:t>
       </w:r>
     </w:p>
     <w:p>
@@ -2183,7 +2278,7 @@
       <w:pPr>
         <w:numPr>
           <w:ilvl w:val="0"/>
-          <w:numId w:val="1019"/>
+          <w:numId w:val="1020"/>
         </w:numPr>
         <w:pStyle w:val="Compact"/>
       </w:pPr>
@@ -2205,7 +2300,7 @@
       <w:pPr>
         <w:numPr>
           <w:ilvl w:val="0"/>
-          <w:numId w:val="1019"/>
+          <w:numId w:val="1020"/>
         </w:numPr>
         <w:pStyle w:val="Compact"/>
       </w:pPr>
@@ -2224,7 +2319,7 @@
       <w:pPr>
         <w:numPr>
           <w:ilvl w:val="0"/>
-          <w:numId w:val="1019"/>
+          <w:numId w:val="1020"/>
         </w:numPr>
         <w:pStyle w:val="Compact"/>
       </w:pPr>
@@ -2465,7 +2560,7 @@
       <w:pPr>
         <w:numPr>
           <w:ilvl w:val="0"/>
-          <w:numId w:val="1020"/>
+          <w:numId w:val="1021"/>
         </w:numPr>
         <w:pStyle w:val="Compact"/>
       </w:pPr>
@@ -2477,7 +2572,7 @@
       <w:pPr>
         <w:numPr>
           <w:ilvl w:val="0"/>
-          <w:numId w:val="1020"/>
+          <w:numId w:val="1021"/>
         </w:numPr>
         <w:pStyle w:val="Compact"/>
       </w:pPr>
@@ -2489,7 +2584,7 @@
       <w:pPr>
         <w:numPr>
           <w:ilvl w:val="0"/>
-          <w:numId w:val="1020"/>
+          <w:numId w:val="1021"/>
         </w:numPr>
         <w:pStyle w:val="Compact"/>
       </w:pPr>
@@ -2530,14 +2625,14 @@
         <w:pStyle w:val="FirstParagraph"/>
       </w:pPr>
       <w:r>
-        <w:t xml:space="preserve">В таблице — изменения, о которых стоит сообщить врачу, и уровень срочности для каждого. Уровни подробно разобраны в разделе 11.7:</w:t>
-      </w:r>
-    </w:p>
-    <w:p>
-      <w:pPr>
-        <w:numPr>
-          <w:ilvl w:val="0"/>
-          <w:numId w:val="1021"/>
+        <w:t xml:space="preserve">В таблице — изменения, о которых стоит сообщить врачу, и уровень срочности для каждого. В разделе 11.7 эти четыре уровня идут вторым — пятым из пяти: первый, «продолжить наблюдение», в таблицу не входит, потому что в ней собрано только то, о чём нужно сообщить. Уровни в таблице:</w:t>
+      </w:r>
+    </w:p>
+    <w:p>
+      <w:pPr>
+        <w:numPr>
+          <w:ilvl w:val="0"/>
+          <w:numId w:val="1022"/>
         </w:numPr>
         <w:pStyle w:val="Compact"/>
       </w:pPr>
@@ -2559,7 +2654,7 @@
       <w:pPr>
         <w:numPr>
           <w:ilvl w:val="0"/>
-          <w:numId w:val="1021"/>
+          <w:numId w:val="1022"/>
         </w:numPr>
         <w:pStyle w:val="Compact"/>
       </w:pPr>
@@ -2581,7 +2676,7 @@
       <w:pPr>
         <w:numPr>
           <w:ilvl w:val="0"/>
-          <w:numId w:val="1021"/>
+          <w:numId w:val="1022"/>
         </w:numPr>
         <w:pStyle w:val="Compact"/>
       </w:pPr>
@@ -2603,7 +2698,7 @@
       <w:pPr>
         <w:numPr>
           <w:ilvl w:val="0"/>
-          <w:numId w:val="1021"/>
+          <w:numId w:val="1022"/>
         </w:numPr>
         <w:pStyle w:val="Compact"/>
       </w:pPr>
@@ -3274,37 +3369,37 @@
                 <w:bCs/>
                 <w:b/>
               </w:rPr>
-              <w:t xml:space="preserve">Головная боль</w:t>
+              <w:t xml:space="preserve">Вес</w:t>
             </w:r>
             <w:r>
               <w:t xml:space="preserve"> </w:t>
             </w:r>
             <w:r>
-              <w:t xml:space="preserve">обычная, проходит после отдыха</w:t>
-            </w:r>
-          </w:p>
-        </w:tc>
-        <w:tc>
-          <w:tcPr/>
-          <w:p>
-            <w:pPr>
-              <w:pStyle w:val="Compact"/>
-              <w:jc w:val="left"/>
-            </w:pPr>
-            <w:r>
-              <w:t xml:space="preserve">на плановом приёме</w:t>
-            </w:r>
-          </w:p>
-        </w:tc>
-        <w:tc>
-          <w:tcPr/>
-          <w:p>
-            <w:pPr>
-              <w:pStyle w:val="Compact"/>
-              <w:jc w:val="left"/>
-            </w:pPr>
-            <w:r>
-              <w:t xml:space="preserve">ниже</w:t>
+              <w:t xml:space="preserve">в третьем триместре растёт на 1 кг в неделю и больше</w:t>
+            </w:r>
+          </w:p>
+        </w:tc>
+        <w:tc>
+          <w:tcPr/>
+          <w:p>
+            <w:pPr>
+              <w:pStyle w:val="Compact"/>
+              <w:jc w:val="left"/>
+            </w:pPr>
+            <w:r>
+              <w:t xml:space="preserve">раньше, в тот же день; с давлением или головной болью — срочно</w:t>
+            </w:r>
+          </w:p>
+        </w:tc>
+        <w:tc>
+          <w:tcPr/>
+          <w:p>
+            <w:pPr>
+              <w:pStyle w:val="Compact"/>
+              <w:jc w:val="left"/>
+            </w:pPr>
+            <w:r>
+              <w:t xml:space="preserve">11.4</w:t>
             </w:r>
           </w:p>
         </w:tc>
@@ -3318,6 +3413,54 @@
               <w:jc w:val="left"/>
             </w:pPr>
             <w:r>
+              <w:rPr>
+                <w:bCs/>
+                <w:b/>
+              </w:rPr>
+              <w:t xml:space="preserve">Головная боль</w:t>
+            </w:r>
+            <w:r>
+              <w:t xml:space="preserve"> </w:t>
+            </w:r>
+            <w:r>
+              <w:t xml:space="preserve">обычная, проходит после отдыха</w:t>
+            </w:r>
+          </w:p>
+        </w:tc>
+        <w:tc>
+          <w:tcPr/>
+          <w:p>
+            <w:pPr>
+              <w:pStyle w:val="Compact"/>
+              <w:jc w:val="left"/>
+            </w:pPr>
+            <w:r>
+              <w:t xml:space="preserve">на плановом приёме</w:t>
+            </w:r>
+          </w:p>
+        </w:tc>
+        <w:tc>
+          <w:tcPr/>
+          <w:p>
+            <w:pPr>
+              <w:pStyle w:val="Compact"/>
+              <w:jc w:val="left"/>
+            </w:pPr>
+            <w:r>
+              <w:t xml:space="preserve">ниже</w:t>
+            </w:r>
+          </w:p>
+        </w:tc>
+      </w:tr>
+      <w:tr>
+        <w:tc>
+          <w:tcPr/>
+          <w:p>
+            <w:pPr>
+              <w:pStyle w:val="Compact"/>
+              <w:jc w:val="left"/>
+            </w:pPr>
+            <w:r>
               <w:t xml:space="preserve">Сильная головная боль, не проходит, или с нарушением зрения</w:t>
             </w:r>
           </w:p>
@@ -3342,7 +3485,7 @@
               <w:jc w:val="left"/>
             </w:pPr>
             <w:r>
-              <w:t xml:space="preserve">11.3</w:t>
+              <w:t xml:space="preserve">11.3; ниже</w:t>
             </w:r>
           </w:p>
         </w:tc>
@@ -3792,6 +3935,44 @@
               <w:jc w:val="left"/>
             </w:pPr>
             <w:r>
+              <w:t xml:space="preserve">После теста шевелений 6 и больше, но ощущение, что ребёнок двигается не как обычно, не проходит</w:t>
+            </w:r>
+          </w:p>
+        </w:tc>
+        <w:tc>
+          <w:tcPr/>
+          <w:p>
+            <w:pPr>
+              <w:pStyle w:val="Compact"/>
+              <w:jc w:val="left"/>
+            </w:pPr>
+            <w:r>
+              <w:t xml:space="preserve">раньше, в тот же день</w:t>
+            </w:r>
+          </w:p>
+        </w:tc>
+        <w:tc>
+          <w:tcPr/>
+          <w:p>
+            <w:pPr>
+              <w:pStyle w:val="Compact"/>
+              <w:jc w:val="left"/>
+            </w:pPr>
+            <w:r>
+              <w:t xml:space="preserve">11.2</w:t>
+            </w:r>
+          </w:p>
+        </w:tc>
+      </w:tr>
+      <w:tr>
+        <w:tc>
+          <w:tcPr/>
+          <w:p>
+            <w:pPr>
+              <w:pStyle w:val="Compact"/>
+              <w:jc w:val="left"/>
+            </w:pPr>
+            <w:r>
               <w:rPr>
                 <w:bCs/>
                 <w:b/>
@@ -3887,7 +4068,13 @@
               <w:jc w:val="left"/>
             </w:pPr>
             <w:r>
-              <w:t xml:space="preserve">срочно</w:t>
+              <w:t xml:space="preserve">срочно </w:t>
+            </w:r>
+            <w:r>
+              <w:rPr>
+                <w:highlight w:val="cyan"/>
+              </w:rPr>
+              <w:t>[ОТ РЕДАКТОРА: расхождение с Темой 10 (10.14 и итоги главы): при мыслях о самоубийстве с планом или намерением и при мыслях о вреде ребёнку, которые не пугают, — звонить 112; без плана — обратиться в тот же день к врачу, психиатру или на телефон доверия. Уровень «срочно» (приёмное отделение роддома) этому маршруту не соответствует. Предлагаю: «скорая (112) — при плане или намерении; без плана — в тот же день, Тема 10, раздел 10.14». Требуется решение автора и врача.]</w:t>
             </w:r>
           </w:p>
         </w:tc>
@@ -3976,7 +4163,27 @@
         <w:t xml:space="preserve"> </w:t>
       </w:r>
       <w:r>
-        <w:t xml:space="preserve">Головная боль бывает и при беременности, и без неё: от недосыпа, голода, духоты. Если она проходит после отдыха, еды и воды, о ней достаточно сказать на приёме, а при повторах — вести дневник (раздел 11.5). Во второй половине беременности сильная, нарастающая головная боль, особенно с нарушением зрения или повышенным давлением, относится к признакам угрозы эклампсии и требует срочного осмотра. Не принимайте обезболивающее, чтобы переждать такую боль: что можно принимать при обычной головной боли — Тема 7, раздел 7.7.</w:t>
+        <w:t xml:space="preserve">Головная боль бывает и при беременности, и без неё: от недосыпа, голода, духоты. Если она проходит после отдыха, еды и воды, о ней достаточно сказать на приёме, а при повторах — вести дневник (раздел 11.5). Во второй половине беременности сильная, нарастающая головная боль, особенно с нарушением зрения или повышенным давлением, относится к признакам угрозы эклампсии и требует срочного осмотра. Насколько боль сильная, помогает оценить шкала от 0 до 10 из раздела 11.5. </w:t>
+      </w:r>
+      <w:r>
+        <w:rPr>
+          <w:highlight w:val="cyan"/>
+        </w:rPr>
+        <w:t>[ОТ РЕДАКТОРА: требуется точная метрика, в источниках отсутствует: с какого балла головную боль считать сильной. Российские рекомендации порога не дают; порог «5 баллов и выше» есть только в протоколе оренбургской программы дистанционного наблюдения — это не рекомендация.]</w:t>
+      </w:r>
+      <w:r>
+        <w:rPr/>
+        <w:t xml:space="preserve"> Не принимайте обезболивающее, чтобы переждать такую боль </w:t>
+      </w:r>
+      <w:r>
+        <w:rPr>
+          <w:highlight w:val="cyan"/>
+        </w:rPr>
+        <w:t>[ОТ РЕДАКТОРА: запрет «не принимать обезболивающее, чтобы переждать» — вывод автора, прямой опоры в рекомендациях нет; требуется решение автора или вопрос врачу]</w:t>
+      </w:r>
+      <w:r>
+        <w:rPr/>
+        <w:t>: что можно принимать при обычной головной боли — Тема 7, раздел 7.7.</w:t>
       </w:r>
     </w:p>
     <w:p>
@@ -4029,7 +4236,7 @@
       <w:pPr>
         <w:numPr>
           <w:ilvl w:val="0"/>
-          <w:numId w:val="1022"/>
+          <w:numId w:val="1023"/>
         </w:numPr>
         <w:pStyle w:val="Compact"/>
       </w:pPr>
@@ -4041,7 +4248,7 @@
       <w:pPr>
         <w:numPr>
           <w:ilvl w:val="0"/>
-          <w:numId w:val="1022"/>
+          <w:numId w:val="1023"/>
         </w:numPr>
         <w:pStyle w:val="Compact"/>
       </w:pPr>
@@ -4053,7 +4260,7 @@
       <w:pPr>
         <w:numPr>
           <w:ilvl w:val="0"/>
-          <w:numId w:val="1022"/>
+          <w:numId w:val="1023"/>
         </w:numPr>
         <w:pStyle w:val="Compact"/>
       </w:pPr>
@@ -4065,7 +4272,7 @@
       <w:pPr>
         <w:numPr>
           <w:ilvl w:val="0"/>
-          <w:numId w:val="1022"/>
+          <w:numId w:val="1023"/>
         </w:numPr>
         <w:pStyle w:val="Compact"/>
       </w:pPr>
@@ -4077,7 +4284,7 @@
       <w:pPr>
         <w:numPr>
           <w:ilvl w:val="0"/>
-          <w:numId w:val="1022"/>
+          <w:numId w:val="1023"/>
         </w:numPr>
         <w:pStyle w:val="Compact"/>
       </w:pPr>
@@ -4089,7 +4296,7 @@
       <w:pPr>
         <w:numPr>
           <w:ilvl w:val="0"/>
-          <w:numId w:val="1022"/>
+          <w:numId w:val="1023"/>
         </w:numPr>
         <w:pStyle w:val="Compact"/>
       </w:pPr>
@@ -4101,7 +4308,7 @@
       <w:pPr>
         <w:numPr>
           <w:ilvl w:val="0"/>
-          <w:numId w:val="1022"/>
+          <w:numId w:val="1023"/>
         </w:numPr>
         <w:pStyle w:val="Compact"/>
       </w:pPr>
@@ -4113,19 +4320,29 @@
       <w:pPr>
         <w:numPr>
           <w:ilvl w:val="0"/>
-          <w:numId w:val="1022"/>
-        </w:numPr>
-        <w:pStyle w:val="Compact"/>
-      </w:pPr>
-      <w:r>
-        <w:t xml:space="preserve">высокая температура с ознобом и выраженным ухудшением самочувствия;</w:t>
-      </w:r>
-    </w:p>
-    <w:p>
-      <w:pPr>
-        <w:numPr>
-          <w:ilvl w:val="0"/>
-          <w:numId w:val="1022"/>
+          <w:numId w:val="1023"/>
+        </w:numPr>
+        <w:pStyle w:val="Compact"/>
+      </w:pPr>
+      <w:r>
+        <w:t xml:space="preserve">высокая температура с ознобом и выраженным ухудшением самочувствия </w:t>
+      </w:r>
+      <w:r>
+        <w:rPr>
+          <w:highlight w:val="cyan"/>
+        </w:rPr>
+        <w:t>[ОТ РЕДАКТОРА: требуется точная метрика — с какой цифры температура «высокая»; в главе два порога: 37,5 °C (памятка КР «Нормальная беременность») и 38 °C (памятка КР 776), выбор — вопрос врачу, DISPUTED-CLAIMS, строка 54]</w:t>
+      </w:r>
+      <w:r>
+        <w:rPr/>
+        <w:t>;</w:t>
+      </w:r>
+    </w:p>
+    <w:p>
+      <w:pPr>
+        <w:numPr>
+          <w:ilvl w:val="0"/>
+          <w:numId w:val="1023"/>
         </w:numPr>
         <w:pStyle w:val="Compact"/>
       </w:pPr>
@@ -4137,12 +4354,22 @@
       <w:pPr>
         <w:numPr>
           <w:ilvl w:val="0"/>
-          <w:numId w:val="1022"/>
-        </w:numPr>
-        <w:pStyle w:val="Compact"/>
-      </w:pPr>
-      <w:r>
-        <w:t xml:space="preserve">мысли о том, чтобы причинить вред себе или ребёнку.</w:t>
+          <w:numId w:val="1023"/>
+        </w:numPr>
+        <w:pStyle w:val="Compact"/>
+      </w:pPr>
+      <w:r>
+        <w:t xml:space="preserve">мысли о том, чтобы причинить вред себе или ребёнку </w:t>
+      </w:r>
+      <w:r>
+        <w:rPr>
+          <w:highlight w:val="cyan"/>
+        </w:rPr>
+        <w:t>[ОТ РЕДАКТОРА: для этого признака приёмное отделение роддома — не то место; маршрут — по Теме 10, раздел 10.14 (с планом или намерением — 112, без плана — в тот же день к врачу или психиатру). Предлагаю вынести признак отдельной строкой после абзаца «С этими признаками…». Требуется решение автора.]</w:t>
+      </w:r>
+      <w:r>
+        <w:rPr/>
+        <w:t>.</w:t>
       </w:r>
     </w:p>
     <w:p>
@@ -4179,7 +4406,7 @@
         <w:pStyle w:val="FirstParagraph"/>
       </w:pPr>
       <w:r>
-        <w:t xml:space="preserve">Российский порядок оказания медицинской помощи различает три формы помощи. Экстренная — при внезапных острых состояниях, которые угрожают жизни. Неотложная — при внезапных острых состояниях без явной угрозы жизни. Плановая — когда отсрочка на определённое время не ухудшит состояние и не угрожает жизни и здоровью. Для беременной женщины эти три формы удобно разложить на пять шагов.</w:t>
+        <w:t xml:space="preserve">По российскому порядку оказания медицинской помощи по акушерству и гинекологии помощь оказывают в трёх формах. Экстренную — при внезапных острых состояниях, которые угрожают жизни. Неотложную — при внезапных острых состояниях без явной угрозы жизни. Плановую — когда отсрочка на определённое время не ухудшит состояние и не угрожает жизни и здоровью. Для беременной эти три формы удобно разложить на пять уровней.</w:t>
       </w:r>
     </w:p>
     <w:tbl>
@@ -4207,7 +4434,7 @@
               <w:jc w:val="left"/>
             </w:pPr>
             <w:r>
-              <w:t xml:space="preserve">Шаг</w:t>
+              <w:t xml:space="preserve">Уровень</w:t>
             </w:r>
           </w:p>
         </w:tc>
@@ -4507,7 +4734,7 @@
         <w:rPr>
           <w:highlight w:val="yellow"/>
         </w:rPr>
-        <w:t>[ПРОВЕРИТЬ: вопрос врачу — распределение признаков по шагам сделано автором; опора — формы помощи по Приказу 747н, п. 5; шаги 1–3 в российских документах не описаны (стандарта нет) — DISPUTED-CLAIMS, строка 54]</w:t>
+        <w:t>[ПРОВЕРИТЬ: вопрос врачу — распределение признаков по уровням сделано автором; опора — формы помощи по Приказу 747н, п. 5; уровни 1–3 в российских документах не описаны (стандарта нет) — DISPUTED-CLAIMS, строка 54]</w:t>
       </w:r>
     </w:p>
     <w:p>
@@ -4515,7 +4742,10 @@
         <w:pStyle w:val="BodyText"/>
       </w:pPr>
       <w:r>
-        <w:t xml:space="preserve">Во время поездки в роддом не садитесь за руль сами: попросите отвезти вас или вызовите скорую.</w:t>
+        <w:rPr>
+          <w:highlight w:val="cyan"/>
+        </w:rPr>
+        <w:t>[ОТ РЕДАКТОРА: давление 160 и выше верхнее или 100 и выше нижнее стоит здесь в уровне 5 («Вызвать экстренную помощь»), а в разделе 11.3, в таблице 11.6 и в итогах — «поезжайте в роддом сразу или вызывайте скорую», то есть уровень 4 или 5. Предлагаю перенести эту строку в оба уровня с одинаковой формулировкой: «в роддом сразу; если самочувствие тяжёлое или добраться не на чем — скорая». Выбор уровня — вопрос врачу (DISPUTED-CLAIMS, строка 54). Требуется решение автора.]</w:t>
       </w:r>
     </w:p>
     <w:bookmarkEnd w:id="56"/>
@@ -4533,7 +4763,17 @@
         <w:pStyle w:val="FirstParagraph"/>
       </w:pPr>
       <w:r>
-        <w:t xml:space="preserve">Если непонятно, хватит ли звонка или нужно ехать, выбирайте более высокий шаг. Позвонить в консультацию, а не ждать приёма. Поехать в роддом, а не ждать утра, чтобы позвонить.</w:t>
+        <w:t xml:space="preserve">Если непонятно, хватит ли звонка или нужно ехать, выбирайте более высокий уровень. </w:t>
+      </w:r>
+      <w:r>
+        <w:rPr>
+          <w:highlight w:val="cyan"/>
+        </w:rPr>
+        <w:t>[ОТ РЕДАКТОРА: правило «при сомнении — более высокий уровень» — позиция автора; прямой опоры в российских рекомендациях нет, по смыслу совпадает с RCOG GTG 57 и NHS для шевелений («не откладывать»). Оставить как позицию книги или вынести врачу — решение автора.]</w:t>
+      </w:r>
+      <w:r>
+        <w:rPr/>
+        <w:t xml:space="preserve"> Позвонить в консультацию, а не ждать приёма. Поехать в роддом, а не ждать утра, чтобы позвонить.</w:t>
       </w:r>
     </w:p>
     <w:p>
@@ -4549,7 +4789,13 @@
         <w:pStyle w:val="BodyText"/>
       </w:pPr>
       <w:r>
-        <w:t xml:space="preserve">Обращение, после которого выяснилось, что всё в порядке, — нормальный исход. Проверка устроена так: осматривают многих, чтобы не пропустить тех, кому помощь нужна. Например, у большинства женщин, обратившихся из-за уменьшения шевелений, ребёнок рождается здоровым (раздел 11.2).</w:t>
+        <w:t xml:space="preserve">Обращение, после которого выяснилось, что всё в порядке, — нормальный исход. Проверка устроена так: осматривают многих, чтобы не пропустить тех, кому помощь нужна. Например, у большинства женщин, обратившихся из-за уменьшения шевелений, ребёнок рождается здоровым (раздел 11.2). </w:t>
+      </w:r>
+      <w:r>
+        <w:rPr>
+          <w:highlight w:val="cyan"/>
+        </w:rPr>
+        <w:t>[ОТ РЕДАКТОРА: возможный дубль — абзац повторяет довод из 11.2 («Это нормальный исход, а не ложный вызов: проверка нужна, чтобы не пропустить…»). Здесь он работает как поддержка при выборе уровня, но довод тот же. Предлагаю оставить в 11.2 полный довод, а здесь — одну фразу с отсылкой. Требуется решение автора.]</w:t>
       </w:r>
     </w:p>
     <w:bookmarkEnd w:id="57"/>
@@ -4567,14 +4813,14 @@
         <w:pStyle w:val="FirstParagraph"/>
       </w:pPr>
       <w:r>
-        <w:t xml:space="preserve">Женская консультация работает по расписанию, а признаки, с которыми нужен шаг 3 или 4, появляются в любое время. Подготовьтесь заранее, пока ничего не случилось:</w:t>
-      </w:r>
-    </w:p>
-    <w:p>
-      <w:pPr>
-        <w:numPr>
-          <w:ilvl w:val="0"/>
-          <w:numId w:val="1023"/>
+        <w:t xml:space="preserve">Женская консультация работает по расписанию, а признаки, с которыми нужен уровень 3 или 4, появляются в любое время. Подготовьтесь заранее, пока ничего не случилось:</w:t>
+      </w:r>
+    </w:p>
+    <w:p>
+      <w:pPr>
+        <w:numPr>
+          <w:ilvl w:val="0"/>
+          <w:numId w:val="1024"/>
         </w:numPr>
         <w:pStyle w:val="Compact"/>
       </w:pPr>
@@ -4586,7 +4832,7 @@
       <w:pPr>
         <w:numPr>
           <w:ilvl w:val="0"/>
-          <w:numId w:val="1023"/>
+          <w:numId w:val="1024"/>
         </w:numPr>
         <w:pStyle w:val="Compact"/>
       </w:pPr>
@@ -4598,7 +4844,7 @@
       <w:pPr>
         <w:numPr>
           <w:ilvl w:val="0"/>
-          <w:numId w:val="1023"/>
+          <w:numId w:val="1024"/>
         </w:numPr>
         <w:pStyle w:val="Compact"/>
       </w:pPr>
@@ -4610,12 +4856,30 @@
       <w:pPr>
         <w:numPr>
           <w:ilvl w:val="0"/>
-          <w:numId w:val="1023"/>
-        </w:numPr>
-        <w:pStyle w:val="Compact"/>
-      </w:pPr>
-      <w:r>
-        <w:t xml:space="preserve">в поездке заранее узнайте, где ближайший роддом.</w:t>
+          <w:numId w:val="1024"/>
+        </w:numPr>
+        <w:pStyle w:val="Compact"/>
+      </w:pPr>
+      <w:r>
+        <w:t xml:space="preserve">в поездке заранее узнайте, где ближайший роддом: экстренную помощь окажут и там (выше);</w:t>
+      </w:r>
+    </w:p>
+    <w:p>
+      <w:pPr>
+        <w:numPr>
+          <w:ilvl w:val="0"/>
+          <w:numId w:val="1024"/>
+        </w:numPr>
+        <w:pStyle w:val="Compact"/>
+      </w:pPr>
+      <w:r>
+        <w:t xml:space="preserve">если придётся ехать в роддом, не садитесь за руль сами: попросите отвезти вас или вызовите скорую. </w:t>
+      </w:r>
+      <w:r>
+        <w:rPr>
+          <w:highlight w:val="cyan"/>
+        </w:rPr>
+        <w:t>[ОТ РЕДАКТОРА: совет «не садиться за руль самой» — авторский, опоры в рекомендациях нет; оставить как совет или снять — решение автора]</w:t>
       </w:r>
     </w:p>
     <w:p>
@@ -4623,7 +4887,7 @@
         <w:pStyle w:val="FirstParagraph"/>
       </w:pPr>
       <w:r>
-        <w:t xml:space="preserve">Если в нерабочее время случилось то, что требует шага 3, дозвониться некуда и ждать до утра тревожно, поезжайте в приёмное отделение роддома. Там вас осмотрят и скажут, нужно ли что-то ещё.</w:t>
+        <w:t xml:space="preserve">Если в нерабочее время случилось то, что требует уровня 3, дозвониться некуда и ждать до утра тревожно, поезжайте в приёмное отделение роддома. Там вас осмотрят и скажут, нужно ли что-то ещё.</w:t>
       </w:r>
     </w:p>
     <w:bookmarkEnd w:id="58"/>
@@ -4666,7 +4930,7 @@
       <w:pPr>
         <w:numPr>
           <w:ilvl w:val="0"/>
-          <w:numId w:val="1024"/>
+          <w:numId w:val="1025"/>
         </w:numPr>
         <w:pStyle w:val="Compact"/>
       </w:pPr>
@@ -4678,7 +4942,7 @@
       <w:pPr>
         <w:numPr>
           <w:ilvl w:val="0"/>
-          <w:numId w:val="1024"/>
+          <w:numId w:val="1025"/>
         </w:numPr>
         <w:pStyle w:val="Compact"/>
       </w:pPr>
@@ -4690,7 +4954,7 @@
       <w:pPr>
         <w:numPr>
           <w:ilvl w:val="0"/>
-          <w:numId w:val="1024"/>
+          <w:numId w:val="1025"/>
         </w:numPr>
         <w:pStyle w:val="Compact"/>
       </w:pPr>
@@ -4728,7 +4992,7 @@
       <w:pPr>
         <w:numPr>
           <w:ilvl w:val="0"/>
-          <w:numId w:val="1025"/>
+          <w:numId w:val="1026"/>
         </w:numPr>
         <w:pStyle w:val="Compact"/>
       </w:pPr>
@@ -4750,7 +5014,7 @@
       <w:pPr>
         <w:numPr>
           <w:ilvl w:val="0"/>
-          <w:numId w:val="1025"/>
+          <w:numId w:val="1026"/>
         </w:numPr>
         <w:pStyle w:val="Compact"/>
       </w:pPr>
@@ -4772,7 +5036,7 @@
       <w:pPr>
         <w:numPr>
           <w:ilvl w:val="0"/>
-          <w:numId w:val="1025"/>
+          <w:numId w:val="1026"/>
         </w:numPr>
         <w:pStyle w:val="Compact"/>
       </w:pPr>
@@ -4794,7 +5058,7 @@
       <w:pPr>
         <w:numPr>
           <w:ilvl w:val="0"/>
-          <w:numId w:val="1025"/>
+          <w:numId w:val="1026"/>
         </w:numPr>
         <w:pStyle w:val="Compact"/>
       </w:pPr>
@@ -4816,7 +5080,7 @@
       <w:pPr>
         <w:numPr>
           <w:ilvl w:val="0"/>
-          <w:numId w:val="1025"/>
+          <w:numId w:val="1026"/>
         </w:numPr>
         <w:pStyle w:val="Compact"/>
       </w:pPr>
@@ -4884,7 +5148,7 @@
       <w:pPr>
         <w:numPr>
           <w:ilvl w:val="0"/>
-          <w:numId w:val="1026"/>
+          <w:numId w:val="1027"/>
         </w:numPr>
         <w:pStyle w:val="Compact"/>
       </w:pPr>
@@ -4896,7 +5160,7 @@
       <w:pPr>
         <w:numPr>
           <w:ilvl w:val="0"/>
-          <w:numId w:val="1026"/>
+          <w:numId w:val="1027"/>
         </w:numPr>
         <w:pStyle w:val="Compact"/>
       </w:pPr>
@@ -4908,7 +5172,7 @@
       <w:pPr>
         <w:numPr>
           <w:ilvl w:val="0"/>
-          <w:numId w:val="1026"/>
+          <w:numId w:val="1027"/>
         </w:numPr>
         <w:pStyle w:val="Compact"/>
       </w:pPr>
@@ -4920,7 +5184,7 @@
       <w:pPr>
         <w:numPr>
           <w:ilvl w:val="0"/>
-          <w:numId w:val="1026"/>
+          <w:numId w:val="1027"/>
         </w:numPr>
         <w:pStyle w:val="Compact"/>
       </w:pPr>
@@ -4932,7 +5196,7 @@
       <w:pPr>
         <w:numPr>
           <w:ilvl w:val="0"/>
-          <w:numId w:val="1026"/>
+          <w:numId w:val="1027"/>
         </w:numPr>
         <w:pStyle w:val="Compact"/>
       </w:pPr>
@@ -4955,7 +5219,7 @@
       <w:pPr>
         <w:numPr>
           <w:ilvl w:val="0"/>
-          <w:numId w:val="1027"/>
+          <w:numId w:val="1028"/>
         </w:numPr>
         <w:pStyle w:val="Compact"/>
       </w:pPr>
@@ -4967,7 +5231,7 @@
       <w:pPr>
         <w:numPr>
           <w:ilvl w:val="0"/>
-          <w:numId w:val="1027"/>
+          <w:numId w:val="1028"/>
         </w:numPr>
         <w:pStyle w:val="Compact"/>
       </w:pPr>
@@ -4979,19 +5243,19 @@
       <w:pPr>
         <w:numPr>
           <w:ilvl w:val="0"/>
-          <w:numId w:val="1027"/>
-        </w:numPr>
-        <w:pStyle w:val="Compact"/>
-      </w:pPr>
-      <w:r>
-        <w:t xml:space="preserve">Давление измеряют по правилам: после 5 минут покоя, сидя, рука на уровне сердца, несколько измерений подряд. Одна высокая цифра — повод повторить измерение через 15 минут. Повторно 140/90 и выше — связаться с врачом в тот же день, 160 и выше верхнее или 100 и выше нижнее — ехать в роддом сразу.</w:t>
-      </w:r>
-    </w:p>
-    <w:p>
-      <w:pPr>
-        <w:numPr>
-          <w:ilvl w:val="0"/>
-          <w:numId w:val="1027"/>
+          <w:numId w:val="1028"/>
+        </w:numPr>
+        <w:pStyle w:val="Compact"/>
+      </w:pPr>
+      <w:r>
+        <w:t xml:space="preserve">Давление измеряют по правилам: после 5 минут покоя, сидя, рука на уровне сердца, несколько измерений подряд. Одна высокая цифра — повод повторить измерение через 15 минут. Повторно 140/90 и выше — связаться с врачом в тот же день, 160 и выше верхнее или 100 и выше нижнее — ехать в роддом сразу или вызывать скорую.</w:t>
+      </w:r>
+    </w:p>
+    <w:p>
+      <w:pPr>
+        <w:numPr>
+          <w:ilvl w:val="0"/>
+          <w:numId w:val="1028"/>
         </w:numPr>
         <w:pStyle w:val="Compact"/>
       </w:pPr>
@@ -5003,7 +5267,7 @@
       <w:pPr>
         <w:numPr>
           <w:ilvl w:val="0"/>
-          <w:numId w:val="1027"/>
+          <w:numId w:val="1028"/>
         </w:numPr>
         <w:pStyle w:val="Compact"/>
       </w:pPr>
@@ -5015,7 +5279,7 @@
       <w:pPr>
         <w:numPr>
           <w:ilvl w:val="0"/>
-          <w:numId w:val="1027"/>
+          <w:numId w:val="1028"/>
         </w:numPr>
         <w:pStyle w:val="Compact"/>
       </w:pPr>
@@ -5057,7 +5321,7 @@
       <w:pPr>
         <w:numPr>
           <w:ilvl w:val="0"/>
-          <w:numId w:val="1028"/>
+          <w:numId w:val="1029"/>
         </w:numPr>
         <w:pStyle w:val="Compact"/>
       </w:pPr>
@@ -5093,7 +5357,7 @@
       <w:pPr>
         <w:numPr>
           <w:ilvl w:val="0"/>
-          <w:numId w:val="1028"/>
+          <w:numId w:val="1029"/>
         </w:numPr>
         <w:pStyle w:val="Compact"/>
       </w:pPr>
@@ -5141,7 +5405,7 @@
       <w:pPr>
         <w:numPr>
           <w:ilvl w:val="0"/>
-          <w:numId w:val="1029"/>
+          <w:numId w:val="1030"/>
         </w:numPr>
         <w:pStyle w:val="Compact"/>
       </w:pPr>
@@ -5189,7 +5453,7 @@
       <w:pPr>
         <w:numPr>
           <w:ilvl w:val="0"/>
-          <w:numId w:val="1030"/>
+          <w:numId w:val="1031"/>
         </w:numPr>
         <w:pStyle w:val="Compact"/>
       </w:pPr>
@@ -5225,7 +5489,7 @@
       <w:pPr>
         <w:numPr>
           <w:ilvl w:val="0"/>
-          <w:numId w:val="1030"/>
+          <w:numId w:val="1031"/>
         </w:numPr>
         <w:pStyle w:val="Compact"/>
       </w:pPr>
@@ -5258,7 +5522,7 @@
       <w:pPr>
         <w:numPr>
           <w:ilvl w:val="0"/>
-          <w:numId w:val="1030"/>
+          <w:numId w:val="1031"/>
         </w:numPr>
         <w:pStyle w:val="Compact"/>
       </w:pPr>
@@ -5284,7 +5548,7 @@
       <w:pPr>
         <w:numPr>
           <w:ilvl w:val="0"/>
-          <w:numId w:val="1030"/>
+          <w:numId w:val="1031"/>
         </w:numPr>
         <w:pStyle w:val="Compact"/>
       </w:pPr>
@@ -5332,7 +5596,7 @@
       <w:pPr>
         <w:numPr>
           <w:ilvl w:val="0"/>
-          <w:numId w:val="1031"/>
+          <w:numId w:val="1032"/>
         </w:numPr>
         <w:pStyle w:val="Compact"/>
       </w:pPr>
@@ -5368,7 +5632,7 @@
       <w:pPr>
         <w:numPr>
           <w:ilvl w:val="0"/>
-          <w:numId w:val="1031"/>
+          <w:numId w:val="1032"/>
         </w:numPr>
         <w:pStyle w:val="Compact"/>
       </w:pPr>
@@ -5394,7 +5658,7 @@
       <w:pPr>
         <w:numPr>
           <w:ilvl w:val="0"/>
-          <w:numId w:val="1031"/>
+          <w:numId w:val="1032"/>
         </w:numPr>
         <w:pStyle w:val="Compact"/>
       </w:pPr>
@@ -5432,7 +5696,7 @@
       <w:pPr>
         <w:numPr>
           <w:ilvl w:val="0"/>
-          <w:numId w:val="1032"/>
+          <w:numId w:val="1033"/>
         </w:numPr>
         <w:pStyle w:val="Compact"/>
       </w:pPr>
@@ -5468,7 +5732,7 @@
       <w:pPr>
         <w:numPr>
           <w:ilvl w:val="0"/>
-          <w:numId w:val="1032"/>
+          <w:numId w:val="1033"/>
         </w:numPr>
         <w:pStyle w:val="Compact"/>
       </w:pPr>
@@ -5516,7 +5780,7 @@
       <w:pPr>
         <w:numPr>
           <w:ilvl w:val="0"/>
-          <w:numId w:val="1033"/>
+          <w:numId w:val="1034"/>
         </w:numPr>
         <w:pStyle w:val="Compact"/>
       </w:pPr>
@@ -5583,7 +5847,7 @@
       <w:pPr>
         <w:numPr>
           <w:ilvl w:val="0"/>
-          <w:numId w:val="1033"/>
+          <w:numId w:val="1034"/>
         </w:numPr>
         <w:pStyle w:val="Compact"/>
       </w:pPr>
@@ -5619,7 +5883,7 @@
       <w:pPr>
         <w:numPr>
           <w:ilvl w:val="0"/>
-          <w:numId w:val="1033"/>
+          <w:numId w:val="1034"/>
         </w:numPr>
         <w:pStyle w:val="Compact"/>
       </w:pPr>
@@ -5655,7 +5919,7 @@
       <w:pPr>
         <w:numPr>
           <w:ilvl w:val="0"/>
-          <w:numId w:val="1033"/>
+          <w:numId w:val="1034"/>
         </w:numPr>
         <w:pStyle w:val="Compact"/>
       </w:pPr>
@@ -5693,7 +5957,7 @@
       <w:pPr>
         <w:numPr>
           <w:ilvl w:val="0"/>
-          <w:numId w:val="1034"/>
+          <w:numId w:val="1035"/>
         </w:numPr>
         <w:pStyle w:val="Compact"/>
       </w:pPr>
@@ -5729,7 +5993,7 @@
       <w:pPr>
         <w:numPr>
           <w:ilvl w:val="0"/>
-          <w:numId w:val="1034"/>
+          <w:numId w:val="1035"/>
         </w:numPr>
         <w:pStyle w:val="Compact"/>
       </w:pPr>
@@ -5749,7 +6013,7 @@
       <w:pPr>
         <w:numPr>
           <w:ilvl w:val="0"/>
-          <w:numId w:val="1034"/>
+          <w:numId w:val="1035"/>
         </w:numPr>
         <w:pStyle w:val="Compact"/>
       </w:pPr>
@@ -6590,15 +6854,6 @@
     <w:abstractNumId w:val="991"/>
   </w:num>
   <w:num w:numId="1013">
-    <w:abstractNumId w:val="991"/>
-  </w:num>
-  <w:num w:numId="1014">
-    <w:abstractNumId w:val="991"/>
-  </w:num>
-  <w:num w:numId="1015">
-    <w:abstractNumId w:val="991"/>
-  </w:num>
-  <w:num w:numId="1016">
     <w:abstractNumId w:val="99411"/>
     <w:lvlOverride w:ilvl="0">
       <w:startOverride w:val="1"/>
@@ -6628,8 +6883,44 @@
       <w:startOverride w:val="1"/>
     </w:lvlOverride>
   </w:num>
+  <w:num w:numId="1014">
+    <w:abstractNumId w:val="991"/>
+  </w:num>
+  <w:num w:numId="1015">
+    <w:abstractNumId w:val="991"/>
+  </w:num>
+  <w:num w:numId="1016">
+    <w:abstractNumId w:val="991"/>
+  </w:num>
   <w:num w:numId="1017">
-    <w:abstractNumId w:val="991"/>
+    <w:abstractNumId w:val="99411"/>
+    <w:lvlOverride w:ilvl="0">
+      <w:startOverride w:val="1"/>
+    </w:lvlOverride>
+    <w:lvlOverride w:ilvl="1">
+      <w:startOverride w:val="1"/>
+    </w:lvlOverride>
+    <w:lvlOverride w:ilvl="2">
+      <w:startOverride w:val="1"/>
+    </w:lvlOverride>
+    <w:lvlOverride w:ilvl="3">
+      <w:startOverride w:val="1"/>
+    </w:lvlOverride>
+    <w:lvlOverride w:ilvl="4">
+      <w:startOverride w:val="1"/>
+    </w:lvlOverride>
+    <w:lvlOverride w:ilvl="5">
+      <w:startOverride w:val="1"/>
+    </w:lvlOverride>
+    <w:lvlOverride w:ilvl="6">
+      <w:startOverride w:val="1"/>
+    </w:lvlOverride>
+    <w:lvlOverride w:ilvl="7">
+      <w:startOverride w:val="1"/>
+    </w:lvlOverride>
+    <w:lvlOverride w:ilvl="8">
+      <w:startOverride w:val="1"/>
+    </w:lvlOverride>
   </w:num>
   <w:num w:numId="1018">
     <w:abstractNumId w:val="991"/>
@@ -6662,6 +6953,9 @@
     <w:abstractNumId w:val="991"/>
   </w:num>
   <w:num w:numId="1028">
+    <w:abstractNumId w:val="991"/>
+  </w:num>
+  <w:num w:numId="1029">
     <w:abstractNumId w:val="99411"/>
     <w:lvlOverride w:ilvl="0">
       <w:startOverride w:val="1"/>
@@ -6691,7 +6985,7 @@
       <w:startOverride w:val="1"/>
     </w:lvlOverride>
   </w:num>
-  <w:num w:numId="1029">
+  <w:num w:numId="1030">
     <w:abstractNumId w:val="99413"/>
     <w:lvlOverride w:ilvl="0">
       <w:startOverride w:val="3"/>
@@ -6721,7 +7015,7 @@
       <w:startOverride w:val="3"/>
     </w:lvlOverride>
   </w:num>
-  <w:num w:numId="1030">
+  <w:num w:numId="1031">
     <w:abstractNumId w:val="99414"/>
     <w:lvlOverride w:ilvl="0">
       <w:startOverride w:val="4"/>
@@ -6751,7 +7045,7 @@
       <w:startOverride w:val="4"/>
     </w:lvlOverride>
   </w:num>
-  <w:num w:numId="1031">
+  <w:num w:numId="1032">
     <w:abstractNumId w:val="99418"/>
     <w:lvlOverride w:ilvl="0">
       <w:startOverride w:val="8"/>
@@ -6781,7 +7075,7 @@
       <w:startOverride w:val="8"/>
     </w:lvlOverride>
   </w:num>
-  <w:num w:numId="1032">
+  <w:num w:numId="1033">
     <w:abstractNumId w:val="994111"/>
     <w:lvlOverride w:ilvl="0">
       <w:startOverride w:val="11"/>
@@ -6811,7 +7105,7 @@
       <w:startOverride w:val="11"/>
     </w:lvlOverride>
   </w:num>
-  <w:num w:numId="1033">
+  <w:num w:numId="1034">
     <w:abstractNumId w:val="994113"/>
     <w:lvlOverride w:ilvl="0">
       <w:startOverride w:val="13"/>
@@ -6841,7 +7135,7 @@
       <w:startOverride w:val="13"/>
     </w:lvlOverride>
   </w:num>
-  <w:num w:numId="1034">
+  <w:num w:numId="1035">
     <w:abstractNumId w:val="994117"/>
     <w:lvlOverride w:ilvl="0">
       <w:startOverride w:val="17"/>

--- a/themes/theme-11/theme 11 draft.docx
+++ b/themes/theme-11/theme 11 draft.docx
@@ -2,7 +2,7 @@
 <file path=word/document.xml><?xml version="1.0" encoding="utf-8"?>
 <w:document xmlns:w="http://schemas.openxmlformats.org/wordprocessingml/2006/main" xmlns:m="http://schemas.openxmlformats.org/officeDocument/2006/math" xmlns:r="http://schemas.openxmlformats.org/officeDocument/2006/relationships" xmlns:o="urn:schemas-microsoft-com:office:office" xmlns:v="urn:schemas-microsoft-com:vml" xmlns:w10="urn:schemas-microsoft-com:office:word" xmlns:a="http://schemas.openxmlformats.org/drawingml/2006/main" xmlns:pic="http://schemas.openxmlformats.org/drawingml/2006/picture" xmlns:wp="http://schemas.openxmlformats.org/drawingml/2006/wordprocessingDrawing">
   <w:body>
-    <w:bookmarkStart w:id="88" w:name="X8f2a73f742196b4105a15360d476beef01a2cdf"/>
+    <w:bookmarkStart w:id="89" w:name="X8f2a73f742196b4105a15360d476beef01a2cdf"/>
     <w:p>
       <w:pPr>
         <w:pStyle w:val="Heading1"/>
@@ -540,23 +540,13 @@
       </w:r>
     </w:p>
     <w:bookmarkEnd w:id="20"/>
-    <w:bookmarkStart w:id="21" w:name="Xc061a758288ced369fffaa37489b5f038fdbf25"/>
+    <w:bookmarkStart w:id="21" w:name="Xff7473c93d8f0bbc1d162c0936c8928f8dc4e5b"/>
     <w:p>
       <w:pPr>
         <w:pStyle w:val="Heading2"/>
       </w:pPr>
       <w:r>
-        <w:t xml:space="preserve">Версия для врача-рецензента, 16.10.2026: Checkpoint 5 (заморозка содержания, повторно — после редакторской правки). Пометки </w:t>
-      </w:r>
-      <w:r>
-        <w:rPr>
-          <w:highlight w:val="cyan"/>
-        </w:rPr>
-        <w:t>[ОТ РЕДАКТОРА: …]</w:t>
-      </w:r>
-      <w:r>
-        <w:rPr/>
-        <w:t xml:space="preserve"> — вопросы автору по редактуре; часть из них касается и врача. Утверждения выведены из источников, перечисленных в конце главы, и записаны в реестр доказательств (evidence-ledger.md). Пометки </w:t>
+        <w:t xml:space="preserve">Версия для врача-рецензента, 16.10.2026: Checkpoint 5 (заморозка содержания, повторно — после редакторской правки). Утверждения выведены из источников, перечисленных в конце главы, и записаны в реестр доказательств (evidence-ledger.md). Пометки </w:t>
       </w:r>
       <w:r>
         <w:rPr>
@@ -657,7 +647,7 @@
         <w:t xml:space="preserve"> </w:t>
       </w:r>
       <w:r>
-        <w:t xml:space="preserve">Рекомендации предписывают взвешивать беременную при каждом визите, чтобы следить за прибавкой. Ежедневное сравнение веса с таблицами практического смысла не имеет: вес колеблется день ото дня, а врач оценивает прибавку вместе со сроком, питанием и отёками (подробнее — Тема 1, раздел 1.1).</w:t>
+        <w:t xml:space="preserve">Рекомендации предписывают взвешивать беременную при каждом визите, чтобы следить за прибавкой. Ежедневно сравнивать вес с таблицами не нужно: врач оценивает прибавку вместе со сроком, питанием и отёками (как следить за весом дома — раздел 11.4; подробнее — Тема 1, раздел 1.1).</w:t>
       </w:r>
     </w:p>
     <w:p>
@@ -771,13 +761,13 @@
         <w:t xml:space="preserve"> </w:t>
       </w:r>
       <w:r>
-        <w:t xml:space="preserve">Рекомендации описывают излитие вод как обильные жидкие выделения из половых путей или постоянное подтекание жидкости из влагалища и считают его поводом для госпитализации. Воды это, обильные выделения или моча, выясняют в роддоме, поэтому такие выделения — повод ехать, а не наблюдать (раздел 11.7). </w:t>
+        <w:t xml:space="preserve">Рекомендации описывают излитие вод как обильные жидкие выделения из половых путей или постоянное подтекание жидкости из влагалища и считают его поводом для госпитализации. Воды это, обильные выделения или моча, выясняют в роддоме, поэтому такие выделения — повод ехать, а не наблюдать (раздел 11.7). Если подозреваете подтекание, положите обычную прокладку, не тампон: по ней в роддоме увидят цвет и количество жидкости. </w:t>
       </w:r>
       <w:r>
         <w:rPr>
-          <w:highlight w:val="cyan"/>
+          <w:highlight w:val="yellow"/>
         </w:rPr>
-        <w:t>[ОТ РЕДАКТОРА: читательница будет искать, можно ли проверить подтекание вод аптечным тестом (тест-прокладки). В использованных рекомендациях о домашних тестах ничего нет; нужно решение автора и источник — упоминать ли их и с какой оговоркой.]</w:t>
+        <w:t>[ПРОВЕРИТЬ: вопрос врачу — упоминать ли аптечные тесты на подтекание вод; в использованных рекомендациях и памятке Tommy’s о них ничего нет — DISPUTED-CLAIMS, строка 56]</w:t>
       </w:r>
     </w:p>
     <w:p>
@@ -1093,9 +1083,9 @@
       </w:r>
       <w:r>
         <w:rPr>
-          <w:highlight w:val="cyan"/>
+          <w:highlight w:val="yellow"/>
         </w:rPr>
-        <w:t>[ОТ РЕДАКТОРА: требуется точная метрика, в источниках отсутствует: что считать одним шевелением — серия толчков подряд одно или несколько. В КР 774 сказано только «отчётливые отдельные шевеления», в GTG 57 подсчёта нет.]</w:t>
+        <w:t>[ПРОВЕРИТЬ: вопрос врачу — что считать одним шевелением при подсчёте (серия толчков подряд — одно или несколько); в КР 774 — только «отчётливые отдельные шевеления», в GTG 57 и памятках NHS определения нет — DISPUTED-CLAIMS, строка 56]</w:t>
       </w:r>
     </w:p>
     <w:p>
@@ -1202,17 +1192,7 @@
         <w:t xml:space="preserve"> </w:t>
       </w:r>
       <w:r>
-        <w:t xml:space="preserve">— поезжайте в приёмное отделение роддома, лучше того, где вы планируете рожать </w:t>
-      </w:r>
-      <w:r>
-        <w:rPr>
-          <w:highlight w:val="cyan"/>
-        </w:rPr>
-        <w:t>[ОТ РЕДАКТОРА: совет «лучше того, где планируете рожать» — авторский, опоры в рекомендациях нет; оставить как совет или снять — решение автора]</w:t>
-      </w:r>
-      <w:r>
-        <w:rPr/>
-        <w:t>;</w:t>
+        <w:t xml:space="preserve">— поезжайте в приёмное отделение роддома — если можете, того, где вы планируете рожать;</w:t>
       </w:r>
     </w:p>
     <w:p>
@@ -2023,9 +2003,9 @@
       </w:r>
       <w:r>
         <w:rPr>
-          <w:highlight w:val="cyan"/>
+          <w:highlight w:val="yellow"/>
         </w:rPr>
-        <w:t>[ОТ РЕДАКТОРА: читательница спросит, где мерить температуру — под мышкой или во рту; в использованных рекомендациях способ измерения не назван. Требуется источник или решение автора.]</w:t>
+        <w:t>[ПРОВЕРИТЬ: вопрос врачу — где мерить температуру (под мышкой или во рту) и к какому способу относится порог 37,5 °C; в КР «Нормальная беременность» и КР «ОРВИ у взрослых» способ не назван — DISPUTED-CLAIMS, строка 56]</w:t>
       </w:r>
       <w:r>
         <w:rPr/>
@@ -2055,13 +2035,7 @@
         <w:pStyle w:val="BodyText"/>
       </w:pPr>
       <w:r>
-        <w:t xml:space="preserve">Если вы хотите следить за весом дома, взвешивайтесь раз в неделю, утром, на одних и тех же весах. По ежедневным взвешиваниям видны колебания, а не прибавка (Тема 1, раздел 1.1). </w:t>
-      </w:r>
-      <w:r>
-        <w:rPr>
-          <w:highlight w:val="cyan"/>
-        </w:rPr>
-        <w:t>[ОТ РЕДАКТОРА: возможный дубль — фраза «по ежедневным взвешиваниям видны колебания, а не прибавка» повторяет пункт «Вес» в 11.1 («вес колеблется день ото дня»). Предлагаю в 11.1 оставить только вывод «ежедневно сравнивать вес с таблицами не нужно» и отсылку к 11.4. Требуется решение автора.]</w:t>
+        <w:t xml:space="preserve">Если вы хотите следить за весом дома, взвешивайтесь раз в неделю, утром, на одних и тех же весах. По ежедневным взвешиваниям видны колебания, а не прибавка (Тема 1, раздел 1.1).</w:t>
       </w:r>
     </w:p>
     <w:p>
@@ -2229,13 +2203,7 @@
         <w:pStyle w:val="FirstParagraph"/>
       </w:pPr>
       <w:r>
-        <w:t xml:space="preserve">Измерение помогает, когда у него есть цель: назначенный контроль, повод в самочувствии, проверка после изменения. Измерение без цели — давление «на всякий случай» пять раз за вечер, взвешивание после каждой еды — не даёт новой информации и усиливает тревогу (Тема 10, раздел 10.4). </w:t>
-      </w:r>
-      <w:r>
-        <w:rPr>
-          <w:highlight w:val="cyan"/>
-        </w:rPr>
-        <w:t>[ОТ РЕДАКТОРА: возможный дубль — этот абзац повторяет конец подраздела «Что не нужно контролировать постоянно» в 11.1 (частые проверки не успокаивают, та же отсылка к 10.4). Предлагаю оставить мысль в одном месте — в 11.1, а здесь начать сразу со второго абзаца («Измерения перестают помогать и в обратной ситуации…»). Требуется решение автора.]</w:t>
+        <w:t xml:space="preserve">Измерение помогает, когда у него есть цель: назначенный контроль, повод в самочувствии, проверка после изменения. Измерение без цели — давление «на всякий случай» пять раз за вечер, взвешивание после каждой еды — новой информации не даёт (почему частые проверки поддерживают тревогу — раздел 11.1 и Тема 10, раздел 10.4).</w:t>
       </w:r>
     </w:p>
     <w:p>
@@ -4068,25 +4036,25 @@
               <w:jc w:val="left"/>
             </w:pPr>
             <w:r>
-              <w:t xml:space="preserve">срочно </w:t>
+              <w:t xml:space="preserve">скорая (112) — при плане или намерении и при мыслях о вреде ребёнку, которые не пугают; без плана — в тот же день к врачу, психиатру или на телефон доверия</w:t>
+            </w:r>
+          </w:p>
+        </w:tc>
+        <w:tc>
+          <w:tcPr/>
+          <w:p>
+            <w:pPr>
+              <w:pStyle w:val="Compact"/>
+              <w:jc w:val="left"/>
+            </w:pPr>
+            <w:r>
+              <w:t xml:space="preserve">Тема 10, раздел 10.14 </w:t>
             </w:r>
             <w:r>
               <w:rPr>
-                <w:highlight w:val="cyan"/>
+                <w:highlight w:val="yellow"/>
               </w:rPr>
-              <w:t>[ОТ РЕДАКТОРА: расхождение с Темой 10 (10.14 и итоги главы): при мыслях о самоубийстве с планом или намерением и при мыслях о вреде ребёнку, которые не пугают, — звонить 112; без плана — обратиться в тот же день к врачу, психиатру или на телефон доверия. Уровень «срочно» (приёмное отделение роддома) этому маршруту не соответствует. Предлагаю: «скорая (112) — при плане или намерении; без плана — в тот же день, Тема 10, раздел 10.14». Требуется решение автора и врача.]</w:t>
-            </w:r>
-          </w:p>
-        </w:tc>
-        <w:tc>
-          <w:tcPr/>
-          <w:p>
-            <w:pPr>
-              <w:pStyle w:val="Compact"/>
-              <w:jc w:val="left"/>
-            </w:pPr>
-            <w:r>
-              <w:t xml:space="preserve">Тема 10, раздел 10.14</w:t>
+              <w:t>[ПРОВЕРИТЬ: маршрут взят из Темы 10 (10.14), там он вынесен врачу — DISPUTED-CLAIMS, строка 47]</w:t>
             </w:r>
           </w:p>
         </w:tc>
@@ -4163,23 +4131,13 @@
         <w:t xml:space="preserve"> </w:t>
       </w:r>
       <w:r>
-        <w:t xml:space="preserve">Головная боль бывает и при беременности, и без неё: от недосыпа, голода, духоты. Если она проходит после отдыха, еды и воды, о ней достаточно сказать на приёме, а при повторах — вести дневник (раздел 11.5). Во второй половине беременности сильная, нарастающая головная боль, особенно с нарушением зрения или повышенным давлением, относится к признакам угрозы эклампсии и требует срочного осмотра. Насколько боль сильная, помогает оценить шкала от 0 до 10 из раздела 11.5. </w:t>
+        <w:t xml:space="preserve">Головная боль бывает и при беременности, и без неё: от недосыпа, голода, духоты. Если она проходит после отдыха, еды и воды, о ней достаточно сказать на приёме, а при повторах — вести дневник (раздел 11.5). Во второй половине беременности сильная, нарастающая головная боль, особенно с нарушением зрения или повышенным давлением, относится к признакам угрозы эклампсии и требует срочного осмотра. Насторожить должна головная боль, которая не проходит после отдыха, еды, воды и обычного обезболивающего; оценить, насколько она сильная, помогает шкала от 0 до 10 из раздела 11.5. Не принимайте обезболивающее, чтобы переждать такую боль </w:t>
       </w:r>
       <w:r>
         <w:rPr>
-          <w:highlight w:val="cyan"/>
+          <w:highlight w:val="yellow"/>
         </w:rPr>
-        <w:t>[ОТ РЕДАКТОРА: требуется точная метрика, в источниках отсутствует: с какого балла головную боль считать сильной. Российские рекомендации порога не дают; порог «5 баллов и выше» есть только в протоколе оренбургской программы дистанционного наблюдения — это не рекомендация.]</w:t>
-      </w:r>
-      <w:r>
-        <w:rPr/>
-        <w:t xml:space="preserve"> Не принимайте обезболивающее, чтобы переждать такую боль </w:t>
-      </w:r>
-      <w:r>
-        <w:rPr>
-          <w:highlight w:val="cyan"/>
-        </w:rPr>
-        <w:t>[ОТ РЕДАКТОРА: запрет «не принимать обезболивающее, чтобы переждать» — вывод автора, прямой опоры в рекомендациях нет; требуется решение автора или вопрос врачу]</w:t>
+        <w:t>[ПРОВЕРИТЬ: вопрос врачу — расхождение: NHS называет признаком преэклампсии «a severe headache that does not go away with simple painkillers», то есть приём обычного обезболивающего — часть проверки; в главе — «не принимайте обезболивающее, чтобы переждать». Какую формулировку оставить — DISPUTED-CLAIMS, строка 56]</w:t>
       </w:r>
       <w:r>
         <w:rPr/>
@@ -4329,9 +4287,9 @@
       </w:r>
       <w:r>
         <w:rPr>
-          <w:highlight w:val="cyan"/>
+          <w:highlight w:val="yellow"/>
         </w:rPr>
-        <w:t>[ОТ РЕДАКТОРА: требуется точная метрика — с какой цифры температура «высокая»; в главе два порога: 37,5 °C (памятка КР «Нормальная беременность») и 38 °C (памятка КР 776), выбор — вопрос врачу, DISPUTED-CLAIMS, строка 54]</w:t>
+        <w:t>[ПРОВЕРИТЬ: вопрос врачу — с какой цифры температура «высокая»: 37,5 °C (памятка КР «Нормальная беременность») или 38 °C (памятка КР 776) — DISPUTED-CLAIMS, строка 54]</w:t>
       </w:r>
       <w:r>
         <w:rPr/>
@@ -4347,29 +4305,7 @@
         <w:pStyle w:val="Compact"/>
       </w:pPr>
       <w:r>
-        <w:t xml:space="preserve">ребёнок двигается заметно меньше обычного или не двигается;</w:t>
-      </w:r>
-    </w:p>
-    <w:p>
-      <w:pPr>
-        <w:numPr>
-          <w:ilvl w:val="0"/>
-          <w:numId w:val="1023"/>
-        </w:numPr>
-        <w:pStyle w:val="Compact"/>
-      </w:pPr>
-      <w:r>
-        <w:t xml:space="preserve">мысли о том, чтобы причинить вред себе или ребёнку </w:t>
-      </w:r>
-      <w:r>
-        <w:rPr>
-          <w:highlight w:val="cyan"/>
-        </w:rPr>
-        <w:t>[ОТ РЕДАКТОРА: для этого признака приёмное отделение роддома — не то место; маршрут — по Теме 10, раздел 10.14 (с планом или намерением — 112, без плана — в тот же день к врачу или психиатру). Предлагаю вынести признак отдельной строкой после абзаца «С этими признаками…». Требуется решение автора.]</w:t>
-      </w:r>
-      <w:r>
-        <w:rPr/>
-        <w:t>.</w:t>
+        <w:t xml:space="preserve">ребёнок двигается заметно меньше обычного или не двигается.</w:t>
       </w:r>
     </w:p>
     <w:p>
@@ -4389,6 +4325,14 @@
       </w:pPr>
       <w:r>
         <w:t xml:space="preserve">С этими признаками — в приёмное отделение роддома или, если состояние тяжёлое или добраться не на чем, скорая помощь. Подробнее о каждом — Раздел 0 «Быстрая помощь».</w:t>
+      </w:r>
+    </w:p>
+    <w:p>
+      <w:pPr>
+        <w:pStyle w:val="BodyText"/>
+      </w:pPr>
+      <w:r>
+        <w:t xml:space="preserve">Отдельно — мысли о том, чтобы причинить вред себе или ребёнку. С ними едут не в роддом. Если есть план или намерение, а также если мысли о вреде ребёнку не пугают вас, звоните 112. Если плана нет — обратитесь за помощью в тот же день: к врачу, который вас ведёт, к психиатру или на телефон доверия (Тема 10, раздел 10.14).</w:t>
       </w:r>
     </w:p>
     <w:bookmarkEnd w:id="55"/>
@@ -4646,7 +4590,7 @@
               <w:jc w:val="left"/>
             </w:pPr>
             <w:r>
-              <w:t xml:space="preserve">Признаки из списка выше без угрозы жизни прямо сейчас: уменьшение шевелений, подозрение на подтекание вод, давление 140/90 и выше, которое не удалось обсудить с врачом</w:t>
+              <w:t xml:space="preserve">Признаки из списка выше без угрозы жизни прямо сейчас: уменьшение шевелений, подозрение на подтекание вод, давление 140/90 и выше, которое не удалось обсудить с врачом; давление 160 и выше верхнее или 100 и выше нижнее, если самочувствие не тяжёлое и есть на чём доехать</w:t>
             </w:r>
           </w:p>
         </w:tc>
@@ -4696,7 +4640,7 @@
               <w:jc w:val="left"/>
             </w:pPr>
             <w:r>
-              <w:t xml:space="preserve">Обильное кровотечение, судороги, потеря сознания, внезапная одышка и боль в груди, давление 160 и выше верхнее или 100 и выше нижнее; повышенное давление вместе с головной болью, нарушением зрения, болью под ложечкой</w:t>
+              <w:t xml:space="preserve">Обильное кровотечение, судороги, потеря сознания, внезапная одышка и боль в груди; давление 160 и выше верхнее или 100 и выше нижнее при тяжёлом самочувствии или если добраться не на чем; повышенное давление вместе с головной болью, нарушением зрения, болью под ложечкой</w:t>
             </w:r>
           </w:p>
         </w:tc>
@@ -4743,9 +4687,9 @@
       </w:pPr>
       <w:r>
         <w:rPr>
-          <w:highlight w:val="cyan"/>
+          <w:highlight w:val="yellow"/>
         </w:rPr>
-        <w:t>[ОТ РЕДАКТОРА: давление 160 и выше верхнее или 100 и выше нижнее стоит здесь в уровне 5 («Вызвать экстренную помощь»), а в разделе 11.3, в таблице 11.6 и в итогах — «поезжайте в роддом сразу или вызывайте скорую», то есть уровень 4 или 5. Предлагаю перенести эту строку в оба уровня с одинаковой формулировкой: «в роддом сразу; если самочувствие тяжёлое или добраться не на чем — скорая». Выбор уровня — вопрос врачу (DISPUTED-CLAIMS, строка 54). Требуется решение автора.]</w:t>
+        <w:t>[ПРОВЕРИТЬ: вопрос врачу — давление 160/100 и выше разнесено по уровням 4 и 5 так же, как в 11.3 («в роддом сразу; если самочувствие тяжёлое или добраться не на чем — скорая»); КР ПЭ требует экстренной госпитализации, но не говорит, как добираться — DISPUTED-CLAIMS, строка 54]</w:t>
       </w:r>
     </w:p>
     <w:bookmarkEnd w:id="56"/>
@@ -4763,17 +4707,7 @@
         <w:pStyle w:val="FirstParagraph"/>
       </w:pPr>
       <w:r>
-        <w:t xml:space="preserve">Если непонятно, хватит ли звонка или нужно ехать, выбирайте более высокий уровень. </w:t>
-      </w:r>
-      <w:r>
-        <w:rPr>
-          <w:highlight w:val="cyan"/>
-        </w:rPr>
-        <w:t>[ОТ РЕДАКТОРА: правило «при сомнении — более высокий уровень» — позиция автора; прямой опоры в российских рекомендациях нет, по смыслу совпадает с RCOG GTG 57 и NHS для шевелений («не откладывать»). Оставить как позицию книги или вынести врачу — решение автора.]</w:t>
-      </w:r>
-      <w:r>
-        <w:rPr/>
-        <w:t xml:space="preserve"> Позвонить в консультацию, а не ждать приёма. Поехать в роддом, а не ждать утра, чтобы позвонить.</w:t>
+        <w:t xml:space="preserve">Если непонятно, хватит ли звонка или нужно ехать, выбирайте более высокий уровень. Позвонить в консультацию, а не ждать приёма. Поехать в роддом, а не ждать утра, чтобы позвонить.</w:t>
       </w:r>
     </w:p>
     <w:p>
@@ -4789,13 +4723,7 @@
         <w:pStyle w:val="BodyText"/>
       </w:pPr>
       <w:r>
-        <w:t xml:space="preserve">Обращение, после которого выяснилось, что всё в порядке, — нормальный исход. Проверка устроена так: осматривают многих, чтобы не пропустить тех, кому помощь нужна. Например, у большинства женщин, обратившихся из-за уменьшения шевелений, ребёнок рождается здоровым (раздел 11.2). </w:t>
-      </w:r>
-      <w:r>
-        <w:rPr>
-          <w:highlight w:val="cyan"/>
-        </w:rPr>
-        <w:t>[ОТ РЕДАКТОРА: возможный дубль — абзац повторяет довод из 11.2 («Это нормальный исход, а не ложный вызов: проверка нужна, чтобы не пропустить…»). Здесь он работает как поддержка при выборе уровня, но довод тот же. Предлагаю оставить в 11.2 полный довод, а здесь — одну фразу с отсылкой. Требуется решение автора.]</w:t>
+        <w:t xml:space="preserve">Обращение, после которого выяснилось, что всё в порядке, — нормальный исход: осматривают многих, чтобы не пропустить тех, кому помощь нужна (раздел 11.2).</w:t>
       </w:r>
     </w:p>
     <w:bookmarkEnd w:id="57"/>
@@ -4873,13 +4801,7 @@
         <w:pStyle w:val="Compact"/>
       </w:pPr>
       <w:r>
-        <w:t xml:space="preserve">если придётся ехать в роддом, не садитесь за руль сами: попросите отвезти вас или вызовите скорую. </w:t>
-      </w:r>
-      <w:r>
-        <w:rPr>
-          <w:highlight w:val="cyan"/>
-        </w:rPr>
-        <w:t>[ОТ РЕДАКТОРА: совет «не садиться за руль самой» — авторский, опоры в рекомендациях нет; оставить как совет или снять — решение автора]</w:t>
+        <w:t xml:space="preserve">если придётся ехать в роддом, не садитесь за руль сами: попросите отвезти вас или вызовите скорую.</w:t>
       </w:r>
     </w:p>
     <w:p>
@@ -5288,7 +5210,7 @@
       </w:r>
     </w:p>
     <w:bookmarkEnd w:id="66"/>
-    <w:bookmarkStart w:id="87" w:name="клинические-и-научные-источники"/>
+    <w:bookmarkStart w:id="88" w:name="клинические-и-научные-источники"/>
     <w:p>
       <w:pPr>
         <w:pStyle w:val="Heading2"/>
@@ -5439,6 +5361,42 @@
     </w:p>
     <w:p>
       <w:pPr>
+        <w:numPr>
+          <w:ilvl w:val="0"/>
+          <w:numId w:val="1030"/>
+        </w:numPr>
+        <w:pStyle w:val="Compact"/>
+      </w:pPr>
+      <w:r>
+        <w:t xml:space="preserve">Tommy’s.</w:t>
+      </w:r>
+      <w:r>
+        <w:t xml:space="preserve"> </w:t>
+      </w:r>
+      <w:hyperlink r:id="rId70">
+        <w:r>
+          <w:rPr>
+            <w:rStyle w:val="Hyperlink"/>
+          </w:rPr>
+          <w:t xml:space="preserve">What to expect when your waters break</w:t>
+        </w:r>
+      </w:hyperlink>
+      <w:r>
+        <w:t xml:space="preserve">. Британская благотворительная организация; страница опирается на NHS, NICE и RCOG — положить обычную прокладку, не тампон, чтобы акушерка могла оценить цвет жидкости (11.1).</w:t>
+      </w:r>
+      <w:r>
+        <w:t xml:space="preserve"> </w:t>
+      </w:r>
+      <w:r>
+        <w:rPr>
+          <w:iCs/>
+          <w:i/>
+        </w:rPr>
+        <w:t xml:space="preserve">Дата пересмотра на странице не указана; проверено 16.10.2026. Совет «полежать полчаса и встать», который даёт страница, в главу не взят: российские рекомендации считают подтекание вод поводом для госпитализации.</w:t>
+      </w:r>
+    </w:p>
+    <w:p>
+      <w:pPr>
         <w:pStyle w:val="FirstParagraph"/>
       </w:pPr>
       <w:r>
@@ -5463,7 +5421,7 @@
       <w:r>
         <w:t xml:space="preserve"> </w:t>
       </w:r>
-      <w:hyperlink r:id="rId70">
+      <w:hyperlink r:id="rId71">
         <w:r>
           <w:rPr>
             <w:rStyle w:val="Hyperlink"/>
@@ -5496,7 +5454,7 @@
       <w:r>
         <w:t xml:space="preserve">Whitworth M., Fisher M., Heazell A. et al. </w:t>
       </w:r>
-      <w:hyperlink r:id="rId71">
+      <w:hyperlink r:id="rId72">
         <w:r>
           <w:rPr>
             <w:rStyle w:val="Hyperlink"/>
@@ -5532,7 +5490,7 @@
       <w:r>
         <w:t xml:space="preserve"> </w:t>
       </w:r>
-      <w:hyperlink r:id="rId72">
+      <w:hyperlink r:id="rId73">
         <w:r>
           <w:rPr>
             <w:rStyle w:val="Hyperlink"/>
@@ -5558,7 +5516,7 @@
       <w:r>
         <w:t xml:space="preserve"> </w:t>
       </w:r>
-      <w:hyperlink r:id="rId73">
+      <w:hyperlink r:id="rId74">
         <w:r>
           <w:rPr>
             <w:rStyle w:val="Hyperlink"/>
@@ -5606,7 +5564,7 @@
       <w:r>
         <w:t xml:space="preserve"> </w:t>
       </w:r>
-      <w:hyperlink r:id="rId74">
+      <w:hyperlink r:id="rId75">
         <w:r>
           <w:rPr>
             <w:rStyle w:val="Hyperlink"/>
@@ -5642,7 +5600,7 @@
       <w:r>
         <w:t xml:space="preserve"> </w:t>
       </w:r>
-      <w:hyperlink r:id="rId75">
+      <w:hyperlink r:id="rId76">
         <w:r>
           <w:rPr>
             <w:rStyle w:val="Hyperlink"/>
@@ -5668,7 +5626,7 @@
       <w:r>
         <w:t xml:space="preserve"> </w:t>
       </w:r>
-      <w:hyperlink r:id="rId76">
+      <w:hyperlink r:id="rId77">
         <w:r>
           <w:rPr>
             <w:rStyle w:val="Hyperlink"/>
@@ -5677,7 +5635,17 @@
         </w:r>
       </w:hyperlink>
       <w:r>
-        <w:t xml:space="preserve">. Страница проверена 23.03.2026 — симптомы преэклампсии, в том числе рвота, требуют срочной проверки (11.3, 11.6).</w:t>
+        <w:t xml:space="preserve">. Страница проверена 23.03.2026 — симптомы преэклампсии, в том числе рвота и сильная головная боль, которая не проходит после простых обезболивающих, требуют срочной проверки (11.3, 11.6).</w:t>
+      </w:r>
+      <w:r>
+        <w:t xml:space="preserve"> </w:t>
+      </w:r>
+      <w:r>
+        <w:rPr>
+          <w:iCs/>
+          <w:i/>
+        </w:rPr>
+        <w:t xml:space="preserve">Формулировка о головной боли сверена 16.10.2026; она расходится с советом главы «не принимать обезболивающее, чтобы переждать» — DISPUTED-CLAIMS, строка 56.</w:t>
       </w:r>
     </w:p>
     <w:p>
@@ -5706,7 +5674,7 @@
       <w:r>
         <w:t xml:space="preserve"> </w:t>
       </w:r>
-      <w:hyperlink r:id="rId77">
+      <w:hyperlink r:id="rId78">
         <w:r>
           <w:rPr>
             <w:rStyle w:val="Hyperlink"/>
@@ -5742,7 +5710,7 @@
       <w:r>
         <w:t xml:space="preserve"> </w:t>
       </w:r>
-      <w:hyperlink r:id="rId78">
+      <w:hyperlink r:id="rId79">
         <w:r>
           <w:rPr>
             <w:rStyle w:val="Hyperlink"/>
@@ -5790,7 +5758,7 @@
       <w:r>
         <w:t xml:space="preserve"> </w:t>
       </w:r>
-      <w:hyperlink r:id="rId79">
+      <w:hyperlink r:id="rId80">
         <w:r>
           <w:rPr>
             <w:rStyle w:val="Hyperlink"/>
@@ -5818,7 +5786,7 @@
         </w:rPr>
         <w:t xml:space="preserve"> </w:t>
       </w:r>
-      <w:hyperlink r:id="rId80">
+      <w:hyperlink r:id="rId81">
         <w:r>
           <w:rPr>
             <w:rStyle w:val="Hyperlink"/>
@@ -5857,7 +5825,7 @@
       <w:r>
         <w:t xml:space="preserve"> </w:t>
       </w:r>
-      <w:hyperlink r:id="rId81">
+      <w:hyperlink r:id="rId82">
         <w:r>
           <w:rPr>
             <w:rStyle w:val="Hyperlink"/>
@@ -5893,7 +5861,7 @@
       <w:r>
         <w:t xml:space="preserve"> </w:t>
       </w:r>
-      <w:hyperlink r:id="rId82">
+      <w:hyperlink r:id="rId83">
         <w:r>
           <w:rPr>
             <w:rStyle w:val="Hyperlink"/>
@@ -5929,7 +5897,7 @@
       <w:r>
         <w:t xml:space="preserve"> </w:t>
       </w:r>
-      <w:hyperlink r:id="rId83">
+      <w:hyperlink r:id="rId84">
         <w:r>
           <w:rPr>
             <w:rStyle w:val="Hyperlink"/>
@@ -5967,7 +5935,7 @@
       <w:r>
         <w:t xml:space="preserve"> </w:t>
       </w:r>
-      <w:hyperlink r:id="rId84">
+      <w:hyperlink r:id="rId85">
         <w:r>
           <w:rPr>
             <w:rStyle w:val="Hyperlink"/>
@@ -5997,7 +5965,7 @@
         </w:numPr>
         <w:pStyle w:val="Compact"/>
       </w:pPr>
-      <w:hyperlink r:id="rId85">
+      <w:hyperlink r:id="rId86">
         <w:r>
           <w:rPr>
             <w:rStyle w:val="Hyperlink"/>
@@ -6023,7 +5991,7 @@
       <w:r>
         <w:t xml:space="preserve"> </w:t>
       </w:r>
-      <w:hyperlink r:id="rId86">
+      <w:hyperlink r:id="rId87">
         <w:r>
           <w:rPr>
             <w:rStyle w:val="Hyperlink"/>
@@ -6035,8 +6003,8 @@
         <w:t xml:space="preserve">, 29.07.2022 — скорая помощь с мобильного — 103, единый номер экстренных служб — 112 (11.2, 11.6, 11.7, итоги).</w:t>
       </w:r>
     </w:p>
-    <w:bookmarkEnd w:id="87"/>
     <w:bookmarkEnd w:id="88"/>
+    <w:bookmarkEnd w:id="89"/>
     <w:sectPr/>
   </w:body>
 </w:document>
@@ -6389,11 +6357,11 @@
       </w:pPr>
     </w:lvl>
   </w:abstractNum>
-  <w:abstractNum w:abstractNumId="99414">
-    <w:nsid w:val="A99414"/>
+  <w:abstractNum w:abstractNumId="99415">
+    <w:nsid w:val="A99415"/>
     <w:multiLevelType w:val="multilevel"/>
     <w:lvl w:ilvl="0">
-      <w:start w:val="4"/>
+      <w:start w:val="5"/>
       <w:numFmt w:val="decimal"/>
       <w:lvlText w:val="%1."/>
       <w:lvlJc w:val="left"/>
@@ -6402,7 +6370,7 @@
       </w:pPr>
     </w:lvl>
     <w:lvl w:ilvl="1">
-      <w:start w:val="4"/>
+      <w:start w:val="5"/>
       <w:numFmt w:val="decimal"/>
       <w:lvlText w:val="%2."/>
       <w:lvlJc w:val="left"/>
@@ -6411,7 +6379,7 @@
       </w:pPr>
     </w:lvl>
     <w:lvl w:ilvl="2">
-      <w:start w:val="4"/>
+      <w:start w:val="5"/>
       <w:numFmt w:val="decimal"/>
       <w:lvlText w:val="%3."/>
       <w:lvlJc w:val="left"/>
@@ -6420,7 +6388,7 @@
       </w:pPr>
     </w:lvl>
     <w:lvl w:ilvl="3">
-      <w:start w:val="4"/>
+      <w:start w:val="5"/>
       <w:numFmt w:val="decimal"/>
       <w:lvlText w:val="%4."/>
       <w:lvlJc w:val="left"/>
@@ -6429,7 +6397,7 @@
       </w:pPr>
     </w:lvl>
     <w:lvl w:ilvl="4">
-      <w:start w:val="4"/>
+      <w:start w:val="5"/>
       <w:numFmt w:val="decimal"/>
       <w:lvlText w:val="%5."/>
       <w:lvlJc w:val="left"/>
@@ -6438,7 +6406,7 @@
       </w:pPr>
     </w:lvl>
     <w:lvl w:ilvl="5">
-      <w:start w:val="4"/>
+      <w:start w:val="5"/>
       <w:numFmt w:val="decimal"/>
       <w:lvlText w:val="%6."/>
       <w:lvlJc w:val="left"/>
@@ -6447,7 +6415,7 @@
       </w:pPr>
     </w:lvl>
     <w:lvl w:ilvl="6">
-      <w:start w:val="4"/>
+      <w:start w:val="5"/>
       <w:numFmt w:val="decimal"/>
       <w:lvlText w:val="%7."/>
       <w:lvlJc w:val="left"/>
@@ -6456,7 +6424,7 @@
       </w:pPr>
     </w:lvl>
     <w:lvl w:ilvl="7">
-      <w:start w:val="4"/>
+      <w:start w:val="5"/>
       <w:numFmt w:val="decimal"/>
       <w:lvlText w:val="%8."/>
       <w:lvlJc w:val="left"/>
@@ -6465,7 +6433,7 @@
       </w:pPr>
     </w:lvl>
     <w:lvl w:ilvl="8">
-      <w:start w:val="4"/>
+      <w:start w:val="5"/>
       <w:numFmt w:val="decimal"/>
       <w:lvlText w:val="%9."/>
       <w:lvlJc w:val="left"/>
@@ -6474,11 +6442,11 @@
       </w:pPr>
     </w:lvl>
   </w:abstractNum>
-  <w:abstractNum w:abstractNumId="99418">
-    <w:nsid w:val="A99418"/>
+  <w:abstractNum w:abstractNumId="99419">
+    <w:nsid w:val="A99419"/>
     <w:multiLevelType w:val="multilevel"/>
     <w:lvl w:ilvl="0">
-      <w:start w:val="8"/>
+      <w:start w:val="9"/>
       <w:numFmt w:val="decimal"/>
       <w:lvlText w:val="%1."/>
       <w:lvlJc w:val="left"/>
@@ -6487,7 +6455,7 @@
       </w:pPr>
     </w:lvl>
     <w:lvl w:ilvl="1">
-      <w:start w:val="8"/>
+      <w:start w:val="9"/>
       <w:numFmt w:val="decimal"/>
       <w:lvlText w:val="%2."/>
       <w:lvlJc w:val="left"/>
@@ -6496,7 +6464,7 @@
       </w:pPr>
     </w:lvl>
     <w:lvl w:ilvl="2">
-      <w:start w:val="8"/>
+      <w:start w:val="9"/>
       <w:numFmt w:val="decimal"/>
       <w:lvlText w:val="%3."/>
       <w:lvlJc w:val="left"/>
@@ -6505,7 +6473,7 @@
       </w:pPr>
     </w:lvl>
     <w:lvl w:ilvl="3">
-      <w:start w:val="8"/>
+      <w:start w:val="9"/>
       <w:numFmt w:val="decimal"/>
       <w:lvlText w:val="%4."/>
       <w:lvlJc w:val="left"/>
@@ -6514,7 +6482,7 @@
       </w:pPr>
     </w:lvl>
     <w:lvl w:ilvl="4">
-      <w:start w:val="8"/>
+      <w:start w:val="9"/>
       <w:numFmt w:val="decimal"/>
       <w:lvlText w:val="%5."/>
       <w:lvlJc w:val="left"/>
@@ -6523,7 +6491,7 @@
       </w:pPr>
     </w:lvl>
     <w:lvl w:ilvl="5">
-      <w:start w:val="8"/>
+      <w:start w:val="9"/>
       <w:numFmt w:val="decimal"/>
       <w:lvlText w:val="%6."/>
       <w:lvlJc w:val="left"/>
@@ -6532,7 +6500,7 @@
       </w:pPr>
     </w:lvl>
     <w:lvl w:ilvl="6">
-      <w:start w:val="8"/>
+      <w:start w:val="9"/>
       <w:numFmt w:val="decimal"/>
       <w:lvlText w:val="%7."/>
       <w:lvlJc w:val="left"/>
@@ -6541,7 +6509,7 @@
       </w:pPr>
     </w:lvl>
     <w:lvl w:ilvl="7">
-      <w:start w:val="8"/>
+      <w:start w:val="9"/>
       <w:numFmt w:val="decimal"/>
       <w:lvlText w:val="%8."/>
       <w:lvlJc w:val="left"/>
@@ -6550,7 +6518,7 @@
       </w:pPr>
     </w:lvl>
     <w:lvl w:ilvl="8">
-      <w:start w:val="8"/>
+      <w:start w:val="9"/>
       <w:numFmt w:val="decimal"/>
       <w:lvlText w:val="%9."/>
       <w:lvlJc w:val="left"/>
@@ -6559,11 +6527,11 @@
       </w:pPr>
     </w:lvl>
   </w:abstractNum>
-  <w:abstractNum w:abstractNumId="994111">
-    <w:nsid w:val="A994111"/>
+  <w:abstractNum w:abstractNumId="994112">
+    <w:nsid w:val="A994112"/>
     <w:multiLevelType w:val="multilevel"/>
     <w:lvl w:ilvl="0">
-      <w:start w:val="11"/>
+      <w:start w:val="12"/>
       <w:numFmt w:val="decimal"/>
       <w:lvlText w:val="%1."/>
       <w:lvlJc w:val="left"/>
@@ -6572,7 +6540,7 @@
       </w:pPr>
     </w:lvl>
     <w:lvl w:ilvl="1">
-      <w:start w:val="11"/>
+      <w:start w:val="12"/>
       <w:numFmt w:val="decimal"/>
       <w:lvlText w:val="%2."/>
       <w:lvlJc w:val="left"/>
@@ -6581,7 +6549,7 @@
       </w:pPr>
     </w:lvl>
     <w:lvl w:ilvl="2">
-      <w:start w:val="11"/>
+      <w:start w:val="12"/>
       <w:numFmt w:val="decimal"/>
       <w:lvlText w:val="%3."/>
       <w:lvlJc w:val="left"/>
@@ -6590,7 +6558,7 @@
       </w:pPr>
     </w:lvl>
     <w:lvl w:ilvl="3">
-      <w:start w:val="11"/>
+      <w:start w:val="12"/>
       <w:numFmt w:val="decimal"/>
       <w:lvlText w:val="%4."/>
       <w:lvlJc w:val="left"/>
@@ -6599,7 +6567,7 @@
       </w:pPr>
     </w:lvl>
     <w:lvl w:ilvl="4">
-      <w:start w:val="11"/>
+      <w:start w:val="12"/>
       <w:numFmt w:val="decimal"/>
       <w:lvlText w:val="%5."/>
       <w:lvlJc w:val="left"/>
@@ -6608,7 +6576,7 @@
       </w:pPr>
     </w:lvl>
     <w:lvl w:ilvl="5">
-      <w:start w:val="11"/>
+      <w:start w:val="12"/>
       <w:numFmt w:val="decimal"/>
       <w:lvlText w:val="%6."/>
       <w:lvlJc w:val="left"/>
@@ -6617,7 +6585,7 @@
       </w:pPr>
     </w:lvl>
     <w:lvl w:ilvl="6">
-      <w:start w:val="11"/>
+      <w:start w:val="12"/>
       <w:numFmt w:val="decimal"/>
       <w:lvlText w:val="%7."/>
       <w:lvlJc w:val="left"/>
@@ -6626,7 +6594,7 @@
       </w:pPr>
     </w:lvl>
     <w:lvl w:ilvl="7">
-      <w:start w:val="11"/>
+      <w:start w:val="12"/>
       <w:numFmt w:val="decimal"/>
       <w:lvlText w:val="%8."/>
       <w:lvlJc w:val="left"/>
@@ -6635,7 +6603,7 @@
       </w:pPr>
     </w:lvl>
     <w:lvl w:ilvl="8">
-      <w:start w:val="11"/>
+      <w:start w:val="12"/>
       <w:numFmt w:val="decimal"/>
       <w:lvlText w:val="%9."/>
       <w:lvlJc w:val="left"/>
@@ -6644,11 +6612,11 @@
       </w:pPr>
     </w:lvl>
   </w:abstractNum>
-  <w:abstractNum w:abstractNumId="994113">
-    <w:nsid w:val="A994113"/>
+  <w:abstractNum w:abstractNumId="994114">
+    <w:nsid w:val="A994114"/>
     <w:multiLevelType w:val="multilevel"/>
     <w:lvl w:ilvl="0">
-      <w:start w:val="13"/>
+      <w:start w:val="14"/>
       <w:numFmt w:val="decimal"/>
       <w:lvlText w:val="%1."/>
       <w:lvlJc w:val="left"/>
@@ -6657,7 +6625,7 @@
       </w:pPr>
     </w:lvl>
     <w:lvl w:ilvl="1">
-      <w:start w:val="13"/>
+      <w:start w:val="14"/>
       <w:numFmt w:val="decimal"/>
       <w:lvlText w:val="%2."/>
       <w:lvlJc w:val="left"/>
@@ -6666,7 +6634,7 @@
       </w:pPr>
     </w:lvl>
     <w:lvl w:ilvl="2">
-      <w:start w:val="13"/>
+      <w:start w:val="14"/>
       <w:numFmt w:val="decimal"/>
       <w:lvlText w:val="%3."/>
       <w:lvlJc w:val="left"/>
@@ -6675,7 +6643,7 @@
       </w:pPr>
     </w:lvl>
     <w:lvl w:ilvl="3">
-      <w:start w:val="13"/>
+      <w:start w:val="14"/>
       <w:numFmt w:val="decimal"/>
       <w:lvlText w:val="%4."/>
       <w:lvlJc w:val="left"/>
@@ -6684,7 +6652,7 @@
       </w:pPr>
     </w:lvl>
     <w:lvl w:ilvl="4">
-      <w:start w:val="13"/>
+      <w:start w:val="14"/>
       <w:numFmt w:val="decimal"/>
       <w:lvlText w:val="%5."/>
       <w:lvlJc w:val="left"/>
@@ -6693,7 +6661,7 @@
       </w:pPr>
     </w:lvl>
     <w:lvl w:ilvl="5">
-      <w:start w:val="13"/>
+      <w:start w:val="14"/>
       <w:numFmt w:val="decimal"/>
       <w:lvlText w:val="%6."/>
       <w:lvlJc w:val="left"/>
@@ -6702,7 +6670,7 @@
       </w:pPr>
     </w:lvl>
     <w:lvl w:ilvl="6">
-      <w:start w:val="13"/>
+      <w:start w:val="14"/>
       <w:numFmt w:val="decimal"/>
       <w:lvlText w:val="%7."/>
       <w:lvlJc w:val="left"/>
@@ -6711,7 +6679,7 @@
       </w:pPr>
     </w:lvl>
     <w:lvl w:ilvl="7">
-      <w:start w:val="13"/>
+      <w:start w:val="14"/>
       <w:numFmt w:val="decimal"/>
       <w:lvlText w:val="%8."/>
       <w:lvlJc w:val="left"/>
@@ -6720,7 +6688,7 @@
       </w:pPr>
     </w:lvl>
     <w:lvl w:ilvl="8">
-      <w:start w:val="13"/>
+      <w:start w:val="14"/>
       <w:numFmt w:val="decimal"/>
       <w:lvlText w:val="%9."/>
       <w:lvlJc w:val="left"/>
@@ -6729,11 +6697,11 @@
       </w:pPr>
     </w:lvl>
   </w:abstractNum>
-  <w:abstractNum w:abstractNumId="994117">
-    <w:nsid w:val="A994117"/>
+  <w:abstractNum w:abstractNumId="994118">
+    <w:nsid w:val="A994118"/>
     <w:multiLevelType w:val="multilevel"/>
     <w:lvl w:ilvl="0">
-      <w:start w:val="17"/>
+      <w:start w:val="18"/>
       <w:numFmt w:val="decimal"/>
       <w:lvlText w:val="%1."/>
       <w:lvlJc w:val="left"/>
@@ -6742,7 +6710,7 @@
       </w:pPr>
     </w:lvl>
     <w:lvl w:ilvl="1">
-      <w:start w:val="17"/>
+      <w:start w:val="18"/>
       <w:numFmt w:val="decimal"/>
       <w:lvlText w:val="%2."/>
       <w:lvlJc w:val="left"/>
@@ -6751,7 +6719,7 @@
       </w:pPr>
     </w:lvl>
     <w:lvl w:ilvl="2">
-      <w:start w:val="17"/>
+      <w:start w:val="18"/>
       <w:numFmt w:val="decimal"/>
       <w:lvlText w:val="%3."/>
       <w:lvlJc w:val="left"/>
@@ -6760,7 +6728,7 @@
       </w:pPr>
     </w:lvl>
     <w:lvl w:ilvl="3">
-      <w:start w:val="17"/>
+      <w:start w:val="18"/>
       <w:numFmt w:val="decimal"/>
       <w:lvlText w:val="%4."/>
       <w:lvlJc w:val="left"/>
@@ -6769,7 +6737,7 @@
       </w:pPr>
     </w:lvl>
     <w:lvl w:ilvl="4">
-      <w:start w:val="17"/>
+      <w:start w:val="18"/>
       <w:numFmt w:val="decimal"/>
       <w:lvlText w:val="%5."/>
       <w:lvlJc w:val="left"/>
@@ -6778,7 +6746,7 @@
       </w:pPr>
     </w:lvl>
     <w:lvl w:ilvl="5">
-      <w:start w:val="17"/>
+      <w:start w:val="18"/>
       <w:numFmt w:val="decimal"/>
       <w:lvlText w:val="%6."/>
       <w:lvlJc w:val="left"/>
@@ -6787,7 +6755,7 @@
       </w:pPr>
     </w:lvl>
     <w:lvl w:ilvl="6">
-      <w:start w:val="17"/>
+      <w:start w:val="18"/>
       <w:numFmt w:val="decimal"/>
       <w:lvlText w:val="%7."/>
       <w:lvlJc w:val="left"/>
@@ -6796,7 +6764,7 @@
       </w:pPr>
     </w:lvl>
     <w:lvl w:ilvl="7">
-      <w:start w:val="17"/>
+      <w:start w:val="18"/>
       <w:numFmt w:val="decimal"/>
       <w:lvlText w:val="%8."/>
       <w:lvlJc w:val="left"/>
@@ -6805,7 +6773,7 @@
       </w:pPr>
     </w:lvl>
     <w:lvl w:ilvl="8">
-      <w:start w:val="17"/>
+      <w:start w:val="18"/>
       <w:numFmt w:val="decimal"/>
       <w:lvlText w:val="%9."/>
       <w:lvlJc w:val="left"/>
@@ -7016,153 +6984,153 @@
     </w:lvlOverride>
   </w:num>
   <w:num w:numId="1031">
-    <w:abstractNumId w:val="99414"/>
+    <w:abstractNumId w:val="99415"/>
     <w:lvlOverride w:ilvl="0">
-      <w:startOverride w:val="4"/>
+      <w:startOverride w:val="5"/>
     </w:lvlOverride>
     <w:lvlOverride w:ilvl="1">
-      <w:startOverride w:val="4"/>
+      <w:startOverride w:val="5"/>
     </w:lvlOverride>
     <w:lvlOverride w:ilvl="2">
-      <w:startOverride w:val="4"/>
+      <w:startOverride w:val="5"/>
     </w:lvlOverride>
     <w:lvlOverride w:ilvl="3">
-      <w:startOverride w:val="4"/>
+      <w:startOverride w:val="5"/>
     </w:lvlOverride>
     <w:lvlOverride w:ilvl="4">
-      <w:startOverride w:val="4"/>
+      <w:startOverride w:val="5"/>
     </w:lvlOverride>
     <w:lvlOverride w:ilvl="5">
-      <w:startOverride w:val="4"/>
+      <w:startOverride w:val="5"/>
     </w:lvlOverride>
     <w:lvlOverride w:ilvl="6">
-      <w:startOverride w:val="4"/>
+      <w:startOverride w:val="5"/>
     </w:lvlOverride>
     <w:lvlOverride w:ilvl="7">
-      <w:startOverride w:val="4"/>
+      <w:startOverride w:val="5"/>
     </w:lvlOverride>
     <w:lvlOverride w:ilvl="8">
-      <w:startOverride w:val="4"/>
+      <w:startOverride w:val="5"/>
     </w:lvlOverride>
   </w:num>
   <w:num w:numId="1032">
-    <w:abstractNumId w:val="99418"/>
+    <w:abstractNumId w:val="99419"/>
     <w:lvlOverride w:ilvl="0">
-      <w:startOverride w:val="8"/>
+      <w:startOverride w:val="9"/>
     </w:lvlOverride>
     <w:lvlOverride w:ilvl="1">
-      <w:startOverride w:val="8"/>
+      <w:startOverride w:val="9"/>
     </w:lvlOverride>
     <w:lvlOverride w:ilvl="2">
-      <w:startOverride w:val="8"/>
+      <w:startOverride w:val="9"/>
     </w:lvlOverride>
     <w:lvlOverride w:ilvl="3">
-      <w:startOverride w:val="8"/>
+      <w:startOverride w:val="9"/>
     </w:lvlOverride>
     <w:lvlOverride w:ilvl="4">
-      <w:startOverride w:val="8"/>
+      <w:startOverride w:val="9"/>
     </w:lvlOverride>
     <w:lvlOverride w:ilvl="5">
-      <w:startOverride w:val="8"/>
+      <w:startOverride w:val="9"/>
     </w:lvlOverride>
     <w:lvlOverride w:ilvl="6">
-      <w:startOverride w:val="8"/>
+      <w:startOverride w:val="9"/>
     </w:lvlOverride>
     <w:lvlOverride w:ilvl="7">
-      <w:startOverride w:val="8"/>
+      <w:startOverride w:val="9"/>
     </w:lvlOverride>
     <w:lvlOverride w:ilvl="8">
-      <w:startOverride w:val="8"/>
+      <w:startOverride w:val="9"/>
     </w:lvlOverride>
   </w:num>
   <w:num w:numId="1033">
-    <w:abstractNumId w:val="994111"/>
+    <w:abstractNumId w:val="994112"/>
     <w:lvlOverride w:ilvl="0">
-      <w:startOverride w:val="11"/>
+      <w:startOverride w:val="12"/>
     </w:lvlOverride>
     <w:lvlOverride w:ilvl="1">
-      <w:startOverride w:val="11"/>
+      <w:startOverride w:val="12"/>
     </w:lvlOverride>
     <w:lvlOverride w:ilvl="2">
-      <w:startOverride w:val="11"/>
+      <w:startOverride w:val="12"/>
     </w:lvlOverride>
     <w:lvlOverride w:ilvl="3">
-      <w:startOverride w:val="11"/>
+      <w:startOverride w:val="12"/>
     </w:lvlOverride>
     <w:lvlOverride w:ilvl="4">
-      <w:startOverride w:val="11"/>
+      <w:startOverride w:val="12"/>
     </w:lvlOverride>
     <w:lvlOverride w:ilvl="5">
-      <w:startOverride w:val="11"/>
+      <w:startOverride w:val="12"/>
     </w:lvlOverride>
     <w:lvlOverride w:ilvl="6">
-      <w:startOverride w:val="11"/>
+      <w:startOverride w:val="12"/>
     </w:lvlOverride>
     <w:lvlOverride w:ilvl="7">
-      <w:startOverride w:val="11"/>
+      <w:startOverride w:val="12"/>
     </w:lvlOverride>
     <w:lvlOverride w:ilvl="8">
-      <w:startOverride w:val="11"/>
+      <w:startOverride w:val="12"/>
     </w:lvlOverride>
   </w:num>
   <w:num w:numId="1034">
-    <w:abstractNumId w:val="994113"/>
+    <w:abstractNumId w:val="994114"/>
     <w:lvlOverride w:ilvl="0">
-      <w:startOverride w:val="13"/>
+      <w:startOverride w:val="14"/>
     </w:lvlOverride>
     <w:lvlOverride w:ilvl="1">
-      <w:startOverride w:val="13"/>
+      <w:startOverride w:val="14"/>
     </w:lvlOverride>
     <w:lvlOverride w:ilvl="2">
-      <w:startOverride w:val="13"/>
+      <w:startOverride w:val="14"/>
     </w:lvlOverride>
     <w:lvlOverride w:ilvl="3">
-      <w:startOverride w:val="13"/>
+      <w:startOverride w:val="14"/>
     </w:lvlOverride>
     <w:lvlOverride w:ilvl="4">
-      <w:startOverride w:val="13"/>
+      <w:startOverride w:val="14"/>
     </w:lvlOverride>
     <w:lvlOverride w:ilvl="5">
-      <w:startOverride w:val="13"/>
+      <w:startOverride w:val="14"/>
     </w:lvlOverride>
     <w:lvlOverride w:ilvl="6">
-      <w:startOverride w:val="13"/>
+      <w:startOverride w:val="14"/>
     </w:lvlOverride>
     <w:lvlOverride w:ilvl="7">
-      <w:startOverride w:val="13"/>
+      <w:startOverride w:val="14"/>
     </w:lvlOverride>
     <w:lvlOverride w:ilvl="8">
-      <w:startOverride w:val="13"/>
+      <w:startOverride w:val="14"/>
     </w:lvlOverride>
   </w:num>
   <w:num w:numId="1035">
-    <w:abstractNumId w:val="994117"/>
+    <w:abstractNumId w:val="994118"/>
     <w:lvlOverride w:ilvl="0">
-      <w:startOverride w:val="17"/>
+      <w:startOverride w:val="18"/>
     </w:lvlOverride>
     <w:lvlOverride w:ilvl="1">
-      <w:startOverride w:val="17"/>
+      <w:startOverride w:val="18"/>
     </w:lvlOverride>
     <w:lvlOverride w:ilvl="2">
-      <w:startOverride w:val="17"/>
+      <w:startOverride w:val="18"/>
     </w:lvlOverride>
     <w:lvlOverride w:ilvl="3">
-      <w:startOverride w:val="17"/>
+      <w:startOverride w:val="18"/>
     </w:lvlOverride>
     <w:lvlOverride w:ilvl="4">
-      <w:startOverride w:val="17"/>
+      <w:startOverride w:val="18"/>
     </w:lvlOverride>
     <w:lvlOverride w:ilvl="5">
-      <w:startOverride w:val="17"/>
+      <w:startOverride w:val="18"/>
     </w:lvlOverride>
     <w:lvlOverride w:ilvl="6">
-      <w:startOverride w:val="17"/>
+      <w:startOverride w:val="18"/>
     </w:lvlOverride>
     <w:lvlOverride w:ilvl="7">
-      <w:startOverride w:val="17"/>
+      <w:startOverride w:val="18"/>
     </w:lvlOverride>
     <w:lvlOverride w:ilvl="8">
-      <w:startOverride w:val="17"/>
+      <w:startOverride w:val="18"/>
     </w:lvlOverride>
   </w:num>
 </w:numbering>

--- a/themes/theme-11/theme 11 draft.docx
+++ b/themes/theme-11/theme 11 draft.docx
@@ -1192,7 +1192,7 @@
         <w:t xml:space="preserve"> </w:t>
       </w:r>
       <w:r>
-        <w:t xml:space="preserve">— поезжайте в приёмное отделение роддома — если можете, того, где вы планируете рожать;</w:t>
+        <w:t xml:space="preserve">— поезжайте в приёмное отделение роддома; если есть возможность — в тот, где вы планируете рожать;</w:t>
       </w:r>
     </w:p>
     <w:p>

--- a/themes/theme-11/theme 11 draft.docx
+++ b/themes/theme-11/theme 11 draft.docx
@@ -421,7 +421,7 @@
         <w:pStyle w:val="Compact"/>
       </w:pPr>
       <w:r>
-        <w:t xml:space="preserve">Пять уровней: от наблюдения до скорой помощи</w:t>
+        <w:t xml:space="preserve">Четыре уровня: от планового приёма до скорой помощи</w:t>
       </w:r>
     </w:p>
     <w:p>
@@ -546,17 +546,31 @@
         <w:pStyle w:val="Heading2"/>
       </w:pPr>
       <w:r>
-        <w:t xml:space="preserve">Версия для врача-рецензента, 16.10.2026: Checkpoint 5 (заморозка содержания, повторно — после редакторской правки). Утверждения выведены из источников, перечисленных в конце главы, и записаны в реестр доказательств (evidence-ledger.md). Пометки </w:t>
+        <w:t xml:space="preserve">Версия для врача-рецензента, 16.10.2026: Checkpoint 5 (заморозка содержания, повторно — после редакторской правки). Утверждения выведены из источников, перечисленных в конце главы, и записаны в реестр доказательств (</w:t>
+      </w:r>
+      <w:r>
+        <w:rPr>
+          <w:rStyle w:val="VerbatimChar"/>
+        </w:rPr>
+        <w:t xml:space="preserve">evidence-ledger.md</w:t>
       </w:r>
       <w:r>
         <w:rPr>
           <w:highlight w:val="yellow"/>
         </w:rPr>
-        <w:t>[ПРОВЕРИТЬ: …]</w:t>
-      </w:r>
-      <w:r>
-        <w:rPr/>
-        <w:t xml:space="preserve"> выделены жёлтым: в каждой сказано, что именно проверить. Вопросы врачу с готовым вариантом текста — editorial/DISPUTED-CLAIMS.md, строки 48–54.</w:t>
+        <w:t xml:space="preserve">). Пометки [ПРОВЕРИТЬ: …] выделены жёлтым: в каждой сказано, что именно проверить. Вопросы врачу с готовым вариантом текста —</w:t>
+      </w:r>
+      <w:r>
+        <w:t xml:space="preserve"> </w:t>
+      </w:r>
+      <w:r>
+        <w:rPr>
+          <w:rStyle w:val="VerbatimChar"/>
+        </w:rPr>
+        <w:t xml:space="preserve">editorial/DISPUTED-CLAIMS.md</w:t>
+      </w:r>
+      <w:r>
+        <w:t xml:space="preserve">, строки 48–54.</w:t>
       </w:r>
     </w:p>
     <w:p>
@@ -761,13 +775,17 @@
         <w:t xml:space="preserve"> </w:t>
       </w:r>
       <w:r>
-        <w:t xml:space="preserve">Рекомендации описывают излитие вод как обильные жидкие выделения из половых путей или постоянное подтекание жидкости из влагалища и считают его поводом для госпитализации. Воды это, обильные выделения или моча, выясняют в роддоме, поэтому такие выделения — повод ехать, а не наблюдать (раздел 11.7). Если подозреваете подтекание, положите обычную прокладку, не тампон: по ней в роддоме увидят цвет и количество жидкости. </w:t>
-      </w:r>
-      <w:r>
-        <w:rPr>
+        <w:t xml:space="preserve">Рекомендации описывают излитие вод как обильные жидкие выделения из половых путей или постоянное подтекание жидкости из влагалища и считают его поводом для госпитализации. Воды это, обильные выделения или моча, выясняют в роддоме, поэтому такие выделения — повод ехать, а не наблюдать (раздел 11.7). Если подозреваете подтекание, положите обычную прокладку, не тампон: по ней в роддоме увидят цвет и количество жидкости.</w:t>
+      </w:r>
+      <w:r>
+        <w:t xml:space="preserve"> </w:t>
+      </w:r>
+      <w:r>
+        <w:rPr>
+          <w:rStyle w:val="VerbatimChar"/>
           <w:highlight w:val="yellow"/>
         </w:rPr>
-        <w:t>[ПРОВЕРИТЬ: вопрос врачу — упоминать ли аптечные тесты на подтекание вод; в использованных рекомендациях и памятке Tommy’s о них ничего нет — DISPUTED-CLAIMS, строка 56]</w:t>
+        <w:t xml:space="preserve">[ПРОВЕРИТЬ: вопрос врачу — упоминать ли аптечные тесты на подтекание вод; в использованных рекомендациях и памятке Tommy's о них ничего нет — DISPUTED-CLAIMS, строка 56]</w:t>
       </w:r>
     </w:p>
     <w:p>
@@ -1079,13 +1097,17 @@
         <w:t xml:space="preserve"> </w:t>
       </w:r>
       <w:r>
-        <w:t xml:space="preserve">Рекомендации по гипоксии плода советуют всем беременным после 26 недель каждый день обращать внимание на характер шевелений, а если показалось, что ребёнок двигается иначе — отсутствие, ослабление или уменьшение шевелений, — провести тест: лечь на левый бок и в течение 2 часов считать отчётливые отдельные шевеления. Если за 2 часа их меньше 6, нужно немедленно обратиться в роддом. </w:t>
-      </w:r>
-      <w:r>
-        <w:rPr>
+        <w:t xml:space="preserve">Рекомендации по гипоксии плода советуют всем беременным после 26 недель каждый день обращать внимание на характер шевелений, а если показалось, что ребёнок двигается иначе — отсутствие, ослабление или уменьшение шевелений, — провести тест: лечь на левый бок и в течение 2 часов считать отчётливые отдельные шевеления. Если за 2 часа их меньше 6, нужно немедленно обратиться в роддом.</w:t>
+      </w:r>
+      <w:r>
+        <w:t xml:space="preserve"> </w:t>
+      </w:r>
+      <w:r>
+        <w:rPr>
+          <w:rStyle w:val="VerbatimChar"/>
           <w:highlight w:val="yellow"/>
         </w:rPr>
-        <w:t>[ПРОВЕРИТЬ: вопрос врачу — что считать одним шевелением при подсчёте (серия толчков подряд — одно или несколько); в КР 774 — только «отчётливые отдельные шевеления», в GTG 57 и памятках NHS определения нет — DISPUTED-CLAIMS, строка 56]</w:t>
+        <w:t xml:space="preserve">[ПРОВЕРИТЬ: вопрос врачу — что считать одним шевелением при подсчёте (серия толчков подряд — одно или несколько); в КР 774 — только «отчётливые отдельные шевеления», в GTG 57 и памятках NHS определения нет — DISPUTED-CLAIMS, строка 56]</w:t>
       </w:r>
     </w:p>
     <w:p>
@@ -1138,9 +1160,10 @@
       </w:pPr>
       <w:r>
         <w:rPr>
+          <w:rStyle w:val="VerbatimChar"/>
           <w:highlight w:val="yellow"/>
         </w:rPr>
-        <w:t>[ПРОВЕРИТЬ: порядок «сразу без теста при отсутствии или явном ослаблении; тест при сомнении; звонок в тот же день при 6 и больше, но сохраняющемся беспокойстве» — вывод автора из расходящихся документов: КР НБ 2.2 (незамедлительно), КР 774, 2.1 (тест 2 часа, меньше 6 — немедленно), памятка КР НБ Прил. В (более 12 часов), RCOG GTG 57 и NHS (сразу, без подсчёта) — DISPUTED-CLAIMS, строка 50]</w:t>
+        <w:t xml:space="preserve">[ПРОВЕРИТЬ: порядок «сразу без теста при отсутствии или явном ослаблении; тест при сомнении; звонок в тот же день при 6 и больше, но сохраняющемся беспокойстве» — вывод автора из расходящихся документов: КР НБ 2.2 (незамедлительно), КР 774, 2.1 (тест 2 часа, меньше 6 — немедленно), памятка КР НБ Прил. В (более 12 часов), RCOG GTG 57 и NHS (сразу, без подсчёта) — DISPUTED-CLAIMS, строка 50]</w:t>
       </w:r>
     </w:p>
     <w:p>
@@ -1284,13 +1307,17 @@
         <w:t xml:space="preserve"> </w:t>
       </w:r>
       <w:r>
-        <w:t xml:space="preserve">сладким, холодной водой или движением и не решайте по результату, ехать ли. Исследования о том, усиливает ли повышение сахара в крови шевеления, противоречат друг другу, а повод для обращения — то, что вы уже заметили. </w:t>
-      </w:r>
-      <w:r>
-        <w:rPr>
+        <w:t xml:space="preserve">сладким, холодной водой или движением и не решайте по результату, ехать ли. Исследования о том, усиливает ли повышение сахара в крови шевеления, противоречат друг другу, а повод для обращения — то, что вы уже заметили.</w:t>
+      </w:r>
+      <w:r>
+        <w:t xml:space="preserve"> </w:t>
+      </w:r>
+      <w:r>
+        <w:rPr>
+          <w:rStyle w:val="VerbatimChar"/>
           <w:highlight w:val="yellow"/>
         </w:rPr>
-        <w:t>[ПРОВЕРИТЬ: вопрос врачу — прямого запрета «расшевеливать» в GTG 57 и КР 774 нет; совет выведен автором из противоречивых данных о глюкозе и рекомендации не откладывать обращение — DISPUTED-CLAIMS, строка 52]</w:t>
+        <w:t xml:space="preserve">[ПРОВЕРИТЬ: вопрос врачу — прямого запрета «расшевеливать» в GTG 57 и КР 774 нет; совет выведен автором из противоречивых данных о глюкозе и рекомендации не откладывать обращение — DISPUTED-CLAIMS, строка 52]</w:t>
       </w:r>
     </w:p>
     <w:p>
@@ -1404,13 +1431,17 @@
         <w:pStyle w:val="FirstParagraph"/>
       </w:pPr>
       <w:r>
-        <w:t xml:space="preserve">Если врач назначил подсчёт, спросите, по какому способу считать и с какого числа звонить. </w:t>
-      </w:r>
-      <w:r>
-        <w:rPr>
+        <w:t xml:space="preserve">Если врач назначил подсчёт, спросите, по какому способу считать и с какого числа звонить.</w:t>
+      </w:r>
+      <w:r>
+        <w:t xml:space="preserve"> </w:t>
+      </w:r>
+      <w:r>
+        <w:rPr>
+          <w:rStyle w:val="VerbatimChar"/>
           <w:highlight w:val="yellow"/>
         </w:rPr>
-        <w:t>[ПРОВЕРИТЬ: вопрос врачу — при факторах риска КР 774 (раздел 2.1, комментарий) предписывает тот же тест «однократно каждый день, желательно в одно и то же время»; перечень факторов риска дан в Приложении Г3, которого в файле КР нет; способ ежедневного подсчёта при антигипертензивной терапии (КР ПЭ) не описан — DISPUTED-CLAIMS, строка 53]</w:t>
+        <w:t xml:space="preserve">[ПРОВЕРИТЬ: вопрос врачу — при факторах риска КР 774 (раздел 2.1, комментарий) предписывает тот же тест «однократно каждый день, желательно в одно и то же время»; перечень факторов риска дан в Приложении Г3, которого в файле КР нет; способ ежедневного подсчёта при антигипертензивной терапии (КР ПЭ) не описан — DISPUTED-CLAIMS, строка 53]</w:t>
       </w:r>
     </w:p>
     <w:bookmarkEnd w:id="33"/>
@@ -1472,13 +1503,17 @@
         <w:pStyle w:val="BodyText"/>
       </w:pPr>
       <w:r>
-        <w:t xml:space="preserve">Рекомендации по преэклампсии советуют назначать ежедневный самостоятельный контроль давления на протяжении всей беременности: измерять можно 3 раза в день и записывать результаты в дневник. Домашние измерения помогают вовремя заметить повышение и понять его характер, в том числе исключить «гипертензию белого халата» — когда давление повышается только на приёме, от волнения. Для кого именно этот контроль, рекомендация не уточняет. В памятке для пациентки в тех же рекомендациях сказано, что с наступлением беременности давление нужно систематически контролировать один-два раза в сутки и записывать в дневник. </w:t>
-      </w:r>
-      <w:r>
-        <w:rPr>
+        <w:t xml:space="preserve">Рекомендации по преэклампсии советуют назначать ежедневный самостоятельный контроль давления на протяжении всей беременности: измерять можно 3 раза в день и записывать результаты в дневник. Домашние измерения помогают вовремя заметить повышение и понять его характер, в том числе исключить «гипертензию белого халата» — когда давление повышается только на приёме, от волнения. Для кого именно этот контроль, рекомендация не уточняет. В памятке для пациентки в тех же рекомендациях сказано, что с наступлением беременности давление нужно систематически контролировать один-два раза в сутки и записывать в дневник.</w:t>
+      </w:r>
+      <w:r>
+        <w:t xml:space="preserve"> </w:t>
+      </w:r>
+      <w:r>
+        <w:rPr>
+          <w:rStyle w:val="VerbatimChar"/>
           <w:highlight w:val="yellow"/>
         </w:rPr>
-        <w:t>[ПРОВЕРИТЬ: КР ПЭ рекомендует ежедневный самоконтроль АД без указания подгруппы (2.2 — 3 раза в день; Прил. В — 1–2 раза в сутки); КР НБ о домашнем контроле не говорит; относится ли рекомендация ко всем беременным — DISPUTED-CLAIMS, строка 48]</w:t>
+        <w:t xml:space="preserve">[ПРОВЕРИТЬ: КР ПЭ рекомендует ежедневный самоконтроль АД без указания подгруппы (2.2 — 3 раза в день; Прил. В — 1–2 раза в сутки); КР НБ о домашнем контроле не говорит; относится ли рекомендация ко всем беременным — DISPUTED-CLAIMS, строка 48]</w:t>
       </w:r>
     </w:p>
     <w:p>
@@ -1618,13 +1653,17 @@
         <w:pStyle w:val="BodyText"/>
       </w:pPr>
       <w:r>
-        <w:t xml:space="preserve">В памятке для пациентки рекомендаций «Нормальная беременность» поводом обратиться к врачу названо давление выше 120/80. Это не порог диагноза, а повод показать цифры врачу, не дожидаясь, пока они дорастут до 140/90. </w:t>
-      </w:r>
-      <w:r>
-        <w:rPr>
+        <w:t xml:space="preserve">В памятке для пациентки рекомендаций «Нормальная беременность» поводом обратиться к врачу названо давление выше 120/80. Это не порог диагноза, а повод показать цифры врачу, не дожидаясь, пока они дорастут до 140/90.</w:t>
+      </w:r>
+      <w:r>
+        <w:t xml:space="preserve"> </w:t>
+      </w:r>
+      <w:r>
+        <w:rPr>
+          <w:rStyle w:val="VerbatimChar"/>
           <w:highlight w:val="yellow"/>
         </w:rPr>
-        <w:t>[ПРОВЕРИТЬ: вопрос врачу — толкование порогов 120/80 (КР НБ, Прил. В) и 140/90 (КР ПЭ) как «показать врачу» и «диагноз» выведено автором; Тема 7 (7.7) приводит 120/80, Тема 1 — 140/90 — DISPUTED-CLAIMS, строка 49]</w:t>
+        <w:t xml:space="preserve">[ПРОВЕРИТЬ: вопрос врачу — толкование порогов 120/80 (КР НБ, Прил. В) и 140/90 (КР ПЭ) как «показать врачу» и «диагноз» выведено автором; Тема 7 (7.7) приводит 120/80, Тема 1 — 140/90 — DISPUTED-CLAIMS, строка 49]</w:t>
       </w:r>
     </w:p>
     <w:p>
@@ -1666,13 +1705,17 @@
         <w:pStyle w:val="BodyText"/>
       </w:pPr>
       <w:r>
-        <w:t xml:space="preserve">При этом нормальная цифра не отменяет тревожных симптомов. Головная боль, нарушения зрения, боль под ложечкой или в правом подреберье названы в рекомендациях признаками угрозы эклампсии — судорожного приступа при преэклампсии; при этом у четверти женщин никаких предшествующих симптомов не бывает. Если такие симптомы появились, решение не зависит от того, что показал тонометр. </w:t>
-      </w:r>
-      <w:r>
-        <w:rPr>
+        <w:t xml:space="preserve">При этом нормальная цифра не отменяет тревожных симптомов. Головная боль, нарушения зрения, боль под ложечкой или в правом подреберье названы в рекомендациях признаками угрозы эклампсии — судорожного приступа при преэклампсии; при этом у четверти женщин никаких предшествующих симптомов не бывает. Если такие симптомы появились, решение не зависит от того, что показал тонометр.</w:t>
+      </w:r>
+      <w:r>
+        <w:t xml:space="preserve"> </w:t>
+      </w:r>
+      <w:r>
+        <w:rPr>
+          <w:rStyle w:val="VerbatimChar"/>
           <w:highlight w:val="yellow"/>
         </w:rPr>
-        <w:t>[ПРОВЕРИТЬ: вопрос врачу — вывод «при симптомах решение не зависит от цифры» сделан автором; опора — КР ПЭ 1.6 и КР НБ Прил. В (головная боль и зрение — самостоятельные поводы обратиться) — DISPUTED-CLAIMS, строка 49]</w:t>
+        <w:t xml:space="preserve">[ПРОВЕРИТЬ: вопрос врачу — вывод «при симптомах решение не зависит от цифры» сделан автором; опора — КР ПЭ 1.6 и КР НБ Прил. В (головная боль и зрение — самостоятельные поводы обратиться) — DISPUTED-CLAIMS, строка 49]</w:t>
       </w:r>
     </w:p>
     <w:bookmarkEnd w:id="39"/>
@@ -1943,19 +1986,20 @@
       </w:pPr>
       <w:r>
         <w:rPr>
+          <w:rStyle w:val="VerbatimChar"/>
           <w:highlight w:val="yellow"/>
         </w:rPr>
-        <w:t>[ПРОВЕРИТЬ: порог экстренной госпитализации. КР ПЭ, раздел 6 (официальный PDF, с. 46 — сверено 15.10.2026): «При САД ≥160 мм рт. ст. или ДАД ≥100 мм рт. ст., тяжелой ПЭ/эклампсии рекомендована экстренная госпитализация»; Приказ 747н, п. 106 — к критическим акушерским состояниям отнесена АГ «со стойким повышением давления свыше 160/100 мм рт.ст.»; КР ПЭ 1.5 (тяжёлая АГ) и критерий качества 7 — 160/110; NICE NG133 — тяжёлая гипертензия выше 160/110, госпитализация. В книге принят более осторожный порог 160/100 из двух оперативных российских документов — DISPUTED-CLAIMS, строка 49]</w:t>
-      </w:r>
-      <w:r>
-        <w:rPr/>
+        <w:t xml:space="preserve">[ПРОВЕРИТЬ: порог экстренной госпитализации. КР ПЭ, раздел 6 (официальный PDF, с. 46 — сверено 15.10.2026): «При САД ≥160 мм рт. ст. или ДАД ≥100 мм рт. ст., тяжелой ПЭ/эклампсии рекомендована экстренная госпитализация»; Приказ 747н, п. 106 — к критическим акушерским состояниям отнесена АГ «со стойким повышением давления свыше 160/100 мм рт.ст.»; КР ПЭ 1.5 (тяжёлая АГ) и критерий качества 7 — 160/110; NICE NG133 — тяжёлая гипертензия выше 160/110, госпитализация. В книге принят более осторожный порог 160/100 из двух оперативных российских документов — DISPUTED-CLAIMS, строка 49]</w:t>
+      </w:r>
+      <w:r>
         <w:t xml:space="preserve"> </w:t>
       </w:r>
       <w:r>
         <w:rPr>
+          <w:rStyle w:val="VerbatimChar"/>
           <w:highlight w:val="yellow"/>
         </w:rPr>
-        <w:t>[ПРОВЕРИТЬ: сроки в строках 120/80 («в тот же или на следующий день») и 140/90 («в тот же день») — вывод автора; российские документы срока для пациентки не дают — DISPUTED-CLAIMS, строка 49]</w:t>
+        <w:t xml:space="preserve">[ПРОВЕРИТЬ: сроки в строках 120/80 («в тот же или на следующий день») и 140/90 («в тот же день») — вывод автора; российские документы срока для пациентки не дают — DISPUTED-CLAIMS, строка 49]</w:t>
       </w:r>
     </w:p>
     <w:p>
@@ -1999,17 +2043,23 @@
         <w:pStyle w:val="BodyText"/>
       </w:pPr>
       <w:r>
-        <w:t xml:space="preserve">Памятка для пациентки в рекомендациях «Нормальная беременность» называет поводом обратиться к врачу температуру выше 37,5 °C. </w:t>
-      </w:r>
-      <w:r>
-        <w:rPr>
+        <w:t xml:space="preserve">Памятка для пациентки в рекомендациях «Нормальная беременность» называет поводом обратиться к врачу температуру выше 37,5 °C.</w:t>
+      </w:r>
+      <w:r>
+        <w:t xml:space="preserve"> </w:t>
+      </w:r>
+      <w:r>
+        <w:rPr>
+          <w:rStyle w:val="VerbatimChar"/>
           <w:highlight w:val="yellow"/>
         </w:rPr>
-        <w:t>[ПРОВЕРИТЬ: вопрос врачу — где мерить температуру (под мышкой или во рту) и к какому способу относится порог 37,5 °C; в КР «Нормальная беременность» и КР «ОРВИ у взрослых» способ не назван — DISPUTED-CLAIMS, строка 56]</w:t>
-      </w:r>
-      <w:r>
-        <w:rPr/>
-        <w:t xml:space="preserve"> Высокую температуру при беременности не пережидают; чем её снижать и когда звонить врачу — Тема 7, раздел 7.7, а как отличить грипп от простуды — Тема 9, раздел 9.12. Температура вместе с болью в пояснице, ознобом и болезненным мочеиспусканием — повод обратиться сразу: это может быть воспаление почек (Тема 9, раздел 9.15). Температура вместе с подтеканием вод или болью в животе — повод ехать в роддом сразу.</w:t>
+        <w:t xml:space="preserve">[ПРОВЕРИТЬ: вопрос врачу — где мерить температуру (под мышкой или во рту) и к какому способу относится порог 37,5 °C; в КР «Нормальная беременность» и КР «ОРВИ у взрослых» способ не назван — DISPUTED-CLAIMS, строка 56]</w:t>
+      </w:r>
+      <w:r>
+        <w:t xml:space="preserve"> </w:t>
+      </w:r>
+      <w:r>
+        <w:t xml:space="preserve">Высокую температуру при беременности не пережидают; чем её снижать и когда звонить врачу — Тема 7, раздел 7.7, а как отличить грипп от простуды — Тема 9, раздел 9.12. Температура вместе с болью в пояснице, ознобом и болезненным мочеиспусканием — повод обратиться сразу: это может быть воспаление почек (Тема 9, раздел 9.15). Температура вместе с подтеканием вод или болью в животе — повод ехать в роддом сразу.</w:t>
       </w:r>
     </w:p>
     <w:bookmarkEnd w:id="42"/>
@@ -2171,13 +2221,17 @@
         <w:pStyle w:val="FirstParagraph"/>
       </w:pPr>
       <w:r>
-        <w:t xml:space="preserve">Одно измерение говорит меньше, чем несколько подряд. Давление, которое неделю держалось около 115/75, а за три дня выросло до 135/85, — повод позвонить врачу, хотя ни одна цифра не дотягивает до 140/90. Отёки, которые раньше уходили к утру, а теперь держатся весь день и поднимаются выше, — тоже. Записанные цифры позволяют увидеть такую перемену и показать её врачу (раздел 11.5). </w:t>
-      </w:r>
-      <w:r>
-        <w:rPr>
+        <w:t xml:space="preserve">Одно измерение говорит меньше, чем несколько подряд. Давление, которое неделю держалось около 115/75, а за три дня выросло до 135/85, — повод позвонить врачу, хотя ни одна цифра не дотягивает до 140/90. Отёки, которые раньше уходили к утру, а теперь держатся весь день и поднимаются выше, — тоже. Записанные цифры позволяют увидеть такую перемену и показать её врачу (раздел 11.5).</w:t>
+      </w:r>
+      <w:r>
+        <w:t xml:space="preserve"> </w:t>
+      </w:r>
+      <w:r>
+        <w:rPr>
+          <w:rStyle w:val="VerbatimChar"/>
           <w:highlight w:val="yellow"/>
         </w:rPr>
-        <w:t>[ПРОВЕРИТЬ: вопрос врачу — пример с ростом давления ниже 140/90 как повод позвонить выведен автором из порога 120/80 КР НБ (Прил. В) — DISPUTED-CLAIMS, строка 49]</w:t>
+        <w:t xml:space="preserve">[ПРОВЕРИТЬ: вопрос врачу — пример с ростом давления ниже 140/90 как повод позвонить выведен автором из порога 120/80 КР НБ (Прил. В) — DISPUTED-CLAIMS, строка 49]</w:t>
       </w:r>
     </w:p>
     <w:p>
@@ -2593,7 +2647,7 @@
         <w:pStyle w:val="FirstParagraph"/>
       </w:pPr>
       <w:r>
-        <w:t xml:space="preserve">В таблице — изменения, о которых стоит сообщить врачу, и уровень срочности для каждого. В разделе 11.7 эти четыре уровня идут вторым — пятым из пяти: первый, «продолжить наблюдение», в таблицу не входит, потому что в ней собрано только то, о чём нужно сообщить. Уровни в таблице:</w:t>
+        <w:t xml:space="preserve">В таблице — изменения, о которых стоит сообщить врачу, и уровень срочности для каждого. Это те же четыре уровня, что в разделе 11.7:</w:t>
       </w:r>
     </w:p>
     <w:p>
@@ -2690,9 +2744,10 @@
       </w:pPr>
       <w:r>
         <w:rPr>
+          <w:rStyle w:val="VerbatimChar"/>
           <w:highlight w:val="yellow"/>
         </w:rPr>
-        <w:t>[ПРОВЕРИТЬ: вопрос врачу — уровни срочности в таблице назначены автором по КР НБ (Прил. В — «обратиться к врачу» без срока, раздел 6 — показания к госпитализации), КР ПЭ, КР ВТЭО, КР 802, КР 800 — DISPUTED-CLAIMS, строка 54]</w:t>
+        <w:t xml:space="preserve">[ПРОВЕРИТЬ: вопрос врачу — уровни срочности в таблице назначены автором по КР НБ (Прил. В — «обратиться к врачу» без срока, раздел 6 — показания к госпитализации), КР ПЭ, КР ВТЭО, КР 802, КР 800 — DISPUTED-CLAIMS, строка 54]</w:t>
       </w:r>
     </w:p>
     <w:tbl>
@@ -3715,13 +3770,17 @@
               <w:jc w:val="left"/>
             </w:pPr>
             <w:r>
-              <w:t xml:space="preserve">Тема 1, раздел 1.4 </w:t>
+              <w:t xml:space="preserve">Тема 1, раздел 1.4</w:t>
+            </w:r>
+            <w:r>
+              <w:t xml:space="preserve"> </w:t>
             </w:r>
             <w:r>
               <w:rPr>
+                <w:rStyle w:val="VerbatimChar"/>
                 <w:highlight w:val="yellow"/>
               </w:rPr>
-              <w:t>[ПРОВЕРИТЬ: памятка КР «Чрезмерная рвота беременных» 2024, ID 802, называет поводом обратиться рвоту «более 2–3 раз в день», памятка КР НБ — «более 5 раз в сутки» — DISPUTED-CLAIMS, строка 51]</w:t>
+              <w:t xml:space="preserve">[ПРОВЕРИТЬ: памятка КР «Чрезмерная рвота беременных» 2024, ID 802, называет поводом обратиться рвоту «более 2–3 раз в день», памятка КР НБ — «более 5 раз в сутки» — DISPUTED-CLAIMS, строка 51]</w:t>
             </w:r>
           </w:p>
         </w:tc>
@@ -3759,13 +3818,17 @@
               <w:jc w:val="left"/>
             </w:pPr>
             <w:r>
-              <w:t xml:space="preserve">Тема 1, раздел 1.4 </w:t>
+              <w:t xml:space="preserve">Тема 1, раздел 1.4</w:t>
+            </w:r>
+            <w:r>
+              <w:t xml:space="preserve"> </w:t>
             </w:r>
             <w:r>
               <w:rPr>
+                <w:rStyle w:val="VerbatimChar"/>
                 <w:highlight w:val="yellow"/>
               </w:rPr>
-              <w:t>[ПРОВЕРИТЬ: КР ID 802, раздел 6 — невозможность пить при неэффективном лечении дома — показание к госпитализации; NHS относит это к звонку без срочности — DISPUTED-CLAIMS, строка 51]</w:t>
+              <w:t xml:space="preserve">[ПРОВЕРИТЬ: КР ID 802, раздел 6 — невозможность пить при неэффективном лечении дома — показание к госпитализации; NHS относит это к звонку без срочности — DISPUTED-CLAIMS, строка 51]</w:t>
             </w:r>
           </w:p>
         </w:tc>
@@ -4048,13 +4111,17 @@
               <w:jc w:val="left"/>
             </w:pPr>
             <w:r>
-              <w:t xml:space="preserve">Тема 10, раздел 10.14 </w:t>
+              <w:t xml:space="preserve">Тема 10, раздел 10.14</w:t>
+            </w:r>
+            <w:r>
+              <w:t xml:space="preserve"> </w:t>
             </w:r>
             <w:r>
               <w:rPr>
+                <w:rStyle w:val="VerbatimChar"/>
                 <w:highlight w:val="yellow"/>
               </w:rPr>
-              <w:t>[ПРОВЕРИТЬ: маршрут взят из Темы 10 (10.14), там он вынесен врачу — DISPUTED-CLAIMS, строка 47]</w:t>
+              <w:t xml:space="preserve">[ПРОВЕРИТЬ: маршрут взят из Темы 10 (10.14), там он вынесен врачу — DISPUTED-CLAIMS, строка 47]</w:t>
             </w:r>
           </w:p>
         </w:tc>
@@ -4131,17 +4198,20 @@
         <w:t xml:space="preserve"> </w:t>
       </w:r>
       <w:r>
-        <w:t xml:space="preserve">Головная боль бывает и при беременности, и без неё: от недосыпа, голода, духоты. Если она проходит после отдыха, еды и воды, о ней достаточно сказать на приёме, а при повторах — вести дневник (раздел 11.5). Во второй половине беременности сильная, нарастающая головная боль, особенно с нарушением зрения или повышенным давлением, относится к признакам угрозы эклампсии и требует срочного осмотра. Насторожить должна головная боль, которая не проходит после отдыха, еды, воды и обычного обезболивающего; оценить, насколько она сильная, помогает шкала от 0 до 10 из раздела 11.5. Не принимайте обезболивающее, чтобы переждать такую боль </w:t>
-      </w:r>
-      <w:r>
-        <w:rPr>
+        <w:t xml:space="preserve">Головная боль бывает и при беременности, и без неё: от недосыпа, голода, духоты. Если она проходит после отдыха, еды и воды, о ней достаточно сказать на приёме, а при повторах — вести дневник (раздел 11.5). Во второй половине беременности сильная, нарастающая головная боль, особенно с нарушением зрения или повышенным давлением, относится к признакам угрозы эклампсии и требует срочного осмотра. Насторожить должна головная боль, которая не проходит после отдыха, еды, воды и обычного обезболивающего; оценить, насколько она сильная, помогает шкала от 0 до 10 из раздела 11.5. Не принимайте обезболивающее, чтобы переждать такую боль</w:t>
+      </w:r>
+      <w:r>
+        <w:t xml:space="preserve"> </w:t>
+      </w:r>
+      <w:r>
+        <w:rPr>
+          <w:rStyle w:val="VerbatimChar"/>
           <w:highlight w:val="yellow"/>
         </w:rPr>
-        <w:t>[ПРОВЕРИТЬ: вопрос врачу — расхождение: NHS называет признаком преэклампсии «a severe headache that does not go away with simple painkillers», то есть приём обычного обезболивающего — часть проверки; в главе — «не принимайте обезболивающее, чтобы переждать». Какую формулировку оставить — DISPUTED-CLAIMS, строка 56]</w:t>
-      </w:r>
-      <w:r>
-        <w:rPr/>
-        <w:t>: что можно принимать при обычной головной боли — Тема 7, раздел 7.7.</w:t>
+        <w:t xml:space="preserve">[ПРОВЕРИТЬ: вопрос врачу — расхождение: NHS называет признаком преэклампсии «a severe headache that does not go away with simple painkillers», то есть приём обычного обезболивающего — часть проверки; в главе — «не принимайте обезболивающее, чтобы переждать». Какую формулировку оставить — DISPUTED-CLAIMS, строка 56]</w:t>
+      </w:r>
+      <w:r>
+        <w:t xml:space="preserve">: что можно принимать при обычной головной боли — Тема 7, раздел 7.7.</w:t>
       </w:r>
     </w:p>
     <w:p>
@@ -4283,17 +4353,20 @@
         <w:pStyle w:val="Compact"/>
       </w:pPr>
       <w:r>
-        <w:t xml:space="preserve">высокая температура с ознобом и выраженным ухудшением самочувствия </w:t>
-      </w:r>
-      <w:r>
-        <w:rPr>
+        <w:t xml:space="preserve">высокая температура с ознобом и выраженным ухудшением самочувствия</w:t>
+      </w:r>
+      <w:r>
+        <w:t xml:space="preserve"> </w:t>
+      </w:r>
+      <w:r>
+        <w:rPr>
+          <w:rStyle w:val="VerbatimChar"/>
           <w:highlight w:val="yellow"/>
         </w:rPr>
-        <w:t>[ПРОВЕРИТЬ: вопрос врачу — с какой цифры температура «высокая»: 37,5 °C (памятка КР «Нормальная беременность») или 38 °C (памятка КР 776) — DISPUTED-CLAIMS, строка 54]</w:t>
-      </w:r>
-      <w:r>
-        <w:rPr/>
-        <w:t>;</w:t>
+        <w:t xml:space="preserve">[ПРОВЕРИТЬ: вопрос врачу — с какой цифры температура «высокая»: 37,5 °C (памятка КР «Нормальная беременность») или 38 °C (памятка КР 776) — DISPUTED-CLAIMS, строка 54]</w:t>
+      </w:r>
+      <w:r>
+        <w:t xml:space="preserve">;</w:t>
       </w:r>
     </w:p>
     <w:p>
@@ -4314,9 +4387,10 @@
       </w:pPr>
       <w:r>
         <w:rPr>
+          <w:rStyle w:val="VerbatimChar"/>
           <w:highlight w:val="yellow"/>
         </w:rPr>
-        <w:t>[ПРОВЕРИТЬ: вопрос врачу — перечень признаков собран автором из КР НБ (2.2, раздел 6, Прил. В), КР ПЭ, КР ВТЭО, КР 774; формулировки сверить с Разделом 0, когда он будет написан — DISPUTED-CLAIMS, строка 54]</w:t>
+        <w:t xml:space="preserve">[ПРОВЕРИТЬ: вопрос врачу — перечень признаков собран автором из КР НБ (2.2, раздел 6, Прил. В), КР ПЭ, КР ВТЭО, КР 774; формулировки сверить с Разделом 0, когда он будет написан — DISPUTED-CLAIMS, строка 54]</w:t>
       </w:r>
     </w:p>
     <w:p>
@@ -4336,13 +4410,13 @@
       </w:r>
     </w:p>
     <w:bookmarkEnd w:id="55"/>
-    <w:bookmarkStart w:id="56" w:name="X8a3a77020e648a0ab0c05bb858ea19066bffe92"/>
+    <w:bookmarkStart w:id="56" w:name="X0f31b58491c234ea38059ba72dc40356d0c6d0d"/>
     <w:p>
       <w:pPr>
         <w:pStyle w:val="Heading3"/>
       </w:pPr>
       <w:r>
-        <w:t xml:space="preserve">Пять уровней: от наблюдения до скорой помощи</w:t>
+        <w:t xml:space="preserve">Четыре уровня: от планового приёма до скорой помощи</w:t>
       </w:r>
     </w:p>
     <w:p>
@@ -4350,7 +4424,15 @@
         <w:pStyle w:val="FirstParagraph"/>
       </w:pPr>
       <w:r>
-        <w:t xml:space="preserve">По российскому порядку оказания медицинской помощи по акушерству и гинекологии помощь оказывают в трёх формах. Экстренную — при внезапных острых состояниях, которые угрожают жизни. Неотложную — при внезапных острых состояниях без явной угрозы жизни. Плановую — когда отсрочка на определённое время не ухудшит состояние и не угрожает жизни и здоровью. Для беременной эти три формы удобно разложить на пять уровней.</w:t>
+        <w:t xml:space="preserve">По российскому порядку оказания медицинской помощи по акушерству и гинекологии помощь оказывают в трёх формах. Экстренную — при внезапных острых состояниях, которые угрожают жизни. Неотложную — при внезапных острых состояниях без явной угрозы жизни. Плановую — когда отсрочка на определённое время не ухудшит состояние и не угрожает жизни и здоровью. Для беременной эти три формы удобно разложить на четыре уровня.</w:t>
+      </w:r>
+    </w:p>
+    <w:p>
+      <w:pPr>
+        <w:pStyle w:val="BodyText"/>
+      </w:pPr>
+      <w:r>
+        <w:t xml:space="preserve">Если изменение ожидаемое и не мешает — отёки ног к вечеру, проходящие к утру, редкая головная боль, которая проходит после отдыха, — обращаться к врачу не нужно: наблюдайте и запишите, если повторяется (раздел 11.5).</w:t>
       </w:r>
     </w:p>
     <w:tbl>
@@ -4428,43 +4510,43 @@
               <w:jc w:val="left"/>
             </w:pPr>
             <w:r>
-              <w:t xml:space="preserve">1. Продолжить наблюдение</w:t>
-            </w:r>
-          </w:p>
-        </w:tc>
-        <w:tc>
-          <w:tcPr/>
-          <w:p>
-            <w:pPr>
-              <w:pStyle w:val="Compact"/>
-              <w:jc w:val="left"/>
-            </w:pPr>
-            <w:r>
-              <w:t xml:space="preserve">Изменение ожидаемое и не мешает: отёки ног к вечеру, проходящие к утру; редкая головная боль, которая проходит после отдыха</w:t>
-            </w:r>
-          </w:p>
-        </w:tc>
-        <w:tc>
-          <w:tcPr/>
-          <w:p>
-            <w:pPr>
-              <w:pStyle w:val="Compact"/>
-              <w:jc w:val="left"/>
-            </w:pPr>
-            <w:r>
-              <w:t xml:space="preserve">—</w:t>
-            </w:r>
-          </w:p>
-        </w:tc>
-        <w:tc>
-          <w:tcPr/>
-          <w:p>
-            <w:pPr>
-              <w:pStyle w:val="Compact"/>
-              <w:jc w:val="left"/>
-            </w:pPr>
-            <w:r>
-              <w:t xml:space="preserve">Записать, если повторяется</w:t>
+              <w:t xml:space="preserve">1. Обсудить на плановом приёме</w:t>
+            </w:r>
+          </w:p>
+        </w:tc>
+        <w:tc>
+          <w:tcPr/>
+          <w:p>
+            <w:pPr>
+              <w:pStyle w:val="Compact"/>
+              <w:jc w:val="left"/>
+            </w:pPr>
+            <w:r>
+              <w:t xml:space="preserve">Изменение стойкое, но не нарастает и не мешает жить</w:t>
+            </w:r>
+          </w:p>
+        </w:tc>
+        <w:tc>
+          <w:tcPr/>
+          <w:p>
+            <w:pPr>
+              <w:pStyle w:val="Compact"/>
+              <w:jc w:val="left"/>
+            </w:pPr>
+            <w:r>
+              <w:t xml:space="preserve">Ваш акушер-гинеколог</w:t>
+            </w:r>
+          </w:p>
+        </w:tc>
+        <w:tc>
+          <w:tcPr/>
+          <w:p>
+            <w:pPr>
+              <w:pStyle w:val="Compact"/>
+              <w:jc w:val="left"/>
+            </w:pPr>
+            <w:r>
+              <w:t xml:space="preserve">На ближайшем визите</w:t>
             </w:r>
           </w:p>
         </w:tc>
@@ -4478,43 +4560,43 @@
               <w:jc w:val="left"/>
             </w:pPr>
             <w:r>
-              <w:t xml:space="preserve">2. Обсудить на плановом приёме</w:t>
-            </w:r>
-          </w:p>
-        </w:tc>
-        <w:tc>
-          <w:tcPr/>
-          <w:p>
-            <w:pPr>
-              <w:pStyle w:val="Compact"/>
-              <w:jc w:val="left"/>
-            </w:pPr>
-            <w:r>
-              <w:t xml:space="preserve">Изменение стойкое, но не нарастает и не мешает жить</w:t>
-            </w:r>
-          </w:p>
-        </w:tc>
-        <w:tc>
-          <w:tcPr/>
-          <w:p>
-            <w:pPr>
-              <w:pStyle w:val="Compact"/>
-              <w:jc w:val="left"/>
-            </w:pPr>
-            <w:r>
-              <w:t xml:space="preserve">Ваш акушер-гинеколог</w:t>
-            </w:r>
-          </w:p>
-        </w:tc>
-        <w:tc>
-          <w:tcPr/>
-          <w:p>
-            <w:pPr>
-              <w:pStyle w:val="Compact"/>
-              <w:jc w:val="left"/>
-            </w:pPr>
-            <w:r>
-              <w:t xml:space="preserve">На ближайшем визите</w:t>
+              <w:t xml:space="preserve">2. Связаться с врачом раньше</w:t>
+            </w:r>
+          </w:p>
+        </w:tc>
+        <w:tc>
+          <w:tcPr/>
+          <w:p>
+            <w:pPr>
+              <w:pStyle w:val="Compact"/>
+              <w:jc w:val="left"/>
+            </w:pPr>
+            <w:r>
+              <w:t xml:space="preserve">Изменение из таблицы с уровнем «раньше»; давление выше 120/80; температура выше 37,5 °C</w:t>
+            </w:r>
+          </w:p>
+        </w:tc>
+        <w:tc>
+          <w:tcPr/>
+          <w:p>
+            <w:pPr>
+              <w:pStyle w:val="Compact"/>
+              <w:jc w:val="left"/>
+            </w:pPr>
+            <w:r>
+              <w:t xml:space="preserve">Женская консультация: звонок или внеплановый приём</w:t>
+            </w:r>
+          </w:p>
+        </w:tc>
+        <w:tc>
+          <w:tcPr/>
+          <w:p>
+            <w:pPr>
+              <w:pStyle w:val="Compact"/>
+              <w:jc w:val="left"/>
+            </w:pPr>
+            <w:r>
+              <w:t xml:space="preserve">В тот же или на следующий день</w:t>
             </w:r>
           </w:p>
         </w:tc>
@@ -4528,43 +4610,43 @@
               <w:jc w:val="left"/>
             </w:pPr>
             <w:r>
-              <w:t xml:space="preserve">3. Связаться с врачом раньше</w:t>
-            </w:r>
-          </w:p>
-        </w:tc>
-        <w:tc>
-          <w:tcPr/>
-          <w:p>
-            <w:pPr>
-              <w:pStyle w:val="Compact"/>
-              <w:jc w:val="left"/>
-            </w:pPr>
-            <w:r>
-              <w:t xml:space="preserve">Изменение из таблицы с уровнем «раньше»; давление выше 120/80; температура выше 37,5 °C</w:t>
-            </w:r>
-          </w:p>
-        </w:tc>
-        <w:tc>
-          <w:tcPr/>
-          <w:p>
-            <w:pPr>
-              <w:pStyle w:val="Compact"/>
-              <w:jc w:val="left"/>
-            </w:pPr>
-            <w:r>
-              <w:t xml:space="preserve">Женская консультация: звонок или внеплановый приём</w:t>
-            </w:r>
-          </w:p>
-        </w:tc>
-        <w:tc>
-          <w:tcPr/>
-          <w:p>
-            <w:pPr>
-              <w:pStyle w:val="Compact"/>
-              <w:jc w:val="left"/>
-            </w:pPr>
-            <w:r>
-              <w:t xml:space="preserve">В тот же или на следующий день</w:t>
+              <w:t xml:space="preserve">3. Обратиться срочно</w:t>
+            </w:r>
+          </w:p>
+        </w:tc>
+        <w:tc>
+          <w:tcPr/>
+          <w:p>
+            <w:pPr>
+              <w:pStyle w:val="Compact"/>
+              <w:jc w:val="left"/>
+            </w:pPr>
+            <w:r>
+              <w:t xml:space="preserve">Признаки из списка выше без угрозы жизни прямо сейчас: уменьшение шевелений, подозрение на подтекание вод, давление 140/90 и выше, которое не удалось обсудить с врачом; давление 160 и выше верхнее или 100 и выше нижнее, если самочувствие не тяжёлое и есть на чём доехать</w:t>
+            </w:r>
+          </w:p>
+        </w:tc>
+        <w:tc>
+          <w:tcPr/>
+          <w:p>
+            <w:pPr>
+              <w:pStyle w:val="Compact"/>
+              <w:jc w:val="left"/>
+            </w:pPr>
+            <w:r>
+              <w:t xml:space="preserve">Приёмное отделение роддома</w:t>
+            </w:r>
+          </w:p>
+        </w:tc>
+        <w:tc>
+          <w:tcPr/>
+          <w:p>
+            <w:pPr>
+              <w:pStyle w:val="Compact"/>
+              <w:jc w:val="left"/>
+            </w:pPr>
+            <w:r>
+              <w:t xml:space="preserve">Сразу, не дожидаясь утра</w:t>
             </w:r>
           </w:p>
         </w:tc>
@@ -4578,57 +4660,7 @@
               <w:jc w:val="left"/>
             </w:pPr>
             <w:r>
-              <w:t xml:space="preserve">4. Обратиться срочно</w:t>
-            </w:r>
-          </w:p>
-        </w:tc>
-        <w:tc>
-          <w:tcPr/>
-          <w:p>
-            <w:pPr>
-              <w:pStyle w:val="Compact"/>
-              <w:jc w:val="left"/>
-            </w:pPr>
-            <w:r>
-              <w:t xml:space="preserve">Признаки из списка выше без угрозы жизни прямо сейчас: уменьшение шевелений, подозрение на подтекание вод, давление 140/90 и выше, которое не удалось обсудить с врачом; давление 160 и выше верхнее или 100 и выше нижнее, если самочувствие не тяжёлое и есть на чём доехать</w:t>
-            </w:r>
-          </w:p>
-        </w:tc>
-        <w:tc>
-          <w:tcPr/>
-          <w:p>
-            <w:pPr>
-              <w:pStyle w:val="Compact"/>
-              <w:jc w:val="left"/>
-            </w:pPr>
-            <w:r>
-              <w:t xml:space="preserve">Приёмное отделение роддома</w:t>
-            </w:r>
-          </w:p>
-        </w:tc>
-        <w:tc>
-          <w:tcPr/>
-          <w:p>
-            <w:pPr>
-              <w:pStyle w:val="Compact"/>
-              <w:jc w:val="left"/>
-            </w:pPr>
-            <w:r>
-              <w:t xml:space="preserve">Сразу, не дожидаясь утра</w:t>
-            </w:r>
-          </w:p>
-        </w:tc>
-      </w:tr>
-      <w:tr>
-        <w:tc>
-          <w:tcPr/>
-          <w:p>
-            <w:pPr>
-              <w:pStyle w:val="Compact"/>
-              <w:jc w:val="left"/>
-            </w:pPr>
-            <w:r>
-              <w:t xml:space="preserve">5. Вызвать экстренную помощь</w:t>
+              <w:t xml:space="preserve">4. Вызвать экстренную помощь</w:t>
             </w:r>
           </w:p>
         </w:tc>
@@ -4676,9 +4708,10 @@
       </w:pPr>
       <w:r>
         <w:rPr>
+          <w:rStyle w:val="VerbatimChar"/>
           <w:highlight w:val="yellow"/>
         </w:rPr>
-        <w:t>[ПРОВЕРИТЬ: вопрос врачу — распределение признаков по уровням сделано автором; опора — формы помощи по Приказу 747н, п. 5; уровни 1–3 в российских документах не описаны (стандарта нет) — DISPUTED-CLAIMS, строка 54]</w:t>
+        <w:t xml:space="preserve">[ПРОВЕРИТЬ: вопрос врачу — распределение признаков по уровням сделано автором; опора — формы помощи по Приказу 747н, п. 5; уровни 1–2 в российских документах не описаны (стандарта нет) — DISPUTED-CLAIMS, строка 54]</w:t>
       </w:r>
     </w:p>
     <w:p>
@@ -4687,9 +4720,10 @@
       </w:pPr>
       <w:r>
         <w:rPr>
+          <w:rStyle w:val="VerbatimChar"/>
           <w:highlight w:val="yellow"/>
         </w:rPr>
-        <w:t>[ПРОВЕРИТЬ: вопрос врачу — давление 160/100 и выше разнесено по уровням 4 и 5 так же, как в 11.3 («в роддом сразу; если самочувствие тяжёлое или добраться не на чем — скорая»); КР ПЭ требует экстренной госпитализации, но не говорит, как добираться — DISPUTED-CLAIMS, строка 54]</w:t>
+        <w:t xml:space="preserve">[ПРОВЕРИТЬ: вопрос врачу — давление 160/100 и выше разнесено по уровням 3 и 4 так же, как в 11.3 («в роддом сразу; если самочувствие тяжёлое или добраться не на чем — скорая»); КР ПЭ требует экстренной госпитализации, но не говорит, как добираться — DISPUTED-CLAIMS, строка 54]</w:t>
       </w:r>
     </w:p>
     <w:bookmarkEnd w:id="56"/>
@@ -4741,7 +4775,7 @@
         <w:pStyle w:val="FirstParagraph"/>
       </w:pPr>
       <w:r>
-        <w:t xml:space="preserve">Женская консультация работает по расписанию, а признаки, с которыми нужен уровень 3 или 4, появляются в любое время. Подготовьтесь заранее, пока ничего не случилось:</w:t>
+        <w:t xml:space="preserve">Женская консультация работает по расписанию, а признаки, с которыми нужен уровень 2 или 3, появляются в любое время. Подготовьтесь заранее, пока ничего не случилось:</w:t>
       </w:r>
     </w:p>
     <w:p>
@@ -4809,7 +4843,7 @@
         <w:pStyle w:val="FirstParagraph"/>
       </w:pPr>
       <w:r>
-        <w:t xml:space="preserve">Если в нерабочее время случилось то, что требует уровня 3, дозвониться некуда и ждать до утра тревожно, поезжайте в приёмное отделение роддома. Там вас осмотрят и скажут, нужно ли что-то ещё.</w:t>
+        <w:t xml:space="preserve">Если в нерабочее время случилось то, что требует уровня 2, дозвониться некуда и ждать до утра тревожно, поезжайте в приёмное отделение роддома. Там вас осмотрят и скажут, нужно ли что-то ещё.</w:t>
       </w:r>
     </w:p>
     <w:bookmarkEnd w:id="58"/>
@@ -5272,7 +5306,29 @@
           <w:iCs/>
           <w:i/>
         </w:rPr>
-        <w:t xml:space="preserve">Срок пересмотра документа истёк (не позднее 2025). Сайт закрыт для автоматической проверки: файл по ссылке скачан пользователем 15.10.2026, ключевые положения совпадают с файлом в sources/.</w:t>
+        <w:t xml:space="preserve">Срок пересмотра документа истёк (не позднее 2025). Сайт закрыт для автоматической проверки: файл по ссылке скачан пользователем 15.10.2026, ключевые положения совпадают с файлом в</w:t>
+      </w:r>
+      <w:r>
+        <w:rPr>
+          <w:iCs/>
+          <w:i/>
+        </w:rPr>
+        <w:t xml:space="preserve"> </w:t>
+      </w:r>
+      <w:r>
+        <w:rPr>
+          <w:rStyle w:val="VerbatimChar"/>
+          <w:iCs/>
+          <w:i/>
+        </w:rPr>
+        <w:t xml:space="preserve">sources/</w:t>
+      </w:r>
+      <w:r>
+        <w:rPr>
+          <w:iCs/>
+          <w:i/>
+        </w:rPr>
+        <w:t xml:space="preserve">.</w:t>
       </w:r>
     </w:p>
     <w:p>
@@ -5954,7 +6010,22 @@
           <w:iCs/>
           <w:i/>
         </w:rPr>
-        <w:t xml:space="preserve">Ссылка ведёт на обзор приказа; текст сверен по скану, распознанному машинно (sources/russian-guidelines/prikaz-747n-2025-akusherstvo-ginekologiya.pdf).</w:t>
+        <w:t xml:space="preserve">Ссылка ведёт на обзор приказа; текст сверен по скану, распознанному машинно (</w:t>
+      </w:r>
+      <w:r>
+        <w:rPr>
+          <w:rStyle w:val="VerbatimChar"/>
+          <w:iCs/>
+          <w:i/>
+        </w:rPr>
+        <w:t xml:space="preserve">sources/russian-guidelines/prikaz-747n-2025-akusherstvo-ginekologiya.pdf</w:t>
+      </w:r>
+      <w:r>
+        <w:rPr>
+          <w:iCs/>
+          <w:i/>
+        </w:rPr>
+        <w:t xml:space="preserve">).</w:t>
       </w:r>
     </w:p>
     <w:p>

--- a/themes/theme-11/theme 11 draft.docx
+++ b/themes/theme-11/theme 11 draft.docx
@@ -2,7 +2,7 @@
 <file path=word/document.xml><?xml version="1.0" encoding="utf-8"?>
 <w:document xmlns:w="http://schemas.openxmlformats.org/wordprocessingml/2006/main" xmlns:m="http://schemas.openxmlformats.org/officeDocument/2006/math" xmlns:r="http://schemas.openxmlformats.org/officeDocument/2006/relationships" xmlns:o="urn:schemas-microsoft-com:office:office" xmlns:v="urn:schemas-microsoft-com:vml" xmlns:w10="urn:schemas-microsoft-com:office:word" xmlns:a="http://schemas.openxmlformats.org/drawingml/2006/main" xmlns:pic="http://schemas.openxmlformats.org/drawingml/2006/picture" xmlns:wp="http://schemas.openxmlformats.org/drawingml/2006/wordprocessingDrawing">
   <w:body>
-    <w:bookmarkStart w:id="89" w:name="X8f2a73f742196b4105a15360d476beef01a2cdf"/>
+    <w:bookmarkStart w:id="88" w:name="X8f2a73f742196b4105a15360d476beef01a2cdf"/>
     <w:p>
       <w:pPr>
         <w:pStyle w:val="Heading1"/>
@@ -365,7 +365,7 @@
         <w:pStyle w:val="FirstParagraph"/>
       </w:pPr>
       <w:r>
-        <w:t xml:space="preserve">11.6. Какие изменения сообщать врачу и как быстро: таблица срочности</w:t>
+        <w:t xml:space="preserve">11.6. Какие изменения сообщать врачу и как быстро</w:t>
       </w:r>
     </w:p>
     <w:p>
@@ -1733,7 +1733,7 @@
         <w:pStyle w:val="FirstParagraph"/>
       </w:pPr>
       <w:r>
-        <w:t xml:space="preserve">Те же границы стоят в таблице срочности (раздел 11.6) и в списке признаков, при которых наблюдение прекращают (раздел 11.7).</w:t>
+        <w:t xml:space="preserve">Те же границы стоят в Разделе 0 «Быстрая помощь» и в списке признаков, при которых наблюдение прекращают (раздел 11.7).</w:t>
       </w:r>
     </w:p>
     <w:tbl>
@@ -2624,22 +2624,13 @@
     </w:p>
     <w:bookmarkEnd w:id="50"/>
     <w:bookmarkEnd w:id="51"/>
-    <w:bookmarkStart w:id="54" w:name="X4b29375d0a451c92ab8abd075dbc29ee2501c83"/>
+    <w:bookmarkStart w:id="53" w:name="Xd24ef4576fc28cfcc7563c9c8478d48ccba08b5"/>
     <w:p>
       <w:pPr>
         <w:pStyle w:val="Heading2"/>
       </w:pPr>
       <w:r>
-        <w:t xml:space="preserve">11.6. Какие изменения сообщать врачу и как быстро: таблица срочности</w:t>
-      </w:r>
-    </w:p>
-    <w:bookmarkStart w:id="52" w:name="таблица-срочности"/>
-    <w:p>
-      <w:pPr>
-        <w:pStyle w:val="Heading3"/>
-      </w:pPr>
-      <w:r>
-        <w:t xml:space="preserve">Таблица срочности</w:t>
+        <w:t xml:space="preserve">11.6. Какие изменения сообщать врачу и как быстро</w:t>
       </w:r>
     </w:p>
     <w:p>
@@ -2647,7 +2638,7 @@
         <w:pStyle w:val="FirstParagraph"/>
       </w:pPr>
       <w:r>
-        <w:t xml:space="preserve">В таблице — изменения, о которых стоит сообщить врачу, и уровень срочности для каждого. Это те же четыре уровня, что в разделе 11.7:</w:t>
+        <w:t xml:space="preserve">Когда сообщать врачу об изменении, зависит от того, что именно изменилось. Уровней срочности четыре, те же, что в разделе 11.7:</w:t>
       </w:r>
     </w:p>
     <w:p>
@@ -2743,1430 +2734,20 @@
         <w:pStyle w:val="FirstParagraph"/>
       </w:pPr>
       <w:r>
+        <w:t xml:space="preserve">Для каждого признака уровень указан в Разделе 0 «Быстрая помощь»: там сказано, когда вызывать скорую, когда ехать в роддом, когда позвонить врачу раньше приёма и где о признаке прочитать.</w:t>
+      </w:r>
+      <w:r>
+        <w:t xml:space="preserve"> </w:t>
+      </w:r>
+      <w:r>
         <w:rPr>
           <w:rStyle w:val="VerbatimChar"/>
           <w:highlight w:val="yellow"/>
         </w:rPr>
-        <w:t xml:space="preserve">[ПРОВЕРИТЬ: вопрос врачу — уровни срочности в таблице назначены автором по КР НБ (Прил. В — «обратиться к врачу» без срока, раздел 6 — показания к госпитализации), КР ПЭ, КР ВТЭО, КР 802, КР 800 — DISPUTED-CLAIMS, строка 54]</w:t>
-      </w:r>
-    </w:p>
-    <w:tbl>
-      <w:tblPr>
-        <w:tblStyle w:val="Table"/>
-        <w:tblW w:type="pct" w:w="5000"/>
-        <w:tblLook w:firstRow="1" w:lastRow="0" w:firstColumn="0" w:lastColumn="0" w:noHBand="0" w:noVBand="0" w:val="0020"/>
-        <w:jc w:val="start"/>
-      </w:tblPr>
-      <w:tblGrid>
-        <w:gridCol w:w="2640"/>
-        <w:gridCol w:w="2640"/>
-        <w:gridCol w:w="2640"/>
-      </w:tblGrid>
-      <w:tr>
-        <w:trPr>
-          <w:tblHeader w:val="true"/>
-        </w:trPr>
-        <w:tc>
-          <w:tcPr/>
-          <w:p>
-            <w:pPr>
-              <w:pStyle w:val="Compact"/>
-              <w:jc w:val="left"/>
-            </w:pPr>
-            <w:r>
-              <w:t xml:space="preserve">Изменение</w:t>
-            </w:r>
-          </w:p>
-        </w:tc>
-        <w:tc>
-          <w:tcPr/>
-          <w:p>
-            <w:pPr>
-              <w:pStyle w:val="Compact"/>
-              <w:jc w:val="left"/>
-            </w:pPr>
-            <w:r>
-              <w:t xml:space="preserve">Уровень</w:t>
-            </w:r>
-          </w:p>
-        </w:tc>
-        <w:tc>
-          <w:tcPr/>
-          <w:p>
-            <w:pPr>
-              <w:pStyle w:val="Compact"/>
-              <w:jc w:val="left"/>
-            </w:pPr>
-            <w:r>
-              <w:t xml:space="preserve">Подробнее</w:t>
-            </w:r>
-          </w:p>
-        </w:tc>
-      </w:tr>
-      <w:tr>
-        <w:tc>
-          <w:tcPr/>
-          <w:p>
-            <w:pPr>
-              <w:pStyle w:val="Compact"/>
-              <w:jc w:val="left"/>
-            </w:pPr>
-            <w:r>
-              <w:rPr>
-                <w:bCs/>
-                <w:b/>
-              </w:rPr>
-              <w:t xml:space="preserve">Боль</w:t>
-            </w:r>
-            <w:r>
-              <w:t xml:space="preserve"> </w:t>
-            </w:r>
-            <w:r>
-              <w:t xml:space="preserve">в животе тянущая, несильная, проходит в покое</w:t>
-            </w:r>
-          </w:p>
-        </w:tc>
-        <w:tc>
-          <w:tcPr/>
-          <w:p>
-            <w:pPr>
-              <w:pStyle w:val="Compact"/>
-              <w:jc w:val="left"/>
-            </w:pPr>
-            <w:r>
-              <w:t xml:space="preserve">раньше</w:t>
-            </w:r>
-          </w:p>
-        </w:tc>
-        <w:tc>
-          <w:tcPr/>
-          <w:p>
-            <w:pPr>
-              <w:pStyle w:val="Compact"/>
-              <w:jc w:val="left"/>
-            </w:pPr>
-            <w:r>
-              <w:t xml:space="preserve">Раздел 0</w:t>
-            </w:r>
-          </w:p>
-        </w:tc>
-      </w:tr>
-      <w:tr>
-        <w:tc>
-          <w:tcPr/>
-          <w:p>
-            <w:pPr>
-              <w:pStyle w:val="Compact"/>
-              <w:jc w:val="left"/>
-            </w:pPr>
-            <w:r>
-              <w:t xml:space="preserve">Боль в животе сильная, нарастающая, схваткообразная или регулярная</w:t>
-            </w:r>
-          </w:p>
-        </w:tc>
-        <w:tc>
-          <w:tcPr/>
-          <w:p>
-            <w:pPr>
-              <w:pStyle w:val="Compact"/>
-              <w:jc w:val="left"/>
-            </w:pPr>
-            <w:r>
-              <w:t xml:space="preserve">срочно</w:t>
-            </w:r>
-          </w:p>
-        </w:tc>
-        <w:tc>
-          <w:tcPr/>
-          <w:p>
-            <w:pPr>
-              <w:pStyle w:val="Compact"/>
-              <w:jc w:val="left"/>
-            </w:pPr>
-            <w:r>
-              <w:t xml:space="preserve">Раздел 0</w:t>
-            </w:r>
-          </w:p>
-        </w:tc>
-      </w:tr>
-      <w:tr>
-        <w:tc>
-          <w:tcPr/>
-          <w:p>
-            <w:pPr>
-              <w:pStyle w:val="Compact"/>
-              <w:jc w:val="left"/>
-            </w:pPr>
-            <w:r>
-              <w:t xml:space="preserve">Боль под ложечкой или в правом подреберье во второй половине беременности</w:t>
-            </w:r>
-          </w:p>
-        </w:tc>
-        <w:tc>
-          <w:tcPr/>
-          <w:p>
-            <w:pPr>
-              <w:pStyle w:val="Compact"/>
-              <w:jc w:val="left"/>
-            </w:pPr>
-            <w:r>
-              <w:t xml:space="preserve">срочно</w:t>
-            </w:r>
-          </w:p>
-        </w:tc>
-        <w:tc>
-          <w:tcPr/>
-          <w:p>
-            <w:pPr>
-              <w:pStyle w:val="Compact"/>
-              <w:jc w:val="left"/>
-            </w:pPr>
-            <w:r>
-              <w:t xml:space="preserve">11.3</w:t>
-            </w:r>
-          </w:p>
-        </w:tc>
-      </w:tr>
-      <w:tr>
-        <w:tc>
-          <w:tcPr/>
-          <w:p>
-            <w:pPr>
-              <w:pStyle w:val="Compact"/>
-              <w:jc w:val="left"/>
-            </w:pPr>
-            <w:r>
-              <w:rPr>
-                <w:bCs/>
-                <w:b/>
-              </w:rPr>
-              <w:t xml:space="preserve">Выделения</w:t>
-            </w:r>
-            <w:r>
-              <w:t xml:space="preserve">: зуд, жжение, неприятный запах, творожистые</w:t>
-            </w:r>
-          </w:p>
-        </w:tc>
-        <w:tc>
-          <w:tcPr/>
-          <w:p>
-            <w:pPr>
-              <w:pStyle w:val="Compact"/>
-              <w:jc w:val="left"/>
-            </w:pPr>
-            <w:r>
-              <w:t xml:space="preserve">раньше</w:t>
-            </w:r>
-          </w:p>
-        </w:tc>
-        <w:tc>
-          <w:tcPr/>
-          <w:p>
-            <w:pPr>
-              <w:pStyle w:val="Compact"/>
-              <w:jc w:val="left"/>
-            </w:pPr>
-            <w:r>
-              <w:t xml:space="preserve">Тема 5, раздел 5.13</w:t>
-            </w:r>
-          </w:p>
-        </w:tc>
-      </w:tr>
-      <w:tr>
-        <w:tc>
-          <w:tcPr/>
-          <w:p>
-            <w:pPr>
-              <w:pStyle w:val="Compact"/>
-              <w:jc w:val="left"/>
-            </w:pPr>
-            <w:r>
-              <w:t xml:space="preserve">Кровянистые выделения или кровотечение</w:t>
-            </w:r>
-          </w:p>
-        </w:tc>
-        <w:tc>
-          <w:tcPr/>
-          <w:p>
-            <w:pPr>
-              <w:pStyle w:val="Compact"/>
-              <w:jc w:val="left"/>
-            </w:pPr>
-            <w:r>
-              <w:t xml:space="preserve">срочно; обильное — скорая</w:t>
-            </w:r>
-          </w:p>
-        </w:tc>
-        <w:tc>
-          <w:tcPr/>
-          <w:p>
-            <w:pPr>
-              <w:pStyle w:val="Compact"/>
-              <w:jc w:val="left"/>
-            </w:pPr>
-            <w:r>
-              <w:t xml:space="preserve">Раздел 0</w:t>
-            </w:r>
-          </w:p>
-        </w:tc>
-      </w:tr>
-      <w:tr>
-        <w:tc>
-          <w:tcPr/>
-          <w:p>
-            <w:pPr>
-              <w:pStyle w:val="Compact"/>
-              <w:jc w:val="left"/>
-            </w:pPr>
-            <w:r>
-              <w:t xml:space="preserve">Обильные жидкие выделения, подозрение на подтекание вод</w:t>
-            </w:r>
-          </w:p>
-        </w:tc>
-        <w:tc>
-          <w:tcPr/>
-          <w:p>
-            <w:pPr>
-              <w:pStyle w:val="Compact"/>
-              <w:jc w:val="left"/>
-            </w:pPr>
-            <w:r>
-              <w:t xml:space="preserve">срочно</w:t>
-            </w:r>
-          </w:p>
-        </w:tc>
-        <w:tc>
-          <w:tcPr/>
-          <w:p>
-            <w:pPr>
-              <w:pStyle w:val="Compact"/>
-              <w:jc w:val="left"/>
-            </w:pPr>
-            <w:r>
-              <w:t xml:space="preserve">Раздел 0; 11.1</w:t>
-            </w:r>
-          </w:p>
-        </w:tc>
-      </w:tr>
-      <w:tr>
-        <w:tc>
-          <w:tcPr/>
-          <w:p>
-            <w:pPr>
-              <w:pStyle w:val="Compact"/>
-              <w:jc w:val="left"/>
-            </w:pPr>
-            <w:r>
-              <w:rPr>
-                <w:bCs/>
-                <w:b/>
-              </w:rPr>
-              <w:t xml:space="preserve">Давление</w:t>
-            </w:r>
-            <w:r>
-              <w:t xml:space="preserve"> </w:t>
-            </w:r>
-            <w:r>
-              <w:t xml:space="preserve">выше 120/80, но ниже 140/90</w:t>
-            </w:r>
-          </w:p>
-        </w:tc>
-        <w:tc>
-          <w:tcPr/>
-          <w:p>
-            <w:pPr>
-              <w:pStyle w:val="Compact"/>
-              <w:jc w:val="left"/>
-            </w:pPr>
-            <w:r>
-              <w:t xml:space="preserve">раньше</w:t>
-            </w:r>
-          </w:p>
-        </w:tc>
-        <w:tc>
-          <w:tcPr/>
-          <w:p>
-            <w:pPr>
-              <w:pStyle w:val="Compact"/>
-              <w:jc w:val="left"/>
-            </w:pPr>
-            <w:r>
-              <w:t xml:space="preserve">11.3</w:t>
-            </w:r>
-          </w:p>
-        </w:tc>
-      </w:tr>
-      <w:tr>
-        <w:tc>
-          <w:tcPr/>
-          <w:p>
-            <w:pPr>
-              <w:pStyle w:val="Compact"/>
-              <w:jc w:val="left"/>
-            </w:pPr>
-            <w:r>
-              <w:t xml:space="preserve">Давление 140/90 и выше при повторном измерении</w:t>
-            </w:r>
-          </w:p>
-        </w:tc>
-        <w:tc>
-          <w:tcPr/>
-          <w:p>
-            <w:pPr>
-              <w:pStyle w:val="Compact"/>
-              <w:jc w:val="left"/>
-            </w:pPr>
-            <w:r>
-              <w:t xml:space="preserve">раньше, в тот же день</w:t>
-            </w:r>
-          </w:p>
-        </w:tc>
-        <w:tc>
-          <w:tcPr/>
-          <w:p>
-            <w:pPr>
-              <w:pStyle w:val="Compact"/>
-              <w:jc w:val="left"/>
-            </w:pPr>
-            <w:r>
-              <w:t xml:space="preserve">11.3</w:t>
-            </w:r>
-          </w:p>
-        </w:tc>
-      </w:tr>
-      <w:tr>
-        <w:tc>
-          <w:tcPr/>
-          <w:p>
-            <w:pPr>
-              <w:pStyle w:val="Compact"/>
-              <w:jc w:val="left"/>
-            </w:pPr>
-            <w:r>
-              <w:t xml:space="preserve">Давление 160 и выше верхнее или 100 и выше нижнее</w:t>
-            </w:r>
-          </w:p>
-        </w:tc>
-        <w:tc>
-          <w:tcPr/>
-          <w:p>
-            <w:pPr>
-              <w:pStyle w:val="Compact"/>
-              <w:jc w:val="left"/>
-            </w:pPr>
-            <w:r>
-              <w:t xml:space="preserve">срочно или скорая</w:t>
-            </w:r>
-          </w:p>
-        </w:tc>
-        <w:tc>
-          <w:tcPr/>
-          <w:p>
-            <w:pPr>
-              <w:pStyle w:val="Compact"/>
-              <w:jc w:val="left"/>
-            </w:pPr>
-            <w:r>
-              <w:t xml:space="preserve">11.3</w:t>
-            </w:r>
-          </w:p>
-        </w:tc>
-      </w:tr>
-      <w:tr>
-        <w:tc>
-          <w:tcPr/>
-          <w:p>
-            <w:pPr>
-              <w:pStyle w:val="Compact"/>
-              <w:jc w:val="left"/>
-            </w:pPr>
-            <w:r>
-              <w:rPr>
-                <w:bCs/>
-                <w:b/>
-              </w:rPr>
-              <w:t xml:space="preserve">Мочеиспускание</w:t>
-            </w:r>
-            <w:r>
-              <w:t xml:space="preserve">: жжение, боль, частые позывы с болью</w:t>
-            </w:r>
-          </w:p>
-        </w:tc>
-        <w:tc>
-          <w:tcPr/>
-          <w:p>
-            <w:pPr>
-              <w:pStyle w:val="Compact"/>
-              <w:jc w:val="left"/>
-            </w:pPr>
-            <w:r>
-              <w:t xml:space="preserve">раньше</w:t>
-            </w:r>
-          </w:p>
-        </w:tc>
-        <w:tc>
-          <w:tcPr/>
-          <w:p>
-            <w:pPr>
-              <w:pStyle w:val="Compact"/>
-              <w:jc w:val="left"/>
-            </w:pPr>
-            <w:r>
-              <w:t xml:space="preserve">Тема 9, раздел 9.15</w:t>
-            </w:r>
-          </w:p>
-        </w:tc>
-      </w:tr>
-      <w:tr>
-        <w:tc>
-          <w:tcPr/>
-          <w:p>
-            <w:pPr>
-              <w:pStyle w:val="Compact"/>
-              <w:jc w:val="left"/>
-            </w:pPr>
-            <w:r>
-              <w:t xml:space="preserve">То же с температурой, ознобом, болью в пояснице</w:t>
-            </w:r>
-          </w:p>
-        </w:tc>
-        <w:tc>
-          <w:tcPr/>
-          <w:p>
-            <w:pPr>
-              <w:pStyle w:val="Compact"/>
-              <w:jc w:val="left"/>
-            </w:pPr>
-            <w:r>
-              <w:t xml:space="preserve">срочно</w:t>
-            </w:r>
-          </w:p>
-        </w:tc>
-        <w:tc>
-          <w:tcPr/>
-          <w:p>
-            <w:pPr>
-              <w:pStyle w:val="Compact"/>
-              <w:jc w:val="left"/>
-            </w:pPr>
-            <w:r>
-              <w:t xml:space="preserve">Тема 9, раздел 9.15</w:t>
-            </w:r>
-          </w:p>
-        </w:tc>
-      </w:tr>
-      <w:tr>
-        <w:tc>
-          <w:tcPr/>
-          <w:p>
-            <w:pPr>
-              <w:pStyle w:val="Compact"/>
-              <w:jc w:val="left"/>
-            </w:pPr>
-            <w:r>
-              <w:rPr>
-                <w:bCs/>
-                <w:b/>
-              </w:rPr>
-              <w:t xml:space="preserve">Отёки</w:t>
-            </w:r>
-            <w:r>
-              <w:t xml:space="preserve"> </w:t>
-            </w:r>
-            <w:r>
-              <w:t xml:space="preserve">ног к вечеру, проходят к утру</w:t>
-            </w:r>
-          </w:p>
-        </w:tc>
-        <w:tc>
-          <w:tcPr/>
-          <w:p>
-            <w:pPr>
-              <w:pStyle w:val="Compact"/>
-              <w:jc w:val="left"/>
-            </w:pPr>
-            <w:r>
-              <w:t xml:space="preserve">на плановом приёме</w:t>
-            </w:r>
-          </w:p>
-        </w:tc>
-        <w:tc>
-          <w:tcPr/>
-          <w:p>
-            <w:pPr>
-              <w:pStyle w:val="Compact"/>
-              <w:jc w:val="left"/>
-            </w:pPr>
-            <w:r>
-              <w:t xml:space="preserve">11.4</w:t>
-            </w:r>
-          </w:p>
-        </w:tc>
-      </w:tr>
-      <w:tr>
-        <w:tc>
-          <w:tcPr/>
-          <w:p>
-            <w:pPr>
-              <w:pStyle w:val="Compact"/>
-              <w:jc w:val="left"/>
-            </w:pPr>
-            <w:r>
-              <w:t xml:space="preserve">Отёк лица, кистей, быстро нарастающие отёки</w:t>
-            </w:r>
-          </w:p>
-        </w:tc>
-        <w:tc>
-          <w:tcPr/>
-          <w:p>
-            <w:pPr>
-              <w:pStyle w:val="Compact"/>
-              <w:jc w:val="left"/>
-            </w:pPr>
-            <w:r>
-              <w:t xml:space="preserve">раньше, в тот же день; с давлением или головной болью — срочно</w:t>
-            </w:r>
-          </w:p>
-        </w:tc>
-        <w:tc>
-          <w:tcPr/>
-          <w:p>
-            <w:pPr>
-              <w:pStyle w:val="Compact"/>
-              <w:jc w:val="left"/>
-            </w:pPr>
-            <w:r>
-              <w:t xml:space="preserve">11.4</w:t>
-            </w:r>
-          </w:p>
-        </w:tc>
-      </w:tr>
-      <w:tr>
-        <w:tc>
-          <w:tcPr/>
-          <w:p>
-            <w:pPr>
-              <w:pStyle w:val="Compact"/>
-              <w:jc w:val="left"/>
-            </w:pPr>
-            <w:r>
-              <w:t xml:space="preserve">Отёк и боль одной ноги</w:t>
-            </w:r>
-          </w:p>
-        </w:tc>
-        <w:tc>
-          <w:tcPr/>
-          <w:p>
-            <w:pPr>
-              <w:pStyle w:val="Compact"/>
-              <w:jc w:val="left"/>
-            </w:pPr>
-            <w:r>
-              <w:t xml:space="preserve">срочно</w:t>
-            </w:r>
-          </w:p>
-        </w:tc>
-        <w:tc>
-          <w:tcPr/>
-          <w:p>
-            <w:pPr>
-              <w:pStyle w:val="Compact"/>
-              <w:jc w:val="left"/>
-            </w:pPr>
-            <w:r>
-              <w:t xml:space="preserve">11.4; Раздел 0</w:t>
-            </w:r>
-          </w:p>
-        </w:tc>
-      </w:tr>
-      <w:tr>
-        <w:tc>
-          <w:tcPr/>
-          <w:p>
-            <w:pPr>
-              <w:pStyle w:val="Compact"/>
-              <w:jc w:val="left"/>
-            </w:pPr>
-            <w:r>
-              <w:rPr>
-                <w:bCs/>
-                <w:b/>
-              </w:rPr>
-              <w:t xml:space="preserve">Вес</w:t>
-            </w:r>
-            <w:r>
-              <w:t xml:space="preserve"> </w:t>
-            </w:r>
-            <w:r>
-              <w:t xml:space="preserve">в третьем триместре растёт на 1 кг в неделю и больше</w:t>
-            </w:r>
-          </w:p>
-        </w:tc>
-        <w:tc>
-          <w:tcPr/>
-          <w:p>
-            <w:pPr>
-              <w:pStyle w:val="Compact"/>
-              <w:jc w:val="left"/>
-            </w:pPr>
-            <w:r>
-              <w:t xml:space="preserve">раньше, в тот же день; с давлением или головной болью — срочно</w:t>
-            </w:r>
-          </w:p>
-        </w:tc>
-        <w:tc>
-          <w:tcPr/>
-          <w:p>
-            <w:pPr>
-              <w:pStyle w:val="Compact"/>
-              <w:jc w:val="left"/>
-            </w:pPr>
-            <w:r>
-              <w:t xml:space="preserve">11.4</w:t>
-            </w:r>
-          </w:p>
-        </w:tc>
-      </w:tr>
-      <w:tr>
-        <w:tc>
-          <w:tcPr/>
-          <w:p>
-            <w:pPr>
-              <w:pStyle w:val="Compact"/>
-              <w:jc w:val="left"/>
-            </w:pPr>
-            <w:r>
-              <w:rPr>
-                <w:bCs/>
-                <w:b/>
-              </w:rPr>
-              <w:t xml:space="preserve">Головная боль</w:t>
-            </w:r>
-            <w:r>
-              <w:t xml:space="preserve"> </w:t>
-            </w:r>
-            <w:r>
-              <w:t xml:space="preserve">обычная, проходит после отдыха</w:t>
-            </w:r>
-          </w:p>
-        </w:tc>
-        <w:tc>
-          <w:tcPr/>
-          <w:p>
-            <w:pPr>
-              <w:pStyle w:val="Compact"/>
-              <w:jc w:val="left"/>
-            </w:pPr>
-            <w:r>
-              <w:t xml:space="preserve">на плановом приёме</w:t>
-            </w:r>
-          </w:p>
-        </w:tc>
-        <w:tc>
-          <w:tcPr/>
-          <w:p>
-            <w:pPr>
-              <w:pStyle w:val="Compact"/>
-              <w:jc w:val="left"/>
-            </w:pPr>
-            <w:r>
-              <w:t xml:space="preserve">ниже</w:t>
-            </w:r>
-          </w:p>
-        </w:tc>
-      </w:tr>
-      <w:tr>
-        <w:tc>
-          <w:tcPr/>
-          <w:p>
-            <w:pPr>
-              <w:pStyle w:val="Compact"/>
-              <w:jc w:val="left"/>
-            </w:pPr>
-            <w:r>
-              <w:t xml:space="preserve">Сильная головная боль, не проходит, или с нарушением зрения</w:t>
-            </w:r>
-          </w:p>
-        </w:tc>
-        <w:tc>
-          <w:tcPr/>
-          <w:p>
-            <w:pPr>
-              <w:pStyle w:val="Compact"/>
-              <w:jc w:val="left"/>
-            </w:pPr>
-            <w:r>
-              <w:t xml:space="preserve">срочно</w:t>
-            </w:r>
-          </w:p>
-        </w:tc>
-        <w:tc>
-          <w:tcPr/>
-          <w:p>
-            <w:pPr>
-              <w:pStyle w:val="Compact"/>
-              <w:jc w:val="left"/>
-            </w:pPr>
-            <w:r>
-              <w:t xml:space="preserve">11.3; ниже</w:t>
-            </w:r>
-          </w:p>
-        </w:tc>
-      </w:tr>
-      <w:tr>
-        <w:tc>
-          <w:tcPr/>
-          <w:p>
-            <w:pPr>
-              <w:pStyle w:val="Compact"/>
-              <w:jc w:val="left"/>
-            </w:pPr>
-            <w:r>
-              <w:rPr>
-                <w:bCs/>
-                <w:b/>
-              </w:rPr>
-              <w:t xml:space="preserve">Зрение</w:t>
-            </w:r>
-            <w:r>
-              <w:t xml:space="preserve">: мелькание «мушек», пелена, нечёткость, выпадение участков</w:t>
-            </w:r>
-          </w:p>
-        </w:tc>
-        <w:tc>
-          <w:tcPr/>
-          <w:p>
-            <w:pPr>
-              <w:pStyle w:val="Compact"/>
-              <w:jc w:val="left"/>
-            </w:pPr>
-            <w:r>
-              <w:t xml:space="preserve">срочно</w:t>
-            </w:r>
-          </w:p>
-        </w:tc>
-        <w:tc>
-          <w:tcPr/>
-          <w:p>
-            <w:pPr>
-              <w:pStyle w:val="Compact"/>
-              <w:jc w:val="left"/>
-            </w:pPr>
-            <w:r>
-              <w:t xml:space="preserve">11.3</w:t>
-            </w:r>
-          </w:p>
-        </w:tc>
-      </w:tr>
-      <w:tr>
-        <w:tc>
-          <w:tcPr/>
-          <w:p>
-            <w:pPr>
-              <w:pStyle w:val="Compact"/>
-              <w:jc w:val="left"/>
-            </w:pPr>
-            <w:r>
-              <w:rPr>
-                <w:bCs/>
-                <w:b/>
-              </w:rPr>
-              <w:t xml:space="preserve">Температура</w:t>
-            </w:r>
-            <w:r>
-              <w:t xml:space="preserve"> </w:t>
-            </w:r>
-            <w:r>
-              <w:t xml:space="preserve">выше 37,5 °C</w:t>
-            </w:r>
-          </w:p>
-        </w:tc>
-        <w:tc>
-          <w:tcPr/>
-          <w:p>
-            <w:pPr>
-              <w:pStyle w:val="Compact"/>
-              <w:jc w:val="left"/>
-            </w:pPr>
-            <w:r>
-              <w:t xml:space="preserve">раньше, в тот же день</w:t>
-            </w:r>
-          </w:p>
-        </w:tc>
-        <w:tc>
-          <w:tcPr/>
-          <w:p>
-            <w:pPr>
-              <w:pStyle w:val="Compact"/>
-              <w:jc w:val="left"/>
-            </w:pPr>
-            <w:r>
-              <w:t xml:space="preserve">11.4; Тема 7, раздел 7.7</w:t>
-            </w:r>
-          </w:p>
-        </w:tc>
-      </w:tr>
-      <w:tr>
-        <w:tc>
-          <w:tcPr/>
-          <w:p>
-            <w:pPr>
-              <w:pStyle w:val="Compact"/>
-              <w:jc w:val="left"/>
-            </w:pPr>
-            <w:r>
-              <w:t xml:space="preserve">Температура с подтеканием вод или болью в животе</w:t>
-            </w:r>
-          </w:p>
-        </w:tc>
-        <w:tc>
-          <w:tcPr/>
-          <w:p>
-            <w:pPr>
-              <w:pStyle w:val="Compact"/>
-              <w:jc w:val="left"/>
-            </w:pPr>
-            <w:r>
-              <w:t xml:space="preserve">срочно</w:t>
-            </w:r>
-          </w:p>
-        </w:tc>
-        <w:tc>
-          <w:tcPr/>
-          <w:p>
-            <w:pPr>
-              <w:pStyle w:val="Compact"/>
-              <w:jc w:val="left"/>
-            </w:pPr>
-            <w:r>
-              <w:t xml:space="preserve">11.4</w:t>
-            </w:r>
-          </w:p>
-        </w:tc>
-      </w:tr>
-      <w:tr>
-        <w:tc>
-          <w:tcPr/>
-          <w:p>
-            <w:pPr>
-              <w:pStyle w:val="Compact"/>
-              <w:jc w:val="left"/>
-            </w:pPr>
-            <w:r>
-              <w:rPr>
-                <w:bCs/>
-                <w:b/>
-              </w:rPr>
-              <w:t xml:space="preserve">Одышка</w:t>
-            </w:r>
-            <w:r>
-              <w:t xml:space="preserve">, которая появилась постепенно по мере роста живота и не мешает обычным делам</w:t>
-            </w:r>
-          </w:p>
-        </w:tc>
-        <w:tc>
-          <w:tcPr/>
-          <w:p>
-            <w:pPr>
-              <w:pStyle w:val="Compact"/>
-              <w:jc w:val="left"/>
-            </w:pPr>
-            <w:r>
-              <w:t xml:space="preserve">на плановом приёме</w:t>
-            </w:r>
-          </w:p>
-        </w:tc>
-        <w:tc>
-          <w:tcPr/>
-          <w:p>
-            <w:pPr>
-              <w:pStyle w:val="Compact"/>
-              <w:jc w:val="left"/>
-            </w:pPr>
-            <w:r>
-              <w:t xml:space="preserve">—</w:t>
-            </w:r>
-          </w:p>
-        </w:tc>
-      </w:tr>
-      <w:tr>
-        <w:tc>
-          <w:tcPr/>
-          <w:p>
-            <w:pPr>
-              <w:pStyle w:val="Compact"/>
-              <w:jc w:val="left"/>
-            </w:pPr>
-            <w:r>
-              <w:t xml:space="preserve">Одышка внезапная, или когда вы лежите, или вместе с болью в груди, головокружением, обмороком</w:t>
-            </w:r>
-          </w:p>
-        </w:tc>
-        <w:tc>
-          <w:tcPr/>
-          <w:p>
-            <w:pPr>
-              <w:pStyle w:val="Compact"/>
-              <w:jc w:val="left"/>
-            </w:pPr>
-            <w:r>
-              <w:t xml:space="preserve">скорая</w:t>
-            </w:r>
-          </w:p>
-        </w:tc>
-        <w:tc>
-          <w:tcPr/>
-          <w:p>
-            <w:pPr>
-              <w:pStyle w:val="Compact"/>
-              <w:jc w:val="left"/>
-            </w:pPr>
-            <w:r>
-              <w:t xml:space="preserve">11.7; Раздел 0</w:t>
-            </w:r>
-          </w:p>
-        </w:tc>
-      </w:tr>
-      <w:tr>
-        <w:tc>
-          <w:tcPr/>
-          <w:p>
-            <w:pPr>
-              <w:pStyle w:val="Compact"/>
-              <w:jc w:val="left"/>
-            </w:pPr>
-            <w:r>
-              <w:rPr>
-                <w:bCs/>
-                <w:b/>
-              </w:rPr>
-              <w:t xml:space="preserve">Рвота</w:t>
-            </w:r>
-            <w:r>
-              <w:t xml:space="preserve"> </w:t>
-            </w:r>
-            <w:r>
-              <w:t xml:space="preserve">чаще 5 раз в сутки, потеря веса больше 3 кг за 1–1,5 недели</w:t>
-            </w:r>
-          </w:p>
-        </w:tc>
-        <w:tc>
-          <w:tcPr/>
-          <w:p>
-            <w:pPr>
-              <w:pStyle w:val="Compact"/>
-              <w:jc w:val="left"/>
-            </w:pPr>
-            <w:r>
-              <w:t xml:space="preserve">раньше</w:t>
-            </w:r>
-          </w:p>
-        </w:tc>
-        <w:tc>
-          <w:tcPr/>
-          <w:p>
-            <w:pPr>
-              <w:pStyle w:val="Compact"/>
-              <w:jc w:val="left"/>
-            </w:pPr>
-            <w:r>
-              <w:t xml:space="preserve">Тема 1, раздел 1.4</w:t>
-            </w:r>
-            <w:r>
-              <w:t xml:space="preserve"> </w:t>
-            </w:r>
-            <w:r>
-              <w:rPr>
-                <w:rStyle w:val="VerbatimChar"/>
-                <w:highlight w:val="yellow"/>
-              </w:rPr>
-              <w:t xml:space="preserve">[ПРОВЕРИТЬ: памятка КР «Чрезмерная рвота беременных» 2024, ID 802, называет поводом обратиться рвоту «более 2–3 раз в день», памятка КР НБ — «более 5 раз в сутки» — DISPUTED-CLAIMS, строка 51]</w:t>
-            </w:r>
-          </w:p>
-        </w:tc>
-      </w:tr>
-      <w:tr>
-        <w:tc>
-          <w:tcPr/>
-          <w:p>
-            <w:pPr>
-              <w:pStyle w:val="Compact"/>
-              <w:jc w:val="left"/>
-            </w:pPr>
-            <w:r>
-              <w:t xml:space="preserve">Не удерживается даже вода; мочи стало заметно меньше обычного, она тёмная</w:t>
-            </w:r>
-          </w:p>
-        </w:tc>
-        <w:tc>
-          <w:tcPr/>
-          <w:p>
-            <w:pPr>
-              <w:pStyle w:val="Compact"/>
-              <w:jc w:val="left"/>
-            </w:pPr>
-            <w:r>
-              <w:t xml:space="preserve">срочно</w:t>
-            </w:r>
-          </w:p>
-        </w:tc>
-        <w:tc>
-          <w:tcPr/>
-          <w:p>
-            <w:pPr>
-              <w:pStyle w:val="Compact"/>
-              <w:jc w:val="left"/>
-            </w:pPr>
-            <w:r>
-              <w:t xml:space="preserve">Тема 1, раздел 1.4</w:t>
-            </w:r>
-            <w:r>
-              <w:t xml:space="preserve"> </w:t>
-            </w:r>
-            <w:r>
-              <w:rPr>
-                <w:rStyle w:val="VerbatimChar"/>
-                <w:highlight w:val="yellow"/>
-              </w:rPr>
-              <w:t xml:space="preserve">[ПРОВЕРИТЬ: КР ID 802, раздел 6 — невозможность пить при неэффективном лечении дома — показание к госпитализации; NHS относит это к звонку без срочности — DISPUTED-CLAIMS, строка 51]</w:t>
-            </w:r>
-          </w:p>
-        </w:tc>
-      </w:tr>
-      <w:tr>
-        <w:tc>
-          <w:tcPr/>
-          <w:p>
-            <w:pPr>
-              <w:pStyle w:val="Compact"/>
-              <w:jc w:val="left"/>
-            </w:pPr>
-            <w:r>
-              <w:t xml:space="preserve">Рвота после 20 недель вместе с головной болью, болью под рёбрами, нарушением зрения</w:t>
-            </w:r>
-          </w:p>
-        </w:tc>
-        <w:tc>
-          <w:tcPr/>
-          <w:p>
-            <w:pPr>
-              <w:pStyle w:val="Compact"/>
-              <w:jc w:val="left"/>
-            </w:pPr>
-            <w:r>
-              <w:t xml:space="preserve">срочно</w:t>
-            </w:r>
-          </w:p>
-        </w:tc>
-        <w:tc>
-          <w:tcPr/>
-          <w:p>
-            <w:pPr>
-              <w:pStyle w:val="Compact"/>
-              <w:jc w:val="left"/>
-            </w:pPr>
-            <w:r>
-              <w:t xml:space="preserve">ниже</w:t>
-            </w:r>
-          </w:p>
-        </w:tc>
-      </w:tr>
-      <w:tr>
-        <w:tc>
-          <w:tcPr/>
-          <w:p>
-            <w:pPr>
-              <w:pStyle w:val="Compact"/>
-              <w:jc w:val="left"/>
-            </w:pPr>
-            <w:r>
-              <w:rPr>
-                <w:bCs/>
-                <w:b/>
-              </w:rPr>
-              <w:t xml:space="preserve">Шевеления</w:t>
-            </w:r>
-            <w:r>
-              <w:t xml:space="preserve"> </w:t>
-            </w:r>
-            <w:r>
-              <w:t xml:space="preserve">реже, слабее, изменились</w:t>
-            </w:r>
-          </w:p>
-        </w:tc>
-        <w:tc>
-          <w:tcPr/>
-          <w:p>
-            <w:pPr>
-              <w:pStyle w:val="Compact"/>
-              <w:jc w:val="left"/>
-            </w:pPr>
-            <w:r>
-              <w:t xml:space="preserve">срочно</w:t>
-            </w:r>
-          </w:p>
-        </w:tc>
-        <w:tc>
-          <w:tcPr/>
-          <w:p>
-            <w:pPr>
-              <w:pStyle w:val="Compact"/>
-              <w:jc w:val="left"/>
-            </w:pPr>
-            <w:r>
-              <w:t xml:space="preserve">11.2</w:t>
-            </w:r>
-          </w:p>
-        </w:tc>
-      </w:tr>
-      <w:tr>
-        <w:tc>
-          <w:tcPr/>
-          <w:p>
-            <w:pPr>
-              <w:pStyle w:val="Compact"/>
-              <w:jc w:val="left"/>
-            </w:pPr>
-            <w:r>
-              <w:t xml:space="preserve">Шевелений нет совсем</w:t>
-            </w:r>
-          </w:p>
-        </w:tc>
-        <w:tc>
-          <w:tcPr/>
-          <w:p>
-            <w:pPr>
-              <w:pStyle w:val="Compact"/>
-              <w:jc w:val="left"/>
-            </w:pPr>
-            <w:r>
-              <w:t xml:space="preserve">срочно; если не добраться — скорая</w:t>
-            </w:r>
-          </w:p>
-        </w:tc>
-        <w:tc>
-          <w:tcPr/>
-          <w:p>
-            <w:pPr>
-              <w:pStyle w:val="Compact"/>
-              <w:jc w:val="left"/>
-            </w:pPr>
-            <w:r>
-              <w:t xml:space="preserve">11.2</w:t>
-            </w:r>
-          </w:p>
-        </w:tc>
-      </w:tr>
-      <w:tr>
-        <w:tc>
-          <w:tcPr/>
-          <w:p>
-            <w:pPr>
-              <w:pStyle w:val="Compact"/>
-              <w:jc w:val="left"/>
-            </w:pPr>
-            <w:r>
-              <w:t xml:space="preserve">После теста шевелений 6 и больше, но ощущение, что ребёнок двигается не как обычно, не проходит</w:t>
-            </w:r>
-          </w:p>
-        </w:tc>
-        <w:tc>
-          <w:tcPr/>
-          <w:p>
-            <w:pPr>
-              <w:pStyle w:val="Compact"/>
-              <w:jc w:val="left"/>
-            </w:pPr>
-            <w:r>
-              <w:t xml:space="preserve">раньше, в тот же день</w:t>
-            </w:r>
-          </w:p>
-        </w:tc>
-        <w:tc>
-          <w:tcPr/>
-          <w:p>
-            <w:pPr>
-              <w:pStyle w:val="Compact"/>
-              <w:jc w:val="left"/>
-            </w:pPr>
-            <w:r>
-              <w:t xml:space="preserve">11.2</w:t>
-            </w:r>
-          </w:p>
-        </w:tc>
-      </w:tr>
-      <w:tr>
-        <w:tc>
-          <w:tcPr/>
-          <w:p>
-            <w:pPr>
-              <w:pStyle w:val="Compact"/>
-              <w:jc w:val="left"/>
-            </w:pPr>
-            <w:r>
-              <w:rPr>
-                <w:bCs/>
-                <w:b/>
-              </w:rPr>
-              <w:t xml:space="preserve">Другие новые симптомы</w:t>
-            </w:r>
-            <w:r>
-              <w:t xml:space="preserve">: удар в живот, падение</w:t>
-            </w:r>
-          </w:p>
-        </w:tc>
-        <w:tc>
-          <w:tcPr/>
-          <w:p>
-            <w:pPr>
-              <w:pStyle w:val="Compact"/>
-              <w:jc w:val="left"/>
-            </w:pPr>
-            <w:r>
-              <w:t xml:space="preserve">раньше, при боли или выделениях — срочно</w:t>
-            </w:r>
-          </w:p>
-        </w:tc>
-        <w:tc>
-          <w:tcPr/>
-          <w:p>
-            <w:pPr>
-              <w:pStyle w:val="Compact"/>
-              <w:jc w:val="left"/>
-            </w:pPr>
-            <w:r>
-              <w:t xml:space="preserve">Тема 8, раздел 8.16</w:t>
-            </w:r>
-          </w:p>
-        </w:tc>
-      </w:tr>
-      <w:tr>
-        <w:tc>
-          <w:tcPr/>
-          <w:p>
-            <w:pPr>
-              <w:pStyle w:val="Compact"/>
-              <w:jc w:val="left"/>
-            </w:pPr>
-            <w:r>
-              <w:t xml:space="preserve">Обморок, судороги</w:t>
-            </w:r>
-          </w:p>
-        </w:tc>
-        <w:tc>
-          <w:tcPr/>
-          <w:p>
-            <w:pPr>
-              <w:pStyle w:val="Compact"/>
-              <w:jc w:val="left"/>
-            </w:pPr>
-            <w:r>
-              <w:t xml:space="preserve">скорая</w:t>
-            </w:r>
-          </w:p>
-        </w:tc>
-        <w:tc>
-          <w:tcPr/>
-          <w:p>
-            <w:pPr>
-              <w:pStyle w:val="Compact"/>
-              <w:jc w:val="left"/>
-            </w:pPr>
-            <w:r>
-              <w:t xml:space="preserve">Раздел 0</w:t>
-            </w:r>
-          </w:p>
-        </w:tc>
-      </w:tr>
-      <w:tr>
-        <w:tc>
-          <w:tcPr/>
-          <w:p>
-            <w:pPr>
-              <w:pStyle w:val="Compact"/>
-              <w:jc w:val="left"/>
-            </w:pPr>
-            <w:r>
-              <w:t xml:space="preserve">Мысли о том, чтобы причинить вред себе или ребёнку</w:t>
-            </w:r>
-          </w:p>
-        </w:tc>
-        <w:tc>
-          <w:tcPr/>
-          <w:p>
-            <w:pPr>
-              <w:pStyle w:val="Compact"/>
-              <w:jc w:val="left"/>
-            </w:pPr>
-            <w:r>
-              <w:t xml:space="preserve">скорая (112) — при плане или намерении и при мыслях о вреде ребёнку, которые не пугают; без плана — в тот же день к врачу, психиатру или на телефон доверия</w:t>
-            </w:r>
-          </w:p>
-        </w:tc>
-        <w:tc>
-          <w:tcPr/>
-          <w:p>
-            <w:pPr>
-              <w:pStyle w:val="Compact"/>
-              <w:jc w:val="left"/>
-            </w:pPr>
-            <w:r>
-              <w:t xml:space="preserve">Тема 10, раздел 10.14</w:t>
-            </w:r>
-            <w:r>
-              <w:t xml:space="preserve"> </w:t>
-            </w:r>
-            <w:r>
-              <w:rPr>
-                <w:rStyle w:val="VerbatimChar"/>
-                <w:highlight w:val="yellow"/>
-              </w:rPr>
-              <w:t xml:space="preserve">[ПРОВЕРИТЬ: маршрут взят из Темы 10 (10.14), там он вынесен врачу — DISPUTED-CLAIMS, строка 47]</w:t>
-            </w:r>
-          </w:p>
-        </w:tc>
-      </w:tr>
-      <w:tr>
-        <w:tc>
-          <w:tcPr/>
-          <w:p>
-            <w:pPr>
-              <w:pStyle w:val="Compact"/>
-              <w:jc w:val="left"/>
-            </w:pPr>
-            <w:r>
-              <w:t xml:space="preserve">Новый симптом, которого нет в таблице, если он сильный, нарастает или сильно тревожит</w:t>
-            </w:r>
-          </w:p>
-        </w:tc>
-        <w:tc>
-          <w:tcPr/>
-          <w:p>
-            <w:pPr>
-              <w:pStyle w:val="Compact"/>
-              <w:jc w:val="left"/>
-            </w:pPr>
-            <w:r>
-              <w:t xml:space="preserve">раньше; при резком ухудшении — срочно</w:t>
-            </w:r>
-          </w:p>
-        </w:tc>
-        <w:tc>
-          <w:tcPr/>
-          <w:p>
-            <w:pPr>
-              <w:pStyle w:val="Compact"/>
-              <w:jc w:val="left"/>
-            </w:pPr>
-            <w:r>
-              <w:t xml:space="preserve">11.7</w:t>
-            </w:r>
-          </w:p>
-        </w:tc>
-      </w:tr>
-    </w:tbl>
-    <w:bookmarkEnd w:id="52"/>
-    <w:bookmarkStart w:id="53" w:name="X62486ddfa54e85476e3620b13e2c9dd2a857556"/>
+        <w:t xml:space="preserve">[ПРОВЕРИТЬ: вопрос врачу — уровни срочности назначены автором по КР НБ (Прил. В — «обратиться к врачу» без срока, раздел 6 — показания к госпитализации), КР ПЭ, КР ВТЭО, КР 802, КР 800 — DISPUTED-CLAIMS, строка 54. С 20.10.2026 таблица срочности перенесена из этого раздела в навигатор, который в тот же день объединён с Разделом 0 (решения пользователя)]</w:t>
+      </w:r>
+    </w:p>
+    <w:bookmarkStart w:id="52" w:name="X62486ddfa54e85476e3620b13e2c9dd2a857556"/>
     <w:p>
       <w:pPr>
         <w:pStyle w:val="Heading3"/>
@@ -4180,7 +2761,7 @@
         <w:pStyle w:val="FirstParagraph"/>
       </w:pPr>
       <w:r>
-        <w:t xml:space="preserve">У двух жалоб из таблицы граница между ожидаемым и тревожным проходит внутри одного симптома. Об отёках — раздел 11.4.</w:t>
+        <w:t xml:space="preserve">У двух жалоб граница между ожидаемым и тревожным проходит внутри одного симптома. Об отёках — раздел 11.4.</w:t>
       </w:r>
     </w:p>
     <w:p>
@@ -4232,9 +2813,9 @@
         <w:t xml:space="preserve">В первой половине беременности тошнота и рвота обычно связаны с самой беременностью (Тема 1, раздел 1.4). Рвота, которая впервые появилась или резко усилилась после 20 недель, особенно вместе с головной болью, болью под ложечкой или в правом подреберье, нарушением зрения, требует срочного осмотра: по одному симптому причину не определить, а среди возможных причин есть преэклампсия.</w:t>
       </w:r>
     </w:p>
+    <w:bookmarkEnd w:id="52"/>
     <w:bookmarkEnd w:id="53"/>
-    <w:bookmarkEnd w:id="54"/>
-    <w:bookmarkStart w:id="59" w:name="Xa353585606127b16871c82a76a41f8eb71ab1c7"/>
+    <w:bookmarkStart w:id="58" w:name="Xa353585606127b16871c82a76a41f8eb71ab1c7"/>
     <w:p>
       <w:pPr>
         <w:pStyle w:val="Heading2"/>
@@ -4243,7 +2824,7 @@
         <w:t xml:space="preserve">11.7. Когда наблюдение дома заканчивается и как выбрать следующий шаг</w:t>
       </w:r>
     </w:p>
-    <w:bookmarkStart w:id="55" w:name="Xf34086d05b41535cea556c8012b240441309d57"/>
+    <w:bookmarkStart w:id="54" w:name="Xf34086d05b41535cea556c8012b240441309d57"/>
     <w:p>
       <w:pPr>
         <w:pStyle w:val="Heading3"/>
@@ -4409,8 +2990,8 @@
         <w:t xml:space="preserve">Отдельно — мысли о том, чтобы причинить вред себе или ребёнку. С ними едут не в роддом. Если есть план или намерение, а также если мысли о вреде ребёнку не пугают вас, звоните 112. Если плана нет — обратитесь за помощью в тот же день: к врачу, который вас ведёт, к психиатру или на телефон доверия (Тема 10, раздел 10.14).</w:t>
       </w:r>
     </w:p>
-    <w:bookmarkEnd w:id="55"/>
-    <w:bookmarkStart w:id="56" w:name="X0f31b58491c234ea38059ba72dc40356d0c6d0d"/>
+    <w:bookmarkEnd w:id="54"/>
+    <w:bookmarkStart w:id="55" w:name="X0f31b58491c234ea38059ba72dc40356d0c6d0d"/>
     <w:p>
       <w:pPr>
         <w:pStyle w:val="Heading3"/>
@@ -4726,14 +3307,48 @@
         <w:t xml:space="preserve">[ПРОВЕРИТЬ: вопрос врачу — давление 160/100 и выше разнесено по уровням 3 и 4 так же, как в 11.3 («в роддом сразу; если самочувствие тяжёлое или добраться не на чем — скорая»); КР ПЭ требует экстренной госпитализации, но не говорит, как добираться — DISPUTED-CLAIMS, строка 54]</w:t>
       </w:r>
     </w:p>
+    <w:bookmarkEnd w:id="55"/>
+    <w:bookmarkStart w:id="56" w:name="если-сомневаетесь-между-двумя-уровнями"/>
+    <w:p>
+      <w:pPr>
+        <w:pStyle w:val="Heading3"/>
+      </w:pPr>
+      <w:r>
+        <w:t xml:space="preserve">Если сомневаетесь между двумя уровнями</w:t>
+      </w:r>
+    </w:p>
+    <w:p>
+      <w:pPr>
+        <w:pStyle w:val="FirstParagraph"/>
+      </w:pPr>
+      <w:r>
+        <w:t xml:space="preserve">Если непонятно, хватит ли звонка или нужно ехать, выбирайте более высокий уровень. Позвонить в консультацию, а не ждать приёма. Поехать в роддом, а не ждать утра, чтобы позвонить.</w:t>
+      </w:r>
+    </w:p>
+    <w:p>
+      <w:pPr>
+        <w:pStyle w:val="BodyText"/>
+      </w:pPr>
+      <w:r>
+        <w:t xml:space="preserve">Экстренную помощь медицинская организация оказывает безотлагательно и бесплатно, отказ в ней не допускается.</w:t>
+      </w:r>
+    </w:p>
+    <w:p>
+      <w:pPr>
+        <w:pStyle w:val="BodyText"/>
+      </w:pPr>
+      <w:r>
+        <w:t xml:space="preserve">Обращение, после которого выяснилось, что всё в порядке, — нормальный исход: осматривают многих, чтобы не пропустить тех, кому помощь нужна (раздел 11.2).</w:t>
+      </w:r>
+    </w:p>
     <w:bookmarkEnd w:id="56"/>
-    <w:bookmarkStart w:id="57" w:name="если-сомневаетесь-между-двумя-уровнями"/>
+    <w:bookmarkStart w:id="57" w:name="ночью-в-выходные-в-поездке"/>
     <w:p>
       <w:pPr>
         <w:pStyle w:val="Heading3"/>
       </w:pPr>
       <w:r>
-        <w:t xml:space="preserve">Если сомневаетесь между двумя уровнями</w:t>
+        <w:t xml:space="preserve">Ночью, в выходные, в поездке</w:t>
       </w:r>
     </w:p>
     <w:p>
@@ -4741,33 +3356,103 @@
         <w:pStyle w:val="FirstParagraph"/>
       </w:pPr>
       <w:r>
-        <w:t xml:space="preserve">Если непонятно, хватит ли звонка или нужно ехать, выбирайте более высокий уровень. Позвонить в консультацию, а не ждать приёма. Поехать в роддом, а не ждать утра, чтобы позвонить.</w:t>
-      </w:r>
-    </w:p>
-    <w:p>
-      <w:pPr>
-        <w:pStyle w:val="BodyText"/>
-      </w:pPr>
-      <w:r>
-        <w:t xml:space="preserve">Экстренную помощь медицинская организация оказывает безотлагательно и бесплатно, отказ в ней не допускается.</w:t>
-      </w:r>
-    </w:p>
-    <w:p>
-      <w:pPr>
-        <w:pStyle w:val="BodyText"/>
-      </w:pPr>
-      <w:r>
-        <w:t xml:space="preserve">Обращение, после которого выяснилось, что всё в порядке, — нормальный исход: осматривают многих, чтобы не пропустить тех, кому помощь нужна (раздел 11.2).</w:t>
+        <w:t xml:space="preserve">Женская консультация работает по расписанию, а признаки, с которыми нужен уровень 2 или 3, появляются в любое время. Подготовьтесь заранее, пока ничего не случилось:</w:t>
+      </w:r>
+    </w:p>
+    <w:p>
+      <w:pPr>
+        <w:numPr>
+          <w:ilvl w:val="0"/>
+          <w:numId w:val="1024"/>
+        </w:numPr>
+        <w:pStyle w:val="Compact"/>
+      </w:pPr>
+      <w:r>
+        <w:t xml:space="preserve">узнайте, в какой роддом можно поехать ночью и как туда добраться, и сохраните его телефон и адрес;</w:t>
+      </w:r>
+    </w:p>
+    <w:p>
+      <w:pPr>
+        <w:numPr>
+          <w:ilvl w:val="0"/>
+          <w:numId w:val="1024"/>
+        </w:numPr>
+        <w:pStyle w:val="Compact"/>
+      </w:pPr>
+      <w:r>
+        <w:t xml:space="preserve">сохраните телефон женской консультации и спросите на приёме, кому звонить в нерабочее время, если вопрос не терпит до утра;</w:t>
+      </w:r>
+    </w:p>
+    <w:p>
+      <w:pPr>
+        <w:numPr>
+          <w:ilvl w:val="0"/>
+          <w:numId w:val="1024"/>
+        </w:numPr>
+        <w:pStyle w:val="Compact"/>
+      </w:pPr>
+      <w:r>
+        <w:t xml:space="preserve">держите обменную карту и паспорт с полисом в одном месте, а в поездках берите их с собой;</w:t>
+      </w:r>
+    </w:p>
+    <w:p>
+      <w:pPr>
+        <w:numPr>
+          <w:ilvl w:val="0"/>
+          <w:numId w:val="1024"/>
+        </w:numPr>
+        <w:pStyle w:val="Compact"/>
+      </w:pPr>
+      <w:r>
+        <w:t xml:space="preserve">в поездке заранее узнайте, где ближайший роддом: экстренную помощь окажут и там (выше);</w:t>
+      </w:r>
+    </w:p>
+    <w:p>
+      <w:pPr>
+        <w:numPr>
+          <w:ilvl w:val="0"/>
+          <w:numId w:val="1024"/>
+        </w:numPr>
+        <w:pStyle w:val="Compact"/>
+      </w:pPr>
+      <w:r>
+        <w:t xml:space="preserve">если придётся ехать в роддом, не садитесь за руль сами: попросите отвезти вас или вызовите скорую.</w:t>
+      </w:r>
+    </w:p>
+    <w:p>
+      <w:pPr>
+        <w:pStyle w:val="FirstParagraph"/>
+      </w:pPr>
+      <w:r>
+        <w:t xml:space="preserve">Если в нерабочее время случилось то, что требует уровня 2, дозвониться некуда и ждать до утра тревожно, поезжайте в приёмное отделение роддома. Там вас осмотрят и скажут, нужно ли что-то ещё.</w:t>
       </w:r>
     </w:p>
     <w:bookmarkEnd w:id="57"/>
-    <w:bookmarkStart w:id="58" w:name="ночью-в-выходные-в-поездке"/>
+    <w:bookmarkEnd w:id="58"/>
+    <w:bookmarkStart w:id="64" w:name="X4a1352b93cab00fb7876e46a85c86451a912cb0"/>
+    <w:p>
+      <w:pPr>
+        <w:pStyle w:val="Heading2"/>
+      </w:pPr>
+      <w:r>
+        <w:t xml:space="preserve">11.8. Как описать симптом врачу, диспетчеру или в приёмном отделении</w:t>
+      </w:r>
+    </w:p>
+    <w:p>
+      <w:pPr>
+        <w:pStyle w:val="FirstParagraph"/>
+      </w:pPr>
+      <w:r>
+        <w:t xml:space="preserve">Подбирать медицинские слова не нужно. Врач и диспетчер быстрее поймут простое описание с точными подробностями, чем термины.</w:t>
+      </w:r>
+    </w:p>
+    <w:bookmarkStart w:id="59" w:name="с-чего-начать"/>
     <w:p>
       <w:pPr>
         <w:pStyle w:val="Heading3"/>
       </w:pPr>
       <w:r>
-        <w:t xml:space="preserve">Ночью, в выходные, в поездке</w:t>
+        <w:t xml:space="preserve">С чего начать</w:t>
       </w:r>
     </w:p>
     <w:p>
@@ -4775,67 +3460,43 @@
         <w:pStyle w:val="FirstParagraph"/>
       </w:pPr>
       <w:r>
-        <w:t xml:space="preserve">Женская консультация работает по расписанию, а признаки, с которыми нужен уровень 2 или 3, появляются в любое время. Подготовьтесь заранее, пока ничего не случилось:</w:t>
-      </w:r>
-    </w:p>
-    <w:p>
-      <w:pPr>
-        <w:numPr>
-          <w:ilvl w:val="0"/>
-          <w:numId w:val="1024"/>
-        </w:numPr>
-        <w:pStyle w:val="Compact"/>
-      </w:pPr>
-      <w:r>
-        <w:t xml:space="preserve">узнайте, в какой роддом можно поехать ночью и как туда добраться, и сохраните его телефон и адрес;</w:t>
-      </w:r>
-    </w:p>
-    <w:p>
-      <w:pPr>
-        <w:numPr>
-          <w:ilvl w:val="0"/>
-          <w:numId w:val="1024"/>
-        </w:numPr>
-        <w:pStyle w:val="Compact"/>
-      </w:pPr>
-      <w:r>
-        <w:t xml:space="preserve">сохраните телефон женской консультации и спросите на приёме, кому звонить в нерабочее время, если вопрос не терпит до утра;</w:t>
-      </w:r>
-    </w:p>
-    <w:p>
-      <w:pPr>
-        <w:numPr>
-          <w:ilvl w:val="0"/>
-          <w:numId w:val="1024"/>
-        </w:numPr>
-        <w:pStyle w:val="Compact"/>
-      </w:pPr>
-      <w:r>
-        <w:t xml:space="preserve">держите обменную карту и паспорт с полисом в одном месте, а в поездках берите их с собой;</w:t>
-      </w:r>
-    </w:p>
-    <w:p>
-      <w:pPr>
-        <w:numPr>
-          <w:ilvl w:val="0"/>
-          <w:numId w:val="1024"/>
-        </w:numPr>
-        <w:pStyle w:val="Compact"/>
-      </w:pPr>
-      <w:r>
-        <w:t xml:space="preserve">в поездке заранее узнайте, где ближайший роддом: экстренную помощь окажут и там (выше);</w:t>
-      </w:r>
-    </w:p>
-    <w:p>
-      <w:pPr>
-        <w:numPr>
-          <w:ilvl w:val="0"/>
-          <w:numId w:val="1024"/>
-        </w:numPr>
-        <w:pStyle w:val="Compact"/>
-      </w:pPr>
-      <w:r>
-        <w:t xml:space="preserve">если придётся ехать в роддом, не садитесь за руль сами: попросите отвезти вас или вызовите скорую.</w:t>
+        <w:t xml:space="preserve">Первой фразой назовите срок беременности и главное, что происходит:</w:t>
+      </w:r>
+    </w:p>
+    <w:p>
+      <w:pPr>
+        <w:numPr>
+          <w:ilvl w:val="0"/>
+          <w:numId w:val="1025"/>
+        </w:numPr>
+        <w:pStyle w:val="Compact"/>
+      </w:pPr>
+      <w:r>
+        <w:t xml:space="preserve">«Срок 34 недели. Ребёнок с утра двигается намного слабее обычного, последний раз нормально чувствовала вчера вечером».</w:t>
+      </w:r>
+    </w:p>
+    <w:p>
+      <w:pPr>
+        <w:numPr>
+          <w:ilvl w:val="0"/>
+          <w:numId w:val="1025"/>
+        </w:numPr>
+        <w:pStyle w:val="Compact"/>
+      </w:pPr>
+      <w:r>
+        <w:t xml:space="preserve">«Срок 30 недель. Давление 165/110 при повторном измерении, болит голова и мелькает перед глазами».</w:t>
+      </w:r>
+    </w:p>
+    <w:p>
+      <w:pPr>
+        <w:numPr>
+          <w:ilvl w:val="0"/>
+          <w:numId w:val="1025"/>
+        </w:numPr>
+        <w:pStyle w:val="Compact"/>
+      </w:pPr>
+      <w:r>
+        <w:t xml:space="preserve">«Срок 20 недель. Из влагалища идёт кровь, промокла прокладка».</w:t>
       </w:r>
     </w:p>
     <w:p>
@@ -4843,91 +3504,11 @@
         <w:pStyle w:val="FirstParagraph"/>
       </w:pPr>
       <w:r>
-        <w:t xml:space="preserve">Если в нерабочее время случилось то, что требует уровня 2, дозвониться некуда и ждать до утра тревожно, поезжайте в приёмное отделение роддома. Там вас осмотрят и скажут, нужно ли что-то ещё.</w:t>
-      </w:r>
-    </w:p>
-    <w:bookmarkEnd w:id="58"/>
+        <w:t xml:space="preserve">Если вы беременны двойней, если были осложнения в прошлые беременности или есть хронические болезни, скажите об этом сразу после.</w:t>
+      </w:r>
+    </w:p>
     <w:bookmarkEnd w:id="59"/>
-    <w:bookmarkStart w:id="65" w:name="X4a1352b93cab00fb7876e46a85c86451a912cb0"/>
-    <w:p>
-      <w:pPr>
-        <w:pStyle w:val="Heading2"/>
-      </w:pPr>
-      <w:r>
-        <w:t xml:space="preserve">11.8. Как описать симптом врачу, диспетчеру или в приёмном отделении</w:t>
-      </w:r>
-    </w:p>
-    <w:p>
-      <w:pPr>
-        <w:pStyle w:val="FirstParagraph"/>
-      </w:pPr>
-      <w:r>
-        <w:t xml:space="preserve">Подбирать медицинские слова не нужно. Врач и диспетчер быстрее поймут простое описание с точными подробностями, чем термины.</w:t>
-      </w:r>
-    </w:p>
-    <w:bookmarkStart w:id="60" w:name="с-чего-начать"/>
-    <w:p>
-      <w:pPr>
-        <w:pStyle w:val="Heading3"/>
-      </w:pPr>
-      <w:r>
-        <w:t xml:space="preserve">С чего начать</w:t>
-      </w:r>
-    </w:p>
-    <w:p>
-      <w:pPr>
-        <w:pStyle w:val="FirstParagraph"/>
-      </w:pPr>
-      <w:r>
-        <w:t xml:space="preserve">Первой фразой назовите срок беременности и главное, что происходит:</w:t>
-      </w:r>
-    </w:p>
-    <w:p>
-      <w:pPr>
-        <w:numPr>
-          <w:ilvl w:val="0"/>
-          <w:numId w:val="1025"/>
-        </w:numPr>
-        <w:pStyle w:val="Compact"/>
-      </w:pPr>
-      <w:r>
-        <w:t xml:space="preserve">«Срок 34 недели. Ребёнок с утра двигается намного слабее обычного, последний раз нормально чувствовала вчера вечером».</w:t>
-      </w:r>
-    </w:p>
-    <w:p>
-      <w:pPr>
-        <w:numPr>
-          <w:ilvl w:val="0"/>
-          <w:numId w:val="1025"/>
-        </w:numPr>
-        <w:pStyle w:val="Compact"/>
-      </w:pPr>
-      <w:r>
-        <w:t xml:space="preserve">«Срок 30 недель. Давление 165/110 при повторном измерении, болит голова и мелькает перед глазами».</w:t>
-      </w:r>
-    </w:p>
-    <w:p>
-      <w:pPr>
-        <w:numPr>
-          <w:ilvl w:val="0"/>
-          <w:numId w:val="1025"/>
-        </w:numPr>
-        <w:pStyle w:val="Compact"/>
-      </w:pPr>
-      <w:r>
-        <w:t xml:space="preserve">«Срок 20 недель. Из влагалища идёт кровь, промокла прокладка».</w:t>
-      </w:r>
-    </w:p>
-    <w:p>
-      <w:pPr>
-        <w:pStyle w:val="FirstParagraph"/>
-      </w:pPr>
-      <w:r>
-        <w:t xml:space="preserve">Если вы беременны двойней, если были осложнения в прошлые беременности или есть хронические болезни, скажите об этом сразу после.</w:t>
-      </w:r>
-    </w:p>
-    <w:bookmarkEnd w:id="60"/>
-    <w:bookmarkStart w:id="61" w:name="что-рассказать-о-симптоме"/>
+    <w:bookmarkStart w:id="60" w:name="что-рассказать-о-симптоме"/>
     <w:p>
       <w:pPr>
         <w:pStyle w:val="Heading3"/>
@@ -5054,14 +3635,32 @@
         <w:t xml:space="preserve">— температура, тошнота, головокружение, слабость, выделения, изменение шевелений.</w:t>
       </w:r>
     </w:p>
+    <w:bookmarkEnd w:id="60"/>
+    <w:bookmarkStart w:id="61" w:name="какие-цифры-назвать"/>
+    <w:p>
+      <w:pPr>
+        <w:pStyle w:val="Heading3"/>
+      </w:pPr>
+      <w:r>
+        <w:t xml:space="preserve">Какие цифры назвать</w:t>
+      </w:r>
+    </w:p>
+    <w:p>
+      <w:pPr>
+        <w:pStyle w:val="FirstParagraph"/>
+      </w:pPr>
+      <w:r>
+        <w:t xml:space="preserve">Если вы что-то измеряли, назовите цифры и время: давление с указанием, на какой руке и сколько раз мерили; температуру; пульс. Для шевелений — когда последний раз ребёнок двигался как обычно. Если ведёте дневник, возьмите его с собой (раздел 11.5).</w:t>
+      </w:r>
+    </w:p>
     <w:bookmarkEnd w:id="61"/>
-    <w:bookmarkStart w:id="62" w:name="какие-цифры-назвать"/>
+    <w:bookmarkStart w:id="62" w:name="что-уже-сделано"/>
     <w:p>
       <w:pPr>
         <w:pStyle w:val="Heading3"/>
       </w:pPr>
       <w:r>
-        <w:t xml:space="preserve">Какие цифры назвать</w:t>
+        <w:t xml:space="preserve">Что уже сделано</w:t>
       </w:r>
     </w:p>
     <w:p>
@@ -5069,17 +3668,170 @@
         <w:pStyle w:val="FirstParagraph"/>
       </w:pPr>
       <w:r>
-        <w:t xml:space="preserve">Если вы что-то измеряли, назовите цифры и время: давление с указанием, на какой руке и сколько раз мерили; температуру; пульс. Для шевелений — когда последний раз ребёнок двигался как обычно. Если ведёте дневник, возьмите его с собой (раздел 11.5).</w:t>
+        <w:t xml:space="preserve">Скажите, что вы уже предприняли: какое лекарство приняли, в какой дозе и во сколько, помогло ли. Это влияет на то, что покажет осмотр и какое лечение выберут (как называть лекарство — Тема 7, раздел 7.17).</w:t>
       </w:r>
     </w:p>
     <w:bookmarkEnd w:id="62"/>
-    <w:bookmarkStart w:id="63" w:name="что-уже-сделано"/>
+    <w:bookmarkStart w:id="63" w:name="что-взять-с-собой"/>
     <w:p>
       <w:pPr>
         <w:pStyle w:val="Heading3"/>
       </w:pPr>
       <w:r>
-        <w:t xml:space="preserve">Что уже сделано</w:t>
+        <w:t xml:space="preserve">Что взять с собой</w:t>
+      </w:r>
+    </w:p>
+    <w:p>
+      <w:pPr>
+        <w:numPr>
+          <w:ilvl w:val="0"/>
+          <w:numId w:val="1027"/>
+        </w:numPr>
+        <w:pStyle w:val="Compact"/>
+      </w:pPr>
+      <w:r>
+        <w:t xml:space="preserve">обменную карту;</w:t>
+      </w:r>
+    </w:p>
+    <w:p>
+      <w:pPr>
+        <w:numPr>
+          <w:ilvl w:val="0"/>
+          <w:numId w:val="1027"/>
+        </w:numPr>
+        <w:pStyle w:val="Compact"/>
+      </w:pPr>
+      <w:r>
+        <w:t xml:space="preserve">паспорт и полис ОМС;</w:t>
+      </w:r>
+    </w:p>
+    <w:p>
+      <w:pPr>
+        <w:numPr>
+          <w:ilvl w:val="0"/>
+          <w:numId w:val="1027"/>
+        </w:numPr>
+        <w:pStyle w:val="Compact"/>
+      </w:pPr>
+      <w:r>
+        <w:t xml:space="preserve">список лекарств, которые вы принимаете, или сами упаковки;</w:t>
+      </w:r>
+    </w:p>
+    <w:p>
+      <w:pPr>
+        <w:numPr>
+          <w:ilvl w:val="0"/>
+          <w:numId w:val="1027"/>
+        </w:numPr>
+        <w:pStyle w:val="Compact"/>
+      </w:pPr>
+      <w:r>
+        <w:t xml:space="preserve">дневник, если вели;</w:t>
+      </w:r>
+    </w:p>
+    <w:p>
+      <w:pPr>
+        <w:numPr>
+          <w:ilvl w:val="0"/>
+          <w:numId w:val="1027"/>
+        </w:numPr>
+        <w:pStyle w:val="Compact"/>
+      </w:pPr>
+      <w:r>
+        <w:t xml:space="preserve">телефон и зарядку.</w:t>
+      </w:r>
+    </w:p>
+    <w:bookmarkEnd w:id="63"/>
+    <w:bookmarkEnd w:id="64"/>
+    <w:bookmarkStart w:id="65" w:name="коротко-о-главном-итоги-главы"/>
+    <w:p>
+      <w:pPr>
+        <w:pStyle w:val="Heading2"/>
+      </w:pPr>
+      <w:r>
+        <w:t xml:space="preserve">Коротко о главном (Итоги главы)</w:t>
+      </w:r>
+    </w:p>
+    <w:p>
+      <w:pPr>
+        <w:numPr>
+          <w:ilvl w:val="0"/>
+          <w:numId w:val="1028"/>
+        </w:numPr>
+        <w:pStyle w:val="Compact"/>
+      </w:pPr>
+      <w:r>
+        <w:t xml:space="preserve">Дома можно и нужно замечать изменения: в самочувствии, выделениях, шевелениях ребёнка, а если врач назначил — в давлении. Определить причину дома нельзя; это делают осмотр и обследование.</w:t>
+      </w:r>
+    </w:p>
+    <w:p>
+      <w:pPr>
+        <w:numPr>
+          <w:ilvl w:val="0"/>
+          <w:numId w:val="1028"/>
+        </w:numPr>
+        <w:pStyle w:val="Compact"/>
+      </w:pPr>
+      <w:r>
+        <w:t xml:space="preserve">После 26 недель каждый день замечайте, как двигается ваш ребёнок; считать по таблице всем не нужно. Если шевелений нет или они явно слабее — поезжайте сразу; если сомневаетесь — 2 часа на левом боку, меньше 6 отчётливых шевелений — немедленно в роддом. Не ждите утра и не проверяйте сердцебиение домашним допплером.</w:t>
+      </w:r>
+    </w:p>
+    <w:p>
+      <w:pPr>
+        <w:numPr>
+          <w:ilvl w:val="0"/>
+          <w:numId w:val="1028"/>
+        </w:numPr>
+        <w:pStyle w:val="Compact"/>
+      </w:pPr>
+      <w:r>
+        <w:t xml:space="preserve">Давление измеряют по правилам: после 5 минут покоя, сидя, рука на уровне сердца, несколько измерений подряд. Одна высокая цифра — повод повторить измерение через 15 минут. Повторно 140/90 и выше — связаться с врачом в тот же день, 160 и выше верхнее или 100 и выше нижнее — ехать в роддом сразу или вызывать скорую.</w:t>
+      </w:r>
+    </w:p>
+    <w:p>
+      <w:pPr>
+        <w:numPr>
+          <w:ilvl w:val="0"/>
+          <w:numId w:val="1028"/>
+        </w:numPr>
+        <w:pStyle w:val="Compact"/>
+      </w:pPr>
+      <w:r>
+        <w:t xml:space="preserve">Головная боль, нарушения зрения, боль под ложечкой, внезапный отёк лица и кистей во второй половине беременности требуют срочного осмотра независимо от того, что показал тонометр.</w:t>
+      </w:r>
+    </w:p>
+    <w:p>
+      <w:pPr>
+        <w:numPr>
+          <w:ilvl w:val="0"/>
+          <w:numId w:val="1028"/>
+        </w:numPr>
+        <w:pStyle w:val="Compact"/>
+      </w:pPr>
+      <w:r>
+        <w:t xml:space="preserve">Если сомневаетесь между звонком и поездкой, выбирайте поездку. Обращение, после которого всё оказалось в порядке, — нормальный исход.</w:t>
+      </w:r>
+    </w:p>
+    <w:p>
+      <w:pPr>
+        <w:numPr>
+          <w:ilvl w:val="0"/>
+          <w:numId w:val="1028"/>
+        </w:numPr>
+        <w:pStyle w:val="Compact"/>
+      </w:pPr>
+      <w:r>
+        <w:t xml:space="preserve">Кровотечение, подтекание вод, сильная боль в животе, судороги, внезапная одышка, отёк одной ноги, уменьшение шевелений — повод не наблюдать, а ехать в роддом или вызывать скорую (103 или 112).</w:t>
+      </w:r>
+    </w:p>
+    <w:bookmarkEnd w:id="65"/>
+    <w:bookmarkStart w:id="87" w:name="клинические-и-научные-источники"/>
+    <w:p>
+      <w:pPr>
+        <w:pStyle w:val="Heading2"/>
+      </w:pPr>
+      <w:r>
+        <w:t xml:space="preserve">Клинические и научные источники</w:t>
       </w:r>
     </w:p>
     <w:p>
@@ -5087,178 +3839,19 @@
         <w:pStyle w:val="FirstParagraph"/>
       </w:pPr>
       <w:r>
-        <w:t xml:space="preserve">Скажите, что вы уже предприняли: какое лекарство приняли, в какой дозе и во сколько, помогло ли. Это влияет на то, что покажет осмотр и какое лечение выберут (как называть лекарство — Тема 7, раздел 7.17).</w:t>
-      </w:r>
-    </w:p>
-    <w:bookmarkEnd w:id="63"/>
-    <w:bookmarkStart w:id="64" w:name="что-взять-с-собой"/>
-    <w:p>
-      <w:pPr>
-        <w:pStyle w:val="Heading3"/>
-      </w:pPr>
-      <w:r>
-        <w:t xml:space="preserve">Что взять с собой</w:t>
-      </w:r>
-    </w:p>
-    <w:p>
-      <w:pPr>
-        <w:numPr>
-          <w:ilvl w:val="0"/>
-          <w:numId w:val="1027"/>
-        </w:numPr>
-        <w:pStyle w:val="Compact"/>
-      </w:pPr>
-      <w:r>
-        <w:t xml:space="preserve">обменную карту;</w:t>
-      </w:r>
-    </w:p>
-    <w:p>
-      <w:pPr>
-        <w:numPr>
-          <w:ilvl w:val="0"/>
-          <w:numId w:val="1027"/>
-        </w:numPr>
-        <w:pStyle w:val="Compact"/>
-      </w:pPr>
-      <w:r>
-        <w:t xml:space="preserve">паспорт и полис ОМС;</w:t>
-      </w:r>
-    </w:p>
-    <w:p>
-      <w:pPr>
-        <w:numPr>
-          <w:ilvl w:val="0"/>
-          <w:numId w:val="1027"/>
-        </w:numPr>
-        <w:pStyle w:val="Compact"/>
-      </w:pPr>
-      <w:r>
-        <w:t xml:space="preserve">список лекарств, которые вы принимаете, или сами упаковки;</w:t>
-      </w:r>
-    </w:p>
-    <w:p>
-      <w:pPr>
-        <w:numPr>
-          <w:ilvl w:val="0"/>
-          <w:numId w:val="1027"/>
-        </w:numPr>
-        <w:pStyle w:val="Compact"/>
-      </w:pPr>
-      <w:r>
-        <w:t xml:space="preserve">дневник, если вели;</w:t>
-      </w:r>
-    </w:p>
-    <w:p>
-      <w:pPr>
-        <w:numPr>
-          <w:ilvl w:val="0"/>
-          <w:numId w:val="1027"/>
-        </w:numPr>
-        <w:pStyle w:val="Compact"/>
-      </w:pPr>
-      <w:r>
-        <w:t xml:space="preserve">телефон и зарядку.</w:t>
-      </w:r>
-    </w:p>
-    <w:bookmarkEnd w:id="64"/>
-    <w:bookmarkEnd w:id="65"/>
-    <w:bookmarkStart w:id="66" w:name="коротко-о-главном-итоги-главы"/>
-    <w:p>
-      <w:pPr>
-        <w:pStyle w:val="Heading2"/>
-      </w:pPr>
-      <w:r>
-        <w:t xml:space="preserve">Коротко о главном (Итоги главы)</w:t>
-      </w:r>
-    </w:p>
-    <w:p>
-      <w:pPr>
-        <w:numPr>
-          <w:ilvl w:val="0"/>
-          <w:numId w:val="1028"/>
-        </w:numPr>
-        <w:pStyle w:val="Compact"/>
-      </w:pPr>
-      <w:r>
-        <w:t xml:space="preserve">Дома можно и нужно замечать изменения: в самочувствии, выделениях, шевелениях ребёнка, а если врач назначил — в давлении. Определить причину дома нельзя; это делают осмотр и обследование.</w:t>
-      </w:r>
-    </w:p>
-    <w:p>
-      <w:pPr>
-        <w:numPr>
-          <w:ilvl w:val="0"/>
-          <w:numId w:val="1028"/>
-        </w:numPr>
-        <w:pStyle w:val="Compact"/>
-      </w:pPr>
-      <w:r>
-        <w:t xml:space="preserve">После 26 недель каждый день замечайте, как двигается ваш ребёнок; считать по таблице всем не нужно. Если шевелений нет или они явно слабее — поезжайте сразу; если сомневаетесь — 2 часа на левом боку, меньше 6 отчётливых шевелений — немедленно в роддом. Не ждите утра и не проверяйте сердцебиение домашним допплером.</w:t>
-      </w:r>
-    </w:p>
-    <w:p>
-      <w:pPr>
-        <w:numPr>
-          <w:ilvl w:val="0"/>
-          <w:numId w:val="1028"/>
-        </w:numPr>
-        <w:pStyle w:val="Compact"/>
-      </w:pPr>
-      <w:r>
-        <w:t xml:space="preserve">Давление измеряют по правилам: после 5 минут покоя, сидя, рука на уровне сердца, несколько измерений подряд. Одна высокая цифра — повод повторить измерение через 15 минут. Повторно 140/90 и выше — связаться с врачом в тот же день, 160 и выше верхнее или 100 и выше нижнее — ехать в роддом сразу или вызывать скорую.</w:t>
-      </w:r>
-    </w:p>
-    <w:p>
-      <w:pPr>
-        <w:numPr>
-          <w:ilvl w:val="0"/>
-          <w:numId w:val="1028"/>
-        </w:numPr>
-        <w:pStyle w:val="Compact"/>
-      </w:pPr>
-      <w:r>
-        <w:t xml:space="preserve">Головная боль, нарушения зрения, боль под ложечкой, внезапный отёк лица и кистей во второй половине беременности требуют срочного осмотра независимо от того, что показал тонометр.</w:t>
-      </w:r>
-    </w:p>
-    <w:p>
-      <w:pPr>
-        <w:numPr>
-          <w:ilvl w:val="0"/>
-          <w:numId w:val="1028"/>
-        </w:numPr>
-        <w:pStyle w:val="Compact"/>
-      </w:pPr>
-      <w:r>
-        <w:t xml:space="preserve">Если сомневаетесь между звонком и поездкой, выбирайте поездку. Обращение, после которого всё оказалось в порядке, — нормальный исход.</w:t>
-      </w:r>
-    </w:p>
-    <w:p>
-      <w:pPr>
-        <w:numPr>
-          <w:ilvl w:val="0"/>
-          <w:numId w:val="1028"/>
-        </w:numPr>
-        <w:pStyle w:val="Compact"/>
-      </w:pPr>
-      <w:r>
-        <w:t xml:space="preserve">Кровотечение, подтекание вод, сильная боль в животе, судороги, внезапная одышка, отёк одной ноги, уменьшение шевелений — повод не наблюдать, а ехать в роддом или вызывать скорую (103 или 112).</w:t>
-      </w:r>
-    </w:p>
-    <w:bookmarkEnd w:id="66"/>
-    <w:bookmarkStart w:id="88" w:name="клинические-и-научные-источники"/>
-    <w:p>
-      <w:pPr>
-        <w:pStyle w:val="Heading2"/>
-      </w:pPr>
-      <w:r>
-        <w:t xml:space="preserve">Клинические и научные источники</w:t>
-      </w:r>
-    </w:p>
-    <w:p>
-      <w:pPr>
-        <w:pStyle w:val="FirstParagraph"/>
-      </w:pPr>
-      <w:r>
         <w:t xml:space="preserve">Список сгруппирован по разделам главы. Каждая запись устроена одинаково: сначала источник — название кликабельно, — затем после тире то, какое именно утверждение главы на нём стоит. Курсивом добавлены оговорки: где документ недоступен напрямую, где сверка не доводилась до первоисточника, где данные в прежней версии списка были указаны неверно. Все ссылки проверены 15.10.2026.</w:t>
+      </w:r>
+    </w:p>
+    <w:p>
+      <w:pPr>
+        <w:pStyle w:val="BodyText"/>
+      </w:pPr>
+      <w:r>
+        <w:rPr>
+          <w:iCs/>
+          <w:i/>
+        </w:rPr>
+        <w:t xml:space="preserve">Отметка «11.6» в записях ниже относится и к Разделу 0: таблица срочности перенесена из раздела 11.6 в навигатор, объединённый с Разделом 0, 20.10.2026.</w:t>
       </w:r>
     </w:p>
     <w:p>
@@ -5287,7 +3880,7 @@
       <w:r>
         <w:t xml:space="preserve"> </w:t>
       </w:r>
-      <w:hyperlink r:id="rId67">
+      <w:hyperlink r:id="rId66">
         <w:r>
           <w:rPr>
             <w:rStyle w:val="Hyperlink"/>
@@ -5345,7 +3938,7 @@
       <w:r>
         <w:t xml:space="preserve"> </w:t>
       </w:r>
-      <w:hyperlink r:id="rId68">
+      <w:hyperlink r:id="rId67">
         <w:r>
           <w:rPr>
             <w:rStyle w:val="Hyperlink"/>
@@ -5393,7 +3986,7 @@
       <w:r>
         <w:t xml:space="preserve"> </w:t>
       </w:r>
-      <w:hyperlink r:id="rId69">
+      <w:hyperlink r:id="rId68">
         <w:r>
           <w:rPr>
             <w:rStyle w:val="Hyperlink"/>
@@ -5429,7 +4022,7 @@
       <w:r>
         <w:t xml:space="preserve"> </w:t>
       </w:r>
-      <w:hyperlink r:id="rId70">
+      <w:hyperlink r:id="rId69">
         <w:r>
           <w:rPr>
             <w:rStyle w:val="Hyperlink"/>
@@ -5477,7 +4070,7 @@
       <w:r>
         <w:t xml:space="preserve"> </w:t>
       </w:r>
-      <w:hyperlink r:id="rId71">
+      <w:hyperlink r:id="rId70">
         <w:r>
           <w:rPr>
             <w:rStyle w:val="Hyperlink"/>
@@ -5510,7 +4103,7 @@
       <w:r>
         <w:t xml:space="preserve">Whitworth M., Fisher M., Heazell A. et al. </w:t>
       </w:r>
-      <w:hyperlink r:id="rId72">
+      <w:hyperlink r:id="rId71">
         <w:r>
           <w:rPr>
             <w:rStyle w:val="Hyperlink"/>
@@ -5546,7 +4139,7 @@
       <w:r>
         <w:t xml:space="preserve"> </w:t>
       </w:r>
-      <w:hyperlink r:id="rId73">
+      <w:hyperlink r:id="rId72">
         <w:r>
           <w:rPr>
             <w:rStyle w:val="Hyperlink"/>
@@ -5572,7 +4165,7 @@
       <w:r>
         <w:t xml:space="preserve"> </w:t>
       </w:r>
-      <w:hyperlink r:id="rId74">
+      <w:hyperlink r:id="rId73">
         <w:r>
           <w:rPr>
             <w:rStyle w:val="Hyperlink"/>
@@ -5620,7 +4213,7 @@
       <w:r>
         <w:t xml:space="preserve"> </w:t>
       </w:r>
-      <w:hyperlink r:id="rId75">
+      <w:hyperlink r:id="rId74">
         <w:r>
           <w:rPr>
             <w:rStyle w:val="Hyperlink"/>
@@ -5656,7 +4249,7 @@
       <w:r>
         <w:t xml:space="preserve"> </w:t>
       </w:r>
-      <w:hyperlink r:id="rId76">
+      <w:hyperlink r:id="rId75">
         <w:r>
           <w:rPr>
             <w:rStyle w:val="Hyperlink"/>
@@ -5682,7 +4275,7 @@
       <w:r>
         <w:t xml:space="preserve"> </w:t>
       </w:r>
-      <w:hyperlink r:id="rId77">
+      <w:hyperlink r:id="rId76">
         <w:r>
           <w:rPr>
             <w:rStyle w:val="Hyperlink"/>
@@ -5730,7 +4323,7 @@
       <w:r>
         <w:t xml:space="preserve"> </w:t>
       </w:r>
-      <w:hyperlink r:id="rId78">
+      <w:hyperlink r:id="rId77">
         <w:r>
           <w:rPr>
             <w:rStyle w:val="Hyperlink"/>
@@ -5766,7 +4359,7 @@
       <w:r>
         <w:t xml:space="preserve"> </w:t>
       </w:r>
-      <w:hyperlink r:id="rId79">
+      <w:hyperlink r:id="rId78">
         <w:r>
           <w:rPr>
             <w:rStyle w:val="Hyperlink"/>
@@ -5814,7 +4407,7 @@
       <w:r>
         <w:t xml:space="preserve"> </w:t>
       </w:r>
-      <w:hyperlink r:id="rId80">
+      <w:hyperlink r:id="rId79">
         <w:r>
           <w:rPr>
             <w:rStyle w:val="Hyperlink"/>
@@ -5842,7 +4435,7 @@
         </w:rPr>
         <w:t xml:space="preserve"> </w:t>
       </w:r>
-      <w:hyperlink r:id="rId81">
+      <w:hyperlink r:id="rId80">
         <w:r>
           <w:rPr>
             <w:rStyle w:val="Hyperlink"/>
@@ -5881,7 +4474,7 @@
       <w:r>
         <w:t xml:space="preserve"> </w:t>
       </w:r>
-      <w:hyperlink r:id="rId82">
+      <w:hyperlink r:id="rId81">
         <w:r>
           <w:rPr>
             <w:rStyle w:val="Hyperlink"/>
@@ -5917,7 +4510,7 @@
       <w:r>
         <w:t xml:space="preserve"> </w:t>
       </w:r>
-      <w:hyperlink r:id="rId83">
+      <w:hyperlink r:id="rId82">
         <w:r>
           <w:rPr>
             <w:rStyle w:val="Hyperlink"/>
@@ -5953,7 +4546,7 @@
       <w:r>
         <w:t xml:space="preserve"> </w:t>
       </w:r>
-      <w:hyperlink r:id="rId84">
+      <w:hyperlink r:id="rId83">
         <w:r>
           <w:rPr>
             <w:rStyle w:val="Hyperlink"/>
@@ -5991,7 +4584,7 @@
       <w:r>
         <w:t xml:space="preserve"> </w:t>
       </w:r>
-      <w:hyperlink r:id="rId85">
+      <w:hyperlink r:id="rId84">
         <w:r>
           <w:rPr>
             <w:rStyle w:val="Hyperlink"/>
@@ -6036,7 +4629,7 @@
         </w:numPr>
         <w:pStyle w:val="Compact"/>
       </w:pPr>
-      <w:hyperlink r:id="rId86">
+      <w:hyperlink r:id="rId85">
         <w:r>
           <w:rPr>
             <w:rStyle w:val="Hyperlink"/>
@@ -6062,7 +4655,7 @@
       <w:r>
         <w:t xml:space="preserve"> </w:t>
       </w:r>
-      <w:hyperlink r:id="rId87">
+      <w:hyperlink r:id="rId86">
         <w:r>
           <w:rPr>
             <w:rStyle w:val="Hyperlink"/>
@@ -6074,8 +4667,8 @@
         <w:t xml:space="preserve">, 29.07.2022 — скорая помощь с мобильного — 103, единый номер экстренных служб — 112 (11.2, 11.6, 11.7, итоги).</w:t>
       </w:r>
     </w:p>
+    <w:bookmarkEnd w:id="87"/>
     <w:bookmarkEnd w:id="88"/>
-    <w:bookmarkEnd w:id="89"/>
     <w:sectPr/>
   </w:body>
 </w:document>
